--- a/case-study-pack/docx/HMF-Grading-Guide.docx
+++ b/case-study-pack/docx/HMF-Grading-Guide.docx
@@ -954,6 +954,589 @@
                 <w:szCs w:val="19"/>
               </w:rPr>
               <w:t xml:space="preserve">under 40 / 100</w:t>
+            </w:r>
+          </w:p>
+        </w:tc>
+      </w:tr>
+    </w:tbl>
+    <w:p>
+      <w:pPr>
+        <w:pageBreakBefore/>
+        <w:spacing w:after="0" w:before="0" w:line="276"/>
+      </w:pPr>
+    </w:p>
+    <w:p>
+      <w:pPr>
+        <w:spacing w:after="40" w:before="0" w:line="276"/>
+      </w:pPr>
+      <w:r>
+        <w:rPr>
+          <w:rFonts w:ascii="Calibri" w:cs="Calibri" w:eastAsia="Calibri" w:hAnsi="Calibri"/>
+          <w:b/>
+          <w:bCs/>
+          <w:caps/>
+          <w:color w:val="036C8F"/>
+          <w:sz w:val="16"/>
+          <w:szCs w:val="16"/>
+        </w:rPr>
+        <w:t xml:space="preserve">How to evaluate the workbook</w:t>
+      </w:r>
+    </w:p>
+    <w:p>
+      <w:pPr>
+        <w:pBdr>
+          <w:bottom w:val="single" w:color="00BCEB" w:sz="18"/>
+        </w:pBdr>
+        <w:spacing w:after="120"/>
+      </w:pPr>
+      <w:r>
+        <w:rPr>
+          <w:rFonts w:ascii="Calibri" w:cs="Calibri" w:eastAsia="Calibri" w:hAnsi="Calibri"/>
+          <w:color w:val="14263A"/>
+          <w:sz w:val="2"/>
+          <w:szCs w:val="2"/>
+        </w:rPr>
+        <w:t xml:space="preserve"/>
+      </w:r>
+    </w:p>
+    <w:p>
+      <w:pPr>
+        <w:spacing w:after="80" w:before="180" w:line="276"/>
+      </w:pPr>
+      <w:r>
+        <w:rPr>
+          <w:rFonts w:ascii="Calibri" w:cs="Calibri" w:eastAsia="Calibri" w:hAnsi="Calibri"/>
+          <w:b/>
+          <w:bCs/>
+          <w:color w:val="0D274D"/>
+          <w:sz w:val="30"/>
+          <w:szCs w:val="30"/>
+        </w:rPr>
+        <w:t xml:space="preserve">Evaluating a team's submission</w:t>
+      </w:r>
+    </w:p>
+    <w:p>
+      <w:pPr>
+        <w:spacing w:after="100" w:before="0" w:line="276"/>
+      </w:pPr>
+      <w:r>
+        <w:rPr>
+          <w:rFonts w:ascii="Calibri" w:cs="Calibri" w:eastAsia="Calibri" w:hAnsi="Calibri"/>
+          <w:color w:val="3A4C63"/>
+          <w:sz w:val="21"/>
+          <w:szCs w:val="21"/>
+        </w:rPr>
+        <w:t xml:space="preserve">Each team submits a completed Workbook. Work through it one case study at a time using the broken-down expected answers on the pages that follow.</w:t>
+      </w:r>
+    </w:p>
+    <w:tbl>
+      <w:tblPr>
+        <w:tblW w:type="dxa" w:w="9360"/>
+        <w:tblBorders>
+          <w:top w:val="single" w:color="C4D2E2" w:sz="6"/>
+          <w:left w:val="single" w:color="C4D2E2" w:sz="6"/>
+          <w:bottom w:val="single" w:color="C4D2E2" w:sz="6"/>
+          <w:right w:val="single" w:color="C4D2E2" w:sz="6"/>
+          <w:insideH w:val="none" w:color="FFFFFF" w:sz="0"/>
+          <w:insideV w:val="none" w:color="FFFFFF" w:sz="0"/>
+        </w:tblBorders>
+      </w:tblPr>
+      <w:tblGrid>
+        <w:gridCol w:w="640"/>
+        <w:gridCol w:w="8720"/>
+      </w:tblGrid>
+      <w:tr>
+        <w:tc>
+          <w:tcPr>
+            <w:tcW w:type="dxa" w:w="640"/>
+            <w:tcBorders>
+              <w:top w:val="none" w:color="FFFFFF" w:sz="0"/>
+              <w:left w:val="none" w:color="FFFFFF" w:sz="0"/>
+              <w:bottom w:val="none" w:color="FFFFFF" w:sz="0"/>
+              <w:right w:val="none" w:color="FFFFFF" w:sz="0"/>
+            </w:tcBorders>
+            <w:shd w:fill="0D274D" w:color="auto" w:val="clear"/>
+            <w:tcMar>
+              <w:top w:type="dxa" w:w="70"/>
+              <w:left w:type="dxa" w:w="150"/>
+              <w:bottom w:type="dxa" w:w="70"/>
+              <w:right w:type="dxa" w:w="80"/>
+            </w:tcMar>
+            <w:vAlign w:val="center"/>
+          </w:tcPr>
+          <w:p>
+            <w:pPr>
+              <w:spacing w:after="0" w:before="0" w:line="276"/>
+              <w:jc w:val="center"/>
+            </w:pPr>
+            <w:r>
+              <w:rPr>
+                <w:rFonts w:ascii="Calibri" w:cs="Calibri" w:eastAsia="Calibri" w:hAnsi="Calibri"/>
+                <w:b/>
+                <w:bCs/>
+                <w:color w:val="FFFFFF"/>
+                <w:sz w:val="19"/>
+                <w:szCs w:val="19"/>
+              </w:rPr>
+              <w:t xml:space="preserve">1</w:t>
+            </w:r>
+          </w:p>
+        </w:tc>
+        <w:tc>
+          <w:tcPr>
+            <w:tcW w:type="dxa" w:w="8720"/>
+            <w:tcBorders>
+              <w:top w:val="none" w:color="FFFFFF" w:sz="0"/>
+              <w:left w:val="none" w:color="FFFFFF" w:sz="0"/>
+              <w:bottom w:val="none" w:color="FFFFFF" w:sz="0"/>
+              <w:right w:val="none" w:color="FFFFFF" w:sz="0"/>
+            </w:tcBorders>
+            <w:tcMar>
+              <w:top w:type="dxa" w:w="80"/>
+              <w:left w:type="dxa" w:w="150"/>
+              <w:bottom w:type="dxa" w:w="80"/>
+              <w:right w:type="dxa" w:w="140"/>
+            </w:tcMar>
+            <w:vAlign w:val="center"/>
+          </w:tcPr>
+          <w:p>
+            <w:pPr>
+              <w:spacing w:after="0" w:before="0" w:line="276"/>
+            </w:pPr>
+            <w:r>
+              <w:rPr>
+                <w:rFonts w:ascii="Calibri" w:cs="Calibri" w:eastAsia="Calibri" w:hAnsi="Calibri"/>
+                <w:color w:val="33465F"/>
+                <w:sz w:val="21"/>
+                <w:szCs w:val="21"/>
+              </w:rPr>
+              <w:t xml:space="preserve">Collect each team's Workbook and check that all four case studies have been attempted.</w:t>
+            </w:r>
+          </w:p>
+        </w:tc>
+      </w:tr>
+      <w:tr>
+        <w:tc>
+          <w:tcPr>
+            <w:tcW w:type="dxa" w:w="640"/>
+            <w:tcBorders>
+              <w:top w:val="single" w:color="E4EBF3" w:sz="4"/>
+              <w:left w:val="none" w:color="FFFFFF" w:sz="0"/>
+              <w:bottom w:val="none" w:color="FFFFFF" w:sz="0"/>
+              <w:right w:val="none" w:color="FFFFFF" w:sz="0"/>
+            </w:tcBorders>
+            <w:shd w:fill="0D274D" w:color="auto" w:val="clear"/>
+            <w:tcMar>
+              <w:top w:type="dxa" w:w="70"/>
+              <w:left w:type="dxa" w:w="150"/>
+              <w:bottom w:type="dxa" w:w="70"/>
+              <w:right w:type="dxa" w:w="80"/>
+            </w:tcMar>
+            <w:vAlign w:val="center"/>
+          </w:tcPr>
+          <w:p>
+            <w:pPr>
+              <w:spacing w:after="0" w:before="0" w:line="276"/>
+              <w:jc w:val="center"/>
+            </w:pPr>
+            <w:r>
+              <w:rPr>
+                <w:rFonts w:ascii="Calibri" w:cs="Calibri" w:eastAsia="Calibri" w:hAnsi="Calibri"/>
+                <w:b/>
+                <w:bCs/>
+                <w:color w:val="FFFFFF"/>
+                <w:sz w:val="19"/>
+                <w:szCs w:val="19"/>
+              </w:rPr>
+              <w:t xml:space="preserve">2</w:t>
+            </w:r>
+          </w:p>
+        </w:tc>
+        <w:tc>
+          <w:tcPr>
+            <w:tcW w:type="dxa" w:w="8720"/>
+            <w:tcBorders>
+              <w:top w:val="single" w:color="E4EBF3" w:sz="4"/>
+              <w:left w:val="none" w:color="FFFFFF" w:sz="0"/>
+              <w:bottom w:val="none" w:color="FFFFFF" w:sz="0"/>
+              <w:right w:val="none" w:color="FFFFFF" w:sz="0"/>
+            </w:tcBorders>
+            <w:tcMar>
+              <w:top w:type="dxa" w:w="80"/>
+              <w:left w:type="dxa" w:w="150"/>
+              <w:bottom w:type="dxa" w:w="80"/>
+              <w:right w:type="dxa" w:w="140"/>
+            </w:tcMar>
+            <w:vAlign w:val="center"/>
+          </w:tcPr>
+          <w:p>
+            <w:pPr>
+              <w:spacing w:after="0" w:before="0" w:line="276"/>
+            </w:pPr>
+            <w:r>
+              <w:rPr>
+                <w:rFonts w:ascii="Calibri" w:cs="Calibri" w:eastAsia="Calibri" w:hAnsi="Calibri"/>
+                <w:color w:val="33465F"/>
+                <w:sz w:val="21"/>
+                <w:szCs w:val="21"/>
+              </w:rPr>
+              <w:t xml:space="preserve">Take one case study at a time. Read the team's four answers alongside the broken-down expected answers on this page.</w:t>
+            </w:r>
+          </w:p>
+        </w:tc>
+      </w:tr>
+      <w:tr>
+        <w:tc>
+          <w:tcPr>
+            <w:tcW w:type="dxa" w:w="640"/>
+            <w:tcBorders>
+              <w:top w:val="single" w:color="E4EBF3" w:sz="4"/>
+              <w:left w:val="none" w:color="FFFFFF" w:sz="0"/>
+              <w:bottom w:val="none" w:color="FFFFFF" w:sz="0"/>
+              <w:right w:val="none" w:color="FFFFFF" w:sz="0"/>
+            </w:tcBorders>
+            <w:shd w:fill="0D274D" w:color="auto" w:val="clear"/>
+            <w:tcMar>
+              <w:top w:type="dxa" w:w="70"/>
+              <w:left w:type="dxa" w:w="150"/>
+              <w:bottom w:type="dxa" w:w="70"/>
+              <w:right w:type="dxa" w:w="80"/>
+            </w:tcMar>
+            <w:vAlign w:val="center"/>
+          </w:tcPr>
+          <w:p>
+            <w:pPr>
+              <w:spacing w:after="0" w:before="0" w:line="276"/>
+              <w:jc w:val="center"/>
+            </w:pPr>
+            <w:r>
+              <w:rPr>
+                <w:rFonts w:ascii="Calibri" w:cs="Calibri" w:eastAsia="Calibri" w:hAnsi="Calibri"/>
+                <w:b/>
+                <w:bCs/>
+                <w:color w:val="FFFFFF"/>
+                <w:sz w:val="19"/>
+                <w:szCs w:val="19"/>
+              </w:rPr>
+              <w:t xml:space="preserve">3</w:t>
+            </w:r>
+          </w:p>
+        </w:tc>
+        <w:tc>
+          <w:tcPr>
+            <w:tcW w:type="dxa" w:w="8720"/>
+            <w:tcBorders>
+              <w:top w:val="single" w:color="E4EBF3" w:sz="4"/>
+              <w:left w:val="none" w:color="FFFFFF" w:sz="0"/>
+              <w:bottom w:val="none" w:color="FFFFFF" w:sz="0"/>
+              <w:right w:val="none" w:color="FFFFFF" w:sz="0"/>
+            </w:tcBorders>
+            <w:tcMar>
+              <w:top w:type="dxa" w:w="80"/>
+              <w:left w:type="dxa" w:w="150"/>
+              <w:bottom w:type="dxa" w:w="80"/>
+              <w:right w:type="dxa" w:w="140"/>
+            </w:tcMar>
+            <w:vAlign w:val="center"/>
+          </w:tcPr>
+          <w:p>
+            <w:pPr>
+              <w:spacing w:after="0" w:before="0" w:line="276"/>
+            </w:pPr>
+            <w:r>
+              <w:rPr>
+                <w:rFonts w:ascii="Calibri" w:cs="Calibri" w:eastAsia="Calibri" w:hAnsi="Calibri"/>
+                <w:color w:val="33465F"/>
+                <w:sz w:val="21"/>
+                <w:szCs w:val="21"/>
+              </w:rPr>
+              <w:t xml:space="preserve">For each pain point, compare the team's Product / platform and Solution Engineer response against the expected Problem, Solution and Value.</w:t>
+            </w:r>
+          </w:p>
+        </w:tc>
+      </w:tr>
+      <w:tr>
+        <w:tc>
+          <w:tcPr>
+            <w:tcW w:type="dxa" w:w="640"/>
+            <w:tcBorders>
+              <w:top w:val="single" w:color="E4EBF3" w:sz="4"/>
+              <w:left w:val="none" w:color="FFFFFF" w:sz="0"/>
+              <w:bottom w:val="none" w:color="FFFFFF" w:sz="0"/>
+              <w:right w:val="none" w:color="FFFFFF" w:sz="0"/>
+            </w:tcBorders>
+            <w:shd w:fill="0D274D" w:color="auto" w:val="clear"/>
+            <w:tcMar>
+              <w:top w:type="dxa" w:w="70"/>
+              <w:left w:type="dxa" w:w="150"/>
+              <w:bottom w:type="dxa" w:w="70"/>
+              <w:right w:type="dxa" w:w="80"/>
+            </w:tcMar>
+            <w:vAlign w:val="center"/>
+          </w:tcPr>
+          <w:p>
+            <w:pPr>
+              <w:spacing w:after="0" w:before="0" w:line="276"/>
+              <w:jc w:val="center"/>
+            </w:pPr>
+            <w:r>
+              <w:rPr>
+                <w:rFonts w:ascii="Calibri" w:cs="Calibri" w:eastAsia="Calibri" w:hAnsi="Calibri"/>
+                <w:b/>
+                <w:bCs/>
+                <w:color w:val="FFFFFF"/>
+                <w:sz w:val="19"/>
+                <w:szCs w:val="19"/>
+              </w:rPr>
+              <w:t xml:space="preserve">4</w:t>
+            </w:r>
+          </w:p>
+        </w:tc>
+        <w:tc>
+          <w:tcPr>
+            <w:tcW w:type="dxa" w:w="8720"/>
+            <w:tcBorders>
+              <w:top w:val="single" w:color="E4EBF3" w:sz="4"/>
+              <w:left w:val="none" w:color="FFFFFF" w:sz="0"/>
+              <w:bottom w:val="none" w:color="FFFFFF" w:sz="0"/>
+              <w:right w:val="none" w:color="FFFFFF" w:sz="0"/>
+            </w:tcBorders>
+            <w:tcMar>
+              <w:top w:type="dxa" w:w="80"/>
+              <w:left w:type="dxa" w:w="150"/>
+              <w:bottom w:type="dxa" w:w="80"/>
+              <w:right w:type="dxa" w:w="140"/>
+            </w:tcMar>
+            <w:vAlign w:val="center"/>
+          </w:tcPr>
+          <w:p>
+            <w:pPr>
+              <w:spacing w:after="0" w:before="0" w:line="276"/>
+            </w:pPr>
+            <w:r>
+              <w:rPr>
+                <w:rFonts w:ascii="Calibri" w:cs="Calibri" w:eastAsia="Calibri" w:hAnsi="Calibri"/>
+                <w:color w:val="33465F"/>
+                <w:sz w:val="21"/>
+                <w:szCs w:val="21"/>
+              </w:rPr>
+              <w:t xml:space="preserve">Assess the case study on the three dimensions using the Strong, Developing, Emerging scale.</w:t>
+            </w:r>
+          </w:p>
+        </w:tc>
+      </w:tr>
+      <w:tr>
+        <w:tc>
+          <w:tcPr>
+            <w:tcW w:type="dxa" w:w="640"/>
+            <w:tcBorders>
+              <w:top w:val="single" w:color="E4EBF3" w:sz="4"/>
+              <w:left w:val="none" w:color="FFFFFF" w:sz="0"/>
+              <w:bottom w:val="none" w:color="FFFFFF" w:sz="0"/>
+              <w:right w:val="none" w:color="FFFFFF" w:sz="0"/>
+            </w:tcBorders>
+            <w:shd w:fill="0D274D" w:color="auto" w:val="clear"/>
+            <w:tcMar>
+              <w:top w:type="dxa" w:w="70"/>
+              <w:left w:type="dxa" w:w="150"/>
+              <w:bottom w:type="dxa" w:w="70"/>
+              <w:right w:type="dxa" w:w="80"/>
+            </w:tcMar>
+            <w:vAlign w:val="center"/>
+          </w:tcPr>
+          <w:p>
+            <w:pPr>
+              <w:spacing w:after="0" w:before="0" w:line="276"/>
+              <w:jc w:val="center"/>
+            </w:pPr>
+            <w:r>
+              <w:rPr>
+                <w:rFonts w:ascii="Calibri" w:cs="Calibri" w:eastAsia="Calibri" w:hAnsi="Calibri"/>
+                <w:b/>
+                <w:bCs/>
+                <w:color w:val="FFFFFF"/>
+                <w:sz w:val="19"/>
+                <w:szCs w:val="19"/>
+              </w:rPr>
+              <w:t xml:space="preserve">5</w:t>
+            </w:r>
+          </w:p>
+        </w:tc>
+        <w:tc>
+          <w:tcPr>
+            <w:tcW w:type="dxa" w:w="8720"/>
+            <w:tcBorders>
+              <w:top w:val="single" w:color="E4EBF3" w:sz="4"/>
+              <w:left w:val="none" w:color="FFFFFF" w:sz="0"/>
+              <w:bottom w:val="none" w:color="FFFFFF" w:sz="0"/>
+              <w:right w:val="none" w:color="FFFFFF" w:sz="0"/>
+            </w:tcBorders>
+            <w:tcMar>
+              <w:top w:type="dxa" w:w="80"/>
+              <w:left w:type="dxa" w:w="150"/>
+              <w:bottom w:type="dxa" w:w="80"/>
+              <w:right w:type="dxa" w:w="140"/>
+            </w:tcMar>
+            <w:vAlign w:val="center"/>
+          </w:tcPr>
+          <w:p>
+            <w:pPr>
+              <w:spacing w:after="0" w:before="0" w:line="276"/>
+            </w:pPr>
+            <w:r>
+              <w:rPr>
+                <w:rFonts w:ascii="Calibri" w:cs="Calibri" w:eastAsia="Calibri" w:hAnsi="Calibri"/>
+                <w:color w:val="33465F"/>
+                <w:sz w:val="21"/>
+                <w:szCs w:val="21"/>
+              </w:rPr>
+              <w:t xml:space="preserve">Use the ratings-to-score mapping to place the case study score out of 100, then write one line of strengths and coaching.</w:t>
+            </w:r>
+          </w:p>
+        </w:tc>
+      </w:tr>
+      <w:tr>
+        <w:tc>
+          <w:tcPr>
+            <w:tcW w:type="dxa" w:w="640"/>
+            <w:tcBorders>
+              <w:top w:val="single" w:color="E4EBF3" w:sz="4"/>
+              <w:left w:val="none" w:color="FFFFFF" w:sz="0"/>
+              <w:bottom w:val="none" w:color="FFFFFF" w:sz="0"/>
+              <w:right w:val="none" w:color="FFFFFF" w:sz="0"/>
+            </w:tcBorders>
+            <w:shd w:fill="0D274D" w:color="auto" w:val="clear"/>
+            <w:tcMar>
+              <w:top w:type="dxa" w:w="70"/>
+              <w:left w:type="dxa" w:w="150"/>
+              <w:bottom w:type="dxa" w:w="70"/>
+              <w:right w:type="dxa" w:w="80"/>
+            </w:tcMar>
+            <w:vAlign w:val="center"/>
+          </w:tcPr>
+          <w:p>
+            <w:pPr>
+              <w:spacing w:after="0" w:before="0" w:line="276"/>
+              <w:jc w:val="center"/>
+            </w:pPr>
+            <w:r>
+              <w:rPr>
+                <w:rFonts w:ascii="Calibri" w:cs="Calibri" w:eastAsia="Calibri" w:hAnsi="Calibri"/>
+                <w:b/>
+                <w:bCs/>
+                <w:color w:val="FFFFFF"/>
+                <w:sz w:val="19"/>
+                <w:szCs w:val="19"/>
+              </w:rPr>
+              <w:t xml:space="preserve">6</w:t>
+            </w:r>
+          </w:p>
+        </w:tc>
+        <w:tc>
+          <w:tcPr>
+            <w:tcW w:type="dxa" w:w="8720"/>
+            <w:tcBorders>
+              <w:top w:val="single" w:color="E4EBF3" w:sz="4"/>
+              <w:left w:val="none" w:color="FFFFFF" w:sz="0"/>
+              <w:bottom w:val="none" w:color="FFFFFF" w:sz="0"/>
+              <w:right w:val="none" w:color="FFFFFF" w:sz="0"/>
+            </w:tcBorders>
+            <w:tcMar>
+              <w:top w:type="dxa" w:w="80"/>
+              <w:left w:type="dxa" w:w="150"/>
+              <w:bottom w:type="dxa" w:w="80"/>
+              <w:right w:type="dxa" w:w="140"/>
+            </w:tcMar>
+            <w:vAlign w:val="center"/>
+          </w:tcPr>
+          <w:p>
+            <w:pPr>
+              <w:spacing w:after="0" w:before="0" w:line="276"/>
+            </w:pPr>
+            <w:r>
+              <w:rPr>
+                <w:rFonts w:ascii="Calibri" w:cs="Calibri" w:eastAsia="Calibri" w:hAnsi="Calibri"/>
+                <w:color w:val="33465F"/>
+                <w:sz w:val="21"/>
+                <w:szCs w:val="21"/>
+              </w:rPr>
+              <w:t xml:space="preserve">Add the four case study scores for the overall score out of 400, and pass the topology diagram to the SME for review.</w:t>
+            </w:r>
+          </w:p>
+        </w:tc>
+      </w:tr>
+    </w:tbl>
+    <w:p>
+      <w:pPr>
+        <w:spacing w:after="120"/>
+      </w:pPr>
+      <w:r>
+        <w:rPr>
+          <w:rFonts w:ascii="Calibri" w:cs="Calibri" w:eastAsia="Calibri" w:hAnsi="Calibri"/>
+          <w:color w:val="14263A"/>
+          <w:sz w:val="2"/>
+          <w:szCs w:val="2"/>
+        </w:rPr>
+        <w:t xml:space="preserve"/>
+      </w:r>
+    </w:p>
+    <w:tbl>
+      <w:tblPr>
+        <w:tblW w:type="dxa" w:w="9360"/>
+        <w:tblBorders>
+          <w:top w:val="single" w:color="auto" w:sz="4"/>
+          <w:left w:val="single" w:color="auto" w:sz="4"/>
+          <w:bottom w:val="single" w:color="auto" w:sz="4"/>
+          <w:right w:val="single" w:color="auto" w:sz="4"/>
+          <w:insideH w:val="single" w:color="auto" w:sz="4"/>
+          <w:insideV w:val="single" w:color="auto" w:sz="4"/>
+        </w:tblBorders>
+      </w:tblPr>
+      <w:tblGrid>
+        <w:gridCol w:w="9360"/>
+      </w:tblGrid>
+      <w:tr>
+        <w:tc>
+          <w:tcPr>
+            <w:tcW w:type="dxa" w:w="9360"/>
+            <w:tcBorders>
+              <w:top w:val="single" w:color="DCE6F1" w:sz="6"/>
+              <w:left w:val="single" w:color="DCE6F1" w:sz="6"/>
+              <w:bottom w:val="single" w:color="DCE6F1" w:sz="6"/>
+              <w:right w:val="single" w:color="DCE6F1" w:sz="6"/>
+            </w:tcBorders>
+            <w:shd w:fill="F3F7FB" w:color="auto" w:val="clear"/>
+            <w:tcMar>
+              <w:top w:type="dxa" w:w="110"/>
+              <w:left w:type="dxa" w:w="160"/>
+              <w:bottom w:type="dxa" w:w="110"/>
+              <w:right w:type="dxa" w:w="160"/>
+            </w:tcMar>
+            <w:vAlign w:val="top"/>
+          </w:tcPr>
+          <w:p>
+            <w:pPr>
+              <w:spacing w:after="0" w:before="0" w:line="276"/>
+            </w:pPr>
+            <w:r>
+              <w:rPr>
+                <w:rFonts w:ascii="Calibri" w:cs="Calibri" w:eastAsia="Calibri" w:hAnsi="Calibri"/>
+                <w:b/>
+                <w:bCs/>
+                <w:color w:val="0D274D"/>
+                <w:sz w:val="20"/>
+                <w:szCs w:val="20"/>
+              </w:rPr>
+              <w:t xml:space="preserve">What each dimension looks for.  </w:t>
+            </w:r>
+            <w:r>
+              <w:rPr>
+                <w:rFonts w:ascii="Calibri" w:cs="Calibri" w:eastAsia="Calibri" w:hAnsi="Calibri"/>
+                <w:color w:val="33465F"/>
+                <w:sz w:val="20"/>
+                <w:szCs w:val="20"/>
+              </w:rPr>
+              <w:t xml:space="preserve">Problem Identifier: did the team name the real requirement behind the concern? Solution Designer: did they land on the right product and an approach that fits Cedarline? Value Communicator: did they explain how it works and the outcome? Compare against the expected answers, and reward reasoning specific to Cedarline.</w:t>
             </w:r>
           </w:p>
         </w:tc>
@@ -1056,7 +1639,7 @@
     </w:tbl>
     <w:p>
       <w:pPr>
-        <w:spacing w:after="80"/>
+        <w:spacing w:after="60"/>
       </w:pPr>
       <w:r>
         <w:rPr>
@@ -1070,31 +1653,54 @@
     </w:p>
     <w:p>
       <w:pPr>
-        <w:spacing w:after="50" w:before="0" w:line="276"/>
+        <w:spacing w:after="80" w:before="0" w:line="276"/>
+      </w:pPr>
+      <w:r>
+        <w:rPr>
+          <w:rFonts w:ascii="Calibri" w:cs="Calibri" w:eastAsia="Calibri" w:hAnsi="Calibri"/>
+          <w:color w:val="7E8CA1"/>
+          <w:sz w:val="18"/>
+          <w:szCs w:val="18"/>
+        </w:rPr>
+        <w:t xml:space="preserve">Compare each team answer against the expected answer, then assess the case study.</w:t>
+      </w:r>
+    </w:p>
+    <w:p>
+      <w:pPr>
+        <w:spacing w:after="60" w:before="60" w:line="276"/>
       </w:pPr>
       <w:r>
         <w:rPr>
           <w:rFonts w:ascii="Calibri" w:cs="Calibri" w:eastAsia="Calibri" w:hAnsi="Calibri"/>
           <w:b/>
           <w:bCs/>
-          <w:caps/>
+          <w:color w:val="FFFFFF"/>
+          <w:sz w:val="15"/>
+          <w:szCs w:val="15"/>
+          <w:shd w:fill="0D274D" w:color="auto" w:val="clear"/>
+        </w:rPr>
+        <w:t xml:space="preserve">PAIN POINT 1</w:t>
+      </w:r>
+      <w:r>
+        <w:rPr>
+          <w:rFonts w:ascii="Calibri" w:cs="Calibri" w:eastAsia="Calibri" w:hAnsi="Calibri"/>
           <w:color w:val="7E8CA1"/>
           <w:sz w:val="15"/>
           <w:szCs w:val="15"/>
         </w:rPr>
-        <w:t xml:space="preserve">The four pain points assessed</w:t>
+        <w:t xml:space="preserve">   Expected answer</w:t>
       </w:r>
     </w:p>
     <w:tbl>
       <w:tblPr>
         <w:tblW w:type="dxa" w:w="9360"/>
         <w:tblBorders>
-          <w:top w:val="single" w:color="E1E8F1" w:sz="6"/>
-          <w:left w:val="single" w:color="E1E8F1" w:sz="6"/>
-          <w:bottom w:val="single" w:color="E1E8F1" w:sz="6"/>
-          <w:right w:val="single" w:color="E1E8F1" w:sz="6"/>
-          <w:insideH w:val="none" w:color="FFFFFF" w:sz="0"/>
-          <w:insideV w:val="none" w:color="FFFFFF" w:sz="0"/>
+          <w:top w:val="single" w:color="auto" w:sz="4"/>
+          <w:left w:val="single" w:color="auto" w:sz="4"/>
+          <w:bottom w:val="single" w:color="auto" w:sz="4"/>
+          <w:right w:val="single" w:color="auto" w:sz="4"/>
+          <w:insideH w:val="single" w:color="auto" w:sz="4"/>
+          <w:insideV w:val="single" w:color="auto" w:sz="4"/>
         </w:tblBorders>
       </w:tblPr>
       <w:tblGrid>
@@ -1106,172 +1712,32 @@
             <w:tcW w:type="dxa" w:w="9360"/>
             <w:tcBorders>
               <w:top w:val="none" w:color="FFFFFF" w:sz="0"/>
-              <w:left w:val="none" w:color="FFFFFF" w:sz="0"/>
-              <w:bottom w:val="none" w:color="FFFFFF" w:sz="0"/>
-              <w:right w:val="none" w:color="FFFFFF" w:sz="0"/>
-            </w:tcBorders>
-            <w:tcMar>
-              <w:top w:type="dxa" w:w="60"/>
-              <w:left w:type="dxa" w:w="150"/>
-              <w:bottom w:type="dxa" w:w="60"/>
-              <w:right w:type="dxa" w:w="150"/>
-            </w:tcMar>
-          </w:tcPr>
-          <w:p>
-            <w:pPr>
-              <w:spacing w:after="0" w:before="0" w:line="276"/>
-            </w:pPr>
-            <w:r>
-              <w:rPr>
-                <w:rFonts w:ascii="Calibri" w:cs="Calibri" w:eastAsia="Calibri" w:hAnsi="Calibri"/>
-                <w:b/>
-                <w:bCs/>
-                <w:color w:val="0D274D"/>
-                <w:sz w:val="17"/>
-                <w:szCs w:val="17"/>
-              </w:rPr>
-              <w:t xml:space="preserve">1. </w:t>
-            </w:r>
-            <w:r>
-              <w:rPr>
-                <w:rFonts w:ascii="Calibri" w:cs="Calibri" w:eastAsia="Calibri" w:hAnsi="Calibri"/>
-                <w:color w:val="46566E"/>
-                <w:sz w:val="17"/>
-                <w:szCs w:val="17"/>
-              </w:rPr>
-              <w:t xml:space="preserve">Under the EU AI Act, we are classified as a 'Provider' for our internal AI systems. We need to demonstrate…</w:t>
-            </w:r>
-          </w:p>
-        </w:tc>
-      </w:tr>
-      <w:tr>
-        <w:tc>
-          <w:tcPr>
-            <w:tcW w:type="dxa" w:w="9360"/>
-            <w:tcBorders>
-              <w:top w:val="single" w:color="EEF2F7" w:sz="4"/>
-              <w:left w:val="none" w:color="FFFFFF" w:sz="0"/>
-              <w:bottom w:val="none" w:color="FFFFFF" w:sz="0"/>
-              <w:right w:val="none" w:color="FFFFFF" w:sz="0"/>
-            </w:tcBorders>
-            <w:tcMar>
-              <w:top w:type="dxa" w:w="60"/>
-              <w:left w:type="dxa" w:w="150"/>
-              <w:bottom w:type="dxa" w:w="60"/>
-              <w:right w:type="dxa" w:w="150"/>
-            </w:tcMar>
-          </w:tcPr>
-          <w:p>
-            <w:pPr>
-              <w:spacing w:after="0" w:before="0" w:line="276"/>
-            </w:pPr>
-            <w:r>
-              <w:rPr>
-                <w:rFonts w:ascii="Calibri" w:cs="Calibri" w:eastAsia="Calibri" w:hAnsi="Calibri"/>
-                <w:b/>
-                <w:bCs/>
-                <w:color w:val="0D274D"/>
-                <w:sz w:val="17"/>
-                <w:szCs w:val="17"/>
-              </w:rPr>
-              <w:t xml:space="preserve">2. </w:t>
-            </w:r>
-            <w:r>
-              <w:rPr>
-                <w:rFonts w:ascii="Calibri" w:cs="Calibri" w:eastAsia="Calibri" w:hAnsi="Calibri"/>
-                <w:color w:val="46566E"/>
-                <w:sz w:val="17"/>
-                <w:szCs w:val="17"/>
-              </w:rPr>
-              <w:t xml:space="preserve">We are integrating various open-source models and third-party agents into our internal workflows. How can…</w:t>
-            </w:r>
-          </w:p>
-        </w:tc>
-      </w:tr>
-      <w:tr>
-        <w:tc>
-          <w:tcPr>
-            <w:tcW w:type="dxa" w:w="9360"/>
-            <w:tcBorders>
-              <w:top w:val="single" w:color="EEF2F7" w:sz="4"/>
-              <w:left w:val="none" w:color="FFFFFF" w:sz="0"/>
-              <w:bottom w:val="none" w:color="FFFFFF" w:sz="0"/>
-              <w:right w:val="none" w:color="FFFFFF" w:sz="0"/>
-            </w:tcBorders>
-            <w:tcMar>
-              <w:top w:type="dxa" w:w="60"/>
-              <w:left w:type="dxa" w:w="150"/>
-              <w:bottom w:type="dxa" w:w="60"/>
-              <w:right w:type="dxa" w:w="150"/>
-            </w:tcMar>
-          </w:tcPr>
-          <w:p>
-            <w:pPr>
-              <w:spacing w:after="0" w:before="0" w:line="276"/>
-            </w:pPr>
-            <w:r>
-              <w:rPr>
-                <w:rFonts w:ascii="Calibri" w:cs="Calibri" w:eastAsia="Calibri" w:hAnsi="Calibri"/>
-                <w:b/>
-                <w:bCs/>
-                <w:color w:val="0D274D"/>
-                <w:sz w:val="17"/>
-                <w:szCs w:val="17"/>
-              </w:rPr>
-              <w:t xml:space="preserve">3. </w:t>
-            </w:r>
-            <w:r>
-              <w:rPr>
-                <w:rFonts w:ascii="Calibri" w:cs="Calibri" w:eastAsia="Calibri" w:hAnsi="Calibri"/>
-                <w:color w:val="46566E"/>
-                <w:sz w:val="17"/>
-                <w:szCs w:val="17"/>
-              </w:rPr>
-              <w:t xml:space="preserve">We know AI is showing up across our cloud environments faster than security can track it. We're worried we…</w:t>
-            </w:r>
-          </w:p>
-        </w:tc>
-      </w:tr>
-      <w:tr>
-        <w:tc>
-          <w:tcPr>
-            <w:tcW w:type="dxa" w:w="9360"/>
-            <w:tcBorders>
-              <w:top w:val="single" w:color="EEF2F7" w:sz="4"/>
-              <w:left w:val="none" w:color="FFFFFF" w:sz="0"/>
-              <w:bottom w:val="none" w:color="FFFFFF" w:sz="0"/>
-              <w:right w:val="none" w:color="FFFFFF" w:sz="0"/>
-            </w:tcBorders>
-            <w:tcMar>
-              <w:top w:type="dxa" w:w="60"/>
-              <w:left w:type="dxa" w:w="150"/>
-              <w:bottom w:type="dxa" w:w="60"/>
-              <w:right w:type="dxa" w:w="150"/>
-            </w:tcMar>
-          </w:tcPr>
-          <w:p>
-            <w:pPr>
-              <w:spacing w:after="0" w:before="0" w:line="276"/>
-            </w:pPr>
-            <w:r>
-              <w:rPr>
-                <w:rFonts w:ascii="Calibri" w:cs="Calibri" w:eastAsia="Calibri" w:hAnsi="Calibri"/>
-                <w:b/>
-                <w:bCs/>
-                <w:color w:val="0D274D"/>
-                <w:sz w:val="17"/>
-                <w:szCs w:val="17"/>
-              </w:rPr>
-              <w:t xml:space="preserve">4. </w:t>
-            </w:r>
-            <w:r>
-              <w:rPr>
-                <w:rFonts w:ascii="Calibri" w:cs="Calibri" w:eastAsia="Calibri" w:hAnsi="Calibri"/>
-                <w:color w:val="46566E"/>
-                <w:sz w:val="17"/>
-                <w:szCs w:val="17"/>
-              </w:rPr>
-              <w:t xml:space="preserve">We're running AI workloads in cloud accounts, but we don't have a reliable way to see which models and AI…</w:t>
+              <w:left w:val="single" w:color="036C8F" w:sz="18"/>
+              <w:bottom w:val="none" w:color="FFFFFF" w:sz="0"/>
+              <w:right w:val="none" w:color="FFFFFF" w:sz="0"/>
+            </w:tcBorders>
+            <w:shd w:fill="FBFCFE" w:color="auto" w:val="clear"/>
+            <w:tcMar>
+              <w:top w:type="dxa" w:w="90"/>
+              <w:left w:type="dxa" w:w="160"/>
+              <w:bottom w:type="dxa" w:w="90"/>
+              <w:right w:type="dxa" w:w="160"/>
+            </w:tcMar>
+          </w:tcPr>
+          <w:p>
+            <w:pPr>
+              <w:spacing w:after="0" w:before="0" w:line="276"/>
+            </w:pPr>
+            <w:r>
+              <w:rPr>
+                <w:rFonts w:ascii="Calibri" w:cs="Calibri" w:eastAsia="Calibri" w:hAnsi="Calibri"/>
+                <w:i/>
+                <w:iCs/>
+                <w:color w:val="22344A"/>
+                <w:sz w:val="20"/>
+                <w:szCs w:val="20"/>
+              </w:rPr>
+              <w:t xml:space="preserve">Under the EU AI Act, we are classified as a 'Provider' for our internal AI systems. We need to demonstrate robustness and cybersecurity compliance to satisfy Article 15. How does Cisco help us meet these specific requirements?</w:t>
             </w:r>
           </w:p>
         </w:tc>
@@ -1279,7 +1745,7 @@
     </w:tbl>
     <w:p>
       <w:pPr>
-        <w:spacing w:after="120"/>
+        <w:spacing w:after="40"/>
       </w:pPr>
       <w:r>
         <w:rPr>
@@ -1289,6 +1755,1347 @@
           <w:szCs w:val="2"/>
         </w:rPr>
         <w:t xml:space="preserve"/>
+      </w:r>
+    </w:p>
+    <w:tbl>
+      <w:tblPr>
+        <w:tblW w:type="dxa" w:w="9360"/>
+        <w:tblBorders>
+          <w:top w:val="single" w:color="C4D2E2" w:sz="6"/>
+          <w:left w:val="single" w:color="C4D2E2" w:sz="6"/>
+          <w:bottom w:val="single" w:color="C4D2E2" w:sz="6"/>
+          <w:right w:val="single" w:color="C4D2E2" w:sz="6"/>
+          <w:insideH w:val="none" w:color="FFFFFF" w:sz="0"/>
+          <w:insideV w:val="none" w:color="FFFFFF" w:sz="0"/>
+        </w:tblBorders>
+      </w:tblPr>
+      <w:tblGrid>
+        <w:gridCol w:w="2995"/>
+        <w:gridCol w:w="6365"/>
+      </w:tblGrid>
+      <w:tr>
+        <w:tc>
+          <w:tcPr>
+            <w:tcW w:type="dxa" w:w="2995"/>
+            <w:tcBorders>
+              <w:top w:val="single" w:color="E4EBF3" w:sz="4"/>
+              <w:left w:val="none" w:color="FFFFFF" w:sz="0"/>
+              <w:bottom w:val="none" w:color="FFFFFF" w:sz="0"/>
+              <w:right w:val="none" w:color="FFFFFF" w:sz="0"/>
+            </w:tcBorders>
+            <w:tcMar>
+              <w:top w:type="dxa" w:w="80"/>
+              <w:left w:type="dxa" w:w="150"/>
+              <w:bottom w:type="dxa" w:w="80"/>
+              <w:right w:type="dxa" w:w="120"/>
+            </w:tcMar>
+          </w:tcPr>
+          <w:p>
+            <w:pPr>
+              <w:spacing w:after="0" w:before="0" w:line="276"/>
+            </w:pPr>
+            <w:r>
+              <w:rPr>
+                <w:rFonts w:ascii="Calibri" w:cs="Calibri" w:eastAsia="Calibri" w:hAnsi="Calibri"/>
+                <w:b/>
+                <w:bCs/>
+                <w:color w:val="4A3AA8"/>
+                <w:sz w:val="19"/>
+                <w:szCs w:val="19"/>
+              </w:rPr>
+              <w:t xml:space="preserve">Problem</w:t>
+            </w:r>
+          </w:p>
+        </w:tc>
+        <w:tc>
+          <w:tcPr>
+            <w:tcW w:type="dxa" w:w="6365"/>
+            <w:tcBorders>
+              <w:top w:val="single" w:color="E4EBF3" w:sz="4"/>
+              <w:left w:val="none" w:color="FFFFFF" w:sz="0"/>
+              <w:bottom w:val="none" w:color="FFFFFF" w:sz="0"/>
+              <w:right w:val="none" w:color="FFFFFF" w:sz="0"/>
+            </w:tcBorders>
+            <w:tcMar>
+              <w:top w:type="dxa" w:w="80"/>
+              <w:left w:type="dxa" w:w="140"/>
+              <w:bottom w:type="dxa" w:w="80"/>
+              <w:right w:type="dxa" w:w="140"/>
+            </w:tcMar>
+          </w:tcPr>
+          <w:p>
+            <w:pPr>
+              <w:spacing w:after="0" w:before="0" w:line="276"/>
+            </w:pPr>
+            <w:r>
+              <w:rPr>
+                <w:rFonts w:ascii="Calibri" w:cs="Calibri" w:eastAsia="Calibri" w:hAnsi="Calibri"/>
+                <w:color w:val="2A3C52"/>
+                <w:sz w:val="18"/>
+                <w:szCs w:val="18"/>
+              </w:rPr>
+              <w:t xml:space="preserve">Provider-level evidence of robustness and cybersecurity under EU AI Act Article 15.</w:t>
+            </w:r>
+          </w:p>
+        </w:tc>
+      </w:tr>
+      <w:tr>
+        <w:tc>
+          <w:tcPr>
+            <w:tcW w:type="dxa" w:w="2995"/>
+            <w:tcBorders>
+              <w:top w:val="single" w:color="E4EBF3" w:sz="4"/>
+              <w:left w:val="none" w:color="FFFFFF" w:sz="0"/>
+              <w:bottom w:val="none" w:color="FFFFFF" w:sz="0"/>
+              <w:right w:val="none" w:color="FFFFFF" w:sz="0"/>
+            </w:tcBorders>
+            <w:tcMar>
+              <w:top w:type="dxa" w:w="80"/>
+              <w:left w:type="dxa" w:w="150"/>
+              <w:bottom w:type="dxa" w:w="80"/>
+              <w:right w:type="dxa" w:w="120"/>
+            </w:tcMar>
+          </w:tcPr>
+          <w:p>
+            <w:pPr>
+              <w:spacing w:after="0" w:before="0" w:line="276"/>
+            </w:pPr>
+            <w:r>
+              <w:rPr>
+                <w:rFonts w:ascii="Calibri" w:cs="Calibri" w:eastAsia="Calibri" w:hAnsi="Calibri"/>
+                <w:b/>
+                <w:bCs/>
+                <w:color w:val="0B6670"/>
+                <w:sz w:val="19"/>
+                <w:szCs w:val="19"/>
+              </w:rPr>
+              <w:t xml:space="preserve">Solution</w:t>
+            </w:r>
+          </w:p>
+        </w:tc>
+        <w:tc>
+          <w:tcPr>
+            <w:tcW w:type="dxa" w:w="6365"/>
+            <w:tcBorders>
+              <w:top w:val="single" w:color="E4EBF3" w:sz="4"/>
+              <w:left w:val="none" w:color="FFFFFF" w:sz="0"/>
+              <w:bottom w:val="none" w:color="FFFFFF" w:sz="0"/>
+              <w:right w:val="none" w:color="FFFFFF" w:sz="0"/>
+            </w:tcBorders>
+            <w:tcMar>
+              <w:top w:type="dxa" w:w="80"/>
+              <w:left w:type="dxa" w:w="140"/>
+              <w:bottom w:type="dxa" w:w="80"/>
+              <w:right w:type="dxa" w:w="140"/>
+            </w:tcMar>
+          </w:tcPr>
+          <w:p>
+            <w:pPr>
+              <w:spacing w:after="0" w:before="0" w:line="276"/>
+            </w:pPr>
+            <w:r>
+              <w:rPr>
+                <w:rFonts w:ascii="Calibri" w:cs="Calibri" w:eastAsia="Calibri" w:hAnsi="Calibri"/>
+                <w:b/>
+                <w:bCs/>
+                <w:color w:val="0B6670"/>
+                <w:sz w:val="18"/>
+                <w:szCs w:val="18"/>
+              </w:rPr>
+              <w:t xml:space="preserve">Cisco AI Defense (AI Model and Application Validation)</w:t>
+            </w:r>
+          </w:p>
+        </w:tc>
+      </w:tr>
+      <w:tr>
+        <w:tc>
+          <w:tcPr>
+            <w:tcW w:type="dxa" w:w="2995"/>
+            <w:tcBorders>
+              <w:top w:val="single" w:color="E4EBF3" w:sz="4"/>
+              <w:left w:val="none" w:color="FFFFFF" w:sz="0"/>
+              <w:bottom w:val="none" w:color="FFFFFF" w:sz="0"/>
+              <w:right w:val="none" w:color="FFFFFF" w:sz="0"/>
+            </w:tcBorders>
+            <w:tcMar>
+              <w:top w:type="dxa" w:w="80"/>
+              <w:left w:type="dxa" w:w="150"/>
+              <w:bottom w:type="dxa" w:w="80"/>
+              <w:right w:type="dxa" w:w="120"/>
+            </w:tcMar>
+          </w:tcPr>
+          <w:p>
+            <w:pPr>
+              <w:spacing w:after="0" w:before="0" w:line="276"/>
+            </w:pPr>
+            <w:r>
+              <w:rPr>
+                <w:rFonts w:ascii="Calibri" w:cs="Calibri" w:eastAsia="Calibri" w:hAnsi="Calibri"/>
+                <w:b/>
+                <w:bCs/>
+                <w:color w:val="9A6516"/>
+                <w:sz w:val="19"/>
+                <w:szCs w:val="19"/>
+              </w:rPr>
+              <w:t xml:space="preserve">Value</w:t>
+            </w:r>
+          </w:p>
+        </w:tc>
+        <w:tc>
+          <w:tcPr>
+            <w:tcW w:type="dxa" w:w="6365"/>
+            <w:tcBorders>
+              <w:top w:val="single" w:color="E4EBF3" w:sz="4"/>
+              <w:left w:val="none" w:color="FFFFFF" w:sz="0"/>
+              <w:bottom w:val="none" w:color="FFFFFF" w:sz="0"/>
+              <w:right w:val="none" w:color="FFFFFF" w:sz="0"/>
+            </w:tcBorders>
+            <w:tcMar>
+              <w:top w:type="dxa" w:w="80"/>
+              <w:left w:type="dxa" w:w="140"/>
+              <w:bottom w:type="dxa" w:w="80"/>
+              <w:right w:type="dxa" w:w="140"/>
+            </w:tcMar>
+          </w:tcPr>
+          <w:p>
+            <w:pPr>
+              <w:spacing w:after="0" w:before="0" w:line="276"/>
+            </w:pPr>
+            <w:r>
+              <w:rPr>
+                <w:rFonts w:ascii="Calibri" w:cs="Calibri" w:eastAsia="Calibri" w:hAnsi="Calibri"/>
+                <w:b/>
+                <w:bCs/>
+                <w:color w:val="0D274D"/>
+                <w:sz w:val="18"/>
+                <w:szCs w:val="18"/>
+              </w:rPr>
+              <w:t xml:space="preserve">How it works. </w:t>
+            </w:r>
+            <w:r>
+              <w:rPr>
+                <w:rFonts w:ascii="Calibri" w:cs="Calibri" w:eastAsia="Calibri" w:hAnsi="Calibri"/>
+                <w:color w:val="2A3C52"/>
+                <w:sz w:val="18"/>
+                <w:szCs w:val="18"/>
+              </w:rPr>
+              <w:t xml:space="preserve">Cisco AI Defense is specifically designed to support Provider obligations under the EU AI Act. We utilize algorithmic red teaming technology for AI Model &amp; App Validation, which identifies safety and security vulnerabilities at scale. </w:t>
+            </w:r>
+            <w:r>
+              <w:rPr>
+                <w:rFonts w:ascii="Calibri" w:cs="Calibri" w:eastAsia="Calibri" w:hAnsi="Calibri"/>
+                <w:b/>
+                <w:bCs/>
+                <w:color w:val="0D274D"/>
+                <w:sz w:val="18"/>
+                <w:szCs w:val="18"/>
+              </w:rPr>
+              <w:t xml:space="preserve">Outcome. </w:t>
+            </w:r>
+            <w:r>
+              <w:rPr>
+                <w:rFonts w:ascii="Calibri" w:cs="Calibri" w:eastAsia="Calibri" w:hAnsi="Calibri"/>
+                <w:color w:val="2A3C52"/>
+                <w:sz w:val="18"/>
+                <w:szCs w:val="18"/>
+              </w:rPr>
+              <w:t xml:space="preserve">It automates the technical evidence gathering required for "Conformity Assessments." By mapping AI-specific threats to standardized frameworks (like MITRE ATLAS and OWASP), it provides the documentation and continuous monitoring necessary to prove to regulators that your systems are robust and compliant.</w:t>
+            </w:r>
+          </w:p>
+        </w:tc>
+      </w:tr>
+    </w:tbl>
+    <w:p>
+      <w:pPr>
+        <w:spacing w:after="120"/>
+      </w:pPr>
+      <w:r>
+        <w:rPr>
+          <w:rFonts w:ascii="Calibri" w:cs="Calibri" w:eastAsia="Calibri" w:hAnsi="Calibri"/>
+          <w:color w:val="14263A"/>
+          <w:sz w:val="2"/>
+          <w:szCs w:val="2"/>
+        </w:rPr>
+        <w:t xml:space="preserve"/>
+      </w:r>
+    </w:p>
+    <w:p>
+      <w:pPr>
+        <w:spacing w:after="60" w:before="60" w:line="276"/>
+      </w:pPr>
+      <w:r>
+        <w:rPr>
+          <w:rFonts w:ascii="Calibri" w:cs="Calibri" w:eastAsia="Calibri" w:hAnsi="Calibri"/>
+          <w:b/>
+          <w:bCs/>
+          <w:color w:val="FFFFFF"/>
+          <w:sz w:val="15"/>
+          <w:szCs w:val="15"/>
+          <w:shd w:fill="0D274D" w:color="auto" w:val="clear"/>
+        </w:rPr>
+        <w:t xml:space="preserve">PAIN POINT 2</w:t>
+      </w:r>
+      <w:r>
+        <w:rPr>
+          <w:rFonts w:ascii="Calibri" w:cs="Calibri" w:eastAsia="Calibri" w:hAnsi="Calibri"/>
+          <w:color w:val="7E8CA1"/>
+          <w:sz w:val="15"/>
+          <w:szCs w:val="15"/>
+        </w:rPr>
+        <w:t xml:space="preserve">   Expected answer</w:t>
+      </w:r>
+    </w:p>
+    <w:tbl>
+      <w:tblPr>
+        <w:tblW w:type="dxa" w:w="9360"/>
+        <w:tblBorders>
+          <w:top w:val="single" w:color="auto" w:sz="4"/>
+          <w:left w:val="single" w:color="auto" w:sz="4"/>
+          <w:bottom w:val="single" w:color="auto" w:sz="4"/>
+          <w:right w:val="single" w:color="auto" w:sz="4"/>
+          <w:insideH w:val="single" w:color="auto" w:sz="4"/>
+          <w:insideV w:val="single" w:color="auto" w:sz="4"/>
+        </w:tblBorders>
+      </w:tblPr>
+      <w:tblGrid>
+        <w:gridCol w:w="9360"/>
+      </w:tblGrid>
+      <w:tr>
+        <w:tc>
+          <w:tcPr>
+            <w:tcW w:type="dxa" w:w="9360"/>
+            <w:tcBorders>
+              <w:top w:val="none" w:color="FFFFFF" w:sz="0"/>
+              <w:left w:val="single" w:color="036C8F" w:sz="18"/>
+              <w:bottom w:val="none" w:color="FFFFFF" w:sz="0"/>
+              <w:right w:val="none" w:color="FFFFFF" w:sz="0"/>
+            </w:tcBorders>
+            <w:shd w:fill="FBFCFE" w:color="auto" w:val="clear"/>
+            <w:tcMar>
+              <w:top w:type="dxa" w:w="90"/>
+              <w:left w:type="dxa" w:w="160"/>
+              <w:bottom w:type="dxa" w:w="90"/>
+              <w:right w:type="dxa" w:w="160"/>
+            </w:tcMar>
+          </w:tcPr>
+          <w:p>
+            <w:pPr>
+              <w:spacing w:after="0" w:before="0" w:line="276"/>
+            </w:pPr>
+            <w:r>
+              <w:rPr>
+                <w:rFonts w:ascii="Calibri" w:cs="Calibri" w:eastAsia="Calibri" w:hAnsi="Calibri"/>
+                <w:i/>
+                <w:iCs/>
+                <w:color w:val="22344A"/>
+                <w:sz w:val="20"/>
+                <w:szCs w:val="20"/>
+              </w:rPr>
+              <w:t xml:space="preserve">We are integrating various open-source models and third-party agents into our internal workflows. How can we ensure these assets aren't introducing vulnerabilities into our environment before they even go live?</w:t>
+            </w:r>
+          </w:p>
+        </w:tc>
+      </w:tr>
+    </w:tbl>
+    <w:p>
+      <w:pPr>
+        <w:spacing w:after="40"/>
+      </w:pPr>
+      <w:r>
+        <w:rPr>
+          <w:rFonts w:ascii="Calibri" w:cs="Calibri" w:eastAsia="Calibri" w:hAnsi="Calibri"/>
+          <w:color w:val="14263A"/>
+          <w:sz w:val="2"/>
+          <w:szCs w:val="2"/>
+        </w:rPr>
+        <w:t xml:space="preserve"/>
+      </w:r>
+    </w:p>
+    <w:tbl>
+      <w:tblPr>
+        <w:tblW w:type="dxa" w:w="9360"/>
+        <w:tblBorders>
+          <w:top w:val="single" w:color="C4D2E2" w:sz="6"/>
+          <w:left w:val="single" w:color="C4D2E2" w:sz="6"/>
+          <w:bottom w:val="single" w:color="C4D2E2" w:sz="6"/>
+          <w:right w:val="single" w:color="C4D2E2" w:sz="6"/>
+          <w:insideH w:val="none" w:color="FFFFFF" w:sz="0"/>
+          <w:insideV w:val="none" w:color="FFFFFF" w:sz="0"/>
+        </w:tblBorders>
+      </w:tblPr>
+      <w:tblGrid>
+        <w:gridCol w:w="2995"/>
+        <w:gridCol w:w="6365"/>
+      </w:tblGrid>
+      <w:tr>
+        <w:tc>
+          <w:tcPr>
+            <w:tcW w:type="dxa" w:w="2995"/>
+            <w:tcBorders>
+              <w:top w:val="single" w:color="E4EBF3" w:sz="4"/>
+              <w:left w:val="none" w:color="FFFFFF" w:sz="0"/>
+              <w:bottom w:val="none" w:color="FFFFFF" w:sz="0"/>
+              <w:right w:val="none" w:color="FFFFFF" w:sz="0"/>
+            </w:tcBorders>
+            <w:tcMar>
+              <w:top w:type="dxa" w:w="80"/>
+              <w:left w:type="dxa" w:w="150"/>
+              <w:bottom w:type="dxa" w:w="80"/>
+              <w:right w:type="dxa" w:w="120"/>
+            </w:tcMar>
+          </w:tcPr>
+          <w:p>
+            <w:pPr>
+              <w:spacing w:after="0" w:before="0" w:line="276"/>
+            </w:pPr>
+            <w:r>
+              <w:rPr>
+                <w:rFonts w:ascii="Calibri" w:cs="Calibri" w:eastAsia="Calibri" w:hAnsi="Calibri"/>
+                <w:b/>
+                <w:bCs/>
+                <w:color w:val="4A3AA8"/>
+                <w:sz w:val="19"/>
+                <w:szCs w:val="19"/>
+              </w:rPr>
+              <w:t xml:space="preserve">Problem</w:t>
+            </w:r>
+          </w:p>
+        </w:tc>
+        <w:tc>
+          <w:tcPr>
+            <w:tcW w:type="dxa" w:w="6365"/>
+            <w:tcBorders>
+              <w:top w:val="single" w:color="E4EBF3" w:sz="4"/>
+              <w:left w:val="none" w:color="FFFFFF" w:sz="0"/>
+              <w:bottom w:val="none" w:color="FFFFFF" w:sz="0"/>
+              <w:right w:val="none" w:color="FFFFFF" w:sz="0"/>
+            </w:tcBorders>
+            <w:tcMar>
+              <w:top w:type="dxa" w:w="80"/>
+              <w:left w:type="dxa" w:w="140"/>
+              <w:bottom w:type="dxa" w:w="80"/>
+              <w:right w:type="dxa" w:w="140"/>
+            </w:tcMar>
+          </w:tcPr>
+          <w:p>
+            <w:pPr>
+              <w:spacing w:after="0" w:before="0" w:line="276"/>
+            </w:pPr>
+            <w:r>
+              <w:rPr>
+                <w:rFonts w:ascii="Calibri" w:cs="Calibri" w:eastAsia="Calibri" w:hAnsi="Calibri"/>
+                <w:color w:val="2A3C52"/>
+                <w:sz w:val="18"/>
+                <w:szCs w:val="18"/>
+              </w:rPr>
+              <w:t xml:space="preserve">Vetting AI models and third-party agents for vulnerabilities before they reach production.</w:t>
+            </w:r>
+          </w:p>
+        </w:tc>
+      </w:tr>
+      <w:tr>
+        <w:tc>
+          <w:tcPr>
+            <w:tcW w:type="dxa" w:w="2995"/>
+            <w:tcBorders>
+              <w:top w:val="single" w:color="E4EBF3" w:sz="4"/>
+              <w:left w:val="none" w:color="FFFFFF" w:sz="0"/>
+              <w:bottom w:val="none" w:color="FFFFFF" w:sz="0"/>
+              <w:right w:val="none" w:color="FFFFFF" w:sz="0"/>
+            </w:tcBorders>
+            <w:tcMar>
+              <w:top w:type="dxa" w:w="80"/>
+              <w:left w:type="dxa" w:w="150"/>
+              <w:bottom w:type="dxa" w:w="80"/>
+              <w:right w:type="dxa" w:w="120"/>
+            </w:tcMar>
+          </w:tcPr>
+          <w:p>
+            <w:pPr>
+              <w:spacing w:after="0" w:before="0" w:line="276"/>
+            </w:pPr>
+            <w:r>
+              <w:rPr>
+                <w:rFonts w:ascii="Calibri" w:cs="Calibri" w:eastAsia="Calibri" w:hAnsi="Calibri"/>
+                <w:b/>
+                <w:bCs/>
+                <w:color w:val="0B6670"/>
+                <w:sz w:val="19"/>
+                <w:szCs w:val="19"/>
+              </w:rPr>
+              <w:t xml:space="preserve">Solution</w:t>
+            </w:r>
+          </w:p>
+        </w:tc>
+        <w:tc>
+          <w:tcPr>
+            <w:tcW w:type="dxa" w:w="6365"/>
+            <w:tcBorders>
+              <w:top w:val="single" w:color="E4EBF3" w:sz="4"/>
+              <w:left w:val="none" w:color="FFFFFF" w:sz="0"/>
+              <w:bottom w:val="none" w:color="FFFFFF" w:sz="0"/>
+              <w:right w:val="none" w:color="FFFFFF" w:sz="0"/>
+            </w:tcBorders>
+            <w:tcMar>
+              <w:top w:type="dxa" w:w="80"/>
+              <w:left w:type="dxa" w:w="140"/>
+              <w:bottom w:type="dxa" w:w="80"/>
+              <w:right w:type="dxa" w:w="140"/>
+            </w:tcMar>
+          </w:tcPr>
+          <w:p>
+            <w:pPr>
+              <w:spacing w:after="0" w:before="0" w:line="276"/>
+            </w:pPr>
+            <w:r>
+              <w:rPr>
+                <w:rFonts w:ascii="Calibri" w:cs="Calibri" w:eastAsia="Calibri" w:hAnsi="Calibri"/>
+                <w:b/>
+                <w:bCs/>
+                <w:color w:val="0B6670"/>
+                <w:sz w:val="18"/>
+                <w:szCs w:val="18"/>
+              </w:rPr>
+              <w:t xml:space="preserve">Cisco AI Defense (Supply Chain Risk Management)</w:t>
+            </w:r>
+          </w:p>
+        </w:tc>
+      </w:tr>
+      <w:tr>
+        <w:tc>
+          <w:tcPr>
+            <w:tcW w:type="dxa" w:w="2995"/>
+            <w:tcBorders>
+              <w:top w:val="single" w:color="E4EBF3" w:sz="4"/>
+              <w:left w:val="none" w:color="FFFFFF" w:sz="0"/>
+              <w:bottom w:val="none" w:color="FFFFFF" w:sz="0"/>
+              <w:right w:val="none" w:color="FFFFFF" w:sz="0"/>
+            </w:tcBorders>
+            <w:tcMar>
+              <w:top w:type="dxa" w:w="80"/>
+              <w:left w:type="dxa" w:w="150"/>
+              <w:bottom w:type="dxa" w:w="80"/>
+              <w:right w:type="dxa" w:w="120"/>
+            </w:tcMar>
+          </w:tcPr>
+          <w:p>
+            <w:pPr>
+              <w:spacing w:after="0" w:before="0" w:line="276"/>
+            </w:pPr>
+            <w:r>
+              <w:rPr>
+                <w:rFonts w:ascii="Calibri" w:cs="Calibri" w:eastAsia="Calibri" w:hAnsi="Calibri"/>
+                <w:b/>
+                <w:bCs/>
+                <w:color w:val="9A6516"/>
+                <w:sz w:val="19"/>
+                <w:szCs w:val="19"/>
+              </w:rPr>
+              <w:t xml:space="preserve">Value</w:t>
+            </w:r>
+          </w:p>
+        </w:tc>
+        <w:tc>
+          <w:tcPr>
+            <w:tcW w:type="dxa" w:w="6365"/>
+            <w:tcBorders>
+              <w:top w:val="single" w:color="E4EBF3" w:sz="4"/>
+              <w:left w:val="none" w:color="FFFFFF" w:sz="0"/>
+              <w:bottom w:val="none" w:color="FFFFFF" w:sz="0"/>
+              <w:right w:val="none" w:color="FFFFFF" w:sz="0"/>
+            </w:tcBorders>
+            <w:tcMar>
+              <w:top w:type="dxa" w:w="80"/>
+              <w:left w:type="dxa" w:w="140"/>
+              <w:bottom w:type="dxa" w:w="80"/>
+              <w:right w:type="dxa" w:w="140"/>
+            </w:tcMar>
+          </w:tcPr>
+          <w:p>
+            <w:pPr>
+              <w:spacing w:after="0" w:before="0" w:line="276"/>
+            </w:pPr>
+            <w:r>
+              <w:rPr>
+                <w:rFonts w:ascii="Calibri" w:cs="Calibri" w:eastAsia="Calibri" w:hAnsi="Calibri"/>
+                <w:b/>
+                <w:bCs/>
+                <w:color w:val="0D274D"/>
+                <w:sz w:val="18"/>
+                <w:szCs w:val="18"/>
+              </w:rPr>
+              <w:t xml:space="preserve">How it works. </w:t>
+            </w:r>
+            <w:r>
+              <w:rPr>
+                <w:rFonts w:ascii="Calibri" w:cs="Calibri" w:eastAsia="Calibri" w:hAnsi="Calibri"/>
+                <w:color w:val="2A3C52"/>
+                <w:sz w:val="18"/>
+                <w:szCs w:val="18"/>
+              </w:rPr>
+              <w:t xml:space="preserve">Cisco AI Defense addresses this through proactive Supply Chain Risk Management. We scan your model files, repositories, and MCP servers to identify malicious or unsafe assets. </w:t>
+            </w:r>
+            <w:r>
+              <w:rPr>
+                <w:rFonts w:ascii="Calibri" w:cs="Calibri" w:eastAsia="Calibri" w:hAnsi="Calibri"/>
+                <w:b/>
+                <w:bCs/>
+                <w:color w:val="0D274D"/>
+                <w:sz w:val="18"/>
+                <w:szCs w:val="18"/>
+              </w:rPr>
+              <w:t xml:space="preserve">Outcome. </w:t>
+            </w:r>
+            <w:r>
+              <w:rPr>
+                <w:rFonts w:ascii="Calibri" w:cs="Calibri" w:eastAsia="Calibri" w:hAnsi="Calibri"/>
+                <w:color w:val="2A3C52"/>
+                <w:sz w:val="18"/>
+                <w:szCs w:val="18"/>
+              </w:rPr>
+              <w:t xml:space="preserve">It enables "Shift-Left" security by creating an inventory of all AI models and agents. By identifying vulnerabilities before production, it prevents the introduction of malicious code or poisoned data into your ecosystem.</w:t>
+            </w:r>
+          </w:p>
+        </w:tc>
+      </w:tr>
+    </w:tbl>
+    <w:p>
+      <w:pPr>
+        <w:spacing w:after="120"/>
+      </w:pPr>
+      <w:r>
+        <w:rPr>
+          <w:rFonts w:ascii="Calibri" w:cs="Calibri" w:eastAsia="Calibri" w:hAnsi="Calibri"/>
+          <w:color w:val="14263A"/>
+          <w:sz w:val="2"/>
+          <w:szCs w:val="2"/>
+        </w:rPr>
+        <w:t xml:space="preserve"/>
+      </w:r>
+    </w:p>
+    <w:p>
+      <w:pPr>
+        <w:spacing w:after="60" w:before="60" w:line="276"/>
+      </w:pPr>
+      <w:r>
+        <w:rPr>
+          <w:rFonts w:ascii="Calibri" w:cs="Calibri" w:eastAsia="Calibri" w:hAnsi="Calibri"/>
+          <w:b/>
+          <w:bCs/>
+          <w:color w:val="FFFFFF"/>
+          <w:sz w:val="15"/>
+          <w:szCs w:val="15"/>
+          <w:shd w:fill="0D274D" w:color="auto" w:val="clear"/>
+        </w:rPr>
+        <w:t xml:space="preserve">PAIN POINT 3</w:t>
+      </w:r>
+      <w:r>
+        <w:rPr>
+          <w:rFonts w:ascii="Calibri" w:cs="Calibri" w:eastAsia="Calibri" w:hAnsi="Calibri"/>
+          <w:color w:val="7E8CA1"/>
+          <w:sz w:val="15"/>
+          <w:szCs w:val="15"/>
+        </w:rPr>
+        <w:t xml:space="preserve">   Expected answer</w:t>
+      </w:r>
+    </w:p>
+    <w:tbl>
+      <w:tblPr>
+        <w:tblW w:type="dxa" w:w="9360"/>
+        <w:tblBorders>
+          <w:top w:val="single" w:color="auto" w:sz="4"/>
+          <w:left w:val="single" w:color="auto" w:sz="4"/>
+          <w:bottom w:val="single" w:color="auto" w:sz="4"/>
+          <w:right w:val="single" w:color="auto" w:sz="4"/>
+          <w:insideH w:val="single" w:color="auto" w:sz="4"/>
+          <w:insideV w:val="single" w:color="auto" w:sz="4"/>
+        </w:tblBorders>
+      </w:tblPr>
+      <w:tblGrid>
+        <w:gridCol w:w="9360"/>
+      </w:tblGrid>
+      <w:tr>
+        <w:tc>
+          <w:tcPr>
+            <w:tcW w:type="dxa" w:w="9360"/>
+            <w:tcBorders>
+              <w:top w:val="none" w:color="FFFFFF" w:sz="0"/>
+              <w:left w:val="single" w:color="036C8F" w:sz="18"/>
+              <w:bottom w:val="none" w:color="FFFFFF" w:sz="0"/>
+              <w:right w:val="none" w:color="FFFFFF" w:sz="0"/>
+            </w:tcBorders>
+            <w:shd w:fill="FBFCFE" w:color="auto" w:val="clear"/>
+            <w:tcMar>
+              <w:top w:type="dxa" w:w="90"/>
+              <w:left w:type="dxa" w:w="160"/>
+              <w:bottom w:type="dxa" w:w="90"/>
+              <w:right w:type="dxa" w:w="160"/>
+            </w:tcMar>
+          </w:tcPr>
+          <w:p>
+            <w:pPr>
+              <w:spacing w:after="0" w:before="0" w:line="276"/>
+            </w:pPr>
+            <w:r>
+              <w:rPr>
+                <w:rFonts w:ascii="Calibri" w:cs="Calibri" w:eastAsia="Calibri" w:hAnsi="Calibri"/>
+                <w:i/>
+                <w:iCs/>
+                <w:color w:val="22344A"/>
+                <w:sz w:val="20"/>
+                <w:szCs w:val="20"/>
+              </w:rPr>
+              <w:t xml:space="preserve">We know AI is showing up across our cloud environments faster than security can track it. We're worried we have models, agents, datasets, and MCP-connected tools running without visibility or consistent controls.</w:t>
+            </w:r>
+          </w:p>
+        </w:tc>
+      </w:tr>
+    </w:tbl>
+    <w:p>
+      <w:pPr>
+        <w:spacing w:after="40"/>
+      </w:pPr>
+      <w:r>
+        <w:rPr>
+          <w:rFonts w:ascii="Calibri" w:cs="Calibri" w:eastAsia="Calibri" w:hAnsi="Calibri"/>
+          <w:color w:val="14263A"/>
+          <w:sz w:val="2"/>
+          <w:szCs w:val="2"/>
+        </w:rPr>
+        <w:t xml:space="preserve"/>
+      </w:r>
+    </w:p>
+    <w:tbl>
+      <w:tblPr>
+        <w:tblW w:type="dxa" w:w="9360"/>
+        <w:tblBorders>
+          <w:top w:val="single" w:color="C4D2E2" w:sz="6"/>
+          <w:left w:val="single" w:color="C4D2E2" w:sz="6"/>
+          <w:bottom w:val="single" w:color="C4D2E2" w:sz="6"/>
+          <w:right w:val="single" w:color="C4D2E2" w:sz="6"/>
+          <w:insideH w:val="none" w:color="FFFFFF" w:sz="0"/>
+          <w:insideV w:val="none" w:color="FFFFFF" w:sz="0"/>
+        </w:tblBorders>
+      </w:tblPr>
+      <w:tblGrid>
+        <w:gridCol w:w="2995"/>
+        <w:gridCol w:w="6365"/>
+      </w:tblGrid>
+      <w:tr>
+        <w:tc>
+          <w:tcPr>
+            <w:tcW w:type="dxa" w:w="2995"/>
+            <w:tcBorders>
+              <w:top w:val="single" w:color="E4EBF3" w:sz="4"/>
+              <w:left w:val="none" w:color="FFFFFF" w:sz="0"/>
+              <w:bottom w:val="none" w:color="FFFFFF" w:sz="0"/>
+              <w:right w:val="none" w:color="FFFFFF" w:sz="0"/>
+            </w:tcBorders>
+            <w:tcMar>
+              <w:top w:type="dxa" w:w="80"/>
+              <w:left w:type="dxa" w:w="150"/>
+              <w:bottom w:type="dxa" w:w="80"/>
+              <w:right w:type="dxa" w:w="120"/>
+            </w:tcMar>
+          </w:tcPr>
+          <w:p>
+            <w:pPr>
+              <w:spacing w:after="0" w:before="0" w:line="276"/>
+            </w:pPr>
+            <w:r>
+              <w:rPr>
+                <w:rFonts w:ascii="Calibri" w:cs="Calibri" w:eastAsia="Calibri" w:hAnsi="Calibri"/>
+                <w:b/>
+                <w:bCs/>
+                <w:color w:val="4A3AA8"/>
+                <w:sz w:val="19"/>
+                <w:szCs w:val="19"/>
+              </w:rPr>
+              <w:t xml:space="preserve">Problem</w:t>
+            </w:r>
+          </w:p>
+        </w:tc>
+        <w:tc>
+          <w:tcPr>
+            <w:tcW w:type="dxa" w:w="6365"/>
+            <w:tcBorders>
+              <w:top w:val="single" w:color="E4EBF3" w:sz="4"/>
+              <w:left w:val="none" w:color="FFFFFF" w:sz="0"/>
+              <w:bottom w:val="none" w:color="FFFFFF" w:sz="0"/>
+              <w:right w:val="none" w:color="FFFFFF" w:sz="0"/>
+            </w:tcBorders>
+            <w:tcMar>
+              <w:top w:type="dxa" w:w="80"/>
+              <w:left w:type="dxa" w:w="140"/>
+              <w:bottom w:type="dxa" w:w="80"/>
+              <w:right w:type="dxa" w:w="140"/>
+            </w:tcMar>
+          </w:tcPr>
+          <w:p>
+            <w:pPr>
+              <w:spacing w:after="0" w:before="0" w:line="276"/>
+            </w:pPr>
+            <w:r>
+              <w:rPr>
+                <w:rFonts w:ascii="Calibri" w:cs="Calibri" w:eastAsia="Calibri" w:hAnsi="Calibri"/>
+                <w:color w:val="2A3C52"/>
+                <w:sz w:val="18"/>
+                <w:szCs w:val="18"/>
+              </w:rPr>
+              <w:t xml:space="preserve">Visibility and consistent control over AI assets (models, agents, datasets and MCP tools) across the cloud.</w:t>
+            </w:r>
+          </w:p>
+        </w:tc>
+      </w:tr>
+      <w:tr>
+        <w:tc>
+          <w:tcPr>
+            <w:tcW w:type="dxa" w:w="2995"/>
+            <w:tcBorders>
+              <w:top w:val="single" w:color="E4EBF3" w:sz="4"/>
+              <w:left w:val="none" w:color="FFFFFF" w:sz="0"/>
+              <w:bottom w:val="none" w:color="FFFFFF" w:sz="0"/>
+              <w:right w:val="none" w:color="FFFFFF" w:sz="0"/>
+            </w:tcBorders>
+            <w:tcMar>
+              <w:top w:type="dxa" w:w="80"/>
+              <w:left w:type="dxa" w:w="150"/>
+              <w:bottom w:type="dxa" w:w="80"/>
+              <w:right w:type="dxa" w:w="120"/>
+            </w:tcMar>
+          </w:tcPr>
+          <w:p>
+            <w:pPr>
+              <w:spacing w:after="0" w:before="0" w:line="276"/>
+            </w:pPr>
+            <w:r>
+              <w:rPr>
+                <w:rFonts w:ascii="Calibri" w:cs="Calibri" w:eastAsia="Calibri" w:hAnsi="Calibri"/>
+                <w:b/>
+                <w:bCs/>
+                <w:color w:val="0B6670"/>
+                <w:sz w:val="19"/>
+                <w:szCs w:val="19"/>
+              </w:rPr>
+              <w:t xml:space="preserve">Solution</w:t>
+            </w:r>
+          </w:p>
+        </w:tc>
+        <w:tc>
+          <w:tcPr>
+            <w:tcW w:type="dxa" w:w="6365"/>
+            <w:tcBorders>
+              <w:top w:val="single" w:color="E4EBF3" w:sz="4"/>
+              <w:left w:val="none" w:color="FFFFFF" w:sz="0"/>
+              <w:bottom w:val="none" w:color="FFFFFF" w:sz="0"/>
+              <w:right w:val="none" w:color="FFFFFF" w:sz="0"/>
+            </w:tcBorders>
+            <w:tcMar>
+              <w:top w:type="dxa" w:w="80"/>
+              <w:left w:type="dxa" w:w="140"/>
+              <w:bottom w:type="dxa" w:w="80"/>
+              <w:right w:type="dxa" w:w="140"/>
+            </w:tcMar>
+          </w:tcPr>
+          <w:p>
+            <w:pPr>
+              <w:spacing w:after="0" w:before="0" w:line="276"/>
+            </w:pPr>
+            <w:r>
+              <w:rPr>
+                <w:rFonts w:ascii="Calibri" w:cs="Calibri" w:eastAsia="Calibri" w:hAnsi="Calibri"/>
+                <w:b/>
+                <w:bCs/>
+                <w:color w:val="0B6670"/>
+                <w:sz w:val="18"/>
+                <w:szCs w:val="18"/>
+              </w:rPr>
+              <w:t xml:space="preserve">Cisco AI Defense (AI Cloud Visibility)</w:t>
+            </w:r>
+          </w:p>
+        </w:tc>
+      </w:tr>
+      <w:tr>
+        <w:tc>
+          <w:tcPr>
+            <w:tcW w:type="dxa" w:w="2995"/>
+            <w:tcBorders>
+              <w:top w:val="single" w:color="E4EBF3" w:sz="4"/>
+              <w:left w:val="none" w:color="FFFFFF" w:sz="0"/>
+              <w:bottom w:val="none" w:color="FFFFFF" w:sz="0"/>
+              <w:right w:val="none" w:color="FFFFFF" w:sz="0"/>
+            </w:tcBorders>
+            <w:tcMar>
+              <w:top w:type="dxa" w:w="80"/>
+              <w:left w:type="dxa" w:w="150"/>
+              <w:bottom w:type="dxa" w:w="80"/>
+              <w:right w:type="dxa" w:w="120"/>
+            </w:tcMar>
+          </w:tcPr>
+          <w:p>
+            <w:pPr>
+              <w:spacing w:after="0" w:before="0" w:line="276"/>
+            </w:pPr>
+            <w:r>
+              <w:rPr>
+                <w:rFonts w:ascii="Calibri" w:cs="Calibri" w:eastAsia="Calibri" w:hAnsi="Calibri"/>
+                <w:b/>
+                <w:bCs/>
+                <w:color w:val="9A6516"/>
+                <w:sz w:val="19"/>
+                <w:szCs w:val="19"/>
+              </w:rPr>
+              <w:t xml:space="preserve">Value</w:t>
+            </w:r>
+          </w:p>
+        </w:tc>
+        <w:tc>
+          <w:tcPr>
+            <w:tcW w:type="dxa" w:w="6365"/>
+            <w:tcBorders>
+              <w:top w:val="single" w:color="E4EBF3" w:sz="4"/>
+              <w:left w:val="none" w:color="FFFFFF" w:sz="0"/>
+              <w:bottom w:val="none" w:color="FFFFFF" w:sz="0"/>
+              <w:right w:val="none" w:color="FFFFFF" w:sz="0"/>
+            </w:tcBorders>
+            <w:tcMar>
+              <w:top w:type="dxa" w:w="80"/>
+              <w:left w:type="dxa" w:w="140"/>
+              <w:bottom w:type="dxa" w:w="80"/>
+              <w:right w:type="dxa" w:w="140"/>
+            </w:tcMar>
+          </w:tcPr>
+          <w:p>
+            <w:pPr>
+              <w:spacing w:after="0" w:before="0" w:line="276"/>
+            </w:pPr>
+            <w:r>
+              <w:rPr>
+                <w:rFonts w:ascii="Calibri" w:cs="Calibri" w:eastAsia="Calibri" w:hAnsi="Calibri"/>
+                <w:b/>
+                <w:bCs/>
+                <w:color w:val="0D274D"/>
+                <w:sz w:val="18"/>
+                <w:szCs w:val="18"/>
+              </w:rPr>
+              <w:t xml:space="preserve">How it works. </w:t>
+            </w:r>
+            <w:r>
+              <w:rPr>
+                <w:rFonts w:ascii="Calibri" w:cs="Calibri" w:eastAsia="Calibri" w:hAnsi="Calibri"/>
+                <w:color w:val="2A3C52"/>
+                <w:sz w:val="18"/>
+                <w:szCs w:val="18"/>
+              </w:rPr>
+              <w:t xml:space="preserve">That's exactly the visibility gap Cisco AI Defense is built to solve. With AI Cloud Visibility, Cisco AI Defense continuously discovers AI assets across distributed cloud environments, including models, agents, datasets, MCP servers, and agent-to-tool workflows. </w:t>
+            </w:r>
+            <w:r>
+              <w:rPr>
+                <w:rFonts w:ascii="Calibri" w:cs="Calibri" w:eastAsia="Calibri" w:hAnsi="Calibri"/>
+                <w:b/>
+                <w:bCs/>
+                <w:color w:val="0D274D"/>
+                <w:sz w:val="18"/>
+                <w:szCs w:val="18"/>
+              </w:rPr>
+              <w:t xml:space="preserve">Outcome. </w:t>
+            </w:r>
+            <w:r>
+              <w:rPr>
+                <w:rFonts w:ascii="Calibri" w:cs="Calibri" w:eastAsia="Calibri" w:hAnsi="Calibri"/>
+                <w:color w:val="2A3C52"/>
+                <w:sz w:val="18"/>
+                <w:szCs w:val="18"/>
+              </w:rPr>
+              <w:t xml:space="preserve">Identifies rogue or unsanctioned AI assets. Maps relationships across data, models, agents, and tools.</w:t>
+            </w:r>
+          </w:p>
+        </w:tc>
+      </w:tr>
+    </w:tbl>
+    <w:p>
+      <w:pPr>
+        <w:spacing w:after="120"/>
+      </w:pPr>
+      <w:r>
+        <w:rPr>
+          <w:rFonts w:ascii="Calibri" w:cs="Calibri" w:eastAsia="Calibri" w:hAnsi="Calibri"/>
+          <w:color w:val="14263A"/>
+          <w:sz w:val="2"/>
+          <w:szCs w:val="2"/>
+        </w:rPr>
+        <w:t xml:space="preserve"/>
+      </w:r>
+    </w:p>
+    <w:p>
+      <w:pPr>
+        <w:spacing w:after="60" w:before="60" w:line="276"/>
+      </w:pPr>
+      <w:r>
+        <w:rPr>
+          <w:rFonts w:ascii="Calibri" w:cs="Calibri" w:eastAsia="Calibri" w:hAnsi="Calibri"/>
+          <w:b/>
+          <w:bCs/>
+          <w:color w:val="FFFFFF"/>
+          <w:sz w:val="15"/>
+          <w:szCs w:val="15"/>
+          <w:shd w:fill="0D274D" w:color="auto" w:val="clear"/>
+        </w:rPr>
+        <w:t xml:space="preserve">PAIN POINT 4</w:t>
+      </w:r>
+      <w:r>
+        <w:rPr>
+          <w:rFonts w:ascii="Calibri" w:cs="Calibri" w:eastAsia="Calibri" w:hAnsi="Calibri"/>
+          <w:color w:val="7E8CA1"/>
+          <w:sz w:val="15"/>
+          <w:szCs w:val="15"/>
+        </w:rPr>
+        <w:t xml:space="preserve">   Expected answer</w:t>
+      </w:r>
+    </w:p>
+    <w:tbl>
+      <w:tblPr>
+        <w:tblW w:type="dxa" w:w="9360"/>
+        <w:tblBorders>
+          <w:top w:val="single" w:color="auto" w:sz="4"/>
+          <w:left w:val="single" w:color="auto" w:sz="4"/>
+          <w:bottom w:val="single" w:color="auto" w:sz="4"/>
+          <w:right w:val="single" w:color="auto" w:sz="4"/>
+          <w:insideH w:val="single" w:color="auto" w:sz="4"/>
+          <w:insideV w:val="single" w:color="auto" w:sz="4"/>
+        </w:tblBorders>
+      </w:tblPr>
+      <w:tblGrid>
+        <w:gridCol w:w="9360"/>
+      </w:tblGrid>
+      <w:tr>
+        <w:tc>
+          <w:tcPr>
+            <w:tcW w:type="dxa" w:w="9360"/>
+            <w:tcBorders>
+              <w:top w:val="none" w:color="FFFFFF" w:sz="0"/>
+              <w:left w:val="single" w:color="036C8F" w:sz="18"/>
+              <w:bottom w:val="none" w:color="FFFFFF" w:sz="0"/>
+              <w:right w:val="none" w:color="FFFFFF" w:sz="0"/>
+            </w:tcBorders>
+            <w:shd w:fill="FBFCFE" w:color="auto" w:val="clear"/>
+            <w:tcMar>
+              <w:top w:type="dxa" w:w="90"/>
+              <w:left w:type="dxa" w:w="160"/>
+              <w:bottom w:type="dxa" w:w="90"/>
+              <w:right w:type="dxa" w:w="160"/>
+            </w:tcMar>
+          </w:tcPr>
+          <w:p>
+            <w:pPr>
+              <w:spacing w:after="0" w:before="0" w:line="276"/>
+            </w:pPr>
+            <w:r>
+              <w:rPr>
+                <w:rFonts w:ascii="Calibri" w:cs="Calibri" w:eastAsia="Calibri" w:hAnsi="Calibri"/>
+                <w:i/>
+                <w:iCs/>
+                <w:color w:val="22344A"/>
+                <w:sz w:val="20"/>
+                <w:szCs w:val="20"/>
+              </w:rPr>
+              <w:t xml:space="preserve">We're running AI workloads in cloud accounts, but we don't have a reliable way to see which models and AI assets are actually in use. We're also concerned about workloads reaching out to third-party AI models without security knowing about it. And even when we do know the traffic path, we need a practical way to inspect and enforce guardrails on prompt and response traffic in the cloud without changing every application.</w:t>
+            </w:r>
+          </w:p>
+        </w:tc>
+      </w:tr>
+    </w:tbl>
+    <w:p>
+      <w:pPr>
+        <w:spacing w:after="40"/>
+      </w:pPr>
+      <w:r>
+        <w:rPr>
+          <w:rFonts w:ascii="Calibri" w:cs="Calibri" w:eastAsia="Calibri" w:hAnsi="Calibri"/>
+          <w:color w:val="14263A"/>
+          <w:sz w:val="2"/>
+          <w:szCs w:val="2"/>
+        </w:rPr>
+        <w:t xml:space="preserve"/>
+      </w:r>
+    </w:p>
+    <w:tbl>
+      <w:tblPr>
+        <w:tblW w:type="dxa" w:w="9360"/>
+        <w:tblBorders>
+          <w:top w:val="single" w:color="C4D2E2" w:sz="6"/>
+          <w:left w:val="single" w:color="C4D2E2" w:sz="6"/>
+          <w:bottom w:val="single" w:color="C4D2E2" w:sz="6"/>
+          <w:right w:val="single" w:color="C4D2E2" w:sz="6"/>
+          <w:insideH w:val="none" w:color="FFFFFF" w:sz="0"/>
+          <w:insideV w:val="none" w:color="FFFFFF" w:sz="0"/>
+        </w:tblBorders>
+      </w:tblPr>
+      <w:tblGrid>
+        <w:gridCol w:w="2995"/>
+        <w:gridCol w:w="6365"/>
+      </w:tblGrid>
+      <w:tr>
+        <w:tc>
+          <w:tcPr>
+            <w:tcW w:type="dxa" w:w="2995"/>
+            <w:tcBorders>
+              <w:top w:val="single" w:color="E4EBF3" w:sz="4"/>
+              <w:left w:val="none" w:color="FFFFFF" w:sz="0"/>
+              <w:bottom w:val="none" w:color="FFFFFF" w:sz="0"/>
+              <w:right w:val="none" w:color="FFFFFF" w:sz="0"/>
+            </w:tcBorders>
+            <w:tcMar>
+              <w:top w:type="dxa" w:w="80"/>
+              <w:left w:type="dxa" w:w="150"/>
+              <w:bottom w:type="dxa" w:w="80"/>
+              <w:right w:type="dxa" w:w="120"/>
+            </w:tcMar>
+          </w:tcPr>
+          <w:p>
+            <w:pPr>
+              <w:spacing w:after="0" w:before="0" w:line="276"/>
+            </w:pPr>
+            <w:r>
+              <w:rPr>
+                <w:rFonts w:ascii="Calibri" w:cs="Calibri" w:eastAsia="Calibri" w:hAnsi="Calibri"/>
+                <w:b/>
+                <w:bCs/>
+                <w:color w:val="4A3AA8"/>
+                <w:sz w:val="19"/>
+                <w:szCs w:val="19"/>
+              </w:rPr>
+              <w:t xml:space="preserve">Problem</w:t>
+            </w:r>
+          </w:p>
+        </w:tc>
+        <w:tc>
+          <w:tcPr>
+            <w:tcW w:type="dxa" w:w="6365"/>
+            <w:tcBorders>
+              <w:top w:val="single" w:color="E4EBF3" w:sz="4"/>
+              <w:left w:val="none" w:color="FFFFFF" w:sz="0"/>
+              <w:bottom w:val="none" w:color="FFFFFF" w:sz="0"/>
+              <w:right w:val="none" w:color="FFFFFF" w:sz="0"/>
+            </w:tcBorders>
+            <w:tcMar>
+              <w:top w:type="dxa" w:w="80"/>
+              <w:left w:type="dxa" w:w="140"/>
+              <w:bottom w:type="dxa" w:w="80"/>
+              <w:right w:type="dxa" w:w="140"/>
+            </w:tcMar>
+          </w:tcPr>
+          <w:p>
+            <w:pPr>
+              <w:spacing w:after="0" w:before="0" w:line="276"/>
+            </w:pPr>
+            <w:r>
+              <w:rPr>
+                <w:rFonts w:ascii="Calibri" w:cs="Calibri" w:eastAsia="Calibri" w:hAnsi="Calibri"/>
+                <w:color w:val="2A3C52"/>
+                <w:sz w:val="18"/>
+                <w:szCs w:val="18"/>
+              </w:rPr>
+              <w:t xml:space="preserve">Seeing AI assets and third-party model usage, and enforcing runtime guardrails on AI traffic without changing applications.</w:t>
+            </w:r>
+          </w:p>
+        </w:tc>
+      </w:tr>
+      <w:tr>
+        <w:tc>
+          <w:tcPr>
+            <w:tcW w:type="dxa" w:w="2995"/>
+            <w:tcBorders>
+              <w:top w:val="single" w:color="E4EBF3" w:sz="4"/>
+              <w:left w:val="none" w:color="FFFFFF" w:sz="0"/>
+              <w:bottom w:val="none" w:color="FFFFFF" w:sz="0"/>
+              <w:right w:val="none" w:color="FFFFFF" w:sz="0"/>
+            </w:tcBorders>
+            <w:tcMar>
+              <w:top w:type="dxa" w:w="80"/>
+              <w:left w:type="dxa" w:w="150"/>
+              <w:bottom w:type="dxa" w:w="80"/>
+              <w:right w:type="dxa" w:w="120"/>
+            </w:tcMar>
+          </w:tcPr>
+          <w:p>
+            <w:pPr>
+              <w:spacing w:after="0" w:before="0" w:line="276"/>
+            </w:pPr>
+            <w:r>
+              <w:rPr>
+                <w:rFonts w:ascii="Calibri" w:cs="Calibri" w:eastAsia="Calibri" w:hAnsi="Calibri"/>
+                <w:b/>
+                <w:bCs/>
+                <w:color w:val="0B6670"/>
+                <w:sz w:val="19"/>
+                <w:szCs w:val="19"/>
+              </w:rPr>
+              <w:t xml:space="preserve">Solution</w:t>
+            </w:r>
+          </w:p>
+        </w:tc>
+        <w:tc>
+          <w:tcPr>
+            <w:tcW w:type="dxa" w:w="6365"/>
+            <w:tcBorders>
+              <w:top w:val="single" w:color="E4EBF3" w:sz="4"/>
+              <w:left w:val="none" w:color="FFFFFF" w:sz="0"/>
+              <w:bottom w:val="none" w:color="FFFFFF" w:sz="0"/>
+              <w:right w:val="none" w:color="FFFFFF" w:sz="0"/>
+            </w:tcBorders>
+            <w:tcMar>
+              <w:top w:type="dxa" w:w="80"/>
+              <w:left w:type="dxa" w:w="140"/>
+              <w:bottom w:type="dxa" w:w="80"/>
+              <w:right w:type="dxa" w:w="140"/>
+            </w:tcMar>
+          </w:tcPr>
+          <w:p>
+            <w:pPr>
+              <w:spacing w:after="0" w:before="0" w:line="276"/>
+            </w:pPr>
+            <w:r>
+              <w:rPr>
+                <w:rFonts w:ascii="Calibri" w:cs="Calibri" w:eastAsia="Calibri" w:hAnsi="Calibri"/>
+                <w:b/>
+                <w:bCs/>
+                <w:color w:val="0B6670"/>
+                <w:sz w:val="18"/>
+                <w:szCs w:val="18"/>
+              </w:rPr>
+              <w:t xml:space="preserve">Cisco AI Defense with Cisco Multicloud Defense (AI Runtime Protection)</w:t>
+            </w:r>
+          </w:p>
+        </w:tc>
+      </w:tr>
+      <w:tr>
+        <w:tc>
+          <w:tcPr>
+            <w:tcW w:type="dxa" w:w="2995"/>
+            <w:tcBorders>
+              <w:top w:val="single" w:color="E4EBF3" w:sz="4"/>
+              <w:left w:val="none" w:color="FFFFFF" w:sz="0"/>
+              <w:bottom w:val="none" w:color="FFFFFF" w:sz="0"/>
+              <w:right w:val="none" w:color="FFFFFF" w:sz="0"/>
+            </w:tcBorders>
+            <w:tcMar>
+              <w:top w:type="dxa" w:w="80"/>
+              <w:left w:type="dxa" w:w="150"/>
+              <w:bottom w:type="dxa" w:w="80"/>
+              <w:right w:type="dxa" w:w="120"/>
+            </w:tcMar>
+          </w:tcPr>
+          <w:p>
+            <w:pPr>
+              <w:spacing w:after="0" w:before="0" w:line="276"/>
+            </w:pPr>
+            <w:r>
+              <w:rPr>
+                <w:rFonts w:ascii="Calibri" w:cs="Calibri" w:eastAsia="Calibri" w:hAnsi="Calibri"/>
+                <w:b/>
+                <w:bCs/>
+                <w:color w:val="9A6516"/>
+                <w:sz w:val="19"/>
+                <w:szCs w:val="19"/>
+              </w:rPr>
+              <w:t xml:space="preserve">Value</w:t>
+            </w:r>
+          </w:p>
+        </w:tc>
+        <w:tc>
+          <w:tcPr>
+            <w:tcW w:type="dxa" w:w="6365"/>
+            <w:tcBorders>
+              <w:top w:val="single" w:color="E4EBF3" w:sz="4"/>
+              <w:left w:val="none" w:color="FFFFFF" w:sz="0"/>
+              <w:bottom w:val="none" w:color="FFFFFF" w:sz="0"/>
+              <w:right w:val="none" w:color="FFFFFF" w:sz="0"/>
+            </w:tcBorders>
+            <w:tcMar>
+              <w:top w:type="dxa" w:w="80"/>
+              <w:left w:type="dxa" w:w="140"/>
+              <w:bottom w:type="dxa" w:w="80"/>
+              <w:right w:type="dxa" w:w="140"/>
+            </w:tcMar>
+          </w:tcPr>
+          <w:p>
+            <w:pPr>
+              <w:spacing w:after="0" w:before="0" w:line="276"/>
+            </w:pPr>
+            <w:r>
+              <w:rPr>
+                <w:rFonts w:ascii="Calibri" w:cs="Calibri" w:eastAsia="Calibri" w:hAnsi="Calibri"/>
+                <w:b/>
+                <w:bCs/>
+                <w:color w:val="0D274D"/>
+                <w:sz w:val="18"/>
+                <w:szCs w:val="18"/>
+              </w:rPr>
+              <w:t xml:space="preserve">How it works. </w:t>
+            </w:r>
+            <w:r>
+              <w:rPr>
+                <w:rFonts w:ascii="Calibri" w:cs="Calibri" w:eastAsia="Calibri" w:hAnsi="Calibri"/>
+                <w:color w:val="2A3C52"/>
+                <w:sz w:val="18"/>
+                <w:szCs w:val="18"/>
+              </w:rPr>
+              <w:t xml:space="preserve">That's exactly what the Cisco AI Defense-Cisco Multicloud Defense integration is designed to address. Cisco AI Defense uses the integration to discover AI assets in your cloud environments and identify external AI destinations your workloads are calling. </w:t>
+            </w:r>
+            <w:r>
+              <w:rPr>
+                <w:rFonts w:ascii="Calibri" w:cs="Calibri" w:eastAsia="Calibri" w:hAnsi="Calibri"/>
+                <w:b/>
+                <w:bCs/>
+                <w:color w:val="0D274D"/>
+                <w:sz w:val="18"/>
+                <w:szCs w:val="18"/>
+              </w:rPr>
+              <w:t xml:space="preserve">Outcome. </w:t>
+            </w:r>
+            <w:r>
+              <w:rPr>
+                <w:rFonts w:ascii="Calibri" w:cs="Calibri" w:eastAsia="Calibri" w:hAnsi="Calibri"/>
+                <w:color w:val="2A3C52"/>
+                <w:sz w:val="18"/>
+                <w:szCs w:val="18"/>
+              </w:rPr>
+              <w:t xml:space="preserve">Finds AI assets in cloud accounts. Identifies third-party AI model usage.</w:t>
+            </w:r>
+          </w:p>
+        </w:tc>
+      </w:tr>
+    </w:tbl>
+    <w:p>
+      <w:pPr>
+        <w:spacing w:after="120"/>
+      </w:pPr>
+      <w:r>
+        <w:rPr>
+          <w:rFonts w:ascii="Calibri" w:cs="Calibri" w:eastAsia="Calibri" w:hAnsi="Calibri"/>
+          <w:color w:val="14263A"/>
+          <w:sz w:val="2"/>
+          <w:szCs w:val="2"/>
+        </w:rPr>
+        <w:t xml:space="preserve"/>
+      </w:r>
+    </w:p>
+    <w:p>
+      <w:pPr>
+        <w:spacing w:after="50" w:before="150" w:line="276"/>
+      </w:pPr>
+      <w:r>
+        <w:rPr>
+          <w:rFonts w:ascii="Calibri" w:cs="Calibri" w:eastAsia="Calibri" w:hAnsi="Calibri"/>
+          <w:b/>
+          <w:bCs/>
+          <w:caps/>
+          <w:color w:val="0D274D"/>
+          <w:sz w:val="22"/>
+          <w:szCs w:val="22"/>
+        </w:rPr>
+        <w:t xml:space="preserve">Assess Case Study 1</w:t>
       </w:r>
     </w:p>
     <w:tbl>
@@ -1992,7 +3799,7 @@
     </w:tbl>
     <w:p>
       <w:pPr>
-        <w:spacing w:after="80"/>
+        <w:spacing w:after="60"/>
       </w:pPr>
       <w:r>
         <w:rPr>
@@ -2006,31 +3813,54 @@
     </w:p>
     <w:p>
       <w:pPr>
-        <w:spacing w:after="50" w:before="0" w:line="276"/>
+        <w:spacing w:after="80" w:before="0" w:line="276"/>
+      </w:pPr>
+      <w:r>
+        <w:rPr>
+          <w:rFonts w:ascii="Calibri" w:cs="Calibri" w:eastAsia="Calibri" w:hAnsi="Calibri"/>
+          <w:color w:val="7E8CA1"/>
+          <w:sz w:val="18"/>
+          <w:szCs w:val="18"/>
+        </w:rPr>
+        <w:t xml:space="preserve">Compare each team answer against the expected answer, then assess the case study.</w:t>
+      </w:r>
+    </w:p>
+    <w:p>
+      <w:pPr>
+        <w:spacing w:after="60" w:before="60" w:line="276"/>
       </w:pPr>
       <w:r>
         <w:rPr>
           <w:rFonts w:ascii="Calibri" w:cs="Calibri" w:eastAsia="Calibri" w:hAnsi="Calibri"/>
           <w:b/>
           <w:bCs/>
-          <w:caps/>
+          <w:color w:val="FFFFFF"/>
+          <w:sz w:val="15"/>
+          <w:szCs w:val="15"/>
+          <w:shd w:fill="0D274D" w:color="auto" w:val="clear"/>
+        </w:rPr>
+        <w:t xml:space="preserve">PAIN POINT 1</w:t>
+      </w:r>
+      <w:r>
+        <w:rPr>
+          <w:rFonts w:ascii="Calibri" w:cs="Calibri" w:eastAsia="Calibri" w:hAnsi="Calibri"/>
           <w:color w:val="7E8CA1"/>
           <w:sz w:val="15"/>
           <w:szCs w:val="15"/>
         </w:rPr>
-        <w:t xml:space="preserve">The four pain points assessed</w:t>
+        <w:t xml:space="preserve">   Expected answer</w:t>
       </w:r>
     </w:p>
     <w:tbl>
       <w:tblPr>
         <w:tblW w:type="dxa" w:w="9360"/>
         <w:tblBorders>
-          <w:top w:val="single" w:color="E1E8F1" w:sz="6"/>
-          <w:left w:val="single" w:color="E1E8F1" w:sz="6"/>
-          <w:bottom w:val="single" w:color="E1E8F1" w:sz="6"/>
-          <w:right w:val="single" w:color="E1E8F1" w:sz="6"/>
-          <w:insideH w:val="none" w:color="FFFFFF" w:sz="0"/>
-          <w:insideV w:val="none" w:color="FFFFFF" w:sz="0"/>
+          <w:top w:val="single" w:color="auto" w:sz="4"/>
+          <w:left w:val="single" w:color="auto" w:sz="4"/>
+          <w:bottom w:val="single" w:color="auto" w:sz="4"/>
+          <w:right w:val="single" w:color="auto" w:sz="4"/>
+          <w:insideH w:val="single" w:color="auto" w:sz="4"/>
+          <w:insideV w:val="single" w:color="auto" w:sz="4"/>
         </w:tblBorders>
       </w:tblPr>
       <w:tblGrid>
@@ -2042,172 +3872,32 @@
             <w:tcW w:type="dxa" w:w="9360"/>
             <w:tcBorders>
               <w:top w:val="none" w:color="FFFFFF" w:sz="0"/>
-              <w:left w:val="none" w:color="FFFFFF" w:sz="0"/>
-              <w:bottom w:val="none" w:color="FFFFFF" w:sz="0"/>
-              <w:right w:val="none" w:color="FFFFFF" w:sz="0"/>
-            </w:tcBorders>
-            <w:tcMar>
-              <w:top w:type="dxa" w:w="60"/>
-              <w:left w:type="dxa" w:w="150"/>
-              <w:bottom w:type="dxa" w:w="60"/>
-              <w:right w:type="dxa" w:w="150"/>
-            </w:tcMar>
-          </w:tcPr>
-          <w:p>
-            <w:pPr>
-              <w:spacing w:after="0" w:before="0" w:line="276"/>
-            </w:pPr>
-            <w:r>
-              <w:rPr>
-                <w:rFonts w:ascii="Calibri" w:cs="Calibri" w:eastAsia="Calibri" w:hAnsi="Calibri"/>
-                <w:b/>
-                <w:bCs/>
-                <w:color w:val="0D274D"/>
-                <w:sz w:val="17"/>
-                <w:szCs w:val="17"/>
-              </w:rPr>
-              <w:t xml:space="preserve">1. </w:t>
-            </w:r>
-            <w:r>
-              <w:rPr>
-                <w:rFonts w:ascii="Calibri" w:cs="Calibri" w:eastAsia="Calibri" w:hAnsi="Calibri"/>
-                <w:color w:val="46566E"/>
-                <w:sz w:val="17"/>
-                <w:szCs w:val="17"/>
-              </w:rPr>
-              <w:t xml:space="preserve">If a breach occurs in one of our public cloud instances, we are terrified that the attacker will move…</w:t>
-            </w:r>
-          </w:p>
-        </w:tc>
-      </w:tr>
-      <w:tr>
-        <w:tc>
-          <w:tcPr>
-            <w:tcW w:type="dxa" w:w="9360"/>
-            <w:tcBorders>
-              <w:top w:val="single" w:color="EEF2F7" w:sz="4"/>
-              <w:left w:val="none" w:color="FFFFFF" w:sz="0"/>
-              <w:bottom w:val="none" w:color="FFFFFF" w:sz="0"/>
-              <w:right w:val="none" w:color="FFFFFF" w:sz="0"/>
-            </w:tcBorders>
-            <w:tcMar>
-              <w:top w:type="dxa" w:w="60"/>
-              <w:left w:type="dxa" w:w="150"/>
-              <w:bottom w:type="dxa" w:w="60"/>
-              <w:right w:type="dxa" w:w="150"/>
-            </w:tcMar>
-          </w:tcPr>
-          <w:p>
-            <w:pPr>
-              <w:spacing w:after="0" w:before="0" w:line="276"/>
-            </w:pPr>
-            <w:r>
-              <w:rPr>
-                <w:rFonts w:ascii="Calibri" w:cs="Calibri" w:eastAsia="Calibri" w:hAnsi="Calibri"/>
-                <w:b/>
-                <w:bCs/>
-                <w:color w:val="0D274D"/>
-                <w:sz w:val="17"/>
-                <w:szCs w:val="17"/>
-              </w:rPr>
-              <w:t xml:space="preserve">2. </w:t>
-            </w:r>
-            <w:r>
-              <w:rPr>
-                <w:rFonts w:ascii="Calibri" w:cs="Calibri" w:eastAsia="Calibri" w:hAnsi="Calibri"/>
-                <w:color w:val="46566E"/>
-                <w:sz w:val="17"/>
-                <w:szCs w:val="17"/>
-              </w:rPr>
-              <w:t xml:space="preserve">Our auditors require proof that our security controls are applied consistently across all our cloud…</w:t>
-            </w:r>
-          </w:p>
-        </w:tc>
-      </w:tr>
-      <w:tr>
-        <w:tc>
-          <w:tcPr>
-            <w:tcW w:type="dxa" w:w="9360"/>
-            <w:tcBorders>
-              <w:top w:val="single" w:color="EEF2F7" w:sz="4"/>
-              <w:left w:val="none" w:color="FFFFFF" w:sz="0"/>
-              <w:bottom w:val="none" w:color="FFFFFF" w:sz="0"/>
-              <w:right w:val="none" w:color="FFFFFF" w:sz="0"/>
-            </w:tcBorders>
-            <w:tcMar>
-              <w:top w:type="dxa" w:w="60"/>
-              <w:left w:type="dxa" w:w="150"/>
-              <w:bottom w:type="dxa" w:w="60"/>
-              <w:right w:type="dxa" w:w="150"/>
-            </w:tcMar>
-          </w:tcPr>
-          <w:p>
-            <w:pPr>
-              <w:spacing w:after="0" w:before="0" w:line="276"/>
-            </w:pPr>
-            <w:r>
-              <w:rPr>
-                <w:rFonts w:ascii="Calibri" w:cs="Calibri" w:eastAsia="Calibri" w:hAnsi="Calibri"/>
-                <w:b/>
-                <w:bCs/>
-                <w:color w:val="0D274D"/>
-                <w:sz w:val="17"/>
-                <w:szCs w:val="17"/>
-              </w:rPr>
-              <w:t xml:space="preserve">3. </w:t>
-            </w:r>
-            <w:r>
-              <w:rPr>
-                <w:rFonts w:ascii="Calibri" w:cs="Calibri" w:eastAsia="Calibri" w:hAnsi="Calibri"/>
-                <w:color w:val="46566E"/>
-                <w:sz w:val="17"/>
-                <w:szCs w:val="17"/>
-              </w:rPr>
-              <w:t xml:space="preserve">We have workloads spread across AWS, Azure, and on-premises data centers. Managing security policies…</w:t>
-            </w:r>
-          </w:p>
-        </w:tc>
-      </w:tr>
-      <w:tr>
-        <w:tc>
-          <w:tcPr>
-            <w:tcW w:type="dxa" w:w="9360"/>
-            <w:tcBorders>
-              <w:top w:val="single" w:color="EEF2F7" w:sz="4"/>
-              <w:left w:val="none" w:color="FFFFFF" w:sz="0"/>
-              <w:bottom w:val="none" w:color="FFFFFF" w:sz="0"/>
-              <w:right w:val="none" w:color="FFFFFF" w:sz="0"/>
-            </w:tcBorders>
-            <w:tcMar>
-              <w:top w:type="dxa" w:w="60"/>
-              <w:left w:type="dxa" w:w="150"/>
-              <w:bottom w:type="dxa" w:w="60"/>
-              <w:right w:type="dxa" w:w="150"/>
-            </w:tcMar>
-          </w:tcPr>
-          <w:p>
-            <w:pPr>
-              <w:spacing w:after="0" w:before="0" w:line="276"/>
-            </w:pPr>
-            <w:r>
-              <w:rPr>
-                <w:rFonts w:ascii="Calibri" w:cs="Calibri" w:eastAsia="Calibri" w:hAnsi="Calibri"/>
-                <w:b/>
-                <w:bCs/>
-                <w:color w:val="0D274D"/>
-                <w:sz w:val="17"/>
-                <w:szCs w:val="17"/>
-              </w:rPr>
-              <w:t xml:space="preserve">4. </w:t>
-            </w:r>
-            <w:r>
-              <w:rPr>
-                <w:rFonts w:ascii="Calibri" w:cs="Calibri" w:eastAsia="Calibri" w:hAnsi="Calibri"/>
-                <w:color w:val="46566E"/>
-                <w:sz w:val="17"/>
-                <w:szCs w:val="17"/>
-              </w:rPr>
-              <w:t xml:space="preserve">We have workloads on-prem, in cloud, and in mixed environments, and policy consistency is becoming…</w:t>
+              <w:left w:val="single" w:color="036C8F" w:sz="18"/>
+              <w:bottom w:val="none" w:color="FFFFFF" w:sz="0"/>
+              <w:right w:val="none" w:color="FFFFFF" w:sz="0"/>
+            </w:tcBorders>
+            <w:shd w:fill="FBFCFE" w:color="auto" w:val="clear"/>
+            <w:tcMar>
+              <w:top w:type="dxa" w:w="90"/>
+              <w:left w:type="dxa" w:w="160"/>
+              <w:bottom w:type="dxa" w:w="90"/>
+              <w:right w:type="dxa" w:w="160"/>
+            </w:tcMar>
+          </w:tcPr>
+          <w:p>
+            <w:pPr>
+              <w:spacing w:after="0" w:before="0" w:line="276"/>
+            </w:pPr>
+            <w:r>
+              <w:rPr>
+                <w:rFonts w:ascii="Calibri" w:cs="Calibri" w:eastAsia="Calibri" w:hAnsi="Calibri"/>
+                <w:i/>
+                <w:iCs/>
+                <w:color w:val="22344A"/>
+                <w:sz w:val="20"/>
+                <w:szCs w:val="20"/>
+              </w:rPr>
+              <w:t xml:space="preserve">If a breach occurs in one of our public cloud instances, we are terrified that the attacker will move laterally into our core on-premises systems. How can we contain these threats in a multicloud environment?</w:t>
             </w:r>
           </w:p>
         </w:tc>
@@ -2215,7 +3905,7 @@
     </w:tbl>
     <w:p>
       <w:pPr>
-        <w:spacing w:after="120"/>
+        <w:spacing w:after="40"/>
       </w:pPr>
       <w:r>
         <w:rPr>
@@ -2225,6 +3915,1347 @@
           <w:szCs w:val="2"/>
         </w:rPr>
         <w:t xml:space="preserve"/>
+      </w:r>
+    </w:p>
+    <w:tbl>
+      <w:tblPr>
+        <w:tblW w:type="dxa" w:w="9360"/>
+        <w:tblBorders>
+          <w:top w:val="single" w:color="C4D2E2" w:sz="6"/>
+          <w:left w:val="single" w:color="C4D2E2" w:sz="6"/>
+          <w:bottom w:val="single" w:color="C4D2E2" w:sz="6"/>
+          <w:right w:val="single" w:color="C4D2E2" w:sz="6"/>
+          <w:insideH w:val="none" w:color="FFFFFF" w:sz="0"/>
+          <w:insideV w:val="none" w:color="FFFFFF" w:sz="0"/>
+        </w:tblBorders>
+      </w:tblPr>
+      <w:tblGrid>
+        <w:gridCol w:w="2995"/>
+        <w:gridCol w:w="6365"/>
+      </w:tblGrid>
+      <w:tr>
+        <w:tc>
+          <w:tcPr>
+            <w:tcW w:type="dxa" w:w="2995"/>
+            <w:tcBorders>
+              <w:top w:val="single" w:color="E4EBF3" w:sz="4"/>
+              <w:left w:val="none" w:color="FFFFFF" w:sz="0"/>
+              <w:bottom w:val="none" w:color="FFFFFF" w:sz="0"/>
+              <w:right w:val="none" w:color="FFFFFF" w:sz="0"/>
+            </w:tcBorders>
+            <w:tcMar>
+              <w:top w:type="dxa" w:w="80"/>
+              <w:left w:type="dxa" w:w="150"/>
+              <w:bottom w:type="dxa" w:w="80"/>
+              <w:right w:type="dxa" w:w="120"/>
+            </w:tcMar>
+          </w:tcPr>
+          <w:p>
+            <w:pPr>
+              <w:spacing w:after="0" w:before="0" w:line="276"/>
+            </w:pPr>
+            <w:r>
+              <w:rPr>
+                <w:rFonts w:ascii="Calibri" w:cs="Calibri" w:eastAsia="Calibri" w:hAnsi="Calibri"/>
+                <w:b/>
+                <w:bCs/>
+                <w:color w:val="4A3AA8"/>
+                <w:sz w:val="19"/>
+                <w:szCs w:val="19"/>
+              </w:rPr>
+              <w:t xml:space="preserve">Problem</w:t>
+            </w:r>
+          </w:p>
+        </w:tc>
+        <w:tc>
+          <w:tcPr>
+            <w:tcW w:type="dxa" w:w="6365"/>
+            <w:tcBorders>
+              <w:top w:val="single" w:color="E4EBF3" w:sz="4"/>
+              <w:left w:val="none" w:color="FFFFFF" w:sz="0"/>
+              <w:bottom w:val="none" w:color="FFFFFF" w:sz="0"/>
+              <w:right w:val="none" w:color="FFFFFF" w:sz="0"/>
+            </w:tcBorders>
+            <w:tcMar>
+              <w:top w:type="dxa" w:w="80"/>
+              <w:left w:type="dxa" w:w="140"/>
+              <w:bottom w:type="dxa" w:w="80"/>
+              <w:right w:type="dxa" w:w="140"/>
+            </w:tcMar>
+          </w:tcPr>
+          <w:p>
+            <w:pPr>
+              <w:spacing w:after="0" w:before="0" w:line="276"/>
+            </w:pPr>
+            <w:r>
+              <w:rPr>
+                <w:rFonts w:ascii="Calibri" w:cs="Calibri" w:eastAsia="Calibri" w:hAnsi="Calibri"/>
+                <w:color w:val="2A3C52"/>
+                <w:sz w:val="18"/>
+                <w:szCs w:val="18"/>
+              </w:rPr>
+              <w:t xml:space="preserve">Containing lateral movement between public cloud and on-prem in a multicloud environment.</w:t>
+            </w:r>
+          </w:p>
+        </w:tc>
+      </w:tr>
+      <w:tr>
+        <w:tc>
+          <w:tcPr>
+            <w:tcW w:type="dxa" w:w="2995"/>
+            <w:tcBorders>
+              <w:top w:val="single" w:color="E4EBF3" w:sz="4"/>
+              <w:left w:val="none" w:color="FFFFFF" w:sz="0"/>
+              <w:bottom w:val="none" w:color="FFFFFF" w:sz="0"/>
+              <w:right w:val="none" w:color="FFFFFF" w:sz="0"/>
+            </w:tcBorders>
+            <w:tcMar>
+              <w:top w:type="dxa" w:w="80"/>
+              <w:left w:type="dxa" w:w="150"/>
+              <w:bottom w:type="dxa" w:w="80"/>
+              <w:right w:type="dxa" w:w="120"/>
+            </w:tcMar>
+          </w:tcPr>
+          <w:p>
+            <w:pPr>
+              <w:spacing w:after="0" w:before="0" w:line="276"/>
+            </w:pPr>
+            <w:r>
+              <w:rPr>
+                <w:rFonts w:ascii="Calibri" w:cs="Calibri" w:eastAsia="Calibri" w:hAnsi="Calibri"/>
+                <w:b/>
+                <w:bCs/>
+                <w:color w:val="0B6670"/>
+                <w:sz w:val="19"/>
+                <w:szCs w:val="19"/>
+              </w:rPr>
+              <w:t xml:space="preserve">Solution</w:t>
+            </w:r>
+          </w:p>
+        </w:tc>
+        <w:tc>
+          <w:tcPr>
+            <w:tcW w:type="dxa" w:w="6365"/>
+            <w:tcBorders>
+              <w:top w:val="single" w:color="E4EBF3" w:sz="4"/>
+              <w:left w:val="none" w:color="FFFFFF" w:sz="0"/>
+              <w:bottom w:val="none" w:color="FFFFFF" w:sz="0"/>
+              <w:right w:val="none" w:color="FFFFFF" w:sz="0"/>
+            </w:tcBorders>
+            <w:tcMar>
+              <w:top w:type="dxa" w:w="80"/>
+              <w:left w:type="dxa" w:w="140"/>
+              <w:bottom w:type="dxa" w:w="80"/>
+              <w:right w:type="dxa" w:w="140"/>
+            </w:tcMar>
+          </w:tcPr>
+          <w:p>
+            <w:pPr>
+              <w:spacing w:after="0" w:before="0" w:line="276"/>
+            </w:pPr>
+            <w:r>
+              <w:rPr>
+                <w:rFonts w:ascii="Calibri" w:cs="Calibri" w:eastAsia="Calibri" w:hAnsi="Calibri"/>
+                <w:b/>
+                <w:bCs/>
+                <w:color w:val="0B6670"/>
+                <w:sz w:val="18"/>
+                <w:szCs w:val="18"/>
+              </w:rPr>
+              <w:t xml:space="preserve">Cisco Multicloud Defense (macro and micro-segmentation gateways)</w:t>
+            </w:r>
+          </w:p>
+        </w:tc>
+      </w:tr>
+      <w:tr>
+        <w:tc>
+          <w:tcPr>
+            <w:tcW w:type="dxa" w:w="2995"/>
+            <w:tcBorders>
+              <w:top w:val="single" w:color="E4EBF3" w:sz="4"/>
+              <w:left w:val="none" w:color="FFFFFF" w:sz="0"/>
+              <w:bottom w:val="none" w:color="FFFFFF" w:sz="0"/>
+              <w:right w:val="none" w:color="FFFFFF" w:sz="0"/>
+            </w:tcBorders>
+            <w:tcMar>
+              <w:top w:type="dxa" w:w="80"/>
+              <w:left w:type="dxa" w:w="150"/>
+              <w:bottom w:type="dxa" w:w="80"/>
+              <w:right w:type="dxa" w:w="120"/>
+            </w:tcMar>
+          </w:tcPr>
+          <w:p>
+            <w:pPr>
+              <w:spacing w:after="0" w:before="0" w:line="276"/>
+            </w:pPr>
+            <w:r>
+              <w:rPr>
+                <w:rFonts w:ascii="Calibri" w:cs="Calibri" w:eastAsia="Calibri" w:hAnsi="Calibri"/>
+                <w:b/>
+                <w:bCs/>
+                <w:color w:val="9A6516"/>
+                <w:sz w:val="19"/>
+                <w:szCs w:val="19"/>
+              </w:rPr>
+              <w:t xml:space="preserve">Value</w:t>
+            </w:r>
+          </w:p>
+        </w:tc>
+        <w:tc>
+          <w:tcPr>
+            <w:tcW w:type="dxa" w:w="6365"/>
+            <w:tcBorders>
+              <w:top w:val="single" w:color="E4EBF3" w:sz="4"/>
+              <w:left w:val="none" w:color="FFFFFF" w:sz="0"/>
+              <w:bottom w:val="none" w:color="FFFFFF" w:sz="0"/>
+              <w:right w:val="none" w:color="FFFFFF" w:sz="0"/>
+            </w:tcBorders>
+            <w:tcMar>
+              <w:top w:type="dxa" w:w="80"/>
+              <w:left w:type="dxa" w:w="140"/>
+              <w:bottom w:type="dxa" w:w="80"/>
+              <w:right w:type="dxa" w:w="140"/>
+            </w:tcMar>
+          </w:tcPr>
+          <w:p>
+            <w:pPr>
+              <w:spacing w:after="0" w:before="0" w:line="276"/>
+            </w:pPr>
+            <w:r>
+              <w:rPr>
+                <w:rFonts w:ascii="Calibri" w:cs="Calibri" w:eastAsia="Calibri" w:hAnsi="Calibri"/>
+                <w:b/>
+                <w:bCs/>
+                <w:color w:val="0D274D"/>
+                <w:sz w:val="18"/>
+                <w:szCs w:val="18"/>
+              </w:rPr>
+              <w:t xml:space="preserve">How it works. </w:t>
+            </w:r>
+            <w:r>
+              <w:rPr>
+                <w:rFonts w:ascii="Calibri" w:cs="Calibri" w:eastAsia="Calibri" w:hAnsi="Calibri"/>
+                <w:color w:val="2A3C52"/>
+                <w:sz w:val="18"/>
+                <w:szCs w:val="18"/>
+              </w:rPr>
+              <w:t xml:space="preserve">Cisco Multicloud Defense leverages macro and micro-segmentation capabilities to enforce strict communication boundaries. By integrating with our Hybrid Mesh Firewall and Hypershield, we can isolate workloads and inspect traffic between cloud segments, effectively stopping lateral movement before it reaches your sensitive data. </w:t>
+            </w:r>
+            <w:r>
+              <w:rPr>
+                <w:rFonts w:ascii="Calibri" w:cs="Calibri" w:eastAsia="Calibri" w:hAnsi="Calibri"/>
+                <w:b/>
+                <w:bCs/>
+                <w:color w:val="0D274D"/>
+                <w:sz w:val="18"/>
+                <w:szCs w:val="18"/>
+              </w:rPr>
+              <w:t xml:space="preserve">Outcome. </w:t>
+            </w:r>
+            <w:r>
+              <w:rPr>
+                <w:rFonts w:ascii="Calibri" w:cs="Calibri" w:eastAsia="Calibri" w:hAnsi="Calibri"/>
+                <w:color w:val="2A3C52"/>
+                <w:sz w:val="18"/>
+                <w:szCs w:val="18"/>
+              </w:rPr>
+              <w:t xml:space="preserve">It provides granular visibility and control over east-west traffic. By applying Zero Trust principles across the hybrid fabric, you transform your network into a series of secure, isolated zones that prevent an attacker from pivoting through your infrastructure.</w:t>
+            </w:r>
+          </w:p>
+        </w:tc>
+      </w:tr>
+    </w:tbl>
+    <w:p>
+      <w:pPr>
+        <w:spacing w:after="120"/>
+      </w:pPr>
+      <w:r>
+        <w:rPr>
+          <w:rFonts w:ascii="Calibri" w:cs="Calibri" w:eastAsia="Calibri" w:hAnsi="Calibri"/>
+          <w:color w:val="14263A"/>
+          <w:sz w:val="2"/>
+          <w:szCs w:val="2"/>
+        </w:rPr>
+        <w:t xml:space="preserve"/>
+      </w:r>
+    </w:p>
+    <w:p>
+      <w:pPr>
+        <w:spacing w:after="60" w:before="60" w:line="276"/>
+      </w:pPr>
+      <w:r>
+        <w:rPr>
+          <w:rFonts w:ascii="Calibri" w:cs="Calibri" w:eastAsia="Calibri" w:hAnsi="Calibri"/>
+          <w:b/>
+          <w:bCs/>
+          <w:color w:val="FFFFFF"/>
+          <w:sz w:val="15"/>
+          <w:szCs w:val="15"/>
+          <w:shd w:fill="0D274D" w:color="auto" w:val="clear"/>
+        </w:rPr>
+        <w:t xml:space="preserve">PAIN POINT 2</w:t>
+      </w:r>
+      <w:r>
+        <w:rPr>
+          <w:rFonts w:ascii="Calibri" w:cs="Calibri" w:eastAsia="Calibri" w:hAnsi="Calibri"/>
+          <w:color w:val="7E8CA1"/>
+          <w:sz w:val="15"/>
+          <w:szCs w:val="15"/>
+        </w:rPr>
+        <w:t xml:space="preserve">   Expected answer</w:t>
+      </w:r>
+    </w:p>
+    <w:tbl>
+      <w:tblPr>
+        <w:tblW w:type="dxa" w:w="9360"/>
+        <w:tblBorders>
+          <w:top w:val="single" w:color="auto" w:sz="4"/>
+          <w:left w:val="single" w:color="auto" w:sz="4"/>
+          <w:bottom w:val="single" w:color="auto" w:sz="4"/>
+          <w:right w:val="single" w:color="auto" w:sz="4"/>
+          <w:insideH w:val="single" w:color="auto" w:sz="4"/>
+          <w:insideV w:val="single" w:color="auto" w:sz="4"/>
+        </w:tblBorders>
+      </w:tblPr>
+      <w:tblGrid>
+        <w:gridCol w:w="9360"/>
+      </w:tblGrid>
+      <w:tr>
+        <w:tc>
+          <w:tcPr>
+            <w:tcW w:type="dxa" w:w="9360"/>
+            <w:tcBorders>
+              <w:top w:val="none" w:color="FFFFFF" w:sz="0"/>
+              <w:left w:val="single" w:color="036C8F" w:sz="18"/>
+              <w:bottom w:val="none" w:color="FFFFFF" w:sz="0"/>
+              <w:right w:val="none" w:color="FFFFFF" w:sz="0"/>
+            </w:tcBorders>
+            <w:shd w:fill="FBFCFE" w:color="auto" w:val="clear"/>
+            <w:tcMar>
+              <w:top w:type="dxa" w:w="90"/>
+              <w:left w:type="dxa" w:w="160"/>
+              <w:bottom w:type="dxa" w:w="90"/>
+              <w:right w:type="dxa" w:w="160"/>
+            </w:tcMar>
+          </w:tcPr>
+          <w:p>
+            <w:pPr>
+              <w:spacing w:after="0" w:before="0" w:line="276"/>
+            </w:pPr>
+            <w:r>
+              <w:rPr>
+                <w:rFonts w:ascii="Calibri" w:cs="Calibri" w:eastAsia="Calibri" w:hAnsi="Calibri"/>
+                <w:i/>
+                <w:iCs/>
+                <w:color w:val="22344A"/>
+                <w:sz w:val="20"/>
+                <w:szCs w:val="20"/>
+              </w:rPr>
+              <w:t xml:space="preserve">Our auditors require proof that our security controls are applied consistently across all our cloud workloads. Gathering this data from different cloud providers is a manual, time-consuming nightmare.</w:t>
+            </w:r>
+          </w:p>
+        </w:tc>
+      </w:tr>
+    </w:tbl>
+    <w:p>
+      <w:pPr>
+        <w:spacing w:after="40"/>
+      </w:pPr>
+      <w:r>
+        <w:rPr>
+          <w:rFonts w:ascii="Calibri" w:cs="Calibri" w:eastAsia="Calibri" w:hAnsi="Calibri"/>
+          <w:color w:val="14263A"/>
+          <w:sz w:val="2"/>
+          <w:szCs w:val="2"/>
+        </w:rPr>
+        <w:t xml:space="preserve"/>
+      </w:r>
+    </w:p>
+    <w:tbl>
+      <w:tblPr>
+        <w:tblW w:type="dxa" w:w="9360"/>
+        <w:tblBorders>
+          <w:top w:val="single" w:color="C4D2E2" w:sz="6"/>
+          <w:left w:val="single" w:color="C4D2E2" w:sz="6"/>
+          <w:bottom w:val="single" w:color="C4D2E2" w:sz="6"/>
+          <w:right w:val="single" w:color="C4D2E2" w:sz="6"/>
+          <w:insideH w:val="none" w:color="FFFFFF" w:sz="0"/>
+          <w:insideV w:val="none" w:color="FFFFFF" w:sz="0"/>
+        </w:tblBorders>
+      </w:tblPr>
+      <w:tblGrid>
+        <w:gridCol w:w="2995"/>
+        <w:gridCol w:w="6365"/>
+      </w:tblGrid>
+      <w:tr>
+        <w:tc>
+          <w:tcPr>
+            <w:tcW w:type="dxa" w:w="2995"/>
+            <w:tcBorders>
+              <w:top w:val="single" w:color="E4EBF3" w:sz="4"/>
+              <w:left w:val="none" w:color="FFFFFF" w:sz="0"/>
+              <w:bottom w:val="none" w:color="FFFFFF" w:sz="0"/>
+              <w:right w:val="none" w:color="FFFFFF" w:sz="0"/>
+            </w:tcBorders>
+            <w:tcMar>
+              <w:top w:type="dxa" w:w="80"/>
+              <w:left w:type="dxa" w:w="150"/>
+              <w:bottom w:type="dxa" w:w="80"/>
+              <w:right w:type="dxa" w:w="120"/>
+            </w:tcMar>
+          </w:tcPr>
+          <w:p>
+            <w:pPr>
+              <w:spacing w:after="0" w:before="0" w:line="276"/>
+            </w:pPr>
+            <w:r>
+              <w:rPr>
+                <w:rFonts w:ascii="Calibri" w:cs="Calibri" w:eastAsia="Calibri" w:hAnsi="Calibri"/>
+                <w:b/>
+                <w:bCs/>
+                <w:color w:val="4A3AA8"/>
+                <w:sz w:val="19"/>
+                <w:szCs w:val="19"/>
+              </w:rPr>
+              <w:t xml:space="preserve">Problem</w:t>
+            </w:r>
+          </w:p>
+        </w:tc>
+        <w:tc>
+          <w:tcPr>
+            <w:tcW w:type="dxa" w:w="6365"/>
+            <w:tcBorders>
+              <w:top w:val="single" w:color="E4EBF3" w:sz="4"/>
+              <w:left w:val="none" w:color="FFFFFF" w:sz="0"/>
+              <w:bottom w:val="none" w:color="FFFFFF" w:sz="0"/>
+              <w:right w:val="none" w:color="FFFFFF" w:sz="0"/>
+            </w:tcBorders>
+            <w:tcMar>
+              <w:top w:type="dxa" w:w="80"/>
+              <w:left w:type="dxa" w:w="140"/>
+              <w:bottom w:type="dxa" w:w="80"/>
+              <w:right w:type="dxa" w:w="140"/>
+            </w:tcMar>
+          </w:tcPr>
+          <w:p>
+            <w:pPr>
+              <w:spacing w:after="0" w:before="0" w:line="276"/>
+            </w:pPr>
+            <w:r>
+              <w:rPr>
+                <w:rFonts w:ascii="Calibri" w:cs="Calibri" w:eastAsia="Calibri" w:hAnsi="Calibri"/>
+                <w:color w:val="2A3C52"/>
+                <w:sz w:val="18"/>
+                <w:szCs w:val="18"/>
+              </w:rPr>
+              <w:t xml:space="preserve">Consistent, auditable proof that security controls are applied across all cloud workloads.</w:t>
+            </w:r>
+          </w:p>
+        </w:tc>
+      </w:tr>
+      <w:tr>
+        <w:tc>
+          <w:tcPr>
+            <w:tcW w:type="dxa" w:w="2995"/>
+            <w:tcBorders>
+              <w:top w:val="single" w:color="E4EBF3" w:sz="4"/>
+              <w:left w:val="none" w:color="FFFFFF" w:sz="0"/>
+              <w:bottom w:val="none" w:color="FFFFFF" w:sz="0"/>
+              <w:right w:val="none" w:color="FFFFFF" w:sz="0"/>
+            </w:tcBorders>
+            <w:tcMar>
+              <w:top w:type="dxa" w:w="80"/>
+              <w:left w:type="dxa" w:w="150"/>
+              <w:bottom w:type="dxa" w:w="80"/>
+              <w:right w:type="dxa" w:w="120"/>
+            </w:tcMar>
+          </w:tcPr>
+          <w:p>
+            <w:pPr>
+              <w:spacing w:after="0" w:before="0" w:line="276"/>
+            </w:pPr>
+            <w:r>
+              <w:rPr>
+                <w:rFonts w:ascii="Calibri" w:cs="Calibri" w:eastAsia="Calibri" w:hAnsi="Calibri"/>
+                <w:b/>
+                <w:bCs/>
+                <w:color w:val="0B6670"/>
+                <w:sz w:val="19"/>
+                <w:szCs w:val="19"/>
+              </w:rPr>
+              <w:t xml:space="preserve">Solution</w:t>
+            </w:r>
+          </w:p>
+        </w:tc>
+        <w:tc>
+          <w:tcPr>
+            <w:tcW w:type="dxa" w:w="6365"/>
+            <w:tcBorders>
+              <w:top w:val="single" w:color="E4EBF3" w:sz="4"/>
+              <w:left w:val="none" w:color="FFFFFF" w:sz="0"/>
+              <w:bottom w:val="none" w:color="FFFFFF" w:sz="0"/>
+              <w:right w:val="none" w:color="FFFFFF" w:sz="0"/>
+            </w:tcBorders>
+            <w:tcMar>
+              <w:top w:type="dxa" w:w="80"/>
+              <w:left w:type="dxa" w:w="140"/>
+              <w:bottom w:type="dxa" w:w="80"/>
+              <w:right w:type="dxa" w:w="140"/>
+            </w:tcMar>
+          </w:tcPr>
+          <w:p>
+            <w:pPr>
+              <w:spacing w:after="0" w:before="0" w:line="276"/>
+            </w:pPr>
+            <w:r>
+              <w:rPr>
+                <w:rFonts w:ascii="Calibri" w:cs="Calibri" w:eastAsia="Calibri" w:hAnsi="Calibri"/>
+                <w:b/>
+                <w:bCs/>
+                <w:color w:val="0B6670"/>
+                <w:sz w:val="18"/>
+                <w:szCs w:val="18"/>
+              </w:rPr>
+              <w:t xml:space="preserve">Cisco Multicloud Defense (unified logging and visibility)</w:t>
+            </w:r>
+          </w:p>
+        </w:tc>
+      </w:tr>
+      <w:tr>
+        <w:tc>
+          <w:tcPr>
+            <w:tcW w:type="dxa" w:w="2995"/>
+            <w:tcBorders>
+              <w:top w:val="single" w:color="E4EBF3" w:sz="4"/>
+              <w:left w:val="none" w:color="FFFFFF" w:sz="0"/>
+              <w:bottom w:val="none" w:color="FFFFFF" w:sz="0"/>
+              <w:right w:val="none" w:color="FFFFFF" w:sz="0"/>
+            </w:tcBorders>
+            <w:tcMar>
+              <w:top w:type="dxa" w:w="80"/>
+              <w:left w:type="dxa" w:w="150"/>
+              <w:bottom w:type="dxa" w:w="80"/>
+              <w:right w:type="dxa" w:w="120"/>
+            </w:tcMar>
+          </w:tcPr>
+          <w:p>
+            <w:pPr>
+              <w:spacing w:after="0" w:before="0" w:line="276"/>
+            </w:pPr>
+            <w:r>
+              <w:rPr>
+                <w:rFonts w:ascii="Calibri" w:cs="Calibri" w:eastAsia="Calibri" w:hAnsi="Calibri"/>
+                <w:b/>
+                <w:bCs/>
+                <w:color w:val="9A6516"/>
+                <w:sz w:val="19"/>
+                <w:szCs w:val="19"/>
+              </w:rPr>
+              <w:t xml:space="preserve">Value</w:t>
+            </w:r>
+          </w:p>
+        </w:tc>
+        <w:tc>
+          <w:tcPr>
+            <w:tcW w:type="dxa" w:w="6365"/>
+            <w:tcBorders>
+              <w:top w:val="single" w:color="E4EBF3" w:sz="4"/>
+              <w:left w:val="none" w:color="FFFFFF" w:sz="0"/>
+              <w:bottom w:val="none" w:color="FFFFFF" w:sz="0"/>
+              <w:right w:val="none" w:color="FFFFFF" w:sz="0"/>
+            </w:tcBorders>
+            <w:tcMar>
+              <w:top w:type="dxa" w:w="80"/>
+              <w:left w:type="dxa" w:w="140"/>
+              <w:bottom w:type="dxa" w:w="80"/>
+              <w:right w:type="dxa" w:w="140"/>
+            </w:tcMar>
+          </w:tcPr>
+          <w:p>
+            <w:pPr>
+              <w:spacing w:after="0" w:before="0" w:line="276"/>
+            </w:pPr>
+            <w:r>
+              <w:rPr>
+                <w:rFonts w:ascii="Calibri" w:cs="Calibri" w:eastAsia="Calibri" w:hAnsi="Calibri"/>
+                <w:b/>
+                <w:bCs/>
+                <w:color w:val="0D274D"/>
+                <w:sz w:val="18"/>
+                <w:szCs w:val="18"/>
+              </w:rPr>
+              <w:t xml:space="preserve">How it works. </w:t>
+            </w:r>
+            <w:r>
+              <w:rPr>
+                <w:rFonts w:ascii="Calibri" w:cs="Calibri" w:eastAsia="Calibri" w:hAnsi="Calibri"/>
+                <w:color w:val="2A3C52"/>
+                <w:sz w:val="18"/>
+                <w:szCs w:val="18"/>
+              </w:rPr>
+              <w:t xml:space="preserve">Cisco Multicloud Defense provides unified logging and traceability. Because our security framework is integrated across the network fabric, you can generate consolidated reports that map directly to your compliance requirements (such as NIS2 or DORA) across all cloud environments from a single dashboard. </w:t>
+            </w:r>
+            <w:r>
+              <w:rPr>
+                <w:rFonts w:ascii="Calibri" w:cs="Calibri" w:eastAsia="Calibri" w:hAnsi="Calibri"/>
+                <w:b/>
+                <w:bCs/>
+                <w:color w:val="0D274D"/>
+                <w:sz w:val="18"/>
+                <w:szCs w:val="18"/>
+              </w:rPr>
+              <w:t xml:space="preserve">Outcome. </w:t>
+            </w:r>
+            <w:r>
+              <w:rPr>
+                <w:rFonts w:ascii="Calibri" w:cs="Calibri" w:eastAsia="Calibri" w:hAnsi="Calibri"/>
+                <w:color w:val="2A3C52"/>
+                <w:sz w:val="18"/>
+                <w:szCs w:val="18"/>
+              </w:rPr>
+              <w:t xml:space="preserve">It automates the collection of evidence for security audits. By consolidating logs and policy enforcement data, you create a "single source of truth" that simplifies compliance reporting and demonstrates proactive governance to regulators.</w:t>
+            </w:r>
+          </w:p>
+        </w:tc>
+      </w:tr>
+    </w:tbl>
+    <w:p>
+      <w:pPr>
+        <w:spacing w:after="120"/>
+      </w:pPr>
+      <w:r>
+        <w:rPr>
+          <w:rFonts w:ascii="Calibri" w:cs="Calibri" w:eastAsia="Calibri" w:hAnsi="Calibri"/>
+          <w:color w:val="14263A"/>
+          <w:sz w:val="2"/>
+          <w:szCs w:val="2"/>
+        </w:rPr>
+        <w:t xml:space="preserve"/>
+      </w:r>
+    </w:p>
+    <w:p>
+      <w:pPr>
+        <w:spacing w:after="60" w:before="60" w:line="276"/>
+      </w:pPr>
+      <w:r>
+        <w:rPr>
+          <w:rFonts w:ascii="Calibri" w:cs="Calibri" w:eastAsia="Calibri" w:hAnsi="Calibri"/>
+          <w:b/>
+          <w:bCs/>
+          <w:color w:val="FFFFFF"/>
+          <w:sz w:val="15"/>
+          <w:szCs w:val="15"/>
+          <w:shd w:fill="0D274D" w:color="auto" w:val="clear"/>
+        </w:rPr>
+        <w:t xml:space="preserve">PAIN POINT 3</w:t>
+      </w:r>
+      <w:r>
+        <w:rPr>
+          <w:rFonts w:ascii="Calibri" w:cs="Calibri" w:eastAsia="Calibri" w:hAnsi="Calibri"/>
+          <w:color w:val="7E8CA1"/>
+          <w:sz w:val="15"/>
+          <w:szCs w:val="15"/>
+        </w:rPr>
+        <w:t xml:space="preserve">   Expected answer</w:t>
+      </w:r>
+    </w:p>
+    <w:tbl>
+      <w:tblPr>
+        <w:tblW w:type="dxa" w:w="9360"/>
+        <w:tblBorders>
+          <w:top w:val="single" w:color="auto" w:sz="4"/>
+          <w:left w:val="single" w:color="auto" w:sz="4"/>
+          <w:bottom w:val="single" w:color="auto" w:sz="4"/>
+          <w:right w:val="single" w:color="auto" w:sz="4"/>
+          <w:insideH w:val="single" w:color="auto" w:sz="4"/>
+          <w:insideV w:val="single" w:color="auto" w:sz="4"/>
+        </w:tblBorders>
+      </w:tblPr>
+      <w:tblGrid>
+        <w:gridCol w:w="9360"/>
+      </w:tblGrid>
+      <w:tr>
+        <w:tc>
+          <w:tcPr>
+            <w:tcW w:type="dxa" w:w="9360"/>
+            <w:tcBorders>
+              <w:top w:val="none" w:color="FFFFFF" w:sz="0"/>
+              <w:left w:val="single" w:color="036C8F" w:sz="18"/>
+              <w:bottom w:val="none" w:color="FFFFFF" w:sz="0"/>
+              <w:right w:val="none" w:color="FFFFFF" w:sz="0"/>
+            </w:tcBorders>
+            <w:shd w:fill="FBFCFE" w:color="auto" w:val="clear"/>
+            <w:tcMar>
+              <w:top w:type="dxa" w:w="90"/>
+              <w:left w:type="dxa" w:w="160"/>
+              <w:bottom w:type="dxa" w:w="90"/>
+              <w:right w:type="dxa" w:w="160"/>
+            </w:tcMar>
+          </w:tcPr>
+          <w:p>
+            <w:pPr>
+              <w:spacing w:after="0" w:before="0" w:line="276"/>
+            </w:pPr>
+            <w:r>
+              <w:rPr>
+                <w:rFonts w:ascii="Calibri" w:cs="Calibri" w:eastAsia="Calibri" w:hAnsi="Calibri"/>
+                <w:i/>
+                <w:iCs/>
+                <w:color w:val="22344A"/>
+                <w:sz w:val="20"/>
+                <w:szCs w:val="20"/>
+              </w:rPr>
+              <w:t xml:space="preserve">We have workloads spread across AWS, Azure, and on-premises data centers. Managing security policies individually in each cloud environment is creating massive operational overhead and leading to inconsistent security posture.</w:t>
+            </w:r>
+          </w:p>
+        </w:tc>
+      </w:tr>
+    </w:tbl>
+    <w:p>
+      <w:pPr>
+        <w:spacing w:after="40"/>
+      </w:pPr>
+      <w:r>
+        <w:rPr>
+          <w:rFonts w:ascii="Calibri" w:cs="Calibri" w:eastAsia="Calibri" w:hAnsi="Calibri"/>
+          <w:color w:val="14263A"/>
+          <w:sz w:val="2"/>
+          <w:szCs w:val="2"/>
+        </w:rPr>
+        <w:t xml:space="preserve"/>
+      </w:r>
+    </w:p>
+    <w:tbl>
+      <w:tblPr>
+        <w:tblW w:type="dxa" w:w="9360"/>
+        <w:tblBorders>
+          <w:top w:val="single" w:color="C4D2E2" w:sz="6"/>
+          <w:left w:val="single" w:color="C4D2E2" w:sz="6"/>
+          <w:bottom w:val="single" w:color="C4D2E2" w:sz="6"/>
+          <w:right w:val="single" w:color="C4D2E2" w:sz="6"/>
+          <w:insideH w:val="none" w:color="FFFFFF" w:sz="0"/>
+          <w:insideV w:val="none" w:color="FFFFFF" w:sz="0"/>
+        </w:tblBorders>
+      </w:tblPr>
+      <w:tblGrid>
+        <w:gridCol w:w="2995"/>
+        <w:gridCol w:w="6365"/>
+      </w:tblGrid>
+      <w:tr>
+        <w:tc>
+          <w:tcPr>
+            <w:tcW w:type="dxa" w:w="2995"/>
+            <w:tcBorders>
+              <w:top w:val="single" w:color="E4EBF3" w:sz="4"/>
+              <w:left w:val="none" w:color="FFFFFF" w:sz="0"/>
+              <w:bottom w:val="none" w:color="FFFFFF" w:sz="0"/>
+              <w:right w:val="none" w:color="FFFFFF" w:sz="0"/>
+            </w:tcBorders>
+            <w:tcMar>
+              <w:top w:type="dxa" w:w="80"/>
+              <w:left w:type="dxa" w:w="150"/>
+              <w:bottom w:type="dxa" w:w="80"/>
+              <w:right w:type="dxa" w:w="120"/>
+            </w:tcMar>
+          </w:tcPr>
+          <w:p>
+            <w:pPr>
+              <w:spacing w:after="0" w:before="0" w:line="276"/>
+            </w:pPr>
+            <w:r>
+              <w:rPr>
+                <w:rFonts w:ascii="Calibri" w:cs="Calibri" w:eastAsia="Calibri" w:hAnsi="Calibri"/>
+                <w:b/>
+                <w:bCs/>
+                <w:color w:val="4A3AA8"/>
+                <w:sz w:val="19"/>
+                <w:szCs w:val="19"/>
+              </w:rPr>
+              <w:t xml:space="preserve">Problem</w:t>
+            </w:r>
+          </w:p>
+        </w:tc>
+        <w:tc>
+          <w:tcPr>
+            <w:tcW w:type="dxa" w:w="6365"/>
+            <w:tcBorders>
+              <w:top w:val="single" w:color="E4EBF3" w:sz="4"/>
+              <w:left w:val="none" w:color="FFFFFF" w:sz="0"/>
+              <w:bottom w:val="none" w:color="FFFFFF" w:sz="0"/>
+              <w:right w:val="none" w:color="FFFFFF" w:sz="0"/>
+            </w:tcBorders>
+            <w:tcMar>
+              <w:top w:type="dxa" w:w="80"/>
+              <w:left w:type="dxa" w:w="140"/>
+              <w:bottom w:type="dxa" w:w="80"/>
+              <w:right w:type="dxa" w:w="140"/>
+            </w:tcMar>
+          </w:tcPr>
+          <w:p>
+            <w:pPr>
+              <w:spacing w:after="0" w:before="0" w:line="276"/>
+            </w:pPr>
+            <w:r>
+              <w:rPr>
+                <w:rFonts w:ascii="Calibri" w:cs="Calibri" w:eastAsia="Calibri" w:hAnsi="Calibri"/>
+                <w:color w:val="2A3C52"/>
+                <w:sz w:val="18"/>
+                <w:szCs w:val="18"/>
+              </w:rPr>
+              <w:t xml:space="preserve">One consistent policy model across AWS, Azure and on-prem, without per-cloud overhead.</w:t>
+            </w:r>
+          </w:p>
+        </w:tc>
+      </w:tr>
+      <w:tr>
+        <w:tc>
+          <w:tcPr>
+            <w:tcW w:type="dxa" w:w="2995"/>
+            <w:tcBorders>
+              <w:top w:val="single" w:color="E4EBF3" w:sz="4"/>
+              <w:left w:val="none" w:color="FFFFFF" w:sz="0"/>
+              <w:bottom w:val="none" w:color="FFFFFF" w:sz="0"/>
+              <w:right w:val="none" w:color="FFFFFF" w:sz="0"/>
+            </w:tcBorders>
+            <w:tcMar>
+              <w:top w:type="dxa" w:w="80"/>
+              <w:left w:type="dxa" w:w="150"/>
+              <w:bottom w:type="dxa" w:w="80"/>
+              <w:right w:type="dxa" w:w="120"/>
+            </w:tcMar>
+          </w:tcPr>
+          <w:p>
+            <w:pPr>
+              <w:spacing w:after="0" w:before="0" w:line="276"/>
+            </w:pPr>
+            <w:r>
+              <w:rPr>
+                <w:rFonts w:ascii="Calibri" w:cs="Calibri" w:eastAsia="Calibri" w:hAnsi="Calibri"/>
+                <w:b/>
+                <w:bCs/>
+                <w:color w:val="0B6670"/>
+                <w:sz w:val="19"/>
+                <w:szCs w:val="19"/>
+              </w:rPr>
+              <w:t xml:space="preserve">Solution</w:t>
+            </w:r>
+          </w:p>
+        </w:tc>
+        <w:tc>
+          <w:tcPr>
+            <w:tcW w:type="dxa" w:w="6365"/>
+            <w:tcBorders>
+              <w:top w:val="single" w:color="E4EBF3" w:sz="4"/>
+              <w:left w:val="none" w:color="FFFFFF" w:sz="0"/>
+              <w:bottom w:val="none" w:color="FFFFFF" w:sz="0"/>
+              <w:right w:val="none" w:color="FFFFFF" w:sz="0"/>
+            </w:tcBorders>
+            <w:tcMar>
+              <w:top w:type="dxa" w:w="80"/>
+              <w:left w:type="dxa" w:w="140"/>
+              <w:bottom w:type="dxa" w:w="80"/>
+              <w:right w:type="dxa" w:w="140"/>
+            </w:tcMar>
+          </w:tcPr>
+          <w:p>
+            <w:pPr>
+              <w:spacing w:after="0" w:before="0" w:line="276"/>
+            </w:pPr>
+            <w:r>
+              <w:rPr>
+                <w:rFonts w:ascii="Calibri" w:cs="Calibri" w:eastAsia="Calibri" w:hAnsi="Calibri"/>
+                <w:b/>
+                <w:bCs/>
+                <w:color w:val="0B6670"/>
+                <w:sz w:val="18"/>
+                <w:szCs w:val="18"/>
+              </w:rPr>
+              <w:t xml:space="preserve">Cisco Multicloud Defense (unified policy across public clouds)</w:t>
+            </w:r>
+          </w:p>
+        </w:tc>
+      </w:tr>
+      <w:tr>
+        <w:tc>
+          <w:tcPr>
+            <w:tcW w:type="dxa" w:w="2995"/>
+            <w:tcBorders>
+              <w:top w:val="single" w:color="E4EBF3" w:sz="4"/>
+              <w:left w:val="none" w:color="FFFFFF" w:sz="0"/>
+              <w:bottom w:val="none" w:color="FFFFFF" w:sz="0"/>
+              <w:right w:val="none" w:color="FFFFFF" w:sz="0"/>
+            </w:tcBorders>
+            <w:tcMar>
+              <w:top w:type="dxa" w:w="80"/>
+              <w:left w:type="dxa" w:w="150"/>
+              <w:bottom w:type="dxa" w:w="80"/>
+              <w:right w:type="dxa" w:w="120"/>
+            </w:tcMar>
+          </w:tcPr>
+          <w:p>
+            <w:pPr>
+              <w:spacing w:after="0" w:before="0" w:line="276"/>
+            </w:pPr>
+            <w:r>
+              <w:rPr>
+                <w:rFonts w:ascii="Calibri" w:cs="Calibri" w:eastAsia="Calibri" w:hAnsi="Calibri"/>
+                <w:b/>
+                <w:bCs/>
+                <w:color w:val="9A6516"/>
+                <w:sz w:val="19"/>
+                <w:szCs w:val="19"/>
+              </w:rPr>
+              <w:t xml:space="preserve">Value</w:t>
+            </w:r>
+          </w:p>
+        </w:tc>
+        <w:tc>
+          <w:tcPr>
+            <w:tcW w:type="dxa" w:w="6365"/>
+            <w:tcBorders>
+              <w:top w:val="single" w:color="E4EBF3" w:sz="4"/>
+              <w:left w:val="none" w:color="FFFFFF" w:sz="0"/>
+              <w:bottom w:val="none" w:color="FFFFFF" w:sz="0"/>
+              <w:right w:val="none" w:color="FFFFFF" w:sz="0"/>
+            </w:tcBorders>
+            <w:tcMar>
+              <w:top w:type="dxa" w:w="80"/>
+              <w:left w:type="dxa" w:w="140"/>
+              <w:bottom w:type="dxa" w:w="80"/>
+              <w:right w:type="dxa" w:w="140"/>
+            </w:tcMar>
+          </w:tcPr>
+          <w:p>
+            <w:pPr>
+              <w:spacing w:after="0" w:before="0" w:line="276"/>
+            </w:pPr>
+            <w:r>
+              <w:rPr>
+                <w:rFonts w:ascii="Calibri" w:cs="Calibri" w:eastAsia="Calibri" w:hAnsi="Calibri"/>
+                <w:b/>
+                <w:bCs/>
+                <w:color w:val="0D274D"/>
+                <w:sz w:val="18"/>
+                <w:szCs w:val="18"/>
+              </w:rPr>
+              <w:t xml:space="preserve">How it works. </w:t>
+            </w:r>
+            <w:r>
+              <w:rPr>
+                <w:rFonts w:ascii="Calibri" w:cs="Calibri" w:eastAsia="Calibri" w:hAnsi="Calibri"/>
+                <w:color w:val="2A3C52"/>
+                <w:sz w:val="18"/>
+                <w:szCs w:val="18"/>
+              </w:rPr>
+              <w:t xml:space="preserve">Cisco Multicloud Defense, integrated within our Hybrid Mesh Firewall architecture, provides a unified control plane. You can define security policies once via Security Cloud Control and enforce them consistently across your entire distributed environment, regardless of the underlying cloud provider. </w:t>
+            </w:r>
+            <w:r>
+              <w:rPr>
+                <w:rFonts w:ascii="Calibri" w:cs="Calibri" w:eastAsia="Calibri" w:hAnsi="Calibri"/>
+                <w:b/>
+                <w:bCs/>
+                <w:color w:val="0D274D"/>
+                <w:sz w:val="18"/>
+                <w:szCs w:val="18"/>
+              </w:rPr>
+              <w:t xml:space="preserve">Outcome. </w:t>
+            </w:r>
+            <w:r>
+              <w:rPr>
+                <w:rFonts w:ascii="Calibri" w:cs="Calibri" w:eastAsia="Calibri" w:hAnsi="Calibri"/>
+                <w:color w:val="2A3C52"/>
+                <w:sz w:val="18"/>
+                <w:szCs w:val="18"/>
+              </w:rPr>
+              <w:t xml:space="preserve">It replaces siloed, manual configuration with centralized orchestration. By abstracting the security policy from the cloud-native tools, it ensures that your security posture is uniform and eliminates the "configuration drift" that occurs when managing multiple cloud consoles.</w:t>
+            </w:r>
+          </w:p>
+        </w:tc>
+      </w:tr>
+    </w:tbl>
+    <w:p>
+      <w:pPr>
+        <w:spacing w:after="120"/>
+      </w:pPr>
+      <w:r>
+        <w:rPr>
+          <w:rFonts w:ascii="Calibri" w:cs="Calibri" w:eastAsia="Calibri" w:hAnsi="Calibri"/>
+          <w:color w:val="14263A"/>
+          <w:sz w:val="2"/>
+          <w:szCs w:val="2"/>
+        </w:rPr>
+        <w:t xml:space="preserve"/>
+      </w:r>
+    </w:p>
+    <w:p>
+      <w:pPr>
+        <w:spacing w:after="60" w:before="60" w:line="276"/>
+      </w:pPr>
+      <w:r>
+        <w:rPr>
+          <w:rFonts w:ascii="Calibri" w:cs="Calibri" w:eastAsia="Calibri" w:hAnsi="Calibri"/>
+          <w:b/>
+          <w:bCs/>
+          <w:color w:val="FFFFFF"/>
+          <w:sz w:val="15"/>
+          <w:szCs w:val="15"/>
+          <w:shd w:fill="0D274D" w:color="auto" w:val="clear"/>
+        </w:rPr>
+        <w:t xml:space="preserve">PAIN POINT 4</w:t>
+      </w:r>
+      <w:r>
+        <w:rPr>
+          <w:rFonts w:ascii="Calibri" w:cs="Calibri" w:eastAsia="Calibri" w:hAnsi="Calibri"/>
+          <w:color w:val="7E8CA1"/>
+          <w:sz w:val="15"/>
+          <w:szCs w:val="15"/>
+        </w:rPr>
+        <w:t xml:space="preserve">   Expected answer</w:t>
+      </w:r>
+    </w:p>
+    <w:tbl>
+      <w:tblPr>
+        <w:tblW w:type="dxa" w:w="9360"/>
+        <w:tblBorders>
+          <w:top w:val="single" w:color="auto" w:sz="4"/>
+          <w:left w:val="single" w:color="auto" w:sz="4"/>
+          <w:bottom w:val="single" w:color="auto" w:sz="4"/>
+          <w:right w:val="single" w:color="auto" w:sz="4"/>
+          <w:insideH w:val="single" w:color="auto" w:sz="4"/>
+          <w:insideV w:val="single" w:color="auto" w:sz="4"/>
+        </w:tblBorders>
+      </w:tblPr>
+      <w:tblGrid>
+        <w:gridCol w:w="9360"/>
+      </w:tblGrid>
+      <w:tr>
+        <w:tc>
+          <w:tcPr>
+            <w:tcW w:type="dxa" w:w="9360"/>
+            <w:tcBorders>
+              <w:top w:val="none" w:color="FFFFFF" w:sz="0"/>
+              <w:left w:val="single" w:color="036C8F" w:sz="18"/>
+              <w:bottom w:val="none" w:color="FFFFFF" w:sz="0"/>
+              <w:right w:val="none" w:color="FFFFFF" w:sz="0"/>
+            </w:tcBorders>
+            <w:shd w:fill="FBFCFE" w:color="auto" w:val="clear"/>
+            <w:tcMar>
+              <w:top w:type="dxa" w:w="90"/>
+              <w:left w:type="dxa" w:w="160"/>
+              <w:bottom w:type="dxa" w:w="90"/>
+              <w:right w:type="dxa" w:w="160"/>
+            </w:tcMar>
+          </w:tcPr>
+          <w:p>
+            <w:pPr>
+              <w:spacing w:after="0" w:before="0" w:line="276"/>
+            </w:pPr>
+            <w:r>
+              <w:rPr>
+                <w:rFonts w:ascii="Calibri" w:cs="Calibri" w:eastAsia="Calibri" w:hAnsi="Calibri"/>
+                <w:i/>
+                <w:iCs/>
+                <w:color w:val="22344A"/>
+                <w:sz w:val="20"/>
+                <w:szCs w:val="20"/>
+              </w:rPr>
+              <w:t xml:space="preserve">We have workloads on-prem, in cloud, and in mixed environments, and policy consistency is becoming difficult. Every environment feels different, and we're worried about drift.</w:t>
+            </w:r>
+          </w:p>
+        </w:tc>
+      </w:tr>
+    </w:tbl>
+    <w:p>
+      <w:pPr>
+        <w:spacing w:after="40"/>
+      </w:pPr>
+      <w:r>
+        <w:rPr>
+          <w:rFonts w:ascii="Calibri" w:cs="Calibri" w:eastAsia="Calibri" w:hAnsi="Calibri"/>
+          <w:color w:val="14263A"/>
+          <w:sz w:val="2"/>
+          <w:szCs w:val="2"/>
+        </w:rPr>
+        <w:t xml:space="preserve"/>
+      </w:r>
+    </w:p>
+    <w:tbl>
+      <w:tblPr>
+        <w:tblW w:type="dxa" w:w="9360"/>
+        <w:tblBorders>
+          <w:top w:val="single" w:color="C4D2E2" w:sz="6"/>
+          <w:left w:val="single" w:color="C4D2E2" w:sz="6"/>
+          <w:bottom w:val="single" w:color="C4D2E2" w:sz="6"/>
+          <w:right w:val="single" w:color="C4D2E2" w:sz="6"/>
+          <w:insideH w:val="none" w:color="FFFFFF" w:sz="0"/>
+          <w:insideV w:val="none" w:color="FFFFFF" w:sz="0"/>
+        </w:tblBorders>
+      </w:tblPr>
+      <w:tblGrid>
+        <w:gridCol w:w="2995"/>
+        <w:gridCol w:w="6365"/>
+      </w:tblGrid>
+      <w:tr>
+        <w:tc>
+          <w:tcPr>
+            <w:tcW w:type="dxa" w:w="2995"/>
+            <w:tcBorders>
+              <w:top w:val="single" w:color="E4EBF3" w:sz="4"/>
+              <w:left w:val="none" w:color="FFFFFF" w:sz="0"/>
+              <w:bottom w:val="none" w:color="FFFFFF" w:sz="0"/>
+              <w:right w:val="none" w:color="FFFFFF" w:sz="0"/>
+            </w:tcBorders>
+            <w:tcMar>
+              <w:top w:type="dxa" w:w="80"/>
+              <w:left w:type="dxa" w:w="150"/>
+              <w:bottom w:type="dxa" w:w="80"/>
+              <w:right w:type="dxa" w:w="120"/>
+            </w:tcMar>
+          </w:tcPr>
+          <w:p>
+            <w:pPr>
+              <w:spacing w:after="0" w:before="0" w:line="276"/>
+            </w:pPr>
+            <w:r>
+              <w:rPr>
+                <w:rFonts w:ascii="Calibri" w:cs="Calibri" w:eastAsia="Calibri" w:hAnsi="Calibri"/>
+                <w:b/>
+                <w:bCs/>
+                <w:color w:val="4A3AA8"/>
+                <w:sz w:val="19"/>
+                <w:szCs w:val="19"/>
+              </w:rPr>
+              <w:t xml:space="preserve">Problem</w:t>
+            </w:r>
+          </w:p>
+        </w:tc>
+        <w:tc>
+          <w:tcPr>
+            <w:tcW w:type="dxa" w:w="6365"/>
+            <w:tcBorders>
+              <w:top w:val="single" w:color="E4EBF3" w:sz="4"/>
+              <w:left w:val="none" w:color="FFFFFF" w:sz="0"/>
+              <w:bottom w:val="none" w:color="FFFFFF" w:sz="0"/>
+              <w:right w:val="none" w:color="FFFFFF" w:sz="0"/>
+            </w:tcBorders>
+            <w:tcMar>
+              <w:top w:type="dxa" w:w="80"/>
+              <w:left w:type="dxa" w:w="140"/>
+              <w:bottom w:type="dxa" w:w="80"/>
+              <w:right w:type="dxa" w:w="140"/>
+            </w:tcMar>
+          </w:tcPr>
+          <w:p>
+            <w:pPr>
+              <w:spacing w:after="0" w:before="0" w:line="276"/>
+            </w:pPr>
+            <w:r>
+              <w:rPr>
+                <w:rFonts w:ascii="Calibri" w:cs="Calibri" w:eastAsia="Calibri" w:hAnsi="Calibri"/>
+                <w:color w:val="2A3C52"/>
+                <w:sz w:val="18"/>
+                <w:szCs w:val="18"/>
+              </w:rPr>
+              <w:t xml:space="preserve">Unified segmentation that prevents policy drift across hybrid and multicloud.</w:t>
+            </w:r>
+          </w:p>
+        </w:tc>
+      </w:tr>
+      <w:tr>
+        <w:tc>
+          <w:tcPr>
+            <w:tcW w:type="dxa" w:w="2995"/>
+            <w:tcBorders>
+              <w:top w:val="single" w:color="E4EBF3" w:sz="4"/>
+              <w:left w:val="none" w:color="FFFFFF" w:sz="0"/>
+              <w:bottom w:val="none" w:color="FFFFFF" w:sz="0"/>
+              <w:right w:val="none" w:color="FFFFFF" w:sz="0"/>
+            </w:tcBorders>
+            <w:tcMar>
+              <w:top w:type="dxa" w:w="80"/>
+              <w:left w:type="dxa" w:w="150"/>
+              <w:bottom w:type="dxa" w:w="80"/>
+              <w:right w:type="dxa" w:w="120"/>
+            </w:tcMar>
+          </w:tcPr>
+          <w:p>
+            <w:pPr>
+              <w:spacing w:after="0" w:before="0" w:line="276"/>
+            </w:pPr>
+            <w:r>
+              <w:rPr>
+                <w:rFonts w:ascii="Calibri" w:cs="Calibri" w:eastAsia="Calibri" w:hAnsi="Calibri"/>
+                <w:b/>
+                <w:bCs/>
+                <w:color w:val="0B6670"/>
+                <w:sz w:val="19"/>
+                <w:szCs w:val="19"/>
+              </w:rPr>
+              <w:t xml:space="preserve">Solution</w:t>
+            </w:r>
+          </w:p>
+        </w:tc>
+        <w:tc>
+          <w:tcPr>
+            <w:tcW w:type="dxa" w:w="6365"/>
+            <w:tcBorders>
+              <w:top w:val="single" w:color="E4EBF3" w:sz="4"/>
+              <w:left w:val="none" w:color="FFFFFF" w:sz="0"/>
+              <w:bottom w:val="none" w:color="FFFFFF" w:sz="0"/>
+              <w:right w:val="none" w:color="FFFFFF" w:sz="0"/>
+            </w:tcBorders>
+            <w:tcMar>
+              <w:top w:type="dxa" w:w="80"/>
+              <w:left w:type="dxa" w:w="140"/>
+              <w:bottom w:type="dxa" w:w="80"/>
+              <w:right w:type="dxa" w:w="140"/>
+            </w:tcMar>
+          </w:tcPr>
+          <w:p>
+            <w:pPr>
+              <w:spacing w:after="0" w:before="0" w:line="276"/>
+            </w:pPr>
+            <w:r>
+              <w:rPr>
+                <w:rFonts w:ascii="Calibri" w:cs="Calibri" w:eastAsia="Calibri" w:hAnsi="Calibri"/>
+                <w:b/>
+                <w:bCs/>
+                <w:color w:val="0B6670"/>
+                <w:sz w:val="18"/>
+                <w:szCs w:val="18"/>
+              </w:rPr>
+              <w:t xml:space="preserve">Cisco Secure Workload with Cisco Secure Firewall (managed via FMC and Security Cloud Control)</w:t>
+            </w:r>
+          </w:p>
+        </w:tc>
+      </w:tr>
+      <w:tr>
+        <w:tc>
+          <w:tcPr>
+            <w:tcW w:type="dxa" w:w="2995"/>
+            <w:tcBorders>
+              <w:top w:val="single" w:color="E4EBF3" w:sz="4"/>
+              <w:left w:val="none" w:color="FFFFFF" w:sz="0"/>
+              <w:bottom w:val="none" w:color="FFFFFF" w:sz="0"/>
+              <w:right w:val="none" w:color="FFFFFF" w:sz="0"/>
+            </w:tcBorders>
+            <w:tcMar>
+              <w:top w:type="dxa" w:w="80"/>
+              <w:left w:type="dxa" w:w="150"/>
+              <w:bottom w:type="dxa" w:w="80"/>
+              <w:right w:type="dxa" w:w="120"/>
+            </w:tcMar>
+          </w:tcPr>
+          <w:p>
+            <w:pPr>
+              <w:spacing w:after="0" w:before="0" w:line="276"/>
+            </w:pPr>
+            <w:r>
+              <w:rPr>
+                <w:rFonts w:ascii="Calibri" w:cs="Calibri" w:eastAsia="Calibri" w:hAnsi="Calibri"/>
+                <w:b/>
+                <w:bCs/>
+                <w:color w:val="9A6516"/>
+                <w:sz w:val="19"/>
+                <w:szCs w:val="19"/>
+              </w:rPr>
+              <w:t xml:space="preserve">Value</w:t>
+            </w:r>
+          </w:p>
+        </w:tc>
+        <w:tc>
+          <w:tcPr>
+            <w:tcW w:type="dxa" w:w="6365"/>
+            <w:tcBorders>
+              <w:top w:val="single" w:color="E4EBF3" w:sz="4"/>
+              <w:left w:val="none" w:color="FFFFFF" w:sz="0"/>
+              <w:bottom w:val="none" w:color="FFFFFF" w:sz="0"/>
+              <w:right w:val="none" w:color="FFFFFF" w:sz="0"/>
+            </w:tcBorders>
+            <w:tcMar>
+              <w:top w:type="dxa" w:w="80"/>
+              <w:left w:type="dxa" w:w="140"/>
+              <w:bottom w:type="dxa" w:w="80"/>
+              <w:right w:type="dxa" w:w="140"/>
+            </w:tcMar>
+          </w:tcPr>
+          <w:p>
+            <w:pPr>
+              <w:spacing w:after="0" w:before="0" w:line="276"/>
+            </w:pPr>
+            <w:r>
+              <w:rPr>
+                <w:rFonts w:ascii="Calibri" w:cs="Calibri" w:eastAsia="Calibri" w:hAnsi="Calibri"/>
+                <w:b/>
+                <w:bCs/>
+                <w:color w:val="0D274D"/>
+                <w:sz w:val="18"/>
+                <w:szCs w:val="18"/>
+              </w:rPr>
+              <w:t xml:space="preserve">How it works. </w:t>
+            </w:r>
+            <w:r>
+              <w:rPr>
+                <w:rFonts w:ascii="Calibri" w:cs="Calibri" w:eastAsia="Calibri" w:hAnsi="Calibri"/>
+                <w:color w:val="2A3C52"/>
+                <w:sz w:val="18"/>
+                <w:szCs w:val="18"/>
+              </w:rPr>
+              <w:t xml:space="preserve">That's a common hybrid environment challenge. Cisco Secure Workload helps create a more unified segmentation model by using application dependency awareness and AI/ML-driven policy discovery to define policy based on how workloads actually communicate. </w:t>
+            </w:r>
+            <w:r>
+              <w:rPr>
+                <w:rFonts w:ascii="Calibri" w:cs="Calibri" w:eastAsia="Calibri" w:hAnsi="Calibri"/>
+                <w:b/>
+                <w:bCs/>
+                <w:color w:val="0D274D"/>
+                <w:sz w:val="18"/>
+                <w:szCs w:val="18"/>
+              </w:rPr>
+              <w:t xml:space="preserve">Outcome. </w:t>
+            </w:r>
+            <w:r>
+              <w:rPr>
+                <w:rFonts w:ascii="Calibri" w:cs="Calibri" w:eastAsia="Calibri" w:hAnsi="Calibri"/>
+                <w:color w:val="2A3C52"/>
+                <w:sz w:val="18"/>
+                <w:szCs w:val="18"/>
+              </w:rPr>
+              <w:t xml:space="preserve">Reduces policy drift across hybrid and multicloud environments. Aligns policy to application behavior, not just static IP-based rules.</w:t>
+            </w:r>
+          </w:p>
+        </w:tc>
+      </w:tr>
+    </w:tbl>
+    <w:p>
+      <w:pPr>
+        <w:spacing w:after="120"/>
+      </w:pPr>
+      <w:r>
+        <w:rPr>
+          <w:rFonts w:ascii="Calibri" w:cs="Calibri" w:eastAsia="Calibri" w:hAnsi="Calibri"/>
+          <w:color w:val="14263A"/>
+          <w:sz w:val="2"/>
+          <w:szCs w:val="2"/>
+        </w:rPr>
+        <w:t xml:space="preserve"/>
+      </w:r>
+    </w:p>
+    <w:p>
+      <w:pPr>
+        <w:spacing w:after="50" w:before="150" w:line="276"/>
+      </w:pPr>
+      <w:r>
+        <w:rPr>
+          <w:rFonts w:ascii="Calibri" w:cs="Calibri" w:eastAsia="Calibri" w:hAnsi="Calibri"/>
+          <w:b/>
+          <w:bCs/>
+          <w:caps/>
+          <w:color w:val="0D274D"/>
+          <w:sz w:val="22"/>
+          <w:szCs w:val="22"/>
+        </w:rPr>
+        <w:t xml:space="preserve">Assess Case Study 2</w:t>
       </w:r>
     </w:p>
     <w:tbl>
@@ -2928,7 +5959,7 @@
     </w:tbl>
     <w:p>
       <w:pPr>
-        <w:spacing w:after="80"/>
+        <w:spacing w:after="60"/>
       </w:pPr>
       <w:r>
         <w:rPr>
@@ -2942,31 +5973,54 @@
     </w:p>
     <w:p>
       <w:pPr>
-        <w:spacing w:after="50" w:before="0" w:line="276"/>
+        <w:spacing w:after="80" w:before="0" w:line="276"/>
+      </w:pPr>
+      <w:r>
+        <w:rPr>
+          <w:rFonts w:ascii="Calibri" w:cs="Calibri" w:eastAsia="Calibri" w:hAnsi="Calibri"/>
+          <w:color w:val="7E8CA1"/>
+          <w:sz w:val="18"/>
+          <w:szCs w:val="18"/>
+        </w:rPr>
+        <w:t xml:space="preserve">Compare each team answer against the expected answer, then assess the case study.</w:t>
+      </w:r>
+    </w:p>
+    <w:p>
+      <w:pPr>
+        <w:spacing w:after="60" w:before="60" w:line="276"/>
       </w:pPr>
       <w:r>
         <w:rPr>
           <w:rFonts w:ascii="Calibri" w:cs="Calibri" w:eastAsia="Calibri" w:hAnsi="Calibri"/>
           <w:b/>
           <w:bCs/>
-          <w:caps/>
+          <w:color w:val="FFFFFF"/>
+          <w:sz w:val="15"/>
+          <w:szCs w:val="15"/>
+          <w:shd w:fill="0D274D" w:color="auto" w:val="clear"/>
+        </w:rPr>
+        <w:t xml:space="preserve">PAIN POINT 1</w:t>
+      </w:r>
+      <w:r>
+        <w:rPr>
+          <w:rFonts w:ascii="Calibri" w:cs="Calibri" w:eastAsia="Calibri" w:hAnsi="Calibri"/>
           <w:color w:val="7E8CA1"/>
           <w:sz w:val="15"/>
           <w:szCs w:val="15"/>
         </w:rPr>
-        <w:t xml:space="preserve">The four pain points assessed</w:t>
+        <w:t xml:space="preserve">   Expected answer</w:t>
       </w:r>
     </w:p>
     <w:tbl>
       <w:tblPr>
         <w:tblW w:type="dxa" w:w="9360"/>
         <w:tblBorders>
-          <w:top w:val="single" w:color="E1E8F1" w:sz="6"/>
-          <w:left w:val="single" w:color="E1E8F1" w:sz="6"/>
-          <w:bottom w:val="single" w:color="E1E8F1" w:sz="6"/>
-          <w:right w:val="single" w:color="E1E8F1" w:sz="6"/>
-          <w:insideH w:val="none" w:color="FFFFFF" w:sz="0"/>
-          <w:insideV w:val="none" w:color="FFFFFF" w:sz="0"/>
+          <w:top w:val="single" w:color="auto" w:sz="4"/>
+          <w:left w:val="single" w:color="auto" w:sz="4"/>
+          <w:bottom w:val="single" w:color="auto" w:sz="4"/>
+          <w:right w:val="single" w:color="auto" w:sz="4"/>
+          <w:insideH w:val="single" w:color="auto" w:sz="4"/>
+          <w:insideV w:val="single" w:color="auto" w:sz="4"/>
         </w:tblBorders>
       </w:tblPr>
       <w:tblGrid>
@@ -2978,172 +6032,32 @@
             <w:tcW w:type="dxa" w:w="9360"/>
             <w:tcBorders>
               <w:top w:val="none" w:color="FFFFFF" w:sz="0"/>
-              <w:left w:val="none" w:color="FFFFFF" w:sz="0"/>
-              <w:bottom w:val="none" w:color="FFFFFF" w:sz="0"/>
-              <w:right w:val="none" w:color="FFFFFF" w:sz="0"/>
-            </w:tcBorders>
-            <w:tcMar>
-              <w:top w:type="dxa" w:w="60"/>
-              <w:left w:type="dxa" w:w="150"/>
-              <w:bottom w:type="dxa" w:w="60"/>
-              <w:right w:type="dxa" w:w="150"/>
-            </w:tcMar>
-          </w:tcPr>
-          <w:p>
-            <w:pPr>
-              <w:spacing w:after="0" w:before="0" w:line="276"/>
-            </w:pPr>
-            <w:r>
-              <w:rPr>
-                <w:rFonts w:ascii="Calibri" w:cs="Calibri" w:eastAsia="Calibri" w:hAnsi="Calibri"/>
-                <w:b/>
-                <w:bCs/>
-                <w:color w:val="0D274D"/>
-                <w:sz w:val="17"/>
-                <w:szCs w:val="17"/>
-              </w:rPr>
-              <w:t xml:space="preserve">1. </w:t>
-            </w:r>
-            <w:r>
-              <w:rPr>
-                <w:rFonts w:ascii="Calibri" w:cs="Calibri" w:eastAsia="Calibri" w:hAnsi="Calibri"/>
-                <w:color w:val="46566E"/>
-                <w:sz w:val="17"/>
-                <w:szCs w:val="17"/>
-              </w:rPr>
-              <w:t xml:space="preserve">When our security tools detect a compromised device, our manual response time is too slow. By the time we…</w:t>
-            </w:r>
-          </w:p>
-        </w:tc>
-      </w:tr>
-      <w:tr>
-        <w:tc>
-          <w:tcPr>
-            <w:tcW w:type="dxa" w:w="9360"/>
-            <w:tcBorders>
-              <w:top w:val="single" w:color="EEF2F7" w:sz="4"/>
-              <w:left w:val="none" w:color="FFFFFF" w:sz="0"/>
-              <w:bottom w:val="none" w:color="FFFFFF" w:sz="0"/>
-              <w:right w:val="none" w:color="FFFFFF" w:sz="0"/>
-            </w:tcBorders>
-            <w:tcMar>
-              <w:top w:type="dxa" w:w="60"/>
-              <w:left w:type="dxa" w:w="150"/>
-              <w:bottom w:type="dxa" w:w="60"/>
-              <w:right w:type="dxa" w:w="150"/>
-            </w:tcMar>
-          </w:tcPr>
-          <w:p>
-            <w:pPr>
-              <w:spacing w:after="0" w:before="0" w:line="276"/>
-            </w:pPr>
-            <w:r>
-              <w:rPr>
-                <w:rFonts w:ascii="Calibri" w:cs="Calibri" w:eastAsia="Calibri" w:hAnsi="Calibri"/>
-                <w:b/>
-                <w:bCs/>
-                <w:color w:val="0D274D"/>
-                <w:sz w:val="17"/>
-                <w:szCs w:val="17"/>
-              </w:rPr>
-              <w:t xml:space="preserve">2. </w:t>
-            </w:r>
-            <w:r>
-              <w:rPr>
-                <w:rFonts w:ascii="Calibri" w:cs="Calibri" w:eastAsia="Calibri" w:hAnsi="Calibri"/>
-                <w:color w:val="46566E"/>
-                <w:sz w:val="17"/>
-                <w:szCs w:val="17"/>
-              </w:rPr>
-              <w:t xml:space="preserve">Our firewall environment has become too complex to manage manually.</w:t>
-            </w:r>
-          </w:p>
-        </w:tc>
-      </w:tr>
-      <w:tr>
-        <w:tc>
-          <w:tcPr>
-            <w:tcW w:type="dxa" w:w="9360"/>
-            <w:tcBorders>
-              <w:top w:val="single" w:color="EEF2F7" w:sz="4"/>
-              <w:left w:val="none" w:color="FFFFFF" w:sz="0"/>
-              <w:bottom w:val="none" w:color="FFFFFF" w:sz="0"/>
-              <w:right w:val="none" w:color="FFFFFF" w:sz="0"/>
-            </w:tcBorders>
-            <w:tcMar>
-              <w:top w:type="dxa" w:w="60"/>
-              <w:left w:type="dxa" w:w="150"/>
-              <w:bottom w:type="dxa" w:w="60"/>
-              <w:right w:type="dxa" w:w="150"/>
-            </w:tcMar>
-          </w:tcPr>
-          <w:p>
-            <w:pPr>
-              <w:spacing w:after="0" w:before="0" w:line="276"/>
-            </w:pPr>
-            <w:r>
-              <w:rPr>
-                <w:rFonts w:ascii="Calibri" w:cs="Calibri" w:eastAsia="Calibri" w:hAnsi="Calibri"/>
-                <w:b/>
-                <w:bCs/>
-                <w:color w:val="0D274D"/>
-                <w:sz w:val="17"/>
-                <w:szCs w:val="17"/>
-              </w:rPr>
-              <w:t xml:space="preserve">3. </w:t>
-            </w:r>
-            <w:r>
-              <w:rPr>
-                <w:rFonts w:ascii="Calibri" w:cs="Calibri" w:eastAsia="Calibri" w:hAnsi="Calibri"/>
-                <w:color w:val="46566E"/>
-                <w:sz w:val="17"/>
-                <w:szCs w:val="17"/>
-              </w:rPr>
-              <w:t xml:space="preserve">Most of our traffic is encrypted, so we've lost visibility into a huge part of our environment.</w:t>
-            </w:r>
-          </w:p>
-        </w:tc>
-      </w:tr>
-      <w:tr>
-        <w:tc>
-          <w:tcPr>
-            <w:tcW w:type="dxa" w:w="9360"/>
-            <w:tcBorders>
-              <w:top w:val="single" w:color="EEF2F7" w:sz="4"/>
-              <w:left w:val="none" w:color="FFFFFF" w:sz="0"/>
-              <w:bottom w:val="none" w:color="FFFFFF" w:sz="0"/>
-              <w:right w:val="none" w:color="FFFFFF" w:sz="0"/>
-            </w:tcBorders>
-            <w:tcMar>
-              <w:top w:type="dxa" w:w="60"/>
-              <w:left w:type="dxa" w:w="150"/>
-              <w:bottom w:type="dxa" w:w="60"/>
-              <w:right w:type="dxa" w:w="150"/>
-            </w:tcMar>
-          </w:tcPr>
-          <w:p>
-            <w:pPr>
-              <w:spacing w:after="0" w:before="0" w:line="276"/>
-            </w:pPr>
-            <w:r>
-              <w:rPr>
-                <w:rFonts w:ascii="Calibri" w:cs="Calibri" w:eastAsia="Calibri" w:hAnsi="Calibri"/>
-                <w:b/>
-                <w:bCs/>
-                <w:color w:val="0D274D"/>
-                <w:sz w:val="17"/>
-                <w:szCs w:val="17"/>
-              </w:rPr>
-              <w:t xml:space="preserve">4. </w:t>
-            </w:r>
-            <w:r>
-              <w:rPr>
-                <w:rFonts w:ascii="Calibri" w:cs="Calibri" w:eastAsia="Calibri" w:hAnsi="Calibri"/>
-                <w:color w:val="46566E"/>
-                <w:sz w:val="17"/>
-                <w:szCs w:val="17"/>
-              </w:rPr>
-              <w:t xml:space="preserve">We're worried traditional signature-based detection won't catch new or unknown attacks quickly enough.</w:t>
+              <w:left w:val="single" w:color="036C8F" w:sz="18"/>
+              <w:bottom w:val="none" w:color="FFFFFF" w:sz="0"/>
+              <w:right w:val="none" w:color="FFFFFF" w:sz="0"/>
+            </w:tcBorders>
+            <w:shd w:fill="FBFCFE" w:color="auto" w:val="clear"/>
+            <w:tcMar>
+              <w:top w:type="dxa" w:w="90"/>
+              <w:left w:type="dxa" w:w="160"/>
+              <w:bottom w:type="dxa" w:w="90"/>
+              <w:right w:type="dxa" w:w="160"/>
+            </w:tcMar>
+          </w:tcPr>
+          <w:p>
+            <w:pPr>
+              <w:spacing w:after="0" w:before="0" w:line="276"/>
+            </w:pPr>
+            <w:r>
+              <w:rPr>
+                <w:rFonts w:ascii="Calibri" w:cs="Calibri" w:eastAsia="Calibri" w:hAnsi="Calibri"/>
+                <w:i/>
+                <w:iCs/>
+                <w:color w:val="22344A"/>
+                <w:sz w:val="20"/>
+                <w:szCs w:val="20"/>
+              </w:rPr>
+              <w:t xml:space="preserve">When our security tools detect a compromised device, our manual response time is too slow. By the time we identify the user and manually isolate the port, the attacker has already moved through the network.</w:t>
             </w:r>
           </w:p>
         </w:tc>
@@ -3151,7 +6065,7 @@
     </w:tbl>
     <w:p>
       <w:pPr>
-        <w:spacing w:after="120"/>
+        <w:spacing w:after="40"/>
       </w:pPr>
       <w:r>
         <w:rPr>
@@ -3161,6 +6075,1347 @@
           <w:szCs w:val="2"/>
         </w:rPr>
         <w:t xml:space="preserve"/>
+      </w:r>
+    </w:p>
+    <w:tbl>
+      <w:tblPr>
+        <w:tblW w:type="dxa" w:w="9360"/>
+        <w:tblBorders>
+          <w:top w:val="single" w:color="C4D2E2" w:sz="6"/>
+          <w:left w:val="single" w:color="C4D2E2" w:sz="6"/>
+          <w:bottom w:val="single" w:color="C4D2E2" w:sz="6"/>
+          <w:right w:val="single" w:color="C4D2E2" w:sz="6"/>
+          <w:insideH w:val="none" w:color="FFFFFF" w:sz="0"/>
+          <w:insideV w:val="none" w:color="FFFFFF" w:sz="0"/>
+        </w:tblBorders>
+      </w:tblPr>
+      <w:tblGrid>
+        <w:gridCol w:w="2995"/>
+        <w:gridCol w:w="6365"/>
+      </w:tblGrid>
+      <w:tr>
+        <w:tc>
+          <w:tcPr>
+            <w:tcW w:type="dxa" w:w="2995"/>
+            <w:tcBorders>
+              <w:top w:val="single" w:color="E4EBF3" w:sz="4"/>
+              <w:left w:val="none" w:color="FFFFFF" w:sz="0"/>
+              <w:bottom w:val="none" w:color="FFFFFF" w:sz="0"/>
+              <w:right w:val="none" w:color="FFFFFF" w:sz="0"/>
+            </w:tcBorders>
+            <w:tcMar>
+              <w:top w:type="dxa" w:w="80"/>
+              <w:left w:type="dxa" w:w="150"/>
+              <w:bottom w:type="dxa" w:w="80"/>
+              <w:right w:type="dxa" w:w="120"/>
+            </w:tcMar>
+          </w:tcPr>
+          <w:p>
+            <w:pPr>
+              <w:spacing w:after="0" w:before="0" w:line="276"/>
+            </w:pPr>
+            <w:r>
+              <w:rPr>
+                <w:rFonts w:ascii="Calibri" w:cs="Calibri" w:eastAsia="Calibri" w:hAnsi="Calibri"/>
+                <w:b/>
+                <w:bCs/>
+                <w:color w:val="4A3AA8"/>
+                <w:sz w:val="19"/>
+                <w:szCs w:val="19"/>
+              </w:rPr>
+              <w:t xml:space="preserve">Problem</w:t>
+            </w:r>
+          </w:p>
+        </w:tc>
+        <w:tc>
+          <w:tcPr>
+            <w:tcW w:type="dxa" w:w="6365"/>
+            <w:tcBorders>
+              <w:top w:val="single" w:color="E4EBF3" w:sz="4"/>
+              <w:left w:val="none" w:color="FFFFFF" w:sz="0"/>
+              <w:bottom w:val="none" w:color="FFFFFF" w:sz="0"/>
+              <w:right w:val="none" w:color="FFFFFF" w:sz="0"/>
+            </w:tcBorders>
+            <w:tcMar>
+              <w:top w:type="dxa" w:w="80"/>
+              <w:left w:type="dxa" w:w="140"/>
+              <w:bottom w:type="dxa" w:w="80"/>
+              <w:right w:type="dxa" w:w="140"/>
+            </w:tcMar>
+          </w:tcPr>
+          <w:p>
+            <w:pPr>
+              <w:spacing w:after="0" w:before="0" w:line="276"/>
+            </w:pPr>
+            <w:r>
+              <w:rPr>
+                <w:rFonts w:ascii="Calibri" w:cs="Calibri" w:eastAsia="Calibri" w:hAnsi="Calibri"/>
+                <w:color w:val="2A3C52"/>
+                <w:sz w:val="18"/>
+                <w:szCs w:val="18"/>
+              </w:rPr>
+              <w:t xml:space="preserve">Automated, real-time isolation of a compromised device, faster than a manual response.</w:t>
+            </w:r>
+          </w:p>
+        </w:tc>
+      </w:tr>
+      <w:tr>
+        <w:tc>
+          <w:tcPr>
+            <w:tcW w:type="dxa" w:w="2995"/>
+            <w:tcBorders>
+              <w:top w:val="single" w:color="E4EBF3" w:sz="4"/>
+              <w:left w:val="none" w:color="FFFFFF" w:sz="0"/>
+              <w:bottom w:val="none" w:color="FFFFFF" w:sz="0"/>
+              <w:right w:val="none" w:color="FFFFFF" w:sz="0"/>
+            </w:tcBorders>
+            <w:tcMar>
+              <w:top w:type="dxa" w:w="80"/>
+              <w:left w:type="dxa" w:w="150"/>
+              <w:bottom w:type="dxa" w:w="80"/>
+              <w:right w:type="dxa" w:w="120"/>
+            </w:tcMar>
+          </w:tcPr>
+          <w:p>
+            <w:pPr>
+              <w:spacing w:after="0" w:before="0" w:line="276"/>
+            </w:pPr>
+            <w:r>
+              <w:rPr>
+                <w:rFonts w:ascii="Calibri" w:cs="Calibri" w:eastAsia="Calibri" w:hAnsi="Calibri"/>
+                <w:b/>
+                <w:bCs/>
+                <w:color w:val="0B6670"/>
+                <w:sz w:val="19"/>
+                <w:szCs w:val="19"/>
+              </w:rPr>
+              <w:t xml:space="preserve">Solution</w:t>
+            </w:r>
+          </w:p>
+        </w:tc>
+        <w:tc>
+          <w:tcPr>
+            <w:tcW w:type="dxa" w:w="6365"/>
+            <w:tcBorders>
+              <w:top w:val="single" w:color="E4EBF3" w:sz="4"/>
+              <w:left w:val="none" w:color="FFFFFF" w:sz="0"/>
+              <w:bottom w:val="none" w:color="FFFFFF" w:sz="0"/>
+              <w:right w:val="none" w:color="FFFFFF" w:sz="0"/>
+            </w:tcBorders>
+            <w:tcMar>
+              <w:top w:type="dxa" w:w="80"/>
+              <w:left w:type="dxa" w:w="140"/>
+              <w:bottom w:type="dxa" w:w="80"/>
+              <w:right w:type="dxa" w:w="140"/>
+            </w:tcMar>
+          </w:tcPr>
+          <w:p>
+            <w:pPr>
+              <w:spacing w:after="0" w:before="0" w:line="276"/>
+            </w:pPr>
+            <w:r>
+              <w:rPr>
+                <w:rFonts w:ascii="Calibri" w:cs="Calibri" w:eastAsia="Calibri" w:hAnsi="Calibri"/>
+                <w:b/>
+                <w:bCs/>
+                <w:color w:val="0B6670"/>
+                <w:sz w:val="18"/>
+                <w:szCs w:val="18"/>
+              </w:rPr>
+              <w:t xml:space="preserve">Cisco ISE (Security Group Tags via pxGrid and Adaptive Network Control)</w:t>
+            </w:r>
+          </w:p>
+        </w:tc>
+      </w:tr>
+      <w:tr>
+        <w:tc>
+          <w:tcPr>
+            <w:tcW w:type="dxa" w:w="2995"/>
+            <w:tcBorders>
+              <w:top w:val="single" w:color="E4EBF3" w:sz="4"/>
+              <w:left w:val="none" w:color="FFFFFF" w:sz="0"/>
+              <w:bottom w:val="none" w:color="FFFFFF" w:sz="0"/>
+              <w:right w:val="none" w:color="FFFFFF" w:sz="0"/>
+            </w:tcBorders>
+            <w:tcMar>
+              <w:top w:type="dxa" w:w="80"/>
+              <w:left w:type="dxa" w:w="150"/>
+              <w:bottom w:type="dxa" w:w="80"/>
+              <w:right w:type="dxa" w:w="120"/>
+            </w:tcMar>
+          </w:tcPr>
+          <w:p>
+            <w:pPr>
+              <w:spacing w:after="0" w:before="0" w:line="276"/>
+            </w:pPr>
+            <w:r>
+              <w:rPr>
+                <w:rFonts w:ascii="Calibri" w:cs="Calibri" w:eastAsia="Calibri" w:hAnsi="Calibri"/>
+                <w:b/>
+                <w:bCs/>
+                <w:color w:val="9A6516"/>
+                <w:sz w:val="19"/>
+                <w:szCs w:val="19"/>
+              </w:rPr>
+              <w:t xml:space="preserve">Value</w:t>
+            </w:r>
+          </w:p>
+        </w:tc>
+        <w:tc>
+          <w:tcPr>
+            <w:tcW w:type="dxa" w:w="6365"/>
+            <w:tcBorders>
+              <w:top w:val="single" w:color="E4EBF3" w:sz="4"/>
+              <w:left w:val="none" w:color="FFFFFF" w:sz="0"/>
+              <w:bottom w:val="none" w:color="FFFFFF" w:sz="0"/>
+              <w:right w:val="none" w:color="FFFFFF" w:sz="0"/>
+            </w:tcBorders>
+            <w:tcMar>
+              <w:top w:type="dxa" w:w="80"/>
+              <w:left w:type="dxa" w:w="140"/>
+              <w:bottom w:type="dxa" w:w="80"/>
+              <w:right w:type="dxa" w:w="140"/>
+            </w:tcMar>
+          </w:tcPr>
+          <w:p>
+            <w:pPr>
+              <w:spacing w:after="0" w:before="0" w:line="276"/>
+            </w:pPr>
+            <w:r>
+              <w:rPr>
+                <w:rFonts w:ascii="Calibri" w:cs="Calibri" w:eastAsia="Calibri" w:hAnsi="Calibri"/>
+                <w:b/>
+                <w:bCs/>
+                <w:color w:val="0D274D"/>
+                <w:sz w:val="18"/>
+                <w:szCs w:val="18"/>
+              </w:rPr>
+              <w:t xml:space="preserve">How it works. </w:t>
+            </w:r>
+            <w:r>
+              <w:rPr>
+                <w:rFonts w:ascii="Calibri" w:cs="Calibri" w:eastAsia="Calibri" w:hAnsi="Calibri"/>
+                <w:color w:val="2A3C52"/>
+                <w:sz w:val="18"/>
+                <w:szCs w:val="18"/>
+              </w:rPr>
+              <w:t xml:space="preserve">Cisco ISE integrates with your security ecosystem via pxGrid and Adaptive Network Control (ANC). When a threat is detected, ISE can automatically trigger a quarantine policy, isolating the compromised device in real-time without requiring manual intervention. </w:t>
+            </w:r>
+            <w:r>
+              <w:rPr>
+                <w:rFonts w:ascii="Calibri" w:cs="Calibri" w:eastAsia="Calibri" w:hAnsi="Calibri"/>
+                <w:b/>
+                <w:bCs/>
+                <w:color w:val="0D274D"/>
+                <w:sz w:val="18"/>
+                <w:szCs w:val="18"/>
+              </w:rPr>
+              <w:t xml:space="preserve">Outcome. </w:t>
+            </w:r>
+            <w:r>
+              <w:rPr>
+                <w:rFonts w:ascii="Calibri" w:cs="Calibri" w:eastAsia="Calibri" w:hAnsi="Calibri"/>
+                <w:color w:val="2A3C52"/>
+                <w:sz w:val="18"/>
+                <w:szCs w:val="18"/>
+              </w:rPr>
+              <w:t xml:space="preserve">It automates the "Response" phase of the incident lifecycle. By bridging the gap between detection and enforcement, it stops threats at the speed of the network.</w:t>
+            </w:r>
+          </w:p>
+        </w:tc>
+      </w:tr>
+    </w:tbl>
+    <w:p>
+      <w:pPr>
+        <w:spacing w:after="120"/>
+      </w:pPr>
+      <w:r>
+        <w:rPr>
+          <w:rFonts w:ascii="Calibri" w:cs="Calibri" w:eastAsia="Calibri" w:hAnsi="Calibri"/>
+          <w:color w:val="14263A"/>
+          <w:sz w:val="2"/>
+          <w:szCs w:val="2"/>
+        </w:rPr>
+        <w:t xml:space="preserve"/>
+      </w:r>
+    </w:p>
+    <w:p>
+      <w:pPr>
+        <w:spacing w:after="60" w:before="60" w:line="276"/>
+      </w:pPr>
+      <w:r>
+        <w:rPr>
+          <w:rFonts w:ascii="Calibri" w:cs="Calibri" w:eastAsia="Calibri" w:hAnsi="Calibri"/>
+          <w:b/>
+          <w:bCs/>
+          <w:color w:val="FFFFFF"/>
+          <w:sz w:val="15"/>
+          <w:szCs w:val="15"/>
+          <w:shd w:fill="0D274D" w:color="auto" w:val="clear"/>
+        </w:rPr>
+        <w:t xml:space="preserve">PAIN POINT 2</w:t>
+      </w:r>
+      <w:r>
+        <w:rPr>
+          <w:rFonts w:ascii="Calibri" w:cs="Calibri" w:eastAsia="Calibri" w:hAnsi="Calibri"/>
+          <w:color w:val="7E8CA1"/>
+          <w:sz w:val="15"/>
+          <w:szCs w:val="15"/>
+        </w:rPr>
+        <w:t xml:space="preserve">   Expected answer</w:t>
+      </w:r>
+    </w:p>
+    <w:tbl>
+      <w:tblPr>
+        <w:tblW w:type="dxa" w:w="9360"/>
+        <w:tblBorders>
+          <w:top w:val="single" w:color="auto" w:sz="4"/>
+          <w:left w:val="single" w:color="auto" w:sz="4"/>
+          <w:bottom w:val="single" w:color="auto" w:sz="4"/>
+          <w:right w:val="single" w:color="auto" w:sz="4"/>
+          <w:insideH w:val="single" w:color="auto" w:sz="4"/>
+          <w:insideV w:val="single" w:color="auto" w:sz="4"/>
+        </w:tblBorders>
+      </w:tblPr>
+      <w:tblGrid>
+        <w:gridCol w:w="9360"/>
+      </w:tblGrid>
+      <w:tr>
+        <w:tc>
+          <w:tcPr>
+            <w:tcW w:type="dxa" w:w="9360"/>
+            <w:tcBorders>
+              <w:top w:val="none" w:color="FFFFFF" w:sz="0"/>
+              <w:left w:val="single" w:color="036C8F" w:sz="18"/>
+              <w:bottom w:val="none" w:color="FFFFFF" w:sz="0"/>
+              <w:right w:val="none" w:color="FFFFFF" w:sz="0"/>
+            </w:tcBorders>
+            <w:shd w:fill="FBFCFE" w:color="auto" w:val="clear"/>
+            <w:tcMar>
+              <w:top w:type="dxa" w:w="90"/>
+              <w:left w:type="dxa" w:w="160"/>
+              <w:bottom w:type="dxa" w:w="90"/>
+              <w:right w:type="dxa" w:w="160"/>
+            </w:tcMar>
+          </w:tcPr>
+          <w:p>
+            <w:pPr>
+              <w:spacing w:after="0" w:before="0" w:line="276"/>
+            </w:pPr>
+            <w:r>
+              <w:rPr>
+                <w:rFonts w:ascii="Calibri" w:cs="Calibri" w:eastAsia="Calibri" w:hAnsi="Calibri"/>
+                <w:i/>
+                <w:iCs/>
+                <w:color w:val="22344A"/>
+                <w:sz w:val="20"/>
+                <w:szCs w:val="20"/>
+              </w:rPr>
+              <w:t xml:space="preserve">Our firewall environment has become too complex to manage manually.</w:t>
+            </w:r>
+          </w:p>
+        </w:tc>
+      </w:tr>
+    </w:tbl>
+    <w:p>
+      <w:pPr>
+        <w:spacing w:after="40"/>
+      </w:pPr>
+      <w:r>
+        <w:rPr>
+          <w:rFonts w:ascii="Calibri" w:cs="Calibri" w:eastAsia="Calibri" w:hAnsi="Calibri"/>
+          <w:color w:val="14263A"/>
+          <w:sz w:val="2"/>
+          <w:szCs w:val="2"/>
+        </w:rPr>
+        <w:t xml:space="preserve"/>
+      </w:r>
+    </w:p>
+    <w:tbl>
+      <w:tblPr>
+        <w:tblW w:type="dxa" w:w="9360"/>
+        <w:tblBorders>
+          <w:top w:val="single" w:color="C4D2E2" w:sz="6"/>
+          <w:left w:val="single" w:color="C4D2E2" w:sz="6"/>
+          <w:bottom w:val="single" w:color="C4D2E2" w:sz="6"/>
+          <w:right w:val="single" w:color="C4D2E2" w:sz="6"/>
+          <w:insideH w:val="none" w:color="FFFFFF" w:sz="0"/>
+          <w:insideV w:val="none" w:color="FFFFFF" w:sz="0"/>
+        </w:tblBorders>
+      </w:tblPr>
+      <w:tblGrid>
+        <w:gridCol w:w="2995"/>
+        <w:gridCol w:w="6365"/>
+      </w:tblGrid>
+      <w:tr>
+        <w:tc>
+          <w:tcPr>
+            <w:tcW w:type="dxa" w:w="2995"/>
+            <w:tcBorders>
+              <w:top w:val="single" w:color="E4EBF3" w:sz="4"/>
+              <w:left w:val="none" w:color="FFFFFF" w:sz="0"/>
+              <w:bottom w:val="none" w:color="FFFFFF" w:sz="0"/>
+              <w:right w:val="none" w:color="FFFFFF" w:sz="0"/>
+            </w:tcBorders>
+            <w:tcMar>
+              <w:top w:type="dxa" w:w="80"/>
+              <w:left w:type="dxa" w:w="150"/>
+              <w:bottom w:type="dxa" w:w="80"/>
+              <w:right w:type="dxa" w:w="120"/>
+            </w:tcMar>
+          </w:tcPr>
+          <w:p>
+            <w:pPr>
+              <w:spacing w:after="0" w:before="0" w:line="276"/>
+            </w:pPr>
+            <w:r>
+              <w:rPr>
+                <w:rFonts w:ascii="Calibri" w:cs="Calibri" w:eastAsia="Calibri" w:hAnsi="Calibri"/>
+                <w:b/>
+                <w:bCs/>
+                <w:color w:val="4A3AA8"/>
+                <w:sz w:val="19"/>
+                <w:szCs w:val="19"/>
+              </w:rPr>
+              <w:t xml:space="preserve">Problem</w:t>
+            </w:r>
+          </w:p>
+        </w:tc>
+        <w:tc>
+          <w:tcPr>
+            <w:tcW w:type="dxa" w:w="6365"/>
+            <w:tcBorders>
+              <w:top w:val="single" w:color="E4EBF3" w:sz="4"/>
+              <w:left w:val="none" w:color="FFFFFF" w:sz="0"/>
+              <w:bottom w:val="none" w:color="FFFFFF" w:sz="0"/>
+              <w:right w:val="none" w:color="FFFFFF" w:sz="0"/>
+            </w:tcBorders>
+            <w:tcMar>
+              <w:top w:type="dxa" w:w="80"/>
+              <w:left w:type="dxa" w:w="140"/>
+              <w:bottom w:type="dxa" w:w="80"/>
+              <w:right w:type="dxa" w:w="140"/>
+            </w:tcMar>
+          </w:tcPr>
+          <w:p>
+            <w:pPr>
+              <w:spacing w:after="0" w:before="0" w:line="276"/>
+            </w:pPr>
+            <w:r>
+              <w:rPr>
+                <w:rFonts w:ascii="Calibri" w:cs="Calibri" w:eastAsia="Calibri" w:hAnsi="Calibri"/>
+                <w:color w:val="2A3C52"/>
+                <w:sz w:val="18"/>
+                <w:szCs w:val="18"/>
+              </w:rPr>
+              <w:t xml:space="preserve">Simplifying and cleaning up firewall policy administration at scale.</w:t>
+            </w:r>
+          </w:p>
+        </w:tc>
+      </w:tr>
+      <w:tr>
+        <w:tc>
+          <w:tcPr>
+            <w:tcW w:type="dxa" w:w="2995"/>
+            <w:tcBorders>
+              <w:top w:val="single" w:color="E4EBF3" w:sz="4"/>
+              <w:left w:val="none" w:color="FFFFFF" w:sz="0"/>
+              <w:bottom w:val="none" w:color="FFFFFF" w:sz="0"/>
+              <w:right w:val="none" w:color="FFFFFF" w:sz="0"/>
+            </w:tcBorders>
+            <w:tcMar>
+              <w:top w:type="dxa" w:w="80"/>
+              <w:left w:type="dxa" w:w="150"/>
+              <w:bottom w:type="dxa" w:w="80"/>
+              <w:right w:type="dxa" w:w="120"/>
+            </w:tcMar>
+          </w:tcPr>
+          <w:p>
+            <w:pPr>
+              <w:spacing w:after="0" w:before="0" w:line="276"/>
+            </w:pPr>
+            <w:r>
+              <w:rPr>
+                <w:rFonts w:ascii="Calibri" w:cs="Calibri" w:eastAsia="Calibri" w:hAnsi="Calibri"/>
+                <w:b/>
+                <w:bCs/>
+                <w:color w:val="0B6670"/>
+                <w:sz w:val="19"/>
+                <w:szCs w:val="19"/>
+              </w:rPr>
+              <w:t xml:space="preserve">Solution</w:t>
+            </w:r>
+          </w:p>
+        </w:tc>
+        <w:tc>
+          <w:tcPr>
+            <w:tcW w:type="dxa" w:w="6365"/>
+            <w:tcBorders>
+              <w:top w:val="single" w:color="E4EBF3" w:sz="4"/>
+              <w:left w:val="none" w:color="FFFFFF" w:sz="0"/>
+              <w:bottom w:val="none" w:color="FFFFFF" w:sz="0"/>
+              <w:right w:val="none" w:color="FFFFFF" w:sz="0"/>
+            </w:tcBorders>
+            <w:tcMar>
+              <w:top w:type="dxa" w:w="80"/>
+              <w:left w:type="dxa" w:w="140"/>
+              <w:bottom w:type="dxa" w:w="80"/>
+              <w:right w:type="dxa" w:w="140"/>
+            </w:tcMar>
+          </w:tcPr>
+          <w:p>
+            <w:pPr>
+              <w:spacing w:after="0" w:before="0" w:line="276"/>
+            </w:pPr>
+            <w:r>
+              <w:rPr>
+                <w:rFonts w:ascii="Calibri" w:cs="Calibri" w:eastAsia="Calibri" w:hAnsi="Calibri"/>
+                <w:b/>
+                <w:bCs/>
+                <w:color w:val="0B6670"/>
+                <w:sz w:val="18"/>
+                <w:szCs w:val="18"/>
+              </w:rPr>
+              <w:t xml:space="preserve">Cisco Security Cloud Control with FMC and Cisco Secure Firewall (unified policy administration)</w:t>
+            </w:r>
+          </w:p>
+        </w:tc>
+      </w:tr>
+      <w:tr>
+        <w:tc>
+          <w:tcPr>
+            <w:tcW w:type="dxa" w:w="2995"/>
+            <w:tcBorders>
+              <w:top w:val="single" w:color="E4EBF3" w:sz="4"/>
+              <w:left w:val="none" w:color="FFFFFF" w:sz="0"/>
+              <w:bottom w:val="none" w:color="FFFFFF" w:sz="0"/>
+              <w:right w:val="none" w:color="FFFFFF" w:sz="0"/>
+            </w:tcBorders>
+            <w:tcMar>
+              <w:top w:type="dxa" w:w="80"/>
+              <w:left w:type="dxa" w:w="150"/>
+              <w:bottom w:type="dxa" w:w="80"/>
+              <w:right w:type="dxa" w:w="120"/>
+            </w:tcMar>
+          </w:tcPr>
+          <w:p>
+            <w:pPr>
+              <w:spacing w:after="0" w:before="0" w:line="276"/>
+            </w:pPr>
+            <w:r>
+              <w:rPr>
+                <w:rFonts w:ascii="Calibri" w:cs="Calibri" w:eastAsia="Calibri" w:hAnsi="Calibri"/>
+                <w:b/>
+                <w:bCs/>
+                <w:color w:val="9A6516"/>
+                <w:sz w:val="19"/>
+                <w:szCs w:val="19"/>
+              </w:rPr>
+              <w:t xml:space="preserve">Value</w:t>
+            </w:r>
+          </w:p>
+        </w:tc>
+        <w:tc>
+          <w:tcPr>
+            <w:tcW w:type="dxa" w:w="6365"/>
+            <w:tcBorders>
+              <w:top w:val="single" w:color="E4EBF3" w:sz="4"/>
+              <w:left w:val="none" w:color="FFFFFF" w:sz="0"/>
+              <w:bottom w:val="none" w:color="FFFFFF" w:sz="0"/>
+              <w:right w:val="none" w:color="FFFFFF" w:sz="0"/>
+            </w:tcBorders>
+            <w:tcMar>
+              <w:top w:type="dxa" w:w="80"/>
+              <w:left w:type="dxa" w:w="140"/>
+              <w:bottom w:type="dxa" w:w="80"/>
+              <w:right w:type="dxa" w:w="140"/>
+            </w:tcMar>
+          </w:tcPr>
+          <w:p>
+            <w:pPr>
+              <w:spacing w:after="0" w:before="0" w:line="276"/>
+            </w:pPr>
+            <w:r>
+              <w:rPr>
+                <w:rFonts w:ascii="Calibri" w:cs="Calibri" w:eastAsia="Calibri" w:hAnsi="Calibri"/>
+                <w:b/>
+                <w:bCs/>
+                <w:color w:val="0D274D"/>
+                <w:sz w:val="18"/>
+                <w:szCs w:val="18"/>
+              </w:rPr>
+              <w:t xml:space="preserve">How it works. </w:t>
+            </w:r>
+            <w:r>
+              <w:rPr>
+                <w:rFonts w:ascii="Calibri" w:cs="Calibri" w:eastAsia="Calibri" w:hAnsi="Calibri"/>
+                <w:color w:val="2A3C52"/>
+                <w:sz w:val="18"/>
+                <w:szCs w:val="18"/>
+              </w:rPr>
+              <w:t xml:space="preserve">Cisco applies AI-driven analysis to firewall telemetry and policy data to surface optimization opportunities, reduce manual troubleshooting, and guide cleaner policy administration. </w:t>
+            </w:r>
+            <w:r>
+              <w:rPr>
+                <w:rFonts w:ascii="Calibri" w:cs="Calibri" w:eastAsia="Calibri" w:hAnsi="Calibri"/>
+                <w:b/>
+                <w:bCs/>
+                <w:color w:val="0D274D"/>
+                <w:sz w:val="18"/>
+                <w:szCs w:val="18"/>
+              </w:rPr>
+              <w:t xml:space="preserve">Outcome. </w:t>
+            </w:r>
+            <w:r>
+              <w:rPr>
+                <w:rFonts w:ascii="Calibri" w:cs="Calibri" w:eastAsia="Calibri" w:hAnsi="Calibri"/>
+                <w:color w:val="2A3C52"/>
+                <w:sz w:val="18"/>
+                <w:szCs w:val="18"/>
+              </w:rPr>
+              <w:t xml:space="preserve">Reduces manual policy review; identifies redundant/stale rules; lowers risk from human error.</w:t>
+            </w:r>
+          </w:p>
+        </w:tc>
+      </w:tr>
+    </w:tbl>
+    <w:p>
+      <w:pPr>
+        <w:spacing w:after="120"/>
+      </w:pPr>
+      <w:r>
+        <w:rPr>
+          <w:rFonts w:ascii="Calibri" w:cs="Calibri" w:eastAsia="Calibri" w:hAnsi="Calibri"/>
+          <w:color w:val="14263A"/>
+          <w:sz w:val="2"/>
+          <w:szCs w:val="2"/>
+        </w:rPr>
+        <w:t xml:space="preserve"/>
+      </w:r>
+    </w:p>
+    <w:p>
+      <w:pPr>
+        <w:spacing w:after="60" w:before="60" w:line="276"/>
+      </w:pPr>
+      <w:r>
+        <w:rPr>
+          <w:rFonts w:ascii="Calibri" w:cs="Calibri" w:eastAsia="Calibri" w:hAnsi="Calibri"/>
+          <w:b/>
+          <w:bCs/>
+          <w:color w:val="FFFFFF"/>
+          <w:sz w:val="15"/>
+          <w:szCs w:val="15"/>
+          <w:shd w:fill="0D274D" w:color="auto" w:val="clear"/>
+        </w:rPr>
+        <w:t xml:space="preserve">PAIN POINT 3</w:t>
+      </w:r>
+      <w:r>
+        <w:rPr>
+          <w:rFonts w:ascii="Calibri" w:cs="Calibri" w:eastAsia="Calibri" w:hAnsi="Calibri"/>
+          <w:color w:val="7E8CA1"/>
+          <w:sz w:val="15"/>
+          <w:szCs w:val="15"/>
+        </w:rPr>
+        <w:t xml:space="preserve">   Expected answer</w:t>
+      </w:r>
+    </w:p>
+    <w:tbl>
+      <w:tblPr>
+        <w:tblW w:type="dxa" w:w="9360"/>
+        <w:tblBorders>
+          <w:top w:val="single" w:color="auto" w:sz="4"/>
+          <w:left w:val="single" w:color="auto" w:sz="4"/>
+          <w:bottom w:val="single" w:color="auto" w:sz="4"/>
+          <w:right w:val="single" w:color="auto" w:sz="4"/>
+          <w:insideH w:val="single" w:color="auto" w:sz="4"/>
+          <w:insideV w:val="single" w:color="auto" w:sz="4"/>
+        </w:tblBorders>
+      </w:tblPr>
+      <w:tblGrid>
+        <w:gridCol w:w="9360"/>
+      </w:tblGrid>
+      <w:tr>
+        <w:tc>
+          <w:tcPr>
+            <w:tcW w:type="dxa" w:w="9360"/>
+            <w:tcBorders>
+              <w:top w:val="none" w:color="FFFFFF" w:sz="0"/>
+              <w:left w:val="single" w:color="036C8F" w:sz="18"/>
+              <w:bottom w:val="none" w:color="FFFFFF" w:sz="0"/>
+              <w:right w:val="none" w:color="FFFFFF" w:sz="0"/>
+            </w:tcBorders>
+            <w:shd w:fill="FBFCFE" w:color="auto" w:val="clear"/>
+            <w:tcMar>
+              <w:top w:type="dxa" w:w="90"/>
+              <w:left w:type="dxa" w:w="160"/>
+              <w:bottom w:type="dxa" w:w="90"/>
+              <w:right w:type="dxa" w:w="160"/>
+            </w:tcMar>
+          </w:tcPr>
+          <w:p>
+            <w:pPr>
+              <w:spacing w:after="0" w:before="0" w:line="276"/>
+            </w:pPr>
+            <w:r>
+              <w:rPr>
+                <w:rFonts w:ascii="Calibri" w:cs="Calibri" w:eastAsia="Calibri" w:hAnsi="Calibri"/>
+                <w:i/>
+                <w:iCs/>
+                <w:color w:val="22344A"/>
+                <w:sz w:val="20"/>
+                <w:szCs w:val="20"/>
+              </w:rPr>
+              <w:t xml:space="preserve">Most of our traffic is encrypted, so we've lost visibility into a huge part of our environment.</w:t>
+            </w:r>
+          </w:p>
+        </w:tc>
+      </w:tr>
+    </w:tbl>
+    <w:p>
+      <w:pPr>
+        <w:spacing w:after="40"/>
+      </w:pPr>
+      <w:r>
+        <w:rPr>
+          <w:rFonts w:ascii="Calibri" w:cs="Calibri" w:eastAsia="Calibri" w:hAnsi="Calibri"/>
+          <w:color w:val="14263A"/>
+          <w:sz w:val="2"/>
+          <w:szCs w:val="2"/>
+        </w:rPr>
+        <w:t xml:space="preserve"/>
+      </w:r>
+    </w:p>
+    <w:tbl>
+      <w:tblPr>
+        <w:tblW w:type="dxa" w:w="9360"/>
+        <w:tblBorders>
+          <w:top w:val="single" w:color="C4D2E2" w:sz="6"/>
+          <w:left w:val="single" w:color="C4D2E2" w:sz="6"/>
+          <w:bottom w:val="single" w:color="C4D2E2" w:sz="6"/>
+          <w:right w:val="single" w:color="C4D2E2" w:sz="6"/>
+          <w:insideH w:val="none" w:color="FFFFFF" w:sz="0"/>
+          <w:insideV w:val="none" w:color="FFFFFF" w:sz="0"/>
+        </w:tblBorders>
+      </w:tblPr>
+      <w:tblGrid>
+        <w:gridCol w:w="2995"/>
+        <w:gridCol w:w="6365"/>
+      </w:tblGrid>
+      <w:tr>
+        <w:tc>
+          <w:tcPr>
+            <w:tcW w:type="dxa" w:w="2995"/>
+            <w:tcBorders>
+              <w:top w:val="single" w:color="E4EBF3" w:sz="4"/>
+              <w:left w:val="none" w:color="FFFFFF" w:sz="0"/>
+              <w:bottom w:val="none" w:color="FFFFFF" w:sz="0"/>
+              <w:right w:val="none" w:color="FFFFFF" w:sz="0"/>
+            </w:tcBorders>
+            <w:tcMar>
+              <w:top w:type="dxa" w:w="80"/>
+              <w:left w:type="dxa" w:w="150"/>
+              <w:bottom w:type="dxa" w:w="80"/>
+              <w:right w:type="dxa" w:w="120"/>
+            </w:tcMar>
+          </w:tcPr>
+          <w:p>
+            <w:pPr>
+              <w:spacing w:after="0" w:before="0" w:line="276"/>
+            </w:pPr>
+            <w:r>
+              <w:rPr>
+                <w:rFonts w:ascii="Calibri" w:cs="Calibri" w:eastAsia="Calibri" w:hAnsi="Calibri"/>
+                <w:b/>
+                <w:bCs/>
+                <w:color w:val="4A3AA8"/>
+                <w:sz w:val="19"/>
+                <w:szCs w:val="19"/>
+              </w:rPr>
+              <w:t xml:space="preserve">Problem</w:t>
+            </w:r>
+          </w:p>
+        </w:tc>
+        <w:tc>
+          <w:tcPr>
+            <w:tcW w:type="dxa" w:w="6365"/>
+            <w:tcBorders>
+              <w:top w:val="single" w:color="E4EBF3" w:sz="4"/>
+              <w:left w:val="none" w:color="FFFFFF" w:sz="0"/>
+              <w:bottom w:val="none" w:color="FFFFFF" w:sz="0"/>
+              <w:right w:val="none" w:color="FFFFFF" w:sz="0"/>
+            </w:tcBorders>
+            <w:tcMar>
+              <w:top w:type="dxa" w:w="80"/>
+              <w:left w:type="dxa" w:w="140"/>
+              <w:bottom w:type="dxa" w:w="80"/>
+              <w:right w:type="dxa" w:w="140"/>
+            </w:tcMar>
+          </w:tcPr>
+          <w:p>
+            <w:pPr>
+              <w:spacing w:after="0" w:before="0" w:line="276"/>
+            </w:pPr>
+            <w:r>
+              <w:rPr>
+                <w:rFonts w:ascii="Calibri" w:cs="Calibri" w:eastAsia="Calibri" w:hAnsi="Calibri"/>
+                <w:color w:val="2A3C52"/>
+                <w:sz w:val="18"/>
+                <w:szCs w:val="18"/>
+              </w:rPr>
+              <w:t xml:space="preserve">Restoring visibility into encrypted traffic without decrypting everything.</w:t>
+            </w:r>
+          </w:p>
+        </w:tc>
+      </w:tr>
+      <w:tr>
+        <w:tc>
+          <w:tcPr>
+            <w:tcW w:type="dxa" w:w="2995"/>
+            <w:tcBorders>
+              <w:top w:val="single" w:color="E4EBF3" w:sz="4"/>
+              <w:left w:val="none" w:color="FFFFFF" w:sz="0"/>
+              <w:bottom w:val="none" w:color="FFFFFF" w:sz="0"/>
+              <w:right w:val="none" w:color="FFFFFF" w:sz="0"/>
+            </w:tcBorders>
+            <w:tcMar>
+              <w:top w:type="dxa" w:w="80"/>
+              <w:left w:type="dxa" w:w="150"/>
+              <w:bottom w:type="dxa" w:w="80"/>
+              <w:right w:type="dxa" w:w="120"/>
+            </w:tcMar>
+          </w:tcPr>
+          <w:p>
+            <w:pPr>
+              <w:spacing w:after="0" w:before="0" w:line="276"/>
+            </w:pPr>
+            <w:r>
+              <w:rPr>
+                <w:rFonts w:ascii="Calibri" w:cs="Calibri" w:eastAsia="Calibri" w:hAnsi="Calibri"/>
+                <w:b/>
+                <w:bCs/>
+                <w:color w:val="0B6670"/>
+                <w:sz w:val="19"/>
+                <w:szCs w:val="19"/>
+              </w:rPr>
+              <w:t xml:space="preserve">Solution</w:t>
+            </w:r>
+          </w:p>
+        </w:tc>
+        <w:tc>
+          <w:tcPr>
+            <w:tcW w:type="dxa" w:w="6365"/>
+            <w:tcBorders>
+              <w:top w:val="single" w:color="E4EBF3" w:sz="4"/>
+              <w:left w:val="none" w:color="FFFFFF" w:sz="0"/>
+              <w:bottom w:val="none" w:color="FFFFFF" w:sz="0"/>
+              <w:right w:val="none" w:color="FFFFFF" w:sz="0"/>
+            </w:tcBorders>
+            <w:tcMar>
+              <w:top w:type="dxa" w:w="80"/>
+              <w:left w:type="dxa" w:w="140"/>
+              <w:bottom w:type="dxa" w:w="80"/>
+              <w:right w:type="dxa" w:w="140"/>
+            </w:tcMar>
+          </w:tcPr>
+          <w:p>
+            <w:pPr>
+              <w:spacing w:after="0" w:before="0" w:line="276"/>
+            </w:pPr>
+            <w:r>
+              <w:rPr>
+                <w:rFonts w:ascii="Calibri" w:cs="Calibri" w:eastAsia="Calibri" w:hAnsi="Calibri"/>
+                <w:b/>
+                <w:bCs/>
+                <w:color w:val="0B6670"/>
+                <w:sz w:val="18"/>
+                <w:szCs w:val="18"/>
+              </w:rPr>
+              <w:t xml:space="preserve">Cisco Secure Firewall with the Encrypted Visibility Engine (EVE)</w:t>
+            </w:r>
+          </w:p>
+        </w:tc>
+      </w:tr>
+      <w:tr>
+        <w:tc>
+          <w:tcPr>
+            <w:tcW w:type="dxa" w:w="2995"/>
+            <w:tcBorders>
+              <w:top w:val="single" w:color="E4EBF3" w:sz="4"/>
+              <w:left w:val="none" w:color="FFFFFF" w:sz="0"/>
+              <w:bottom w:val="none" w:color="FFFFFF" w:sz="0"/>
+              <w:right w:val="none" w:color="FFFFFF" w:sz="0"/>
+            </w:tcBorders>
+            <w:tcMar>
+              <w:top w:type="dxa" w:w="80"/>
+              <w:left w:type="dxa" w:w="150"/>
+              <w:bottom w:type="dxa" w:w="80"/>
+              <w:right w:type="dxa" w:w="120"/>
+            </w:tcMar>
+          </w:tcPr>
+          <w:p>
+            <w:pPr>
+              <w:spacing w:after="0" w:before="0" w:line="276"/>
+            </w:pPr>
+            <w:r>
+              <w:rPr>
+                <w:rFonts w:ascii="Calibri" w:cs="Calibri" w:eastAsia="Calibri" w:hAnsi="Calibri"/>
+                <w:b/>
+                <w:bCs/>
+                <w:color w:val="9A6516"/>
+                <w:sz w:val="19"/>
+                <w:szCs w:val="19"/>
+              </w:rPr>
+              <w:t xml:space="preserve">Value</w:t>
+            </w:r>
+          </w:p>
+        </w:tc>
+        <w:tc>
+          <w:tcPr>
+            <w:tcW w:type="dxa" w:w="6365"/>
+            <w:tcBorders>
+              <w:top w:val="single" w:color="E4EBF3" w:sz="4"/>
+              <w:left w:val="none" w:color="FFFFFF" w:sz="0"/>
+              <w:bottom w:val="none" w:color="FFFFFF" w:sz="0"/>
+              <w:right w:val="none" w:color="FFFFFF" w:sz="0"/>
+            </w:tcBorders>
+            <w:tcMar>
+              <w:top w:type="dxa" w:w="80"/>
+              <w:left w:type="dxa" w:w="140"/>
+              <w:bottom w:type="dxa" w:w="80"/>
+              <w:right w:type="dxa" w:w="140"/>
+            </w:tcMar>
+          </w:tcPr>
+          <w:p>
+            <w:pPr>
+              <w:spacing w:after="0" w:before="0" w:line="276"/>
+            </w:pPr>
+            <w:r>
+              <w:rPr>
+                <w:rFonts w:ascii="Calibri" w:cs="Calibri" w:eastAsia="Calibri" w:hAnsi="Calibri"/>
+                <w:b/>
+                <w:bCs/>
+                <w:color w:val="0D274D"/>
+                <w:sz w:val="18"/>
+                <w:szCs w:val="18"/>
+              </w:rPr>
+              <w:t xml:space="preserve">How it works. </w:t>
+            </w:r>
+            <w:r>
+              <w:rPr>
+                <w:rFonts w:ascii="Calibri" w:cs="Calibri" w:eastAsia="Calibri" w:hAnsi="Calibri"/>
+                <w:color w:val="2A3C52"/>
+                <w:sz w:val="18"/>
+                <w:szCs w:val="18"/>
+              </w:rPr>
+              <w:t xml:space="preserve">Encrypted Visibility Engine (EVE) uses AI/ML-based fingerprinting to analyze encrypted traffic patterns and identify suspicious behavior without decrypting the payload. </w:t>
+            </w:r>
+            <w:r>
+              <w:rPr>
+                <w:rFonts w:ascii="Calibri" w:cs="Calibri" w:eastAsia="Calibri" w:hAnsi="Calibri"/>
+                <w:b/>
+                <w:bCs/>
+                <w:color w:val="0D274D"/>
+                <w:sz w:val="18"/>
+                <w:szCs w:val="18"/>
+              </w:rPr>
+              <w:t xml:space="preserve">Outcome. </w:t>
+            </w:r>
+            <w:r>
+              <w:rPr>
+                <w:rFonts w:ascii="Calibri" w:cs="Calibri" w:eastAsia="Calibri" w:hAnsi="Calibri"/>
+                <w:color w:val="2A3C52"/>
+                <w:sz w:val="18"/>
+                <w:szCs w:val="18"/>
+              </w:rPr>
+              <w:t xml:space="preserve">Restores visibility into encrypted blind spots; avoids the performance/privacy overhead of decrypt-everything strategies.</w:t>
+            </w:r>
+          </w:p>
+        </w:tc>
+      </w:tr>
+    </w:tbl>
+    <w:p>
+      <w:pPr>
+        <w:spacing w:after="120"/>
+      </w:pPr>
+      <w:r>
+        <w:rPr>
+          <w:rFonts w:ascii="Calibri" w:cs="Calibri" w:eastAsia="Calibri" w:hAnsi="Calibri"/>
+          <w:color w:val="14263A"/>
+          <w:sz w:val="2"/>
+          <w:szCs w:val="2"/>
+        </w:rPr>
+        <w:t xml:space="preserve"/>
+      </w:r>
+    </w:p>
+    <w:p>
+      <w:pPr>
+        <w:spacing w:after="60" w:before="60" w:line="276"/>
+      </w:pPr>
+      <w:r>
+        <w:rPr>
+          <w:rFonts w:ascii="Calibri" w:cs="Calibri" w:eastAsia="Calibri" w:hAnsi="Calibri"/>
+          <w:b/>
+          <w:bCs/>
+          <w:color w:val="FFFFFF"/>
+          <w:sz w:val="15"/>
+          <w:szCs w:val="15"/>
+          <w:shd w:fill="0D274D" w:color="auto" w:val="clear"/>
+        </w:rPr>
+        <w:t xml:space="preserve">PAIN POINT 4</w:t>
+      </w:r>
+      <w:r>
+        <w:rPr>
+          <w:rFonts w:ascii="Calibri" w:cs="Calibri" w:eastAsia="Calibri" w:hAnsi="Calibri"/>
+          <w:color w:val="7E8CA1"/>
+          <w:sz w:val="15"/>
+          <w:szCs w:val="15"/>
+        </w:rPr>
+        <w:t xml:space="preserve">   Expected answer</w:t>
+      </w:r>
+    </w:p>
+    <w:tbl>
+      <w:tblPr>
+        <w:tblW w:type="dxa" w:w="9360"/>
+        <w:tblBorders>
+          <w:top w:val="single" w:color="auto" w:sz="4"/>
+          <w:left w:val="single" w:color="auto" w:sz="4"/>
+          <w:bottom w:val="single" w:color="auto" w:sz="4"/>
+          <w:right w:val="single" w:color="auto" w:sz="4"/>
+          <w:insideH w:val="single" w:color="auto" w:sz="4"/>
+          <w:insideV w:val="single" w:color="auto" w:sz="4"/>
+        </w:tblBorders>
+      </w:tblPr>
+      <w:tblGrid>
+        <w:gridCol w:w="9360"/>
+      </w:tblGrid>
+      <w:tr>
+        <w:tc>
+          <w:tcPr>
+            <w:tcW w:type="dxa" w:w="9360"/>
+            <w:tcBorders>
+              <w:top w:val="none" w:color="FFFFFF" w:sz="0"/>
+              <w:left w:val="single" w:color="036C8F" w:sz="18"/>
+              <w:bottom w:val="none" w:color="FFFFFF" w:sz="0"/>
+              <w:right w:val="none" w:color="FFFFFF" w:sz="0"/>
+            </w:tcBorders>
+            <w:shd w:fill="FBFCFE" w:color="auto" w:val="clear"/>
+            <w:tcMar>
+              <w:top w:type="dxa" w:w="90"/>
+              <w:left w:type="dxa" w:w="160"/>
+              <w:bottom w:type="dxa" w:w="90"/>
+              <w:right w:type="dxa" w:w="160"/>
+            </w:tcMar>
+          </w:tcPr>
+          <w:p>
+            <w:pPr>
+              <w:spacing w:after="0" w:before="0" w:line="276"/>
+            </w:pPr>
+            <w:r>
+              <w:rPr>
+                <w:rFonts w:ascii="Calibri" w:cs="Calibri" w:eastAsia="Calibri" w:hAnsi="Calibri"/>
+                <w:i/>
+                <w:iCs/>
+                <w:color w:val="22344A"/>
+                <w:sz w:val="20"/>
+                <w:szCs w:val="20"/>
+              </w:rPr>
+              <w:t xml:space="preserve">We're worried traditional signature-based detection won't catch new or unknown attacks quickly enough.</w:t>
+            </w:r>
+          </w:p>
+        </w:tc>
+      </w:tr>
+    </w:tbl>
+    <w:p>
+      <w:pPr>
+        <w:spacing w:after="40"/>
+      </w:pPr>
+      <w:r>
+        <w:rPr>
+          <w:rFonts w:ascii="Calibri" w:cs="Calibri" w:eastAsia="Calibri" w:hAnsi="Calibri"/>
+          <w:color w:val="14263A"/>
+          <w:sz w:val="2"/>
+          <w:szCs w:val="2"/>
+        </w:rPr>
+        <w:t xml:space="preserve"/>
+      </w:r>
+    </w:p>
+    <w:tbl>
+      <w:tblPr>
+        <w:tblW w:type="dxa" w:w="9360"/>
+        <w:tblBorders>
+          <w:top w:val="single" w:color="C4D2E2" w:sz="6"/>
+          <w:left w:val="single" w:color="C4D2E2" w:sz="6"/>
+          <w:bottom w:val="single" w:color="C4D2E2" w:sz="6"/>
+          <w:right w:val="single" w:color="C4D2E2" w:sz="6"/>
+          <w:insideH w:val="none" w:color="FFFFFF" w:sz="0"/>
+          <w:insideV w:val="none" w:color="FFFFFF" w:sz="0"/>
+        </w:tblBorders>
+      </w:tblPr>
+      <w:tblGrid>
+        <w:gridCol w:w="2995"/>
+        <w:gridCol w:w="6365"/>
+      </w:tblGrid>
+      <w:tr>
+        <w:tc>
+          <w:tcPr>
+            <w:tcW w:type="dxa" w:w="2995"/>
+            <w:tcBorders>
+              <w:top w:val="single" w:color="E4EBF3" w:sz="4"/>
+              <w:left w:val="none" w:color="FFFFFF" w:sz="0"/>
+              <w:bottom w:val="none" w:color="FFFFFF" w:sz="0"/>
+              <w:right w:val="none" w:color="FFFFFF" w:sz="0"/>
+            </w:tcBorders>
+            <w:tcMar>
+              <w:top w:type="dxa" w:w="80"/>
+              <w:left w:type="dxa" w:w="150"/>
+              <w:bottom w:type="dxa" w:w="80"/>
+              <w:right w:type="dxa" w:w="120"/>
+            </w:tcMar>
+          </w:tcPr>
+          <w:p>
+            <w:pPr>
+              <w:spacing w:after="0" w:before="0" w:line="276"/>
+            </w:pPr>
+            <w:r>
+              <w:rPr>
+                <w:rFonts w:ascii="Calibri" w:cs="Calibri" w:eastAsia="Calibri" w:hAnsi="Calibri"/>
+                <w:b/>
+                <w:bCs/>
+                <w:color w:val="4A3AA8"/>
+                <w:sz w:val="19"/>
+                <w:szCs w:val="19"/>
+              </w:rPr>
+              <w:t xml:space="preserve">Problem</w:t>
+            </w:r>
+          </w:p>
+        </w:tc>
+        <w:tc>
+          <w:tcPr>
+            <w:tcW w:type="dxa" w:w="6365"/>
+            <w:tcBorders>
+              <w:top w:val="single" w:color="E4EBF3" w:sz="4"/>
+              <w:left w:val="none" w:color="FFFFFF" w:sz="0"/>
+              <w:bottom w:val="none" w:color="FFFFFF" w:sz="0"/>
+              <w:right w:val="none" w:color="FFFFFF" w:sz="0"/>
+            </w:tcBorders>
+            <w:tcMar>
+              <w:top w:type="dxa" w:w="80"/>
+              <w:left w:type="dxa" w:w="140"/>
+              <w:bottom w:type="dxa" w:w="80"/>
+              <w:right w:type="dxa" w:w="140"/>
+            </w:tcMar>
+          </w:tcPr>
+          <w:p>
+            <w:pPr>
+              <w:spacing w:after="0" w:before="0" w:line="276"/>
+            </w:pPr>
+            <w:r>
+              <w:rPr>
+                <w:rFonts w:ascii="Calibri" w:cs="Calibri" w:eastAsia="Calibri" w:hAnsi="Calibri"/>
+                <w:color w:val="2A3C52"/>
+                <w:sz w:val="18"/>
+                <w:szCs w:val="18"/>
+              </w:rPr>
+              <w:t xml:space="preserve">Detecting unknown and zero-day threats beyond signature-based detection.</w:t>
+            </w:r>
+          </w:p>
+        </w:tc>
+      </w:tr>
+      <w:tr>
+        <w:tc>
+          <w:tcPr>
+            <w:tcW w:type="dxa" w:w="2995"/>
+            <w:tcBorders>
+              <w:top w:val="single" w:color="E4EBF3" w:sz="4"/>
+              <w:left w:val="none" w:color="FFFFFF" w:sz="0"/>
+              <w:bottom w:val="none" w:color="FFFFFF" w:sz="0"/>
+              <w:right w:val="none" w:color="FFFFFF" w:sz="0"/>
+            </w:tcBorders>
+            <w:tcMar>
+              <w:top w:type="dxa" w:w="80"/>
+              <w:left w:type="dxa" w:w="150"/>
+              <w:bottom w:type="dxa" w:w="80"/>
+              <w:right w:type="dxa" w:w="120"/>
+            </w:tcMar>
+          </w:tcPr>
+          <w:p>
+            <w:pPr>
+              <w:spacing w:after="0" w:before="0" w:line="276"/>
+            </w:pPr>
+            <w:r>
+              <w:rPr>
+                <w:rFonts w:ascii="Calibri" w:cs="Calibri" w:eastAsia="Calibri" w:hAnsi="Calibri"/>
+                <w:b/>
+                <w:bCs/>
+                <w:color w:val="0B6670"/>
+                <w:sz w:val="19"/>
+                <w:szCs w:val="19"/>
+              </w:rPr>
+              <w:t xml:space="preserve">Solution</w:t>
+            </w:r>
+          </w:p>
+        </w:tc>
+        <w:tc>
+          <w:tcPr>
+            <w:tcW w:type="dxa" w:w="6365"/>
+            <w:tcBorders>
+              <w:top w:val="single" w:color="E4EBF3" w:sz="4"/>
+              <w:left w:val="none" w:color="FFFFFF" w:sz="0"/>
+              <w:bottom w:val="none" w:color="FFFFFF" w:sz="0"/>
+              <w:right w:val="none" w:color="FFFFFF" w:sz="0"/>
+            </w:tcBorders>
+            <w:tcMar>
+              <w:top w:type="dxa" w:w="80"/>
+              <w:left w:type="dxa" w:w="140"/>
+              <w:bottom w:type="dxa" w:w="80"/>
+              <w:right w:type="dxa" w:w="140"/>
+            </w:tcMar>
+          </w:tcPr>
+          <w:p>
+            <w:pPr>
+              <w:spacing w:after="0" w:before="0" w:line="276"/>
+            </w:pPr>
+            <w:r>
+              <w:rPr>
+                <w:rFonts w:ascii="Calibri" w:cs="Calibri" w:eastAsia="Calibri" w:hAnsi="Calibri"/>
+                <w:b/>
+                <w:bCs/>
+                <w:color w:val="0B6670"/>
+                <w:sz w:val="18"/>
+                <w:szCs w:val="18"/>
+              </w:rPr>
+              <w:t xml:space="preserve">Cisco Secure Firewall with Snort ML</w:t>
+            </w:r>
+          </w:p>
+        </w:tc>
+      </w:tr>
+      <w:tr>
+        <w:tc>
+          <w:tcPr>
+            <w:tcW w:type="dxa" w:w="2995"/>
+            <w:tcBorders>
+              <w:top w:val="single" w:color="E4EBF3" w:sz="4"/>
+              <w:left w:val="none" w:color="FFFFFF" w:sz="0"/>
+              <w:bottom w:val="none" w:color="FFFFFF" w:sz="0"/>
+              <w:right w:val="none" w:color="FFFFFF" w:sz="0"/>
+            </w:tcBorders>
+            <w:tcMar>
+              <w:top w:type="dxa" w:w="80"/>
+              <w:left w:type="dxa" w:w="150"/>
+              <w:bottom w:type="dxa" w:w="80"/>
+              <w:right w:type="dxa" w:w="120"/>
+            </w:tcMar>
+          </w:tcPr>
+          <w:p>
+            <w:pPr>
+              <w:spacing w:after="0" w:before="0" w:line="276"/>
+            </w:pPr>
+            <w:r>
+              <w:rPr>
+                <w:rFonts w:ascii="Calibri" w:cs="Calibri" w:eastAsia="Calibri" w:hAnsi="Calibri"/>
+                <w:b/>
+                <w:bCs/>
+                <w:color w:val="9A6516"/>
+                <w:sz w:val="19"/>
+                <w:szCs w:val="19"/>
+              </w:rPr>
+              <w:t xml:space="preserve">Value</w:t>
+            </w:r>
+          </w:p>
+        </w:tc>
+        <w:tc>
+          <w:tcPr>
+            <w:tcW w:type="dxa" w:w="6365"/>
+            <w:tcBorders>
+              <w:top w:val="single" w:color="E4EBF3" w:sz="4"/>
+              <w:left w:val="none" w:color="FFFFFF" w:sz="0"/>
+              <w:bottom w:val="none" w:color="FFFFFF" w:sz="0"/>
+              <w:right w:val="none" w:color="FFFFFF" w:sz="0"/>
+            </w:tcBorders>
+            <w:tcMar>
+              <w:top w:type="dxa" w:w="80"/>
+              <w:left w:type="dxa" w:w="140"/>
+              <w:bottom w:type="dxa" w:w="80"/>
+              <w:right w:type="dxa" w:w="140"/>
+            </w:tcMar>
+          </w:tcPr>
+          <w:p>
+            <w:pPr>
+              <w:spacing w:after="0" w:before="0" w:line="276"/>
+            </w:pPr>
+            <w:r>
+              <w:rPr>
+                <w:rFonts w:ascii="Calibri" w:cs="Calibri" w:eastAsia="Calibri" w:hAnsi="Calibri"/>
+                <w:b/>
+                <w:bCs/>
+                <w:color w:val="0D274D"/>
+                <w:sz w:val="18"/>
+                <w:szCs w:val="18"/>
+              </w:rPr>
+              <w:t xml:space="preserve">How it works. </w:t>
+            </w:r>
+            <w:r>
+              <w:rPr>
+                <w:rFonts w:ascii="Calibri" w:cs="Calibri" w:eastAsia="Calibri" w:hAnsi="Calibri"/>
+                <w:color w:val="2A3C52"/>
+                <w:sz w:val="18"/>
+                <w:szCs w:val="18"/>
+              </w:rPr>
+              <w:t xml:space="preserve">That's exactly where Snort ML helps. It adds machine-learning-based detection inside the Snort 3 engine to identify exploit behavior associated with unknown/zero-day threats. </w:t>
+            </w:r>
+            <w:r>
+              <w:rPr>
+                <w:rFonts w:ascii="Calibri" w:cs="Calibri" w:eastAsia="Calibri" w:hAnsi="Calibri"/>
+                <w:b/>
+                <w:bCs/>
+                <w:color w:val="0D274D"/>
+                <w:sz w:val="18"/>
+                <w:szCs w:val="18"/>
+              </w:rPr>
+              <w:t xml:space="preserve">Outcome. </w:t>
+            </w:r>
+            <w:r>
+              <w:rPr>
+                <w:rFonts w:ascii="Calibri" w:cs="Calibri" w:eastAsia="Calibri" w:hAnsi="Calibri"/>
+                <w:color w:val="2A3C52"/>
+                <w:sz w:val="18"/>
+                <w:szCs w:val="18"/>
+              </w:rPr>
+              <w:t xml:space="preserve">Addresses the gap between known and unknown threat detection; reduces dependence on signature timing.</w:t>
+            </w:r>
+          </w:p>
+        </w:tc>
+      </w:tr>
+    </w:tbl>
+    <w:p>
+      <w:pPr>
+        <w:spacing w:after="120"/>
+      </w:pPr>
+      <w:r>
+        <w:rPr>
+          <w:rFonts w:ascii="Calibri" w:cs="Calibri" w:eastAsia="Calibri" w:hAnsi="Calibri"/>
+          <w:color w:val="14263A"/>
+          <w:sz w:val="2"/>
+          <w:szCs w:val="2"/>
+        </w:rPr>
+        <w:t xml:space="preserve"/>
+      </w:r>
+    </w:p>
+    <w:p>
+      <w:pPr>
+        <w:spacing w:after="50" w:before="150" w:line="276"/>
+      </w:pPr>
+      <w:r>
+        <w:rPr>
+          <w:rFonts w:ascii="Calibri" w:cs="Calibri" w:eastAsia="Calibri" w:hAnsi="Calibri"/>
+          <w:b/>
+          <w:bCs/>
+          <w:caps/>
+          <w:color w:val="0D274D"/>
+          <w:sz w:val="22"/>
+          <w:szCs w:val="22"/>
+        </w:rPr>
+        <w:t xml:space="preserve">Assess Case Study 3</w:t>
       </w:r>
     </w:p>
     <w:tbl>
@@ -3864,7 +8119,7 @@
     </w:tbl>
     <w:p>
       <w:pPr>
-        <w:spacing w:after="80"/>
+        <w:spacing w:after="60"/>
       </w:pPr>
       <w:r>
         <w:rPr>
@@ -3878,31 +8133,54 @@
     </w:p>
     <w:p>
       <w:pPr>
-        <w:spacing w:after="50" w:before="0" w:line="276"/>
+        <w:spacing w:after="80" w:before="0" w:line="276"/>
+      </w:pPr>
+      <w:r>
+        <w:rPr>
+          <w:rFonts w:ascii="Calibri" w:cs="Calibri" w:eastAsia="Calibri" w:hAnsi="Calibri"/>
+          <w:color w:val="7E8CA1"/>
+          <w:sz w:val="18"/>
+          <w:szCs w:val="18"/>
+        </w:rPr>
+        <w:t xml:space="preserve">Compare each team answer against the expected answer, then assess the case study.</w:t>
+      </w:r>
+    </w:p>
+    <w:p>
+      <w:pPr>
+        <w:spacing w:after="60" w:before="60" w:line="276"/>
       </w:pPr>
       <w:r>
         <w:rPr>
           <w:rFonts w:ascii="Calibri" w:cs="Calibri" w:eastAsia="Calibri" w:hAnsi="Calibri"/>
           <w:b/>
           <w:bCs/>
-          <w:caps/>
+          <w:color w:val="FFFFFF"/>
+          <w:sz w:val="15"/>
+          <w:szCs w:val="15"/>
+          <w:shd w:fill="0D274D" w:color="auto" w:val="clear"/>
+        </w:rPr>
+        <w:t xml:space="preserve">PAIN POINT 1</w:t>
+      </w:r>
+      <w:r>
+        <w:rPr>
+          <w:rFonts w:ascii="Calibri" w:cs="Calibri" w:eastAsia="Calibri" w:hAnsi="Calibri"/>
           <w:color w:val="7E8CA1"/>
           <w:sz w:val="15"/>
           <w:szCs w:val="15"/>
         </w:rPr>
-        <w:t xml:space="preserve">The four pain points assessed</w:t>
+        <w:t xml:space="preserve">   Expected answer</w:t>
       </w:r>
     </w:p>
     <w:tbl>
       <w:tblPr>
         <w:tblW w:type="dxa" w:w="9360"/>
         <w:tblBorders>
-          <w:top w:val="single" w:color="E1E8F1" w:sz="6"/>
-          <w:left w:val="single" w:color="E1E8F1" w:sz="6"/>
-          <w:bottom w:val="single" w:color="E1E8F1" w:sz="6"/>
-          <w:right w:val="single" w:color="E1E8F1" w:sz="6"/>
-          <w:insideH w:val="none" w:color="FFFFFF" w:sz="0"/>
-          <w:insideV w:val="none" w:color="FFFFFF" w:sz="0"/>
+          <w:top w:val="single" w:color="auto" w:sz="4"/>
+          <w:left w:val="single" w:color="auto" w:sz="4"/>
+          <w:bottom w:val="single" w:color="auto" w:sz="4"/>
+          <w:right w:val="single" w:color="auto" w:sz="4"/>
+          <w:insideH w:val="single" w:color="auto" w:sz="4"/>
+          <w:insideV w:val="single" w:color="auto" w:sz="4"/>
         </w:tblBorders>
       </w:tblPr>
       <w:tblGrid>
@@ -3914,172 +8192,32 @@
             <w:tcW w:type="dxa" w:w="9360"/>
             <w:tcBorders>
               <w:top w:val="none" w:color="FFFFFF" w:sz="0"/>
-              <w:left w:val="none" w:color="FFFFFF" w:sz="0"/>
-              <w:bottom w:val="none" w:color="FFFFFF" w:sz="0"/>
-              <w:right w:val="none" w:color="FFFFFF" w:sz="0"/>
-            </w:tcBorders>
-            <w:tcMar>
-              <w:top w:type="dxa" w:w="60"/>
-              <w:left w:type="dxa" w:w="150"/>
-              <w:bottom w:type="dxa" w:w="60"/>
-              <w:right w:type="dxa" w:w="150"/>
-            </w:tcMar>
-          </w:tcPr>
-          <w:p>
-            <w:pPr>
-              <w:spacing w:after="0" w:before="0" w:line="276"/>
-            </w:pPr>
-            <w:r>
-              <w:rPr>
-                <w:rFonts w:ascii="Calibri" w:cs="Calibri" w:eastAsia="Calibri" w:hAnsi="Calibri"/>
-                <w:b/>
-                <w:bCs/>
-                <w:color w:val="0D274D"/>
-                <w:sz w:val="17"/>
-                <w:szCs w:val="17"/>
-              </w:rPr>
-              <w:t xml:space="preserve">1. </w:t>
-            </w:r>
-            <w:r>
-              <w:rPr>
-                <w:rFonts w:ascii="Calibri" w:cs="Calibri" w:eastAsia="Calibri" w:hAnsi="Calibri"/>
-                <w:color w:val="46566E"/>
-                <w:sz w:val="17"/>
-                <w:szCs w:val="17"/>
-              </w:rPr>
-              <w:t xml:space="preserve">Network policy helps, but we also need to know what's happening at runtime inside the workload. We need…</w:t>
-            </w:r>
-          </w:p>
-        </w:tc>
-      </w:tr>
-      <w:tr>
-        <w:tc>
-          <w:tcPr>
-            <w:tcW w:type="dxa" w:w="9360"/>
-            <w:tcBorders>
-              <w:top w:val="single" w:color="EEF2F7" w:sz="4"/>
-              <w:left w:val="none" w:color="FFFFFF" w:sz="0"/>
-              <w:bottom w:val="none" w:color="FFFFFF" w:sz="0"/>
-              <w:right w:val="none" w:color="FFFFFF" w:sz="0"/>
-            </w:tcBorders>
-            <w:tcMar>
-              <w:top w:type="dxa" w:w="60"/>
-              <w:left w:type="dxa" w:w="150"/>
-              <w:bottom w:type="dxa" w:w="60"/>
-              <w:right w:type="dxa" w:w="150"/>
-            </w:tcMar>
-          </w:tcPr>
-          <w:p>
-            <w:pPr>
-              <w:spacing w:after="0" w:before="0" w:line="276"/>
-            </w:pPr>
-            <w:r>
-              <w:rPr>
-                <w:rFonts w:ascii="Calibri" w:cs="Calibri" w:eastAsia="Calibri" w:hAnsi="Calibri"/>
-                <w:b/>
-                <w:bCs/>
-                <w:color w:val="0D274D"/>
-                <w:sz w:val="17"/>
-                <w:szCs w:val="17"/>
-              </w:rPr>
-              <w:t xml:space="preserve">2. </w:t>
-            </w:r>
-            <w:r>
-              <w:rPr>
-                <w:rFonts w:ascii="Calibri" w:cs="Calibri" w:eastAsia="Calibri" w:hAnsi="Calibri"/>
-                <w:color w:val="46566E"/>
-                <w:sz w:val="17"/>
-                <w:szCs w:val="17"/>
-              </w:rPr>
-              <w:t xml:space="preserve">Our Kubernetes networking feels fragmented across clusters and environments. We're dealing with too many…</w:t>
-            </w:r>
-          </w:p>
-        </w:tc>
-      </w:tr>
-      <w:tr>
-        <w:tc>
-          <w:tcPr>
-            <w:tcW w:type="dxa" w:w="9360"/>
-            <w:tcBorders>
-              <w:top w:val="single" w:color="EEF2F7" w:sz="4"/>
-              <w:left w:val="none" w:color="FFFFFF" w:sz="0"/>
-              <w:bottom w:val="none" w:color="FFFFFF" w:sz="0"/>
-              <w:right w:val="none" w:color="FFFFFF" w:sz="0"/>
-            </w:tcBorders>
-            <w:tcMar>
-              <w:top w:type="dxa" w:w="60"/>
-              <w:left w:type="dxa" w:w="150"/>
-              <w:bottom w:type="dxa" w:w="60"/>
-              <w:right w:type="dxa" w:w="150"/>
-            </w:tcMar>
-          </w:tcPr>
-          <w:p>
-            <w:pPr>
-              <w:spacing w:after="0" w:before="0" w:line="276"/>
-            </w:pPr>
-            <w:r>
-              <w:rPr>
-                <w:rFonts w:ascii="Calibri" w:cs="Calibri" w:eastAsia="Calibri" w:hAnsi="Calibri"/>
-                <w:b/>
-                <w:bCs/>
-                <w:color w:val="0D274D"/>
-                <w:sz w:val="17"/>
-                <w:szCs w:val="17"/>
-              </w:rPr>
-              <w:t xml:space="preserve">3. </w:t>
-            </w:r>
-            <w:r>
-              <w:rPr>
-                <w:rFonts w:ascii="Calibri" w:cs="Calibri" w:eastAsia="Calibri" w:hAnsi="Calibri"/>
-                <w:color w:val="46566E"/>
-                <w:sz w:val="17"/>
-                <w:szCs w:val="17"/>
-              </w:rPr>
-              <w:t xml:space="preserve">Right now we're stitching together separate tools for networking, security, and observability in…</w:t>
-            </w:r>
-          </w:p>
-        </w:tc>
-      </w:tr>
-      <w:tr>
-        <w:tc>
-          <w:tcPr>
-            <w:tcW w:type="dxa" w:w="9360"/>
-            <w:tcBorders>
-              <w:top w:val="single" w:color="EEF2F7" w:sz="4"/>
-              <w:left w:val="none" w:color="FFFFFF" w:sz="0"/>
-              <w:bottom w:val="none" w:color="FFFFFF" w:sz="0"/>
-              <w:right w:val="none" w:color="FFFFFF" w:sz="0"/>
-            </w:tcBorders>
-            <w:tcMar>
-              <w:top w:type="dxa" w:w="60"/>
-              <w:left w:type="dxa" w:w="150"/>
-              <w:bottom w:type="dxa" w:w="60"/>
-              <w:right w:type="dxa" w:w="150"/>
-            </w:tcMar>
-          </w:tcPr>
-          <w:p>
-            <w:pPr>
-              <w:spacing w:after="0" w:before="0" w:line="276"/>
-            </w:pPr>
-            <w:r>
-              <w:rPr>
-                <w:rFonts w:ascii="Calibri" w:cs="Calibri" w:eastAsia="Calibri" w:hAnsi="Calibri"/>
-                <w:b/>
-                <w:bCs/>
-                <w:color w:val="0D274D"/>
-                <w:sz w:val="17"/>
-                <w:szCs w:val="17"/>
-              </w:rPr>
-              <w:t xml:space="preserve">4. </w:t>
-            </w:r>
-            <w:r>
-              <w:rPr>
-                <w:rFonts w:ascii="Calibri" w:cs="Calibri" w:eastAsia="Calibri" w:hAnsi="Calibri"/>
-                <w:color w:val="46566E"/>
-                <w:sz w:val="17"/>
-                <w:szCs w:val="17"/>
-              </w:rPr>
-              <w:t xml:space="preserve">We know we need microsegmentation, but we don't have enough visibility into east-west flows or application…</w:t>
+              <w:left w:val="single" w:color="036C8F" w:sz="18"/>
+              <w:bottom w:val="none" w:color="FFFFFF" w:sz="0"/>
+              <w:right w:val="none" w:color="FFFFFF" w:sz="0"/>
+            </w:tcBorders>
+            <w:shd w:fill="FBFCFE" w:color="auto" w:val="clear"/>
+            <w:tcMar>
+              <w:top w:type="dxa" w:w="90"/>
+              <w:left w:type="dxa" w:w="160"/>
+              <w:bottom w:type="dxa" w:w="90"/>
+              <w:right w:type="dxa" w:w="160"/>
+            </w:tcMar>
+          </w:tcPr>
+          <w:p>
+            <w:pPr>
+              <w:spacing w:after="0" w:before="0" w:line="276"/>
+            </w:pPr>
+            <w:r>
+              <w:rPr>
+                <w:rFonts w:ascii="Calibri" w:cs="Calibri" w:eastAsia="Calibri" w:hAnsi="Calibri"/>
+                <w:i/>
+                <w:iCs/>
+                <w:color w:val="22344A"/>
+                <w:sz w:val="20"/>
+                <w:szCs w:val="20"/>
+              </w:rPr>
+              <w:t xml:space="preserve">Network policy helps, but we also need to know what's happening at runtime inside the workload. We need better detection of suspicious behavior and policy violations.</w:t>
             </w:r>
           </w:p>
         </w:tc>
@@ -4087,7 +8225,7 @@
     </w:tbl>
     <w:p>
       <w:pPr>
-        <w:spacing w:after="120"/>
+        <w:spacing w:after="40"/>
       </w:pPr>
       <w:r>
         <w:rPr>
@@ -4097,6 +8235,1347 @@
           <w:szCs w:val="2"/>
         </w:rPr>
         <w:t xml:space="preserve"/>
+      </w:r>
+    </w:p>
+    <w:tbl>
+      <w:tblPr>
+        <w:tblW w:type="dxa" w:w="9360"/>
+        <w:tblBorders>
+          <w:top w:val="single" w:color="C4D2E2" w:sz="6"/>
+          <w:left w:val="single" w:color="C4D2E2" w:sz="6"/>
+          <w:bottom w:val="single" w:color="C4D2E2" w:sz="6"/>
+          <w:right w:val="single" w:color="C4D2E2" w:sz="6"/>
+          <w:insideH w:val="none" w:color="FFFFFF" w:sz="0"/>
+          <w:insideV w:val="none" w:color="FFFFFF" w:sz="0"/>
+        </w:tblBorders>
+      </w:tblPr>
+      <w:tblGrid>
+        <w:gridCol w:w="2995"/>
+        <w:gridCol w:w="6365"/>
+      </w:tblGrid>
+      <w:tr>
+        <w:tc>
+          <w:tcPr>
+            <w:tcW w:type="dxa" w:w="2995"/>
+            <w:tcBorders>
+              <w:top w:val="single" w:color="E4EBF3" w:sz="4"/>
+              <w:left w:val="none" w:color="FFFFFF" w:sz="0"/>
+              <w:bottom w:val="none" w:color="FFFFFF" w:sz="0"/>
+              <w:right w:val="none" w:color="FFFFFF" w:sz="0"/>
+            </w:tcBorders>
+            <w:tcMar>
+              <w:top w:type="dxa" w:w="80"/>
+              <w:left w:type="dxa" w:w="150"/>
+              <w:bottom w:type="dxa" w:w="80"/>
+              <w:right w:type="dxa" w:w="120"/>
+            </w:tcMar>
+          </w:tcPr>
+          <w:p>
+            <w:pPr>
+              <w:spacing w:after="0" w:before="0" w:line="276"/>
+            </w:pPr>
+            <w:r>
+              <w:rPr>
+                <w:rFonts w:ascii="Calibri" w:cs="Calibri" w:eastAsia="Calibri" w:hAnsi="Calibri"/>
+                <w:b/>
+                <w:bCs/>
+                <w:color w:val="4A3AA8"/>
+                <w:sz w:val="19"/>
+                <w:szCs w:val="19"/>
+              </w:rPr>
+              <w:t xml:space="preserve">Problem</w:t>
+            </w:r>
+          </w:p>
+        </w:tc>
+        <w:tc>
+          <w:tcPr>
+            <w:tcW w:type="dxa" w:w="6365"/>
+            <w:tcBorders>
+              <w:top w:val="single" w:color="E4EBF3" w:sz="4"/>
+              <w:left w:val="none" w:color="FFFFFF" w:sz="0"/>
+              <w:bottom w:val="none" w:color="FFFFFF" w:sz="0"/>
+              <w:right w:val="none" w:color="FFFFFF" w:sz="0"/>
+            </w:tcBorders>
+            <w:tcMar>
+              <w:top w:type="dxa" w:w="80"/>
+              <w:left w:type="dxa" w:w="140"/>
+              <w:bottom w:type="dxa" w:w="80"/>
+              <w:right w:type="dxa" w:w="140"/>
+            </w:tcMar>
+          </w:tcPr>
+          <w:p>
+            <w:pPr>
+              <w:spacing w:after="0" w:before="0" w:line="276"/>
+            </w:pPr>
+            <w:r>
+              <w:rPr>
+                <w:rFonts w:ascii="Calibri" w:cs="Calibri" w:eastAsia="Calibri" w:hAnsi="Calibri"/>
+                <w:color w:val="2A3C52"/>
+                <w:sz w:val="18"/>
+                <w:szCs w:val="18"/>
+              </w:rPr>
+              <w:t xml:space="preserve">Runtime detection of suspicious behaviour and policy violations inside workloads.</w:t>
+            </w:r>
+          </w:p>
+        </w:tc>
+      </w:tr>
+      <w:tr>
+        <w:tc>
+          <w:tcPr>
+            <w:tcW w:type="dxa" w:w="2995"/>
+            <w:tcBorders>
+              <w:top w:val="single" w:color="E4EBF3" w:sz="4"/>
+              <w:left w:val="none" w:color="FFFFFF" w:sz="0"/>
+              <w:bottom w:val="none" w:color="FFFFFF" w:sz="0"/>
+              <w:right w:val="none" w:color="FFFFFF" w:sz="0"/>
+            </w:tcBorders>
+            <w:tcMar>
+              <w:top w:type="dxa" w:w="80"/>
+              <w:left w:type="dxa" w:w="150"/>
+              <w:bottom w:type="dxa" w:w="80"/>
+              <w:right w:type="dxa" w:w="120"/>
+            </w:tcMar>
+          </w:tcPr>
+          <w:p>
+            <w:pPr>
+              <w:spacing w:after="0" w:before="0" w:line="276"/>
+            </w:pPr>
+            <w:r>
+              <w:rPr>
+                <w:rFonts w:ascii="Calibri" w:cs="Calibri" w:eastAsia="Calibri" w:hAnsi="Calibri"/>
+                <w:b/>
+                <w:bCs/>
+                <w:color w:val="0B6670"/>
+                <w:sz w:val="19"/>
+                <w:szCs w:val="19"/>
+              </w:rPr>
+              <w:t xml:space="preserve">Solution</w:t>
+            </w:r>
+          </w:p>
+        </w:tc>
+        <w:tc>
+          <w:tcPr>
+            <w:tcW w:type="dxa" w:w="6365"/>
+            <w:tcBorders>
+              <w:top w:val="single" w:color="E4EBF3" w:sz="4"/>
+              <w:left w:val="none" w:color="FFFFFF" w:sz="0"/>
+              <w:bottom w:val="none" w:color="FFFFFF" w:sz="0"/>
+              <w:right w:val="none" w:color="FFFFFF" w:sz="0"/>
+            </w:tcBorders>
+            <w:tcMar>
+              <w:top w:type="dxa" w:w="80"/>
+              <w:left w:type="dxa" w:w="140"/>
+              <w:bottom w:type="dxa" w:w="80"/>
+              <w:right w:type="dxa" w:w="140"/>
+            </w:tcMar>
+          </w:tcPr>
+          <w:p>
+            <w:pPr>
+              <w:spacing w:after="0" w:before="0" w:line="276"/>
+            </w:pPr>
+            <w:r>
+              <w:rPr>
+                <w:rFonts w:ascii="Calibri" w:cs="Calibri" w:eastAsia="Calibri" w:hAnsi="Calibri"/>
+                <w:b/>
+                <w:bCs/>
+                <w:color w:val="0B6670"/>
+                <w:sz w:val="18"/>
+                <w:szCs w:val="18"/>
+              </w:rPr>
+              <w:t xml:space="preserve">Isovalent Tetragon (eBPF runtime security)</w:t>
+            </w:r>
+          </w:p>
+        </w:tc>
+      </w:tr>
+      <w:tr>
+        <w:tc>
+          <w:tcPr>
+            <w:tcW w:type="dxa" w:w="2995"/>
+            <w:tcBorders>
+              <w:top w:val="single" w:color="E4EBF3" w:sz="4"/>
+              <w:left w:val="none" w:color="FFFFFF" w:sz="0"/>
+              <w:bottom w:val="none" w:color="FFFFFF" w:sz="0"/>
+              <w:right w:val="none" w:color="FFFFFF" w:sz="0"/>
+            </w:tcBorders>
+            <w:tcMar>
+              <w:top w:type="dxa" w:w="80"/>
+              <w:left w:type="dxa" w:w="150"/>
+              <w:bottom w:type="dxa" w:w="80"/>
+              <w:right w:type="dxa" w:w="120"/>
+            </w:tcMar>
+          </w:tcPr>
+          <w:p>
+            <w:pPr>
+              <w:spacing w:after="0" w:before="0" w:line="276"/>
+            </w:pPr>
+            <w:r>
+              <w:rPr>
+                <w:rFonts w:ascii="Calibri" w:cs="Calibri" w:eastAsia="Calibri" w:hAnsi="Calibri"/>
+                <w:b/>
+                <w:bCs/>
+                <w:color w:val="9A6516"/>
+                <w:sz w:val="19"/>
+                <w:szCs w:val="19"/>
+              </w:rPr>
+              <w:t xml:space="preserve">Value</w:t>
+            </w:r>
+          </w:p>
+        </w:tc>
+        <w:tc>
+          <w:tcPr>
+            <w:tcW w:type="dxa" w:w="6365"/>
+            <w:tcBorders>
+              <w:top w:val="single" w:color="E4EBF3" w:sz="4"/>
+              <w:left w:val="none" w:color="FFFFFF" w:sz="0"/>
+              <w:bottom w:val="none" w:color="FFFFFF" w:sz="0"/>
+              <w:right w:val="none" w:color="FFFFFF" w:sz="0"/>
+            </w:tcBorders>
+            <w:tcMar>
+              <w:top w:type="dxa" w:w="80"/>
+              <w:left w:type="dxa" w:w="140"/>
+              <w:bottom w:type="dxa" w:w="80"/>
+              <w:right w:type="dxa" w:w="140"/>
+            </w:tcMar>
+          </w:tcPr>
+          <w:p>
+            <w:pPr>
+              <w:spacing w:after="0" w:before="0" w:line="276"/>
+            </w:pPr>
+            <w:r>
+              <w:rPr>
+                <w:rFonts w:ascii="Calibri" w:cs="Calibri" w:eastAsia="Calibri" w:hAnsi="Calibri"/>
+                <w:b/>
+                <w:bCs/>
+                <w:color w:val="0D274D"/>
+                <w:sz w:val="18"/>
+                <w:szCs w:val="18"/>
+              </w:rPr>
+              <w:t xml:space="preserve">How it works. </w:t>
+            </w:r>
+            <w:r>
+              <w:rPr>
+                <w:rFonts w:ascii="Calibri" w:cs="Calibri" w:eastAsia="Calibri" w:hAnsi="Calibri"/>
+                <w:color w:val="2A3C52"/>
+                <w:sz w:val="18"/>
+                <w:szCs w:val="18"/>
+              </w:rPr>
+              <w:t xml:space="preserve">That's where Tetragon comes in. Tetragon extends the value of Cilium by providing eBPF-based runtime security and threat detection. </w:t>
+            </w:r>
+            <w:r>
+              <w:rPr>
+                <w:rFonts w:ascii="Calibri" w:cs="Calibri" w:eastAsia="Calibri" w:hAnsi="Calibri"/>
+                <w:b/>
+                <w:bCs/>
+                <w:color w:val="0D274D"/>
+                <w:sz w:val="18"/>
+                <w:szCs w:val="18"/>
+              </w:rPr>
+              <w:t xml:space="preserve">Outcome. </w:t>
+            </w:r>
+            <w:r>
+              <w:rPr>
+                <w:rFonts w:ascii="Calibri" w:cs="Calibri" w:eastAsia="Calibri" w:hAnsi="Calibri"/>
+                <w:color w:val="2A3C52"/>
+                <w:sz w:val="18"/>
+                <w:szCs w:val="18"/>
+              </w:rPr>
+              <w:t xml:space="preserve">Adds runtime visibility beyond basic network controls. Detects suspicious system and network behavior in real time.</w:t>
+            </w:r>
+          </w:p>
+        </w:tc>
+      </w:tr>
+    </w:tbl>
+    <w:p>
+      <w:pPr>
+        <w:spacing w:after="120"/>
+      </w:pPr>
+      <w:r>
+        <w:rPr>
+          <w:rFonts w:ascii="Calibri" w:cs="Calibri" w:eastAsia="Calibri" w:hAnsi="Calibri"/>
+          <w:color w:val="14263A"/>
+          <w:sz w:val="2"/>
+          <w:szCs w:val="2"/>
+        </w:rPr>
+        <w:t xml:space="preserve"/>
+      </w:r>
+    </w:p>
+    <w:p>
+      <w:pPr>
+        <w:spacing w:after="60" w:before="60" w:line="276"/>
+      </w:pPr>
+      <w:r>
+        <w:rPr>
+          <w:rFonts w:ascii="Calibri" w:cs="Calibri" w:eastAsia="Calibri" w:hAnsi="Calibri"/>
+          <w:b/>
+          <w:bCs/>
+          <w:color w:val="FFFFFF"/>
+          <w:sz w:val="15"/>
+          <w:szCs w:val="15"/>
+          <w:shd w:fill="0D274D" w:color="auto" w:val="clear"/>
+        </w:rPr>
+        <w:t xml:space="preserve">PAIN POINT 2</w:t>
+      </w:r>
+      <w:r>
+        <w:rPr>
+          <w:rFonts w:ascii="Calibri" w:cs="Calibri" w:eastAsia="Calibri" w:hAnsi="Calibri"/>
+          <w:color w:val="7E8CA1"/>
+          <w:sz w:val="15"/>
+          <w:szCs w:val="15"/>
+        </w:rPr>
+        <w:t xml:space="preserve">   Expected answer</w:t>
+      </w:r>
+    </w:p>
+    <w:tbl>
+      <w:tblPr>
+        <w:tblW w:type="dxa" w:w="9360"/>
+        <w:tblBorders>
+          <w:top w:val="single" w:color="auto" w:sz="4"/>
+          <w:left w:val="single" w:color="auto" w:sz="4"/>
+          <w:bottom w:val="single" w:color="auto" w:sz="4"/>
+          <w:right w:val="single" w:color="auto" w:sz="4"/>
+          <w:insideH w:val="single" w:color="auto" w:sz="4"/>
+          <w:insideV w:val="single" w:color="auto" w:sz="4"/>
+        </w:tblBorders>
+      </w:tblPr>
+      <w:tblGrid>
+        <w:gridCol w:w="9360"/>
+      </w:tblGrid>
+      <w:tr>
+        <w:tc>
+          <w:tcPr>
+            <w:tcW w:type="dxa" w:w="9360"/>
+            <w:tcBorders>
+              <w:top w:val="none" w:color="FFFFFF" w:sz="0"/>
+              <w:left w:val="single" w:color="036C8F" w:sz="18"/>
+              <w:bottom w:val="none" w:color="FFFFFF" w:sz="0"/>
+              <w:right w:val="none" w:color="FFFFFF" w:sz="0"/>
+            </w:tcBorders>
+            <w:shd w:fill="FBFCFE" w:color="auto" w:val="clear"/>
+            <w:tcMar>
+              <w:top w:type="dxa" w:w="90"/>
+              <w:left w:type="dxa" w:w="160"/>
+              <w:bottom w:type="dxa" w:w="90"/>
+              <w:right w:type="dxa" w:w="160"/>
+            </w:tcMar>
+          </w:tcPr>
+          <w:p>
+            <w:pPr>
+              <w:spacing w:after="0" w:before="0" w:line="276"/>
+            </w:pPr>
+            <w:r>
+              <w:rPr>
+                <w:rFonts w:ascii="Calibri" w:cs="Calibri" w:eastAsia="Calibri" w:hAnsi="Calibri"/>
+                <w:i/>
+                <w:iCs/>
+                <w:color w:val="22344A"/>
+                <w:sz w:val="20"/>
+                <w:szCs w:val="20"/>
+              </w:rPr>
+              <w:t xml:space="preserve">Our Kubernetes networking feels fragmented across clusters and environments. We're dealing with too many moving parts, inconsistent policies, and too much operational complexity.</w:t>
+            </w:r>
+          </w:p>
+        </w:tc>
+      </w:tr>
+    </w:tbl>
+    <w:p>
+      <w:pPr>
+        <w:spacing w:after="40"/>
+      </w:pPr>
+      <w:r>
+        <w:rPr>
+          <w:rFonts w:ascii="Calibri" w:cs="Calibri" w:eastAsia="Calibri" w:hAnsi="Calibri"/>
+          <w:color w:val="14263A"/>
+          <w:sz w:val="2"/>
+          <w:szCs w:val="2"/>
+        </w:rPr>
+        <w:t xml:space="preserve"/>
+      </w:r>
+    </w:p>
+    <w:tbl>
+      <w:tblPr>
+        <w:tblW w:type="dxa" w:w="9360"/>
+        <w:tblBorders>
+          <w:top w:val="single" w:color="C4D2E2" w:sz="6"/>
+          <w:left w:val="single" w:color="C4D2E2" w:sz="6"/>
+          <w:bottom w:val="single" w:color="C4D2E2" w:sz="6"/>
+          <w:right w:val="single" w:color="C4D2E2" w:sz="6"/>
+          <w:insideH w:val="none" w:color="FFFFFF" w:sz="0"/>
+          <w:insideV w:val="none" w:color="FFFFFF" w:sz="0"/>
+        </w:tblBorders>
+      </w:tblPr>
+      <w:tblGrid>
+        <w:gridCol w:w="2995"/>
+        <w:gridCol w:w="6365"/>
+      </w:tblGrid>
+      <w:tr>
+        <w:tc>
+          <w:tcPr>
+            <w:tcW w:type="dxa" w:w="2995"/>
+            <w:tcBorders>
+              <w:top w:val="single" w:color="E4EBF3" w:sz="4"/>
+              <w:left w:val="none" w:color="FFFFFF" w:sz="0"/>
+              <w:bottom w:val="none" w:color="FFFFFF" w:sz="0"/>
+              <w:right w:val="none" w:color="FFFFFF" w:sz="0"/>
+            </w:tcBorders>
+            <w:tcMar>
+              <w:top w:type="dxa" w:w="80"/>
+              <w:left w:type="dxa" w:w="150"/>
+              <w:bottom w:type="dxa" w:w="80"/>
+              <w:right w:type="dxa" w:w="120"/>
+            </w:tcMar>
+          </w:tcPr>
+          <w:p>
+            <w:pPr>
+              <w:spacing w:after="0" w:before="0" w:line="276"/>
+            </w:pPr>
+            <w:r>
+              <w:rPr>
+                <w:rFonts w:ascii="Calibri" w:cs="Calibri" w:eastAsia="Calibri" w:hAnsi="Calibri"/>
+                <w:b/>
+                <w:bCs/>
+                <w:color w:val="4A3AA8"/>
+                <w:sz w:val="19"/>
+                <w:szCs w:val="19"/>
+              </w:rPr>
+              <w:t xml:space="preserve">Problem</w:t>
+            </w:r>
+          </w:p>
+        </w:tc>
+        <w:tc>
+          <w:tcPr>
+            <w:tcW w:type="dxa" w:w="6365"/>
+            <w:tcBorders>
+              <w:top w:val="single" w:color="E4EBF3" w:sz="4"/>
+              <w:left w:val="none" w:color="FFFFFF" w:sz="0"/>
+              <w:bottom w:val="none" w:color="FFFFFF" w:sz="0"/>
+              <w:right w:val="none" w:color="FFFFFF" w:sz="0"/>
+            </w:tcBorders>
+            <w:tcMar>
+              <w:top w:type="dxa" w:w="80"/>
+              <w:left w:type="dxa" w:w="140"/>
+              <w:bottom w:type="dxa" w:w="80"/>
+              <w:right w:type="dxa" w:w="140"/>
+            </w:tcMar>
+          </w:tcPr>
+          <w:p>
+            <w:pPr>
+              <w:spacing w:after="0" w:before="0" w:line="276"/>
+            </w:pPr>
+            <w:r>
+              <w:rPr>
+                <w:rFonts w:ascii="Calibri" w:cs="Calibri" w:eastAsia="Calibri" w:hAnsi="Calibri"/>
+                <w:color w:val="2A3C52"/>
+                <w:sz w:val="18"/>
+                <w:szCs w:val="18"/>
+              </w:rPr>
+              <w:t xml:space="preserve">Consistent Kubernetes networking and policy across clusters, with less operational complexity.</w:t>
+            </w:r>
+          </w:p>
+        </w:tc>
+      </w:tr>
+      <w:tr>
+        <w:tc>
+          <w:tcPr>
+            <w:tcW w:type="dxa" w:w="2995"/>
+            <w:tcBorders>
+              <w:top w:val="single" w:color="E4EBF3" w:sz="4"/>
+              <w:left w:val="none" w:color="FFFFFF" w:sz="0"/>
+              <w:bottom w:val="none" w:color="FFFFFF" w:sz="0"/>
+              <w:right w:val="none" w:color="FFFFFF" w:sz="0"/>
+            </w:tcBorders>
+            <w:tcMar>
+              <w:top w:type="dxa" w:w="80"/>
+              <w:left w:type="dxa" w:w="150"/>
+              <w:bottom w:type="dxa" w:w="80"/>
+              <w:right w:type="dxa" w:w="120"/>
+            </w:tcMar>
+          </w:tcPr>
+          <w:p>
+            <w:pPr>
+              <w:spacing w:after="0" w:before="0" w:line="276"/>
+            </w:pPr>
+            <w:r>
+              <w:rPr>
+                <w:rFonts w:ascii="Calibri" w:cs="Calibri" w:eastAsia="Calibri" w:hAnsi="Calibri"/>
+                <w:b/>
+                <w:bCs/>
+                <w:color w:val="0B6670"/>
+                <w:sz w:val="19"/>
+                <w:szCs w:val="19"/>
+              </w:rPr>
+              <w:t xml:space="preserve">Solution</w:t>
+            </w:r>
+          </w:p>
+        </w:tc>
+        <w:tc>
+          <w:tcPr>
+            <w:tcW w:type="dxa" w:w="6365"/>
+            <w:tcBorders>
+              <w:top w:val="single" w:color="E4EBF3" w:sz="4"/>
+              <w:left w:val="none" w:color="FFFFFF" w:sz="0"/>
+              <w:bottom w:val="none" w:color="FFFFFF" w:sz="0"/>
+              <w:right w:val="none" w:color="FFFFFF" w:sz="0"/>
+            </w:tcBorders>
+            <w:tcMar>
+              <w:top w:type="dxa" w:w="80"/>
+              <w:left w:type="dxa" w:w="140"/>
+              <w:bottom w:type="dxa" w:w="80"/>
+              <w:right w:type="dxa" w:w="140"/>
+            </w:tcMar>
+          </w:tcPr>
+          <w:p>
+            <w:pPr>
+              <w:spacing w:after="0" w:before="0" w:line="276"/>
+            </w:pPr>
+            <w:r>
+              <w:rPr>
+                <w:rFonts w:ascii="Calibri" w:cs="Calibri" w:eastAsia="Calibri" w:hAnsi="Calibri"/>
+                <w:b/>
+                <w:bCs/>
+                <w:color w:val="0B6670"/>
+                <w:sz w:val="18"/>
+                <w:szCs w:val="18"/>
+              </w:rPr>
+              <w:t xml:space="preserve">Isovalent Cilium (eBPF Kubernetes networking and policy)</w:t>
+            </w:r>
+          </w:p>
+        </w:tc>
+      </w:tr>
+      <w:tr>
+        <w:tc>
+          <w:tcPr>
+            <w:tcW w:type="dxa" w:w="2995"/>
+            <w:tcBorders>
+              <w:top w:val="single" w:color="E4EBF3" w:sz="4"/>
+              <w:left w:val="none" w:color="FFFFFF" w:sz="0"/>
+              <w:bottom w:val="none" w:color="FFFFFF" w:sz="0"/>
+              <w:right w:val="none" w:color="FFFFFF" w:sz="0"/>
+            </w:tcBorders>
+            <w:tcMar>
+              <w:top w:type="dxa" w:w="80"/>
+              <w:left w:type="dxa" w:w="150"/>
+              <w:bottom w:type="dxa" w:w="80"/>
+              <w:right w:type="dxa" w:w="120"/>
+            </w:tcMar>
+          </w:tcPr>
+          <w:p>
+            <w:pPr>
+              <w:spacing w:after="0" w:before="0" w:line="276"/>
+            </w:pPr>
+            <w:r>
+              <w:rPr>
+                <w:rFonts w:ascii="Calibri" w:cs="Calibri" w:eastAsia="Calibri" w:hAnsi="Calibri"/>
+                <w:b/>
+                <w:bCs/>
+                <w:color w:val="9A6516"/>
+                <w:sz w:val="19"/>
+                <w:szCs w:val="19"/>
+              </w:rPr>
+              <w:t xml:space="preserve">Value</w:t>
+            </w:r>
+          </w:p>
+        </w:tc>
+        <w:tc>
+          <w:tcPr>
+            <w:tcW w:type="dxa" w:w="6365"/>
+            <w:tcBorders>
+              <w:top w:val="single" w:color="E4EBF3" w:sz="4"/>
+              <w:left w:val="none" w:color="FFFFFF" w:sz="0"/>
+              <w:bottom w:val="none" w:color="FFFFFF" w:sz="0"/>
+              <w:right w:val="none" w:color="FFFFFF" w:sz="0"/>
+            </w:tcBorders>
+            <w:tcMar>
+              <w:top w:type="dxa" w:w="80"/>
+              <w:left w:type="dxa" w:w="140"/>
+              <w:bottom w:type="dxa" w:w="80"/>
+              <w:right w:type="dxa" w:w="140"/>
+            </w:tcMar>
+          </w:tcPr>
+          <w:p>
+            <w:pPr>
+              <w:spacing w:after="0" w:before="0" w:line="276"/>
+            </w:pPr>
+            <w:r>
+              <w:rPr>
+                <w:rFonts w:ascii="Calibri" w:cs="Calibri" w:eastAsia="Calibri" w:hAnsi="Calibri"/>
+                <w:b/>
+                <w:bCs/>
+                <w:color w:val="0D274D"/>
+                <w:sz w:val="18"/>
+                <w:szCs w:val="18"/>
+              </w:rPr>
+              <w:t xml:space="preserve">How it works. </w:t>
+            </w:r>
+            <w:r>
+              <w:rPr>
+                <w:rFonts w:ascii="Calibri" w:cs="Calibri" w:eastAsia="Calibri" w:hAnsi="Calibri"/>
+                <w:color w:val="2A3C52"/>
+                <w:sz w:val="18"/>
+                <w:szCs w:val="18"/>
+              </w:rPr>
+              <w:t xml:space="preserve">That's exactly where Isovalent Cilium helps. Cilium provides a modern, eBPF-based Kubernetes networking layer that gives you consistent connectivity, policy enforcement, and visibility across clusters and environments. </w:t>
+            </w:r>
+            <w:r>
+              <w:rPr>
+                <w:rFonts w:ascii="Calibri" w:cs="Calibri" w:eastAsia="Calibri" w:hAnsi="Calibri"/>
+                <w:b/>
+                <w:bCs/>
+                <w:color w:val="0D274D"/>
+                <w:sz w:val="18"/>
+                <w:szCs w:val="18"/>
+              </w:rPr>
+              <w:t xml:space="preserve">Outcome. </w:t>
+            </w:r>
+            <w:r>
+              <w:rPr>
+                <w:rFonts w:ascii="Calibri" w:cs="Calibri" w:eastAsia="Calibri" w:hAnsi="Calibri"/>
+                <w:color w:val="2A3C52"/>
+                <w:sz w:val="18"/>
+                <w:szCs w:val="18"/>
+              </w:rPr>
+              <w:t xml:space="preserve">Replaces brittle, IP-centric networking models with a Kubernetes-native approach. Improves consistency across dynamic cluster environments.</w:t>
+            </w:r>
+          </w:p>
+        </w:tc>
+      </w:tr>
+    </w:tbl>
+    <w:p>
+      <w:pPr>
+        <w:spacing w:after="120"/>
+      </w:pPr>
+      <w:r>
+        <w:rPr>
+          <w:rFonts w:ascii="Calibri" w:cs="Calibri" w:eastAsia="Calibri" w:hAnsi="Calibri"/>
+          <w:color w:val="14263A"/>
+          <w:sz w:val="2"/>
+          <w:szCs w:val="2"/>
+        </w:rPr>
+        <w:t xml:space="preserve"/>
+      </w:r>
+    </w:p>
+    <w:p>
+      <w:pPr>
+        <w:spacing w:after="60" w:before="60" w:line="276"/>
+      </w:pPr>
+      <w:r>
+        <w:rPr>
+          <w:rFonts w:ascii="Calibri" w:cs="Calibri" w:eastAsia="Calibri" w:hAnsi="Calibri"/>
+          <w:b/>
+          <w:bCs/>
+          <w:color w:val="FFFFFF"/>
+          <w:sz w:val="15"/>
+          <w:szCs w:val="15"/>
+          <w:shd w:fill="0D274D" w:color="auto" w:val="clear"/>
+        </w:rPr>
+        <w:t xml:space="preserve">PAIN POINT 3</w:t>
+      </w:r>
+      <w:r>
+        <w:rPr>
+          <w:rFonts w:ascii="Calibri" w:cs="Calibri" w:eastAsia="Calibri" w:hAnsi="Calibri"/>
+          <w:color w:val="7E8CA1"/>
+          <w:sz w:val="15"/>
+          <w:szCs w:val="15"/>
+        </w:rPr>
+        <w:t xml:space="preserve">   Expected answer</w:t>
+      </w:r>
+    </w:p>
+    <w:tbl>
+      <w:tblPr>
+        <w:tblW w:type="dxa" w:w="9360"/>
+        <w:tblBorders>
+          <w:top w:val="single" w:color="auto" w:sz="4"/>
+          <w:left w:val="single" w:color="auto" w:sz="4"/>
+          <w:bottom w:val="single" w:color="auto" w:sz="4"/>
+          <w:right w:val="single" w:color="auto" w:sz="4"/>
+          <w:insideH w:val="single" w:color="auto" w:sz="4"/>
+          <w:insideV w:val="single" w:color="auto" w:sz="4"/>
+        </w:tblBorders>
+      </w:tblPr>
+      <w:tblGrid>
+        <w:gridCol w:w="9360"/>
+      </w:tblGrid>
+      <w:tr>
+        <w:tc>
+          <w:tcPr>
+            <w:tcW w:type="dxa" w:w="9360"/>
+            <w:tcBorders>
+              <w:top w:val="none" w:color="FFFFFF" w:sz="0"/>
+              <w:left w:val="single" w:color="036C8F" w:sz="18"/>
+              <w:bottom w:val="none" w:color="FFFFFF" w:sz="0"/>
+              <w:right w:val="none" w:color="FFFFFF" w:sz="0"/>
+            </w:tcBorders>
+            <w:shd w:fill="FBFCFE" w:color="auto" w:val="clear"/>
+            <w:tcMar>
+              <w:top w:type="dxa" w:w="90"/>
+              <w:left w:type="dxa" w:w="160"/>
+              <w:bottom w:type="dxa" w:w="90"/>
+              <w:right w:type="dxa" w:w="160"/>
+            </w:tcMar>
+          </w:tcPr>
+          <w:p>
+            <w:pPr>
+              <w:spacing w:after="0" w:before="0" w:line="276"/>
+            </w:pPr>
+            <w:r>
+              <w:rPr>
+                <w:rFonts w:ascii="Calibri" w:cs="Calibri" w:eastAsia="Calibri" w:hAnsi="Calibri"/>
+                <w:i/>
+                <w:iCs/>
+                <w:color w:val="22344A"/>
+                <w:sz w:val="20"/>
+                <w:szCs w:val="20"/>
+              </w:rPr>
+              <w:t xml:space="preserve">Right now we're stitching together separate tools for networking, security, and observability in Kubernetes, and it's creating too much overhead.</w:t>
+            </w:r>
+          </w:p>
+        </w:tc>
+      </w:tr>
+    </w:tbl>
+    <w:p>
+      <w:pPr>
+        <w:spacing w:after="40"/>
+      </w:pPr>
+      <w:r>
+        <w:rPr>
+          <w:rFonts w:ascii="Calibri" w:cs="Calibri" w:eastAsia="Calibri" w:hAnsi="Calibri"/>
+          <w:color w:val="14263A"/>
+          <w:sz w:val="2"/>
+          <w:szCs w:val="2"/>
+        </w:rPr>
+        <w:t xml:space="preserve"/>
+      </w:r>
+    </w:p>
+    <w:tbl>
+      <w:tblPr>
+        <w:tblW w:type="dxa" w:w="9360"/>
+        <w:tblBorders>
+          <w:top w:val="single" w:color="C4D2E2" w:sz="6"/>
+          <w:left w:val="single" w:color="C4D2E2" w:sz="6"/>
+          <w:bottom w:val="single" w:color="C4D2E2" w:sz="6"/>
+          <w:right w:val="single" w:color="C4D2E2" w:sz="6"/>
+          <w:insideH w:val="none" w:color="FFFFFF" w:sz="0"/>
+          <w:insideV w:val="none" w:color="FFFFFF" w:sz="0"/>
+        </w:tblBorders>
+      </w:tblPr>
+      <w:tblGrid>
+        <w:gridCol w:w="2995"/>
+        <w:gridCol w:w="6365"/>
+      </w:tblGrid>
+      <w:tr>
+        <w:tc>
+          <w:tcPr>
+            <w:tcW w:type="dxa" w:w="2995"/>
+            <w:tcBorders>
+              <w:top w:val="single" w:color="E4EBF3" w:sz="4"/>
+              <w:left w:val="none" w:color="FFFFFF" w:sz="0"/>
+              <w:bottom w:val="none" w:color="FFFFFF" w:sz="0"/>
+              <w:right w:val="none" w:color="FFFFFF" w:sz="0"/>
+            </w:tcBorders>
+            <w:tcMar>
+              <w:top w:type="dxa" w:w="80"/>
+              <w:left w:type="dxa" w:w="150"/>
+              <w:bottom w:type="dxa" w:w="80"/>
+              <w:right w:type="dxa" w:w="120"/>
+            </w:tcMar>
+          </w:tcPr>
+          <w:p>
+            <w:pPr>
+              <w:spacing w:after="0" w:before="0" w:line="276"/>
+            </w:pPr>
+            <w:r>
+              <w:rPr>
+                <w:rFonts w:ascii="Calibri" w:cs="Calibri" w:eastAsia="Calibri" w:hAnsi="Calibri"/>
+                <w:b/>
+                <w:bCs/>
+                <w:color w:val="4A3AA8"/>
+                <w:sz w:val="19"/>
+                <w:szCs w:val="19"/>
+              </w:rPr>
+              <w:t xml:space="preserve">Problem</w:t>
+            </w:r>
+          </w:p>
+        </w:tc>
+        <w:tc>
+          <w:tcPr>
+            <w:tcW w:type="dxa" w:w="6365"/>
+            <w:tcBorders>
+              <w:top w:val="single" w:color="E4EBF3" w:sz="4"/>
+              <w:left w:val="none" w:color="FFFFFF" w:sz="0"/>
+              <w:bottom w:val="none" w:color="FFFFFF" w:sz="0"/>
+              <w:right w:val="none" w:color="FFFFFF" w:sz="0"/>
+            </w:tcBorders>
+            <w:tcMar>
+              <w:top w:type="dxa" w:w="80"/>
+              <w:left w:type="dxa" w:w="140"/>
+              <w:bottom w:type="dxa" w:w="80"/>
+              <w:right w:type="dxa" w:w="140"/>
+            </w:tcMar>
+          </w:tcPr>
+          <w:p>
+            <w:pPr>
+              <w:spacing w:after="0" w:before="0" w:line="276"/>
+            </w:pPr>
+            <w:r>
+              <w:rPr>
+                <w:rFonts w:ascii="Calibri" w:cs="Calibri" w:eastAsia="Calibri" w:hAnsi="Calibri"/>
+                <w:color w:val="2A3C52"/>
+                <w:sz w:val="18"/>
+                <w:szCs w:val="18"/>
+              </w:rPr>
+              <w:t xml:space="preserve">Consolidating Kubernetes networking, security and observability to reduce tool sprawl.</w:t>
+            </w:r>
+          </w:p>
+        </w:tc>
+      </w:tr>
+      <w:tr>
+        <w:tc>
+          <w:tcPr>
+            <w:tcW w:type="dxa" w:w="2995"/>
+            <w:tcBorders>
+              <w:top w:val="single" w:color="E4EBF3" w:sz="4"/>
+              <w:left w:val="none" w:color="FFFFFF" w:sz="0"/>
+              <w:bottom w:val="none" w:color="FFFFFF" w:sz="0"/>
+              <w:right w:val="none" w:color="FFFFFF" w:sz="0"/>
+            </w:tcBorders>
+            <w:tcMar>
+              <w:top w:type="dxa" w:w="80"/>
+              <w:left w:type="dxa" w:w="150"/>
+              <w:bottom w:type="dxa" w:w="80"/>
+              <w:right w:type="dxa" w:w="120"/>
+            </w:tcMar>
+          </w:tcPr>
+          <w:p>
+            <w:pPr>
+              <w:spacing w:after="0" w:before="0" w:line="276"/>
+            </w:pPr>
+            <w:r>
+              <w:rPr>
+                <w:rFonts w:ascii="Calibri" w:cs="Calibri" w:eastAsia="Calibri" w:hAnsi="Calibri"/>
+                <w:b/>
+                <w:bCs/>
+                <w:color w:val="0B6670"/>
+                <w:sz w:val="19"/>
+                <w:szCs w:val="19"/>
+              </w:rPr>
+              <w:t xml:space="preserve">Solution</w:t>
+            </w:r>
+          </w:p>
+        </w:tc>
+        <w:tc>
+          <w:tcPr>
+            <w:tcW w:type="dxa" w:w="6365"/>
+            <w:tcBorders>
+              <w:top w:val="single" w:color="E4EBF3" w:sz="4"/>
+              <w:left w:val="none" w:color="FFFFFF" w:sz="0"/>
+              <w:bottom w:val="none" w:color="FFFFFF" w:sz="0"/>
+              <w:right w:val="none" w:color="FFFFFF" w:sz="0"/>
+            </w:tcBorders>
+            <w:tcMar>
+              <w:top w:type="dxa" w:w="80"/>
+              <w:left w:type="dxa" w:w="140"/>
+              <w:bottom w:type="dxa" w:w="80"/>
+              <w:right w:type="dxa" w:w="140"/>
+            </w:tcMar>
+          </w:tcPr>
+          <w:p>
+            <w:pPr>
+              <w:spacing w:after="0" w:before="0" w:line="276"/>
+            </w:pPr>
+            <w:r>
+              <w:rPr>
+                <w:rFonts w:ascii="Calibri" w:cs="Calibri" w:eastAsia="Calibri" w:hAnsi="Calibri"/>
+                <w:b/>
+                <w:bCs/>
+                <w:color w:val="0B6670"/>
+                <w:sz w:val="18"/>
+                <w:szCs w:val="18"/>
+              </w:rPr>
+              <w:t xml:space="preserve">Isovalent Cilium with Tetragon</w:t>
+            </w:r>
+          </w:p>
+        </w:tc>
+      </w:tr>
+      <w:tr>
+        <w:tc>
+          <w:tcPr>
+            <w:tcW w:type="dxa" w:w="2995"/>
+            <w:tcBorders>
+              <w:top w:val="single" w:color="E4EBF3" w:sz="4"/>
+              <w:left w:val="none" w:color="FFFFFF" w:sz="0"/>
+              <w:bottom w:val="none" w:color="FFFFFF" w:sz="0"/>
+              <w:right w:val="none" w:color="FFFFFF" w:sz="0"/>
+            </w:tcBorders>
+            <w:tcMar>
+              <w:top w:type="dxa" w:w="80"/>
+              <w:left w:type="dxa" w:w="150"/>
+              <w:bottom w:type="dxa" w:w="80"/>
+              <w:right w:type="dxa" w:w="120"/>
+            </w:tcMar>
+          </w:tcPr>
+          <w:p>
+            <w:pPr>
+              <w:spacing w:after="0" w:before="0" w:line="276"/>
+            </w:pPr>
+            <w:r>
+              <w:rPr>
+                <w:rFonts w:ascii="Calibri" w:cs="Calibri" w:eastAsia="Calibri" w:hAnsi="Calibri"/>
+                <w:b/>
+                <w:bCs/>
+                <w:color w:val="9A6516"/>
+                <w:sz w:val="19"/>
+                <w:szCs w:val="19"/>
+              </w:rPr>
+              <w:t xml:space="preserve">Value</w:t>
+            </w:r>
+          </w:p>
+        </w:tc>
+        <w:tc>
+          <w:tcPr>
+            <w:tcW w:type="dxa" w:w="6365"/>
+            <w:tcBorders>
+              <w:top w:val="single" w:color="E4EBF3" w:sz="4"/>
+              <w:left w:val="none" w:color="FFFFFF" w:sz="0"/>
+              <w:bottom w:val="none" w:color="FFFFFF" w:sz="0"/>
+              <w:right w:val="none" w:color="FFFFFF" w:sz="0"/>
+            </w:tcBorders>
+            <w:tcMar>
+              <w:top w:type="dxa" w:w="80"/>
+              <w:left w:type="dxa" w:w="140"/>
+              <w:bottom w:type="dxa" w:w="80"/>
+              <w:right w:type="dxa" w:w="140"/>
+            </w:tcMar>
+          </w:tcPr>
+          <w:p>
+            <w:pPr>
+              <w:spacing w:after="0" w:before="0" w:line="276"/>
+            </w:pPr>
+            <w:r>
+              <w:rPr>
+                <w:rFonts w:ascii="Calibri" w:cs="Calibri" w:eastAsia="Calibri" w:hAnsi="Calibri"/>
+                <w:b/>
+                <w:bCs/>
+                <w:color w:val="0D274D"/>
+                <w:sz w:val="18"/>
+                <w:szCs w:val="18"/>
+              </w:rPr>
+              <w:t xml:space="preserve">How it works. </w:t>
+            </w:r>
+            <w:r>
+              <w:rPr>
+                <w:rFonts w:ascii="Calibri" w:cs="Calibri" w:eastAsia="Calibri" w:hAnsi="Calibri"/>
+                <w:color w:val="2A3C52"/>
+                <w:sz w:val="18"/>
+                <w:szCs w:val="18"/>
+              </w:rPr>
+              <w:t xml:space="preserve">That's exactly the consolidation opportunity Isovalent addresses. With Cilium for networking and policy, and Tetragon for runtime security, you get a more unified platform for connectivity, segmentation, observability, and security. </w:t>
+            </w:r>
+            <w:r>
+              <w:rPr>
+                <w:rFonts w:ascii="Calibri" w:cs="Calibri" w:eastAsia="Calibri" w:hAnsi="Calibri"/>
+                <w:b/>
+                <w:bCs/>
+                <w:color w:val="0D274D"/>
+                <w:sz w:val="18"/>
+                <w:szCs w:val="18"/>
+              </w:rPr>
+              <w:t xml:space="preserve">Outcome. </w:t>
+            </w:r>
+            <w:r>
+              <w:rPr>
+                <w:rFonts w:ascii="Calibri" w:cs="Calibri" w:eastAsia="Calibri" w:hAnsi="Calibri"/>
+                <w:color w:val="2A3C52"/>
+                <w:sz w:val="18"/>
+                <w:szCs w:val="18"/>
+              </w:rPr>
+              <w:t xml:space="preserve">Consolidates multiple functions into one platform approach. Reduces tool sprawl and operational friction.</w:t>
+            </w:r>
+          </w:p>
+        </w:tc>
+      </w:tr>
+    </w:tbl>
+    <w:p>
+      <w:pPr>
+        <w:spacing w:after="120"/>
+      </w:pPr>
+      <w:r>
+        <w:rPr>
+          <w:rFonts w:ascii="Calibri" w:cs="Calibri" w:eastAsia="Calibri" w:hAnsi="Calibri"/>
+          <w:color w:val="14263A"/>
+          <w:sz w:val="2"/>
+          <w:szCs w:val="2"/>
+        </w:rPr>
+        <w:t xml:space="preserve"/>
+      </w:r>
+    </w:p>
+    <w:p>
+      <w:pPr>
+        <w:spacing w:after="60" w:before="60" w:line="276"/>
+      </w:pPr>
+      <w:r>
+        <w:rPr>
+          <w:rFonts w:ascii="Calibri" w:cs="Calibri" w:eastAsia="Calibri" w:hAnsi="Calibri"/>
+          <w:b/>
+          <w:bCs/>
+          <w:color w:val="FFFFFF"/>
+          <w:sz w:val="15"/>
+          <w:szCs w:val="15"/>
+          <w:shd w:fill="0D274D" w:color="auto" w:val="clear"/>
+        </w:rPr>
+        <w:t xml:space="preserve">PAIN POINT 4</w:t>
+      </w:r>
+      <w:r>
+        <w:rPr>
+          <w:rFonts w:ascii="Calibri" w:cs="Calibri" w:eastAsia="Calibri" w:hAnsi="Calibri"/>
+          <w:color w:val="7E8CA1"/>
+          <w:sz w:val="15"/>
+          <w:szCs w:val="15"/>
+        </w:rPr>
+        <w:t xml:space="preserve">   Expected answer</w:t>
+      </w:r>
+    </w:p>
+    <w:tbl>
+      <w:tblPr>
+        <w:tblW w:type="dxa" w:w="9360"/>
+        <w:tblBorders>
+          <w:top w:val="single" w:color="auto" w:sz="4"/>
+          <w:left w:val="single" w:color="auto" w:sz="4"/>
+          <w:bottom w:val="single" w:color="auto" w:sz="4"/>
+          <w:right w:val="single" w:color="auto" w:sz="4"/>
+          <w:insideH w:val="single" w:color="auto" w:sz="4"/>
+          <w:insideV w:val="single" w:color="auto" w:sz="4"/>
+        </w:tblBorders>
+      </w:tblPr>
+      <w:tblGrid>
+        <w:gridCol w:w="9360"/>
+      </w:tblGrid>
+      <w:tr>
+        <w:tc>
+          <w:tcPr>
+            <w:tcW w:type="dxa" w:w="9360"/>
+            <w:tcBorders>
+              <w:top w:val="none" w:color="FFFFFF" w:sz="0"/>
+              <w:left w:val="single" w:color="036C8F" w:sz="18"/>
+              <w:bottom w:val="none" w:color="FFFFFF" w:sz="0"/>
+              <w:right w:val="none" w:color="FFFFFF" w:sz="0"/>
+            </w:tcBorders>
+            <w:shd w:fill="FBFCFE" w:color="auto" w:val="clear"/>
+            <w:tcMar>
+              <w:top w:type="dxa" w:w="90"/>
+              <w:left w:type="dxa" w:w="160"/>
+              <w:bottom w:type="dxa" w:w="90"/>
+              <w:right w:type="dxa" w:w="160"/>
+            </w:tcMar>
+          </w:tcPr>
+          <w:p>
+            <w:pPr>
+              <w:spacing w:after="0" w:before="0" w:line="276"/>
+            </w:pPr>
+            <w:r>
+              <w:rPr>
+                <w:rFonts w:ascii="Calibri" w:cs="Calibri" w:eastAsia="Calibri" w:hAnsi="Calibri"/>
+                <w:i/>
+                <w:iCs/>
+                <w:color w:val="22344A"/>
+                <w:sz w:val="20"/>
+                <w:szCs w:val="20"/>
+              </w:rPr>
+              <w:t xml:space="preserve">We know we need microsegmentation, but we don't have enough visibility into east-west flows or application dependencies to create policy safely. We don't want to break the application.</w:t>
+            </w:r>
+          </w:p>
+        </w:tc>
+      </w:tr>
+    </w:tbl>
+    <w:p>
+      <w:pPr>
+        <w:spacing w:after="40"/>
+      </w:pPr>
+      <w:r>
+        <w:rPr>
+          <w:rFonts w:ascii="Calibri" w:cs="Calibri" w:eastAsia="Calibri" w:hAnsi="Calibri"/>
+          <w:color w:val="14263A"/>
+          <w:sz w:val="2"/>
+          <w:szCs w:val="2"/>
+        </w:rPr>
+        <w:t xml:space="preserve"/>
+      </w:r>
+    </w:p>
+    <w:tbl>
+      <w:tblPr>
+        <w:tblW w:type="dxa" w:w="9360"/>
+        <w:tblBorders>
+          <w:top w:val="single" w:color="C4D2E2" w:sz="6"/>
+          <w:left w:val="single" w:color="C4D2E2" w:sz="6"/>
+          <w:bottom w:val="single" w:color="C4D2E2" w:sz="6"/>
+          <w:right w:val="single" w:color="C4D2E2" w:sz="6"/>
+          <w:insideH w:val="none" w:color="FFFFFF" w:sz="0"/>
+          <w:insideV w:val="none" w:color="FFFFFF" w:sz="0"/>
+        </w:tblBorders>
+      </w:tblPr>
+      <w:tblGrid>
+        <w:gridCol w:w="2995"/>
+        <w:gridCol w:w="6365"/>
+      </w:tblGrid>
+      <w:tr>
+        <w:tc>
+          <w:tcPr>
+            <w:tcW w:type="dxa" w:w="2995"/>
+            <w:tcBorders>
+              <w:top w:val="single" w:color="E4EBF3" w:sz="4"/>
+              <w:left w:val="none" w:color="FFFFFF" w:sz="0"/>
+              <w:bottom w:val="none" w:color="FFFFFF" w:sz="0"/>
+              <w:right w:val="none" w:color="FFFFFF" w:sz="0"/>
+            </w:tcBorders>
+            <w:tcMar>
+              <w:top w:type="dxa" w:w="80"/>
+              <w:left w:type="dxa" w:w="150"/>
+              <w:bottom w:type="dxa" w:w="80"/>
+              <w:right w:type="dxa" w:w="120"/>
+            </w:tcMar>
+          </w:tcPr>
+          <w:p>
+            <w:pPr>
+              <w:spacing w:after="0" w:before="0" w:line="276"/>
+            </w:pPr>
+            <w:r>
+              <w:rPr>
+                <w:rFonts w:ascii="Calibri" w:cs="Calibri" w:eastAsia="Calibri" w:hAnsi="Calibri"/>
+                <w:b/>
+                <w:bCs/>
+                <w:color w:val="4A3AA8"/>
+                <w:sz w:val="19"/>
+                <w:szCs w:val="19"/>
+              </w:rPr>
+              <w:t xml:space="preserve">Problem</w:t>
+            </w:r>
+          </w:p>
+        </w:tc>
+        <w:tc>
+          <w:tcPr>
+            <w:tcW w:type="dxa" w:w="6365"/>
+            <w:tcBorders>
+              <w:top w:val="single" w:color="E4EBF3" w:sz="4"/>
+              <w:left w:val="none" w:color="FFFFFF" w:sz="0"/>
+              <w:bottom w:val="none" w:color="FFFFFF" w:sz="0"/>
+              <w:right w:val="none" w:color="FFFFFF" w:sz="0"/>
+            </w:tcBorders>
+            <w:tcMar>
+              <w:top w:type="dxa" w:w="80"/>
+              <w:left w:type="dxa" w:w="140"/>
+              <w:bottom w:type="dxa" w:w="80"/>
+              <w:right w:type="dxa" w:w="140"/>
+            </w:tcMar>
+          </w:tcPr>
+          <w:p>
+            <w:pPr>
+              <w:spacing w:after="0" w:before="0" w:line="276"/>
+            </w:pPr>
+            <w:r>
+              <w:rPr>
+                <w:rFonts w:ascii="Calibri" w:cs="Calibri" w:eastAsia="Calibri" w:hAnsi="Calibri"/>
+                <w:color w:val="2A3C52"/>
+                <w:sz w:val="18"/>
+                <w:szCs w:val="18"/>
+              </w:rPr>
+              <w:t xml:space="preserve">Mapping east-west flows and application dependencies to segment safely without breaking applications.</w:t>
+            </w:r>
+          </w:p>
+        </w:tc>
+      </w:tr>
+      <w:tr>
+        <w:tc>
+          <w:tcPr>
+            <w:tcW w:type="dxa" w:w="2995"/>
+            <w:tcBorders>
+              <w:top w:val="single" w:color="E4EBF3" w:sz="4"/>
+              <w:left w:val="none" w:color="FFFFFF" w:sz="0"/>
+              <w:bottom w:val="none" w:color="FFFFFF" w:sz="0"/>
+              <w:right w:val="none" w:color="FFFFFF" w:sz="0"/>
+            </w:tcBorders>
+            <w:tcMar>
+              <w:top w:type="dxa" w:w="80"/>
+              <w:left w:type="dxa" w:w="150"/>
+              <w:bottom w:type="dxa" w:w="80"/>
+              <w:right w:type="dxa" w:w="120"/>
+            </w:tcMar>
+          </w:tcPr>
+          <w:p>
+            <w:pPr>
+              <w:spacing w:after="0" w:before="0" w:line="276"/>
+            </w:pPr>
+            <w:r>
+              <w:rPr>
+                <w:rFonts w:ascii="Calibri" w:cs="Calibri" w:eastAsia="Calibri" w:hAnsi="Calibri"/>
+                <w:b/>
+                <w:bCs/>
+                <w:color w:val="0B6670"/>
+                <w:sz w:val="19"/>
+                <w:szCs w:val="19"/>
+              </w:rPr>
+              <w:t xml:space="preserve">Solution</w:t>
+            </w:r>
+          </w:p>
+        </w:tc>
+        <w:tc>
+          <w:tcPr>
+            <w:tcW w:type="dxa" w:w="6365"/>
+            <w:tcBorders>
+              <w:top w:val="single" w:color="E4EBF3" w:sz="4"/>
+              <w:left w:val="none" w:color="FFFFFF" w:sz="0"/>
+              <w:bottom w:val="none" w:color="FFFFFF" w:sz="0"/>
+              <w:right w:val="none" w:color="FFFFFF" w:sz="0"/>
+            </w:tcBorders>
+            <w:tcMar>
+              <w:top w:type="dxa" w:w="80"/>
+              <w:left w:type="dxa" w:w="140"/>
+              <w:bottom w:type="dxa" w:w="80"/>
+              <w:right w:type="dxa" w:w="140"/>
+            </w:tcMar>
+          </w:tcPr>
+          <w:p>
+            <w:pPr>
+              <w:spacing w:after="0" w:before="0" w:line="276"/>
+            </w:pPr>
+            <w:r>
+              <w:rPr>
+                <w:rFonts w:ascii="Calibri" w:cs="Calibri" w:eastAsia="Calibri" w:hAnsi="Calibri"/>
+                <w:b/>
+                <w:bCs/>
+                <w:color w:val="0B6670"/>
+                <w:sz w:val="18"/>
+                <w:szCs w:val="18"/>
+              </w:rPr>
+              <w:t xml:space="preserve">Cisco Secure Workload (application dependency mapping)</w:t>
+            </w:r>
+          </w:p>
+        </w:tc>
+      </w:tr>
+      <w:tr>
+        <w:tc>
+          <w:tcPr>
+            <w:tcW w:type="dxa" w:w="2995"/>
+            <w:tcBorders>
+              <w:top w:val="single" w:color="E4EBF3" w:sz="4"/>
+              <w:left w:val="none" w:color="FFFFFF" w:sz="0"/>
+              <w:bottom w:val="none" w:color="FFFFFF" w:sz="0"/>
+              <w:right w:val="none" w:color="FFFFFF" w:sz="0"/>
+            </w:tcBorders>
+            <w:tcMar>
+              <w:top w:type="dxa" w:w="80"/>
+              <w:left w:type="dxa" w:w="150"/>
+              <w:bottom w:type="dxa" w:w="80"/>
+              <w:right w:type="dxa" w:w="120"/>
+            </w:tcMar>
+          </w:tcPr>
+          <w:p>
+            <w:pPr>
+              <w:spacing w:after="0" w:before="0" w:line="276"/>
+            </w:pPr>
+            <w:r>
+              <w:rPr>
+                <w:rFonts w:ascii="Calibri" w:cs="Calibri" w:eastAsia="Calibri" w:hAnsi="Calibri"/>
+                <w:b/>
+                <w:bCs/>
+                <w:color w:val="9A6516"/>
+                <w:sz w:val="19"/>
+                <w:szCs w:val="19"/>
+              </w:rPr>
+              <w:t xml:space="preserve">Value</w:t>
+            </w:r>
+          </w:p>
+        </w:tc>
+        <w:tc>
+          <w:tcPr>
+            <w:tcW w:type="dxa" w:w="6365"/>
+            <w:tcBorders>
+              <w:top w:val="single" w:color="E4EBF3" w:sz="4"/>
+              <w:left w:val="none" w:color="FFFFFF" w:sz="0"/>
+              <w:bottom w:val="none" w:color="FFFFFF" w:sz="0"/>
+              <w:right w:val="none" w:color="FFFFFF" w:sz="0"/>
+            </w:tcBorders>
+            <w:tcMar>
+              <w:top w:type="dxa" w:w="80"/>
+              <w:left w:type="dxa" w:w="140"/>
+              <w:bottom w:type="dxa" w:w="80"/>
+              <w:right w:type="dxa" w:w="140"/>
+            </w:tcMar>
+          </w:tcPr>
+          <w:p>
+            <w:pPr>
+              <w:spacing w:after="0" w:before="0" w:line="276"/>
+            </w:pPr>
+            <w:r>
+              <w:rPr>
+                <w:rFonts w:ascii="Calibri" w:cs="Calibri" w:eastAsia="Calibri" w:hAnsi="Calibri"/>
+                <w:b/>
+                <w:bCs/>
+                <w:color w:val="0D274D"/>
+                <w:sz w:val="18"/>
+                <w:szCs w:val="18"/>
+              </w:rPr>
+              <w:t xml:space="preserve">How it works. </w:t>
+            </w:r>
+            <w:r>
+              <w:rPr>
+                <w:rFonts w:ascii="Calibri" w:cs="Calibri" w:eastAsia="Calibri" w:hAnsi="Calibri"/>
+                <w:color w:val="2A3C52"/>
+                <w:sz w:val="18"/>
+                <w:szCs w:val="18"/>
+              </w:rPr>
+              <w:t xml:space="preserve">That's one of the biggest reasons customers adopt Cisco Secure Workload. It gives you deep visibility into workload communication and application dependency mapping, so you can see how applications actually behave before enforcing policy. </w:t>
+            </w:r>
+            <w:r>
+              <w:rPr>
+                <w:rFonts w:ascii="Calibri" w:cs="Calibri" w:eastAsia="Calibri" w:hAnsi="Calibri"/>
+                <w:b/>
+                <w:bCs/>
+                <w:color w:val="0D274D"/>
+                <w:sz w:val="18"/>
+                <w:szCs w:val="18"/>
+              </w:rPr>
+              <w:t xml:space="preserve">Outcome. </w:t>
+            </w:r>
+            <w:r>
+              <w:rPr>
+                <w:rFonts w:ascii="Calibri" w:cs="Calibri" w:eastAsia="Calibri" w:hAnsi="Calibri"/>
+                <w:color w:val="2A3C52"/>
+                <w:sz w:val="18"/>
+                <w:szCs w:val="18"/>
+              </w:rPr>
+              <w:t xml:space="preserve">Reveals actual application communication paths. Reduces the risk of segmentation causing outages.</w:t>
+            </w:r>
+          </w:p>
+        </w:tc>
+      </w:tr>
+    </w:tbl>
+    <w:p>
+      <w:pPr>
+        <w:spacing w:after="120"/>
+      </w:pPr>
+      <w:r>
+        <w:rPr>
+          <w:rFonts w:ascii="Calibri" w:cs="Calibri" w:eastAsia="Calibri" w:hAnsi="Calibri"/>
+          <w:color w:val="14263A"/>
+          <w:sz w:val="2"/>
+          <w:szCs w:val="2"/>
+        </w:rPr>
+        <w:t xml:space="preserve"/>
+      </w:r>
+    </w:p>
+    <w:p>
+      <w:pPr>
+        <w:spacing w:after="50" w:before="150" w:line="276"/>
+      </w:pPr>
+      <w:r>
+        <w:rPr>
+          <w:rFonts w:ascii="Calibri" w:cs="Calibri" w:eastAsia="Calibri" w:hAnsi="Calibri"/>
+          <w:b/>
+          <w:bCs/>
+          <w:caps/>
+          <w:color w:val="0D274D"/>
+          <w:sz w:val="22"/>
+          <w:szCs w:val="22"/>
+        </w:rPr>
+        <w:t xml:space="preserve">Assess Case Study 4</w:t>
       </w:r>
     </w:p>
     <w:tbl>

--- a/case-study-pack/docx/HMF-Grading-Guide.docx
+++ b/case-study-pack/docx/HMF-Grading-Guide.docx
@@ -1460,7 +1460,77 @@
                 <w:sz w:val="21"/>
                 <w:szCs w:val="21"/>
               </w:rPr>
-              <w:t xml:space="preserve">Add the four case study scores for the overall score out of 400, and pass the topology diagram to the SME for review.</w:t>
+              <w:t xml:space="preserve">Record the score and feedback for each case study on the Proctor evaluation page at the back of the team's Workbook.</w:t>
+            </w:r>
+          </w:p>
+        </w:tc>
+      </w:tr>
+      <w:tr>
+        <w:tc>
+          <w:tcPr>
+            <w:tcW w:type="dxa" w:w="640"/>
+            <w:tcBorders>
+              <w:top w:val="single" w:color="E4EBF3" w:sz="4"/>
+              <w:left w:val="none" w:color="FFFFFF" w:sz="0"/>
+              <w:bottom w:val="none" w:color="FFFFFF" w:sz="0"/>
+              <w:right w:val="none" w:color="FFFFFF" w:sz="0"/>
+            </w:tcBorders>
+            <w:shd w:fill="0D274D" w:color="auto" w:val="clear"/>
+            <w:tcMar>
+              <w:top w:type="dxa" w:w="70"/>
+              <w:left w:type="dxa" w:w="150"/>
+              <w:bottom w:type="dxa" w:w="70"/>
+              <w:right w:type="dxa" w:w="80"/>
+            </w:tcMar>
+            <w:vAlign w:val="center"/>
+          </w:tcPr>
+          <w:p>
+            <w:pPr>
+              <w:spacing w:after="0" w:before="0" w:line="276"/>
+              <w:jc w:val="center"/>
+            </w:pPr>
+            <w:r>
+              <w:rPr>
+                <w:rFonts w:ascii="Calibri" w:cs="Calibri" w:eastAsia="Calibri" w:hAnsi="Calibri"/>
+                <w:b/>
+                <w:bCs/>
+                <w:color w:val="FFFFFF"/>
+                <w:sz w:val="19"/>
+                <w:szCs w:val="19"/>
+              </w:rPr>
+              <w:t xml:space="preserve">7</w:t>
+            </w:r>
+          </w:p>
+        </w:tc>
+        <w:tc>
+          <w:tcPr>
+            <w:tcW w:type="dxa" w:w="8720"/>
+            <w:tcBorders>
+              <w:top w:val="single" w:color="E4EBF3" w:sz="4"/>
+              <w:left w:val="none" w:color="FFFFFF" w:sz="0"/>
+              <w:bottom w:val="none" w:color="FFFFFF" w:sz="0"/>
+              <w:right w:val="none" w:color="FFFFFF" w:sz="0"/>
+            </w:tcBorders>
+            <w:tcMar>
+              <w:top w:type="dxa" w:w="80"/>
+              <w:left w:type="dxa" w:w="150"/>
+              <w:bottom w:type="dxa" w:w="80"/>
+              <w:right w:type="dxa" w:w="140"/>
+            </w:tcMar>
+            <w:vAlign w:val="center"/>
+          </w:tcPr>
+          <w:p>
+            <w:pPr>
+              <w:spacing w:after="0" w:before="0" w:line="276"/>
+            </w:pPr>
+            <w:r>
+              <w:rPr>
+                <w:rFonts w:ascii="Calibri" w:cs="Calibri" w:eastAsia="Calibri" w:hAnsi="Calibri"/>
+                <w:color w:val="33465F"/>
+                <w:sz w:val="21"/>
+                <w:szCs w:val="21"/>
+              </w:rPr>
+              <w:t xml:space="preserve">Add the four case study scores for the overall score out of 400, note what the team did well and where they can grow, and pass the topology diagram to the SME for review.</w:t>
             </w:r>
           </w:p>
         </w:tc>
@@ -10235,7 +10305,21 @@
           <w:sz w:val="30"/>
           <w:szCs w:val="30"/>
         </w:rPr>
-        <w:t xml:space="preserve">Team total</w:t>
+        <w:t xml:space="preserve">Team total and feedback</w:t>
+      </w:r>
+    </w:p>
+    <w:p>
+      <w:pPr>
+        <w:spacing w:after="120" w:before="0" w:line="276"/>
+      </w:pPr>
+      <w:r>
+        <w:rPr>
+          <w:rFonts w:ascii="Calibri" w:cs="Calibri" w:eastAsia="Calibri" w:hAnsi="Calibri"/>
+          <w:color w:val="3A4C63"/>
+          <w:sz w:val="21"/>
+          <w:szCs w:val="21"/>
+        </w:rPr>
+        <w:t xml:space="preserve">This is the same evaluation page bound into the back of every team's Workbook. Bring the four case study scores together, each out of 100 with feedback that supports the score, total for an overall score out of 400, then summarise what the team did well and where they can learn and grow.</w:t>
       </w:r>
     </w:p>
     <w:p>
@@ -10271,7 +10355,27 @@
           <w:sz w:val="21"/>
           <w:szCs w:val="21"/>
         </w:rPr>
-        <w:t xml:space="preserve">Event </w:t>
+        <w:t xml:space="preserve">Members (up to 8) </w:t>
+      </w:r>
+      <w:r>
+        <w:rPr>
+          <w:rFonts w:ascii="Calibri" w:cs="Calibri" w:eastAsia="Calibri" w:hAnsi="Calibri"/>
+          <w:color w:val="8091A4"/>
+          <w:sz w:val="21"/>
+          <w:szCs w:val="21"/>
+        </w:rPr>
+        <w:t xml:space="preserve">____________________     </w:t>
+      </w:r>
+      <w:r>
+        <w:rPr>
+          <w:rFonts w:ascii="Calibri" w:cs="Calibri" w:eastAsia="Calibri" w:hAnsi="Calibri"/>
+          <w:b/>
+          <w:bCs/>
+          <w:color w:val="0D274D"/>
+          <w:sz w:val="21"/>
+          <w:szCs w:val="21"/>
+        </w:rPr>
+        <w:t xml:space="preserve">Date </w:t>
       </w:r>
       <w:r>
         <w:rPr>
@@ -10296,8 +10400,9 @@
         </w:tblBorders>
       </w:tblPr>
       <w:tblGrid>
-        <w:gridCol w:w="6760"/>
-        <w:gridCol w:w="2600"/>
+        <w:gridCol w:w="2500"/>
+        <w:gridCol w:w="1900"/>
+        <w:gridCol w:w="4960"/>
       </w:tblGrid>
       <w:tr>
         <w:trPr>
@@ -10305,7 +10410,7 @@
         </w:trPr>
         <w:tc>
           <w:tcPr>
-            <w:tcW w:type="dxa" w:w="6760"/>
+            <w:tcW w:type="dxa" w:w="2500"/>
             <w:tcBorders>
               <w:top w:val="none" w:color="FFFFFF" w:sz="0"/>
               <w:left w:val="none" w:color="FFFFFF" w:sz="0"/>
@@ -10314,10 +10419,10 @@
             </w:tcBorders>
             <w:shd w:fill="0D274D" w:color="auto" w:val="clear"/>
             <w:tcMar>
-              <w:top w:type="dxa" w:w="80"/>
-              <w:left w:type="dxa" w:w="150"/>
-              <w:bottom w:type="dxa" w:w="80"/>
-              <w:right w:type="dxa" w:w="150"/>
+              <w:top w:type="dxa" w:w="70"/>
+              <w:left w:type="dxa" w:w="130"/>
+              <w:bottom w:type="dxa" w:w="70"/>
+              <w:right w:type="dxa" w:w="130"/>
             </w:tcMar>
           </w:tcPr>
           <w:p>
@@ -10332,8 +10437,8 @@
                 <w:bCs/>
                 <w:caps/>
                 <w:color w:val="FFFFFF"/>
-                <w:sz w:val="15"/>
-                <w:szCs w:val="15"/>
+                <w:sz w:val="14"/>
+                <w:szCs w:val="14"/>
               </w:rPr>
               <w:t xml:space="preserve">Case Study</w:t>
             </w:r>
@@ -10341,7 +10446,7 @@
         </w:tc>
         <w:tc>
           <w:tcPr>
-            <w:tcW w:type="dxa" w:w="2600"/>
+            <w:tcW w:type="dxa" w:w="1900"/>
             <w:tcBorders>
               <w:top w:val="none" w:color="FFFFFF" w:sz="0"/>
               <w:left w:val="none" w:color="FFFFFF" w:sz="0"/>
@@ -10350,10 +10455,10 @@
             </w:tcBorders>
             <w:shd w:fill="0D274D" w:color="auto" w:val="clear"/>
             <w:tcMar>
-              <w:top w:type="dxa" w:w="80"/>
-              <w:left w:type="dxa" w:w="150"/>
-              <w:bottom w:type="dxa" w:w="80"/>
-              <w:right w:type="dxa" w:w="150"/>
+              <w:top w:type="dxa" w:w="70"/>
+              <w:left w:type="dxa" w:w="130"/>
+              <w:bottom w:type="dxa" w:w="70"/>
+              <w:right w:type="dxa" w:w="130"/>
             </w:tcMar>
           </w:tcPr>
           <w:p>
@@ -10368,18 +10473,57 @@
                 <w:bCs/>
                 <w:caps/>
                 <w:color w:val="FFFFFF"/>
-                <w:sz w:val="15"/>
-                <w:szCs w:val="15"/>
+                <w:sz w:val="14"/>
+                <w:szCs w:val="14"/>
               </w:rPr>
               <w:t xml:space="preserve">Score / 100</w:t>
             </w:r>
           </w:p>
         </w:tc>
-      </w:tr>
-      <w:tr>
-        <w:tc>
-          <w:tcPr>
-            <w:tcW w:type="dxa" w:w="6760"/>
+        <w:tc>
+          <w:tcPr>
+            <w:tcW w:type="dxa" w:w="4960"/>
+            <w:tcBorders>
+              <w:top w:val="none" w:color="FFFFFF" w:sz="0"/>
+              <w:left w:val="none" w:color="FFFFFF" w:sz="0"/>
+              <w:bottom w:val="none" w:color="FFFFFF" w:sz="0"/>
+              <w:right w:val="none" w:color="FFFFFF" w:sz="0"/>
+            </w:tcBorders>
+            <w:shd w:fill="0D274D" w:color="auto" w:val="clear"/>
+            <w:tcMar>
+              <w:top w:type="dxa" w:w="70"/>
+              <w:left w:type="dxa" w:w="130"/>
+              <w:bottom w:type="dxa" w:w="70"/>
+              <w:right w:type="dxa" w:w="130"/>
+            </w:tcMar>
+          </w:tcPr>
+          <w:p>
+            <w:pPr>
+              <w:spacing w:after="0" w:before="0" w:line="276"/>
+              <w:jc w:val="left"/>
+            </w:pPr>
+            <w:r>
+              <w:rPr>
+                <w:rFonts w:ascii="Calibri" w:cs="Calibri" w:eastAsia="Calibri" w:hAnsi="Calibri"/>
+                <w:b/>
+                <w:bCs/>
+                <w:caps/>
+                <w:color w:val="FFFFFF"/>
+                <w:sz w:val="14"/>
+                <w:szCs w:val="14"/>
+              </w:rPr>
+              <w:t xml:space="preserve">Feedback for this case study</w:t>
+            </w:r>
+          </w:p>
+        </w:tc>
+      </w:tr>
+      <w:tr>
+        <w:trPr>
+          <w:trHeight w:val="680" w:hRule="atLeast"/>
+        </w:trPr>
+        <w:tc>
+          <w:tcPr>
+            <w:tcW w:type="dxa" w:w="2500"/>
             <w:tcBorders>
               <w:top w:val="single" w:color="E4EBF3" w:sz="4"/>
               <w:left w:val="none" w:color="FFFFFF" w:sz="0"/>
@@ -10388,19 +10532,22 @@
             </w:tcBorders>
             <w:tcMar>
               <w:top w:type="dxa" w:w="100"/>
-              <w:left w:type="dxa" w:w="150"/>
+              <w:left w:type="dxa" w:w="130"/>
               <w:bottom w:type="dxa" w:w="100"/>
-              <w:right w:type="dxa" w:w="150"/>
-            </w:tcMar>
-          </w:tcPr>
-          <w:p>
-            <w:pPr>
-              <w:spacing w:after="0" w:before="0" w:line="276"/>
-            </w:pPr>
-            <w:r>
-              <w:rPr>
-                <w:rFonts w:ascii="Calibri" w:cs="Calibri" w:eastAsia="Calibri" w:hAnsi="Calibri"/>
-                <w:color w:val="2A3C52"/>
+              <w:right w:type="dxa" w:w="110"/>
+            </w:tcMar>
+            <w:vAlign w:val="top"/>
+          </w:tcPr>
+          <w:p>
+            <w:pPr>
+              <w:spacing w:after="0" w:before="0" w:line="276"/>
+            </w:pPr>
+            <w:r>
+              <w:rPr>
+                <w:rFonts w:ascii="Calibri" w:cs="Calibri" w:eastAsia="Calibri" w:hAnsi="Calibri"/>
+                <w:b/>
+                <w:bCs/>
+                <w:color w:val="0D274D"/>
                 <w:sz w:val="20"/>
                 <w:szCs w:val="20"/>
               </w:rPr>
@@ -10410,7 +10557,7 @@
         </w:tc>
         <w:tc>
           <w:tcPr>
-            <w:tcW w:type="dxa" w:w="2600"/>
+            <w:tcW w:type="dxa" w:w="1900"/>
             <w:tcBorders>
               <w:top w:val="single" w:color="E4EBF3" w:sz="4"/>
               <w:left w:val="none" w:color="FFFFFF" w:sz="0"/>
@@ -10419,10 +10566,11 @@
             </w:tcBorders>
             <w:tcMar>
               <w:top w:type="dxa" w:w="100"/>
-              <w:left w:type="dxa" w:w="150"/>
+              <w:left w:type="dxa" w:w="110"/>
               <w:bottom w:type="dxa" w:w="100"/>
-              <w:right w:type="dxa" w:w="150"/>
-            </w:tcMar>
+              <w:right w:type="dxa" w:w="110"/>
+            </w:tcMar>
+            <w:vAlign w:val="top"/>
           </w:tcPr>
           <w:p>
             <w:pPr>
@@ -10440,11 +10588,49 @@
             </w:r>
           </w:p>
         </w:tc>
-      </w:tr>
-      <w:tr>
-        <w:tc>
-          <w:tcPr>
-            <w:tcW w:type="dxa" w:w="6760"/>
+        <w:tc>
+          <w:tcPr>
+            <w:tcW w:type="dxa" w:w="4960"/>
+            <w:tcBorders>
+              <w:top w:val="single" w:color="E4EBF3" w:sz="4"/>
+              <w:left w:val="none" w:color="FFFFFF" w:sz="0"/>
+              <w:bottom w:val="none" w:color="FFFFFF" w:sz="0"/>
+              <w:right w:val="none" w:color="FFFFFF" w:sz="0"/>
+            </w:tcBorders>
+            <w:tcMar>
+              <w:top w:type="dxa" w:w="60"/>
+              <w:left w:type="dxa" w:w="110"/>
+              <w:bottom w:type="dxa" w:w="80"/>
+              <w:right w:type="dxa" w:w="130"/>
+            </w:tcMar>
+            <w:vAlign w:val="top"/>
+          </w:tcPr>
+          <w:p>
+            <w:pPr>
+              <w:pBdr>
+                <w:bottom w:val="single" w:color="C7D2DF" w:sz="6"/>
+              </w:pBdr>
+              <w:spacing w:after="0" w:before="140" w:line="276"/>
+            </w:pPr>
+            <w:r>
+              <w:rPr>
+                <w:rFonts w:ascii="Calibri" w:cs="Calibri" w:eastAsia="Calibri" w:hAnsi="Calibri"/>
+                <w:color w:val="14263A"/>
+                <w:sz w:val="2"/>
+                <w:szCs w:val="2"/>
+              </w:rPr>
+              <w:t xml:space="preserve"/>
+            </w:r>
+          </w:p>
+        </w:tc>
+      </w:tr>
+      <w:tr>
+        <w:trPr>
+          <w:trHeight w:val="680" w:hRule="atLeast"/>
+        </w:trPr>
+        <w:tc>
+          <w:tcPr>
+            <w:tcW w:type="dxa" w:w="2500"/>
             <w:tcBorders>
               <w:top w:val="single" w:color="E4EBF3" w:sz="4"/>
               <w:left w:val="none" w:color="FFFFFF" w:sz="0"/>
@@ -10453,19 +10639,22 @@
             </w:tcBorders>
             <w:tcMar>
               <w:top w:type="dxa" w:w="100"/>
-              <w:left w:type="dxa" w:w="150"/>
+              <w:left w:type="dxa" w:w="130"/>
               <w:bottom w:type="dxa" w:w="100"/>
-              <w:right w:type="dxa" w:w="150"/>
-            </w:tcMar>
-          </w:tcPr>
-          <w:p>
-            <w:pPr>
-              <w:spacing w:after="0" w:before="0" w:line="276"/>
-            </w:pPr>
-            <w:r>
-              <w:rPr>
-                <w:rFonts w:ascii="Calibri" w:cs="Calibri" w:eastAsia="Calibri" w:hAnsi="Calibri"/>
-                <w:color w:val="2A3C52"/>
+              <w:right w:type="dxa" w:w="110"/>
+            </w:tcMar>
+            <w:vAlign w:val="top"/>
+          </w:tcPr>
+          <w:p>
+            <w:pPr>
+              <w:spacing w:after="0" w:before="0" w:line="276"/>
+            </w:pPr>
+            <w:r>
+              <w:rPr>
+                <w:rFonts w:ascii="Calibri" w:cs="Calibri" w:eastAsia="Calibri" w:hAnsi="Calibri"/>
+                <w:b/>
+                <w:bCs/>
+                <w:color w:val="0D274D"/>
                 <w:sz w:val="20"/>
                 <w:szCs w:val="20"/>
               </w:rPr>
@@ -10475,7 +10664,7 @@
         </w:tc>
         <w:tc>
           <w:tcPr>
-            <w:tcW w:type="dxa" w:w="2600"/>
+            <w:tcW w:type="dxa" w:w="1900"/>
             <w:tcBorders>
               <w:top w:val="single" w:color="E4EBF3" w:sz="4"/>
               <w:left w:val="none" w:color="FFFFFF" w:sz="0"/>
@@ -10484,10 +10673,11 @@
             </w:tcBorders>
             <w:tcMar>
               <w:top w:type="dxa" w:w="100"/>
-              <w:left w:type="dxa" w:w="150"/>
+              <w:left w:type="dxa" w:w="110"/>
               <w:bottom w:type="dxa" w:w="100"/>
-              <w:right w:type="dxa" w:w="150"/>
-            </w:tcMar>
+              <w:right w:type="dxa" w:w="110"/>
+            </w:tcMar>
+            <w:vAlign w:val="top"/>
           </w:tcPr>
           <w:p>
             <w:pPr>
@@ -10505,11 +10695,49 @@
             </w:r>
           </w:p>
         </w:tc>
-      </w:tr>
-      <w:tr>
-        <w:tc>
-          <w:tcPr>
-            <w:tcW w:type="dxa" w:w="6760"/>
+        <w:tc>
+          <w:tcPr>
+            <w:tcW w:type="dxa" w:w="4960"/>
+            <w:tcBorders>
+              <w:top w:val="single" w:color="E4EBF3" w:sz="4"/>
+              <w:left w:val="none" w:color="FFFFFF" w:sz="0"/>
+              <w:bottom w:val="none" w:color="FFFFFF" w:sz="0"/>
+              <w:right w:val="none" w:color="FFFFFF" w:sz="0"/>
+            </w:tcBorders>
+            <w:tcMar>
+              <w:top w:type="dxa" w:w="60"/>
+              <w:left w:type="dxa" w:w="110"/>
+              <w:bottom w:type="dxa" w:w="80"/>
+              <w:right w:type="dxa" w:w="130"/>
+            </w:tcMar>
+            <w:vAlign w:val="top"/>
+          </w:tcPr>
+          <w:p>
+            <w:pPr>
+              <w:pBdr>
+                <w:bottom w:val="single" w:color="C7D2DF" w:sz="6"/>
+              </w:pBdr>
+              <w:spacing w:after="0" w:before="140" w:line="276"/>
+            </w:pPr>
+            <w:r>
+              <w:rPr>
+                <w:rFonts w:ascii="Calibri" w:cs="Calibri" w:eastAsia="Calibri" w:hAnsi="Calibri"/>
+                <w:color w:val="14263A"/>
+                <w:sz w:val="2"/>
+                <w:szCs w:val="2"/>
+              </w:rPr>
+              <w:t xml:space="preserve"/>
+            </w:r>
+          </w:p>
+        </w:tc>
+      </w:tr>
+      <w:tr>
+        <w:trPr>
+          <w:trHeight w:val="680" w:hRule="atLeast"/>
+        </w:trPr>
+        <w:tc>
+          <w:tcPr>
+            <w:tcW w:type="dxa" w:w="2500"/>
             <w:tcBorders>
               <w:top w:val="single" w:color="E4EBF3" w:sz="4"/>
               <w:left w:val="none" w:color="FFFFFF" w:sz="0"/>
@@ -10518,19 +10746,22 @@
             </w:tcBorders>
             <w:tcMar>
               <w:top w:type="dxa" w:w="100"/>
-              <w:left w:type="dxa" w:w="150"/>
+              <w:left w:type="dxa" w:w="130"/>
               <w:bottom w:type="dxa" w:w="100"/>
-              <w:right w:type="dxa" w:w="150"/>
-            </w:tcMar>
-          </w:tcPr>
-          <w:p>
-            <w:pPr>
-              <w:spacing w:after="0" w:before="0" w:line="276"/>
-            </w:pPr>
-            <w:r>
-              <w:rPr>
-                <w:rFonts w:ascii="Calibri" w:cs="Calibri" w:eastAsia="Calibri" w:hAnsi="Calibri"/>
-                <w:color w:val="2A3C52"/>
+              <w:right w:type="dxa" w:w="110"/>
+            </w:tcMar>
+            <w:vAlign w:val="top"/>
+          </w:tcPr>
+          <w:p>
+            <w:pPr>
+              <w:spacing w:after="0" w:before="0" w:line="276"/>
+            </w:pPr>
+            <w:r>
+              <w:rPr>
+                <w:rFonts w:ascii="Calibri" w:cs="Calibri" w:eastAsia="Calibri" w:hAnsi="Calibri"/>
+                <w:b/>
+                <w:bCs/>
+                <w:color w:val="0D274D"/>
                 <w:sz w:val="20"/>
                 <w:szCs w:val="20"/>
               </w:rPr>
@@ -10540,7 +10771,7 @@
         </w:tc>
         <w:tc>
           <w:tcPr>
-            <w:tcW w:type="dxa" w:w="2600"/>
+            <w:tcW w:type="dxa" w:w="1900"/>
             <w:tcBorders>
               <w:top w:val="single" w:color="E4EBF3" w:sz="4"/>
               <w:left w:val="none" w:color="FFFFFF" w:sz="0"/>
@@ -10549,10 +10780,11 @@
             </w:tcBorders>
             <w:tcMar>
               <w:top w:type="dxa" w:w="100"/>
-              <w:left w:type="dxa" w:w="150"/>
+              <w:left w:type="dxa" w:w="110"/>
               <w:bottom w:type="dxa" w:w="100"/>
-              <w:right w:type="dxa" w:w="150"/>
-            </w:tcMar>
+              <w:right w:type="dxa" w:w="110"/>
+            </w:tcMar>
+            <w:vAlign w:val="top"/>
           </w:tcPr>
           <w:p>
             <w:pPr>
@@ -10570,11 +10802,49 @@
             </w:r>
           </w:p>
         </w:tc>
-      </w:tr>
-      <w:tr>
-        <w:tc>
-          <w:tcPr>
-            <w:tcW w:type="dxa" w:w="6760"/>
+        <w:tc>
+          <w:tcPr>
+            <w:tcW w:type="dxa" w:w="4960"/>
+            <w:tcBorders>
+              <w:top w:val="single" w:color="E4EBF3" w:sz="4"/>
+              <w:left w:val="none" w:color="FFFFFF" w:sz="0"/>
+              <w:bottom w:val="none" w:color="FFFFFF" w:sz="0"/>
+              <w:right w:val="none" w:color="FFFFFF" w:sz="0"/>
+            </w:tcBorders>
+            <w:tcMar>
+              <w:top w:type="dxa" w:w="60"/>
+              <w:left w:type="dxa" w:w="110"/>
+              <w:bottom w:type="dxa" w:w="80"/>
+              <w:right w:type="dxa" w:w="130"/>
+            </w:tcMar>
+            <w:vAlign w:val="top"/>
+          </w:tcPr>
+          <w:p>
+            <w:pPr>
+              <w:pBdr>
+                <w:bottom w:val="single" w:color="C7D2DF" w:sz="6"/>
+              </w:pBdr>
+              <w:spacing w:after="0" w:before="140" w:line="276"/>
+            </w:pPr>
+            <w:r>
+              <w:rPr>
+                <w:rFonts w:ascii="Calibri" w:cs="Calibri" w:eastAsia="Calibri" w:hAnsi="Calibri"/>
+                <w:color w:val="14263A"/>
+                <w:sz w:val="2"/>
+                <w:szCs w:val="2"/>
+              </w:rPr>
+              <w:t xml:space="preserve"/>
+            </w:r>
+          </w:p>
+        </w:tc>
+      </w:tr>
+      <w:tr>
+        <w:trPr>
+          <w:trHeight w:val="680" w:hRule="atLeast"/>
+        </w:trPr>
+        <w:tc>
+          <w:tcPr>
+            <w:tcW w:type="dxa" w:w="2500"/>
             <w:tcBorders>
               <w:top w:val="single" w:color="E4EBF3" w:sz="4"/>
               <w:left w:val="none" w:color="FFFFFF" w:sz="0"/>
@@ -10583,19 +10853,22 @@
             </w:tcBorders>
             <w:tcMar>
               <w:top w:type="dxa" w:w="100"/>
-              <w:left w:type="dxa" w:w="150"/>
+              <w:left w:type="dxa" w:w="130"/>
               <w:bottom w:type="dxa" w:w="100"/>
-              <w:right w:type="dxa" w:w="150"/>
-            </w:tcMar>
-          </w:tcPr>
-          <w:p>
-            <w:pPr>
-              <w:spacing w:after="0" w:before="0" w:line="276"/>
-            </w:pPr>
-            <w:r>
-              <w:rPr>
-                <w:rFonts w:ascii="Calibri" w:cs="Calibri" w:eastAsia="Calibri" w:hAnsi="Calibri"/>
-                <w:color w:val="2A3C52"/>
+              <w:right w:type="dxa" w:w="110"/>
+            </w:tcMar>
+            <w:vAlign w:val="top"/>
+          </w:tcPr>
+          <w:p>
+            <w:pPr>
+              <w:spacing w:after="0" w:before="0" w:line="276"/>
+            </w:pPr>
+            <w:r>
+              <w:rPr>
+                <w:rFonts w:ascii="Calibri" w:cs="Calibri" w:eastAsia="Calibri" w:hAnsi="Calibri"/>
+                <w:b/>
+                <w:bCs/>
+                <w:color w:val="0D274D"/>
                 <w:sz w:val="20"/>
                 <w:szCs w:val="20"/>
               </w:rPr>
@@ -10605,7 +10878,7 @@
         </w:tc>
         <w:tc>
           <w:tcPr>
-            <w:tcW w:type="dxa" w:w="2600"/>
+            <w:tcW w:type="dxa" w:w="1900"/>
             <w:tcBorders>
               <w:top w:val="single" w:color="E4EBF3" w:sz="4"/>
               <w:left w:val="none" w:color="FFFFFF" w:sz="0"/>
@@ -10614,10 +10887,11 @@
             </w:tcBorders>
             <w:tcMar>
               <w:top w:type="dxa" w:w="100"/>
-              <w:left w:type="dxa" w:w="150"/>
+              <w:left w:type="dxa" w:w="110"/>
               <w:bottom w:type="dxa" w:w="100"/>
-              <w:right w:type="dxa" w:w="150"/>
-            </w:tcMar>
+              <w:right w:type="dxa" w:w="110"/>
+            </w:tcMar>
+            <w:vAlign w:val="top"/>
           </w:tcPr>
           <w:p>
             <w:pPr>
@@ -10635,11 +10909,46 @@
             </w:r>
           </w:p>
         </w:tc>
-      </w:tr>
-      <w:tr>
-        <w:tc>
-          <w:tcPr>
-            <w:tcW w:type="dxa" w:w="6760"/>
+        <w:tc>
+          <w:tcPr>
+            <w:tcW w:type="dxa" w:w="4960"/>
+            <w:tcBorders>
+              <w:top w:val="single" w:color="E4EBF3" w:sz="4"/>
+              <w:left w:val="none" w:color="FFFFFF" w:sz="0"/>
+              <w:bottom w:val="none" w:color="FFFFFF" w:sz="0"/>
+              <w:right w:val="none" w:color="FFFFFF" w:sz="0"/>
+            </w:tcBorders>
+            <w:tcMar>
+              <w:top w:type="dxa" w:w="60"/>
+              <w:left w:type="dxa" w:w="110"/>
+              <w:bottom w:type="dxa" w:w="80"/>
+              <w:right w:type="dxa" w:w="130"/>
+            </w:tcMar>
+            <w:vAlign w:val="top"/>
+          </w:tcPr>
+          <w:p>
+            <w:pPr>
+              <w:pBdr>
+                <w:bottom w:val="single" w:color="C7D2DF" w:sz="6"/>
+              </w:pBdr>
+              <w:spacing w:after="0" w:before="140" w:line="276"/>
+            </w:pPr>
+            <w:r>
+              <w:rPr>
+                <w:rFonts w:ascii="Calibri" w:cs="Calibri" w:eastAsia="Calibri" w:hAnsi="Calibri"/>
+                <w:color w:val="14263A"/>
+                <w:sz w:val="2"/>
+                <w:szCs w:val="2"/>
+              </w:rPr>
+              <w:t xml:space="preserve"/>
+            </w:r>
+          </w:p>
+        </w:tc>
+      </w:tr>
+      <w:tr>
+        <w:tc>
+          <w:tcPr>
+            <w:tcW w:type="dxa" w:w="2500"/>
             <w:tcBorders>
               <w:top w:val="single" w:color="C4D2E2" w:sz="10"/>
               <w:left w:val="none" w:color="FFFFFF" w:sz="0"/>
@@ -10649,9 +10958,9 @@
             <w:shd w:fill="EAF1F8" w:color="auto" w:val="clear"/>
             <w:tcMar>
               <w:top w:type="dxa" w:w="100"/>
-              <w:left w:type="dxa" w:w="150"/>
+              <w:left w:type="dxa" w:w="130"/>
               <w:bottom w:type="dxa" w:w="100"/>
-              <w:right w:type="dxa" w:w="150"/>
+              <w:right w:type="dxa" w:w="110"/>
             </w:tcMar>
           </w:tcPr>
           <w:p>
@@ -10673,7 +10982,7 @@
         </w:tc>
         <w:tc>
           <w:tcPr>
-            <w:tcW w:type="dxa" w:w="2600"/>
+            <w:tcW w:type="dxa" w:w="1900"/>
             <w:tcBorders>
               <w:top w:val="single" w:color="C4D2E2" w:sz="10"/>
               <w:left w:val="none" w:color="FFFFFF" w:sz="0"/>
@@ -10683,9 +10992,9 @@
             <w:shd w:fill="EAF1F8" w:color="auto" w:val="clear"/>
             <w:tcMar>
               <w:top w:type="dxa" w:w="100"/>
-              <w:left w:type="dxa" w:w="150"/>
+              <w:left w:type="dxa" w:w="110"/>
               <w:bottom w:type="dxa" w:w="100"/>
-              <w:right w:type="dxa" w:w="150"/>
+              <w:right w:type="dxa" w:w="110"/>
             </w:tcMar>
           </w:tcPr>
           <w:p>
@@ -10715,11 +11024,43 @@
             </w:r>
           </w:p>
         </w:tc>
+        <w:tc>
+          <w:tcPr>
+            <w:tcW w:type="dxa" w:w="4960"/>
+            <w:tcBorders>
+              <w:top w:val="single" w:color="C4D2E2" w:sz="10"/>
+              <w:left w:val="none" w:color="FFFFFF" w:sz="0"/>
+              <w:bottom w:val="none" w:color="FFFFFF" w:sz="0"/>
+              <w:right w:val="none" w:color="FFFFFF" w:sz="0"/>
+            </w:tcBorders>
+            <w:shd w:fill="EAF1F8" w:color="auto" w:val="clear"/>
+            <w:tcMar>
+              <w:top w:type="dxa" w:w="100"/>
+              <w:left w:type="dxa" w:w="110"/>
+              <w:bottom w:type="dxa" w:w="100"/>
+              <w:right w:type="dxa" w:w="130"/>
+            </w:tcMar>
+          </w:tcPr>
+          <w:p>
+            <w:pPr>
+              <w:spacing w:after="0" w:before="0" w:line="276"/>
+            </w:pPr>
+            <w:r>
+              <w:rPr>
+                <w:rFonts w:ascii="Calibri" w:cs="Calibri" w:eastAsia="Calibri" w:hAnsi="Calibri"/>
+                <w:color w:val="14263A"/>
+                <w:sz w:val="2"/>
+                <w:szCs w:val="2"/>
+              </w:rPr>
+              <w:t xml:space="preserve"/>
+            </w:r>
+          </w:p>
+        </w:tc>
       </w:tr>
     </w:tbl>
     <w:p>
       <w:pPr>
-        <w:spacing w:after="120"/>
+        <w:spacing w:after="140"/>
       </w:pPr>
       <w:r>
         <w:rPr>
@@ -10836,18 +11177,16 @@
     </w:tbl>
     <w:p>
       <w:pPr>
-        <w:spacing w:after="80" w:before="180" w:line="276"/>
+        <w:spacing w:after="60"/>
       </w:pPr>
       <w:r>
         <w:rPr>
           <w:rFonts w:ascii="Calibri" w:cs="Calibri" w:eastAsia="Calibri" w:hAnsi="Calibri"/>
-          <w:b/>
-          <w:bCs/>
-          <w:color w:val="0D274D"/>
-          <w:sz w:val="30"/>
-          <w:szCs w:val="30"/>
+          <w:color w:val="14263A"/>
+          <w:sz w:val="2"/>
+          <w:szCs w:val="2"/>
         </w:rPr>
-        <w:t xml:space="preserve">Overall qualitative feedback</w:t>
+        <w:t xml:space="preserve"/>
       </w:r>
     </w:p>
     <w:tbl>
@@ -10867,7 +11206,7 @@
       </w:tblGrid>
       <w:tr>
         <w:trPr>
-          <w:trHeight w:val="1200" w:hRule="atLeast"/>
+          <w:trHeight w:val="1100" w:hRule="atLeast"/>
         </w:trPr>
         <w:tc>
           <w:tcPr>
@@ -10900,7 +11239,7 @@
                 <w:sz w:val="18"/>
                 <w:szCs w:val="18"/>
               </w:rPr>
-              <w:t xml:space="preserve">Strengths across the clinic</w:t>
+              <w:t xml:space="preserve">What the team did well</w:t>
             </w:r>
           </w:p>
           <w:p>
@@ -10965,7 +11304,7 @@
       </w:tblGrid>
       <w:tr>
         <w:trPr>
-          <w:trHeight w:val="1200" w:hRule="atLeast"/>
+          <w:trHeight w:val="1100" w:hRule="atLeast"/>
         </w:trPr>
         <w:tc>
           <w:tcPr>
@@ -10998,7 +11337,7 @@
                 <w:sz w:val="18"/>
                 <w:szCs w:val="18"/>
               </w:rPr>
-              <w:t xml:space="preserve">Priorities to develop</w:t>
+              <w:t xml:space="preserve">Where they can learn and grow</w:t>
             </w:r>
           </w:p>
           <w:p>

--- a/case-study-pack/docx/HMF-Grading-Guide.docx
+++ b/case-study-pack/docx/HMF-Grading-Guide.docx
@@ -4175,6 +4175,82 @@
     </w:tbl>
     <w:p>
       <w:pPr>
+        <w:spacing w:after="120"/>
+      </w:pPr>
+      <w:r>
+        <w:rPr>
+          <w:rFonts w:ascii="Calibri" w:cs="Calibri" w:eastAsia="Calibri" w:hAnsi="Calibri"/>
+          <w:color w:val="14263A"/>
+          <w:sz w:val="2"/>
+          <w:szCs w:val="2"/>
+        </w:rPr>
+        <w:t xml:space="preserve"/>
+      </w:r>
+    </w:p>
+    <w:tbl>
+      <w:tblPr>
+        <w:tblW w:type="dxa" w:w="9360"/>
+        <w:tblBorders>
+          <w:top w:val="single" w:color="auto" w:sz="4"/>
+          <w:left w:val="single" w:color="auto" w:sz="4"/>
+          <w:bottom w:val="single" w:color="auto" w:sz="4"/>
+          <w:right w:val="single" w:color="auto" w:sz="4"/>
+          <w:insideH w:val="single" w:color="auto" w:sz="4"/>
+          <w:insideV w:val="single" w:color="auto" w:sz="4"/>
+        </w:tblBorders>
+      </w:tblPr>
+      <w:tblGrid>
+        <w:gridCol w:w="9360"/>
+      </w:tblGrid>
+      <w:tr>
+        <w:tc>
+          <w:tcPr>
+            <w:tcW w:type="dxa" w:w="9360"/>
+            <w:tcBorders>
+              <w:top w:val="single" w:color="CFE3EC" w:sz="6"/>
+              <w:left w:val="single" w:color="CFE3EC" w:sz="30"/>
+              <w:bottom w:val="single" w:color="CFE3EC" w:sz="6"/>
+              <w:right w:val="single" w:color="CFE3EC" w:sz="6"/>
+            </w:tcBorders>
+            <w:shd w:fill="F5FBFD" w:color="auto" w:val="clear"/>
+            <w:tcMar>
+              <w:top w:type="dxa" w:w="110"/>
+              <w:left w:type="dxa" w:w="160"/>
+              <w:bottom w:type="dxa" w:w="110"/>
+              <w:right w:type="dxa" w:w="160"/>
+            </w:tcMar>
+            <w:vAlign w:val="top"/>
+          </w:tcPr>
+          <w:p>
+            <w:pPr>
+              <w:spacing w:after="0" w:before="0" w:line="276"/>
+            </w:pPr>
+            <w:r>
+              <w:rPr>
+                <w:rFonts w:ascii="Calibri" w:cs="Calibri" w:eastAsia="Calibri" w:hAnsi="Calibri"/>
+                <w:b/>
+                <w:bCs/>
+                <w:color w:val="0D274D"/>
+                <w:sz w:val="20"/>
+                <w:szCs w:val="20"/>
+              </w:rPr>
+              <w:t xml:space="preserve">Grading alternative answers.  </w:t>
+            </w:r>
+            <w:r>
+              <w:rPr>
+                <w:rFonts w:ascii="Calibri" w:cs="Calibri" w:eastAsia="Calibri" w:hAnsi="Calibri"/>
+                <w:color w:val="33465F"/>
+                <w:sz w:val="20"/>
+                <w:szCs w:val="20"/>
+              </w:rPr>
+              <w:t xml:space="preserve">The answer key shows the primary Cisco fit, but a team may propose a different Hybrid Mesh Firewall component. Each pain point lists the acceptable alternatives and how to grade them. Award full Solution Designer marks for any acceptable alternative when the reasoning fits Cedarline, partial marks when the product is related but the approach is thin, and no credit for a generic or wrong product. Grade sound reasoning over the exact product name; Problem Identifier and Value Communicator are graded on the rubric levels regardless of which product the team chose.</w:t>
+            </w:r>
+          </w:p>
+        </w:tc>
+      </w:tr>
+    </w:tbl>
+    <w:p>
+      <w:pPr>
         <w:pageBreakBefore/>
         <w:spacing w:after="0" w:before="0" w:line="276"/>
       </w:pPr>
@@ -4293,7 +4369,7 @@
           <w:sz w:val="18"/>
           <w:szCs w:val="18"/>
         </w:rPr>
-        <w:t xml:space="preserve">The answer key below is the </w:t>
+        <w:t xml:space="preserve">For each pain point: the </w:t>
       </w:r>
       <w:r>
         <w:rPr>
@@ -4304,7 +4380,7 @@
           <w:sz w:val="18"/>
           <w:szCs w:val="18"/>
         </w:rPr>
-        <w:t xml:space="preserve">Complete</w:t>
+        <w:t xml:space="preserve">answer key</w:t>
       </w:r>
       <w:r>
         <w:rPr>
@@ -4313,7 +4389,27 @@
           <w:sz w:val="18"/>
           <w:szCs w:val="18"/>
         </w:rPr>
-        <w:t xml:space="preserve"> (full-marks) answer for each pain point. Grade the team's answer against it and the rubric levels; a Complete answer earns the top of each dimension's range.</w:t>
+        <w:t xml:space="preserve"> is the Complete (full-marks) answer, and the panel below it lists the </w:t>
+      </w:r>
+      <w:r>
+        <w:rPr>
+          <w:rFonts w:ascii="Calibri" w:cs="Calibri" w:eastAsia="Calibri" w:hAnsi="Calibri"/>
+          <w:b/>
+          <w:bCs/>
+          <w:color w:val="0D274D"/>
+          <w:sz w:val="18"/>
+          <w:szCs w:val="18"/>
+        </w:rPr>
+        <w:t xml:space="preserve">acceptable alternatives</w:t>
+      </w:r>
+      <w:r>
+        <w:rPr>
+          <w:rFonts w:ascii="Calibri" w:cs="Calibri" w:eastAsia="Calibri" w:hAnsi="Calibri"/>
+          <w:color w:val="7E8CA1"/>
+          <w:sz w:val="18"/>
+          <w:szCs w:val="18"/>
+        </w:rPr>
+        <w:t xml:space="preserve"> and how to grade partial and no-credit answers.</w:t>
       </w:r>
     </w:p>
     <w:p>
@@ -4720,6 +4816,174 @@
                 <w:szCs w:val="18"/>
               </w:rPr>
               <w:t xml:space="preserve">It automates the technical evidence gathering required for "Conformity Assessments." By mapping AI-specific threats to standardized frameworks (like MITRE ATLAS and OWASP), it provides the documentation and continuous monitoring necessary to prove to regulators that your systems are robust and compliant.</w:t>
+            </w:r>
+          </w:p>
+        </w:tc>
+      </w:tr>
+    </w:tbl>
+    <w:p>
+      <w:pPr>
+        <w:spacing w:after="40"/>
+      </w:pPr>
+      <w:r>
+        <w:rPr>
+          <w:rFonts w:ascii="Calibri" w:cs="Calibri" w:eastAsia="Calibri" w:hAnsi="Calibri"/>
+          <w:color w:val="14263A"/>
+          <w:sz w:val="2"/>
+          <w:szCs w:val="2"/>
+        </w:rPr>
+        <w:t xml:space="preserve"/>
+      </w:r>
+    </w:p>
+    <w:tbl>
+      <w:tblPr>
+        <w:tblW w:type="dxa" w:w="9360"/>
+        <w:tblBorders>
+          <w:top w:val="single" w:color="auto" w:sz="4"/>
+          <w:left w:val="single" w:color="auto" w:sz="4"/>
+          <w:bottom w:val="single" w:color="auto" w:sz="4"/>
+          <w:right w:val="single" w:color="auto" w:sz="4"/>
+          <w:insideH w:val="single" w:color="auto" w:sz="4"/>
+          <w:insideV w:val="single" w:color="auto" w:sz="4"/>
+        </w:tblBorders>
+      </w:tblPr>
+      <w:tblGrid>
+        <w:gridCol w:w="9360"/>
+      </w:tblGrid>
+      <w:tr>
+        <w:tc>
+          <w:tcPr>
+            <w:tcW w:type="dxa" w:w="9360"/>
+            <w:tcBorders>
+              <w:top w:val="single" w:color="CFE3EC" w:sz="6"/>
+              <w:left w:val="single" w:color="CFE3EC" w:sz="30"/>
+              <w:bottom w:val="single" w:color="CFE3EC" w:sz="6"/>
+              <w:right w:val="single" w:color="CFE3EC" w:sz="6"/>
+            </w:tcBorders>
+            <w:shd w:fill="F5FBFD" w:color="auto" w:val="clear"/>
+            <w:tcMar>
+              <w:top w:type="dxa" w:w="110"/>
+              <w:left w:type="dxa" w:w="160"/>
+              <w:bottom w:type="dxa" w:w="110"/>
+              <w:right w:type="dxa" w:w="160"/>
+            </w:tcMar>
+            <w:vAlign w:val="top"/>
+          </w:tcPr>
+          <w:p>
+            <w:pPr>
+              <w:spacing w:after="50" w:before="0" w:line="276"/>
+            </w:pPr>
+            <w:r>
+              <w:rPr>
+                <w:rFonts w:ascii="Calibri" w:cs="Calibri" w:eastAsia="Calibri" w:hAnsi="Calibri"/>
+                <w:b/>
+                <w:bCs/>
+                <w:caps/>
+                <w:color w:val="036C8F"/>
+                <w:sz w:val="15"/>
+                <w:szCs w:val="15"/>
+              </w:rPr>
+              <w:t xml:space="preserve">Also acceptable for Solution Designer, and how to grade</w:t>
+            </w:r>
+          </w:p>
+          <w:p>
+            <w:pPr>
+              <w:spacing w:after="30" w:before="0" w:line="276"/>
+            </w:pPr>
+            <w:r>
+              <w:rPr>
+                <w:rFonts w:ascii="Calibri" w:cs="Calibri" w:eastAsia="Calibri" w:hAnsi="Calibri"/>
+                <w:b/>
+                <w:bCs/>
+                <w:color w:val="0B6670"/>
+                <w:sz w:val="18"/>
+                <w:szCs w:val="18"/>
+              </w:rPr>
+              <w:t xml:space="preserve">Cisco AI Defense (model validation and algorithmic red teaming)</w:t>
+            </w:r>
+            <w:r>
+              <w:rPr>
+                <w:rFonts w:ascii="Calibri" w:cs="Calibri" w:eastAsia="Calibri" w:hAnsi="Calibri"/>
+                <w:color w:val="2A3C52"/>
+                <w:sz w:val="18"/>
+                <w:szCs w:val="18"/>
+              </w:rPr>
+              <w:t xml:space="preserve">, the same platform named by capability; full marks when it is tied to proving robustness and cybersecurity for Article 15.</w:t>
+            </w:r>
+          </w:p>
+          <w:p>
+            <w:pPr>
+              <w:spacing w:after="20" w:before="70" w:line="276"/>
+            </w:pPr>
+            <w:r>
+              <w:rPr>
+                <w:rFonts w:ascii="Calibri" w:cs="Calibri" w:eastAsia="Calibri" w:hAnsi="Calibri"/>
+                <w:b/>
+                <w:bCs/>
+                <w:color w:val="0B6670"/>
+                <w:sz w:val="17"/>
+                <w:szCs w:val="17"/>
+              </w:rPr>
+              <w:t xml:space="preserve">Full marks, 8 to 10.  </w:t>
+            </w:r>
+            <w:r>
+              <w:rPr>
+                <w:rFonts w:ascii="Calibri" w:cs="Calibri" w:eastAsia="Calibri" w:hAnsi="Calibri"/>
+                <w:color w:val="46566E"/>
+                <w:sz w:val="17"/>
+                <w:szCs w:val="17"/>
+              </w:rPr>
+              <w:t xml:space="preserve">The primary answer above, or any acceptable alternative, when the reasoning fits Cedarline.</w:t>
+            </w:r>
+          </w:p>
+          <w:p>
+            <w:pPr>
+              <w:spacing w:after="20" w:before="0" w:line="276"/>
+            </w:pPr>
+            <w:r>
+              <w:rPr>
+                <w:rFonts w:ascii="Calibri" w:cs="Calibri" w:eastAsia="Calibri" w:hAnsi="Calibri"/>
+                <w:b/>
+                <w:bCs/>
+                <w:color w:val="0D274D"/>
+                <w:sz w:val="17"/>
+                <w:szCs w:val="17"/>
+              </w:rPr>
+              <w:t xml:space="preserve">Partial, 2 to 7.  </w:t>
+            </w:r>
+            <w:r>
+              <w:rPr>
+                <w:rFonts w:ascii="Calibri" w:cs="Calibri" w:eastAsia="Calibri" w:hAnsi="Calibri"/>
+                <w:color w:val="46566E"/>
+                <w:sz w:val="17"/>
+                <w:szCs w:val="17"/>
+              </w:rPr>
+              <w:t xml:space="preserve">Names Cisco AI Defense but does not connect it to Article 15 evidence or model validation.</w:t>
+            </w:r>
+          </w:p>
+          <w:p>
+            <w:pPr>
+              <w:spacing w:after="0" w:before="0" w:line="276"/>
+            </w:pPr>
+            <w:r>
+              <w:rPr>
+                <w:rFonts w:ascii="Calibri" w:cs="Calibri" w:eastAsia="Calibri" w:hAnsi="Calibri"/>
+                <w:b/>
+                <w:bCs/>
+                <w:color w:val="0D274D"/>
+                <w:sz w:val="17"/>
+                <w:szCs w:val="17"/>
+              </w:rPr>
+              <w:t xml:space="preserve">No credit, 0 to 1.  </w:t>
+            </w:r>
+            <w:r>
+              <w:rPr>
+                <w:rFonts w:ascii="Calibri" w:cs="Calibri" w:eastAsia="Calibri" w:hAnsi="Calibri"/>
+                <w:color w:val="46566E"/>
+                <w:sz w:val="17"/>
+                <w:szCs w:val="17"/>
+              </w:rPr>
+              <w:t xml:space="preserve">A policy or governance process with no Cisco product, or an unrelated next-generation firewall.</w:t>
             </w:r>
           </w:p>
         </w:tc>
@@ -5150,6 +5414,174 @@
     </w:tbl>
     <w:p>
       <w:pPr>
+        <w:spacing w:after="40"/>
+      </w:pPr>
+      <w:r>
+        <w:rPr>
+          <w:rFonts w:ascii="Calibri" w:cs="Calibri" w:eastAsia="Calibri" w:hAnsi="Calibri"/>
+          <w:color w:val="14263A"/>
+          <w:sz w:val="2"/>
+          <w:szCs w:val="2"/>
+        </w:rPr>
+        <w:t xml:space="preserve"/>
+      </w:r>
+    </w:p>
+    <w:tbl>
+      <w:tblPr>
+        <w:tblW w:type="dxa" w:w="9360"/>
+        <w:tblBorders>
+          <w:top w:val="single" w:color="auto" w:sz="4"/>
+          <w:left w:val="single" w:color="auto" w:sz="4"/>
+          <w:bottom w:val="single" w:color="auto" w:sz="4"/>
+          <w:right w:val="single" w:color="auto" w:sz="4"/>
+          <w:insideH w:val="single" w:color="auto" w:sz="4"/>
+          <w:insideV w:val="single" w:color="auto" w:sz="4"/>
+        </w:tblBorders>
+      </w:tblPr>
+      <w:tblGrid>
+        <w:gridCol w:w="9360"/>
+      </w:tblGrid>
+      <w:tr>
+        <w:tc>
+          <w:tcPr>
+            <w:tcW w:type="dxa" w:w="9360"/>
+            <w:tcBorders>
+              <w:top w:val="single" w:color="CFE3EC" w:sz="6"/>
+              <w:left w:val="single" w:color="CFE3EC" w:sz="30"/>
+              <w:bottom w:val="single" w:color="CFE3EC" w:sz="6"/>
+              <w:right w:val="single" w:color="CFE3EC" w:sz="6"/>
+            </w:tcBorders>
+            <w:shd w:fill="F5FBFD" w:color="auto" w:val="clear"/>
+            <w:tcMar>
+              <w:top w:type="dxa" w:w="110"/>
+              <w:left w:type="dxa" w:w="160"/>
+              <w:bottom w:type="dxa" w:w="110"/>
+              <w:right w:type="dxa" w:w="160"/>
+            </w:tcMar>
+            <w:vAlign w:val="top"/>
+          </w:tcPr>
+          <w:p>
+            <w:pPr>
+              <w:spacing w:after="50" w:before="0" w:line="276"/>
+            </w:pPr>
+            <w:r>
+              <w:rPr>
+                <w:rFonts w:ascii="Calibri" w:cs="Calibri" w:eastAsia="Calibri" w:hAnsi="Calibri"/>
+                <w:b/>
+                <w:bCs/>
+                <w:caps/>
+                <w:color w:val="036C8F"/>
+                <w:sz w:val="15"/>
+                <w:szCs w:val="15"/>
+              </w:rPr>
+              <w:t xml:space="preserve">Also acceptable for Solution Designer, and how to grade</w:t>
+            </w:r>
+          </w:p>
+          <w:p>
+            <w:pPr>
+              <w:spacing w:after="30" w:before="0" w:line="276"/>
+            </w:pPr>
+            <w:r>
+              <w:rPr>
+                <w:rFonts w:ascii="Calibri" w:cs="Calibri" w:eastAsia="Calibri" w:hAnsi="Calibri"/>
+                <w:b/>
+                <w:bCs/>
+                <w:color w:val="0B6670"/>
+                <w:sz w:val="18"/>
+                <w:szCs w:val="18"/>
+              </w:rPr>
+              <w:t xml:space="preserve">Cisco AI Defense applied as a pre-production gate</w:t>
+            </w:r>
+            <w:r>
+              <w:rPr>
+                <w:rFonts w:ascii="Calibri" w:cs="Calibri" w:eastAsia="Calibri" w:hAnsi="Calibri"/>
+                <w:color w:val="2A3C52"/>
+                <w:sz w:val="18"/>
+                <w:szCs w:val="18"/>
+              </w:rPr>
+              <w:t xml:space="preserve">, AI Defense validation run in the model and agent pipeline; full marks when the vet-before-production reasoning is sound.</w:t>
+            </w:r>
+          </w:p>
+          <w:p>
+            <w:pPr>
+              <w:spacing w:after="20" w:before="70" w:line="276"/>
+            </w:pPr>
+            <w:r>
+              <w:rPr>
+                <w:rFonts w:ascii="Calibri" w:cs="Calibri" w:eastAsia="Calibri" w:hAnsi="Calibri"/>
+                <w:b/>
+                <w:bCs/>
+                <w:color w:val="0B6670"/>
+                <w:sz w:val="17"/>
+                <w:szCs w:val="17"/>
+              </w:rPr>
+              <w:t xml:space="preserve">Full marks, 8 to 10.  </w:t>
+            </w:r>
+            <w:r>
+              <w:rPr>
+                <w:rFonts w:ascii="Calibri" w:cs="Calibri" w:eastAsia="Calibri" w:hAnsi="Calibri"/>
+                <w:color w:val="46566E"/>
+                <w:sz w:val="17"/>
+                <w:szCs w:val="17"/>
+              </w:rPr>
+              <w:t xml:space="preserve">The primary answer above, or any acceptable alternative, when the reasoning fits Cedarline.</w:t>
+            </w:r>
+          </w:p>
+          <w:p>
+            <w:pPr>
+              <w:spacing w:after="20" w:before="0" w:line="276"/>
+            </w:pPr>
+            <w:r>
+              <w:rPr>
+                <w:rFonts w:ascii="Calibri" w:cs="Calibri" w:eastAsia="Calibri" w:hAnsi="Calibri"/>
+                <w:b/>
+                <w:bCs/>
+                <w:color w:val="0D274D"/>
+                <w:sz w:val="17"/>
+                <w:szCs w:val="17"/>
+              </w:rPr>
+              <w:t xml:space="preserve">Partial, 2 to 7.  </w:t>
+            </w:r>
+            <w:r>
+              <w:rPr>
+                <w:rFonts w:ascii="Calibri" w:cs="Calibri" w:eastAsia="Calibri" w:hAnsi="Calibri"/>
+                <w:color w:val="46566E"/>
+                <w:sz w:val="17"/>
+                <w:szCs w:val="17"/>
+              </w:rPr>
+              <w:t xml:space="preserve">Names AI Defense but not the pre-production vetting of third-party models and agents.</w:t>
+            </w:r>
+          </w:p>
+          <w:p>
+            <w:pPr>
+              <w:spacing w:after="0" w:before="0" w:line="276"/>
+            </w:pPr>
+            <w:r>
+              <w:rPr>
+                <w:rFonts w:ascii="Calibri" w:cs="Calibri" w:eastAsia="Calibri" w:hAnsi="Calibri"/>
+                <w:b/>
+                <w:bCs/>
+                <w:color w:val="0D274D"/>
+                <w:sz w:val="17"/>
+                <w:szCs w:val="17"/>
+              </w:rPr>
+              <w:t xml:space="preserve">No credit, 0 to 1.  </w:t>
+            </w:r>
+            <w:r>
+              <w:rPr>
+                <w:rFonts w:ascii="Calibri" w:cs="Calibri" w:eastAsia="Calibri" w:hAnsi="Calibri"/>
+                <w:color w:val="46566E"/>
+                <w:sz w:val="17"/>
+                <w:szCs w:val="17"/>
+              </w:rPr>
+              <w:t xml:space="preserve">Endpoint antivirus or code scanning with no AI supply-chain reasoning.</w:t>
+            </w:r>
+          </w:p>
+        </w:tc>
+      </w:tr>
+    </w:tbl>
+    <w:p>
+      <w:pPr>
         <w:spacing w:after="160"/>
       </w:pPr>
       <w:r>
@@ -5566,6 +5998,174 @@
                 <w:szCs w:val="18"/>
               </w:rPr>
               <w:t xml:space="preserve">Identifies rogue or unsanctioned AI assets. Maps relationships across data, models, agents, and tools.</w:t>
+            </w:r>
+          </w:p>
+        </w:tc>
+      </w:tr>
+    </w:tbl>
+    <w:p>
+      <w:pPr>
+        <w:spacing w:after="40"/>
+      </w:pPr>
+      <w:r>
+        <w:rPr>
+          <w:rFonts w:ascii="Calibri" w:cs="Calibri" w:eastAsia="Calibri" w:hAnsi="Calibri"/>
+          <w:color w:val="14263A"/>
+          <w:sz w:val="2"/>
+          <w:szCs w:val="2"/>
+        </w:rPr>
+        <w:t xml:space="preserve"/>
+      </w:r>
+    </w:p>
+    <w:tbl>
+      <w:tblPr>
+        <w:tblW w:type="dxa" w:w="9360"/>
+        <w:tblBorders>
+          <w:top w:val="single" w:color="auto" w:sz="4"/>
+          <w:left w:val="single" w:color="auto" w:sz="4"/>
+          <w:bottom w:val="single" w:color="auto" w:sz="4"/>
+          <w:right w:val="single" w:color="auto" w:sz="4"/>
+          <w:insideH w:val="single" w:color="auto" w:sz="4"/>
+          <w:insideV w:val="single" w:color="auto" w:sz="4"/>
+        </w:tblBorders>
+      </w:tblPr>
+      <w:tblGrid>
+        <w:gridCol w:w="9360"/>
+      </w:tblGrid>
+      <w:tr>
+        <w:tc>
+          <w:tcPr>
+            <w:tcW w:type="dxa" w:w="9360"/>
+            <w:tcBorders>
+              <w:top w:val="single" w:color="CFE3EC" w:sz="6"/>
+              <w:left w:val="single" w:color="CFE3EC" w:sz="30"/>
+              <w:bottom w:val="single" w:color="CFE3EC" w:sz="6"/>
+              <w:right w:val="single" w:color="CFE3EC" w:sz="6"/>
+            </w:tcBorders>
+            <w:shd w:fill="F5FBFD" w:color="auto" w:val="clear"/>
+            <w:tcMar>
+              <w:top w:type="dxa" w:w="110"/>
+              <w:left w:type="dxa" w:w="160"/>
+              <w:bottom w:type="dxa" w:w="110"/>
+              <w:right w:type="dxa" w:w="160"/>
+            </w:tcMar>
+            <w:vAlign w:val="top"/>
+          </w:tcPr>
+          <w:p>
+            <w:pPr>
+              <w:spacing w:after="50" w:before="0" w:line="276"/>
+            </w:pPr>
+            <w:r>
+              <w:rPr>
+                <w:rFonts w:ascii="Calibri" w:cs="Calibri" w:eastAsia="Calibri" w:hAnsi="Calibri"/>
+                <w:b/>
+                <w:bCs/>
+                <w:caps/>
+                <w:color w:val="036C8F"/>
+                <w:sz w:val="15"/>
+                <w:szCs w:val="15"/>
+              </w:rPr>
+              <w:t xml:space="preserve">Also acceptable for Solution Designer, and how to grade</w:t>
+            </w:r>
+          </w:p>
+          <w:p>
+            <w:pPr>
+              <w:spacing w:after="30" w:before="0" w:line="276"/>
+            </w:pPr>
+            <w:r>
+              <w:rPr>
+                <w:rFonts w:ascii="Calibri" w:cs="Calibri" w:eastAsia="Calibri" w:hAnsi="Calibri"/>
+                <w:b/>
+                <w:bCs/>
+                <w:color w:val="0B6670"/>
+                <w:sz w:val="18"/>
+                <w:szCs w:val="18"/>
+              </w:rPr>
+              <w:t xml:space="preserve">Cisco Multicloud Defense (cloud traffic visibility)</w:t>
+            </w:r>
+            <w:r>
+              <w:rPr>
+                <w:rFonts w:ascii="Calibri" w:cs="Calibri" w:eastAsia="Calibri" w:hAnsi="Calibri"/>
+                <w:color w:val="2A3C52"/>
+                <w:sz w:val="18"/>
+                <w:szCs w:val="18"/>
+              </w:rPr>
+              <w:t xml:space="preserve">, complements AI Defense to discover AI assets and traffic across clouds; credit when paired or well argued.</w:t>
+            </w:r>
+          </w:p>
+          <w:p>
+            <w:pPr>
+              <w:spacing w:after="20" w:before="70" w:line="276"/>
+            </w:pPr>
+            <w:r>
+              <w:rPr>
+                <w:rFonts w:ascii="Calibri" w:cs="Calibri" w:eastAsia="Calibri" w:hAnsi="Calibri"/>
+                <w:b/>
+                <w:bCs/>
+                <w:color w:val="0B6670"/>
+                <w:sz w:val="17"/>
+                <w:szCs w:val="17"/>
+              </w:rPr>
+              <w:t xml:space="preserve">Full marks, 8 to 10.  </w:t>
+            </w:r>
+            <w:r>
+              <w:rPr>
+                <w:rFonts w:ascii="Calibri" w:cs="Calibri" w:eastAsia="Calibri" w:hAnsi="Calibri"/>
+                <w:color w:val="46566E"/>
+                <w:sz w:val="17"/>
+                <w:szCs w:val="17"/>
+              </w:rPr>
+              <w:t xml:space="preserve">The primary answer above, or any acceptable alternative, when the reasoning fits Cedarline.</w:t>
+            </w:r>
+          </w:p>
+          <w:p>
+            <w:pPr>
+              <w:spacing w:after="20" w:before="0" w:line="276"/>
+            </w:pPr>
+            <w:r>
+              <w:rPr>
+                <w:rFonts w:ascii="Calibri" w:cs="Calibri" w:eastAsia="Calibri" w:hAnsi="Calibri"/>
+                <w:b/>
+                <w:bCs/>
+                <w:color w:val="0D274D"/>
+                <w:sz w:val="17"/>
+                <w:szCs w:val="17"/>
+              </w:rPr>
+              <w:t xml:space="preserve">Partial, 2 to 7.  </w:t>
+            </w:r>
+            <w:r>
+              <w:rPr>
+                <w:rFonts w:ascii="Calibri" w:cs="Calibri" w:eastAsia="Calibri" w:hAnsi="Calibri"/>
+                <w:color w:val="46566E"/>
+                <w:sz w:val="17"/>
+                <w:szCs w:val="17"/>
+              </w:rPr>
+              <w:t xml:space="preserve">Names AI Defense but not the discovery of models, agents, datasets and MCP tools across the cloud.</w:t>
+            </w:r>
+          </w:p>
+          <w:p>
+            <w:pPr>
+              <w:spacing w:after="0" w:before="0" w:line="276"/>
+            </w:pPr>
+            <w:r>
+              <w:rPr>
+                <w:rFonts w:ascii="Calibri" w:cs="Calibri" w:eastAsia="Calibri" w:hAnsi="Calibri"/>
+                <w:b/>
+                <w:bCs/>
+                <w:color w:val="0D274D"/>
+                <w:sz w:val="17"/>
+                <w:szCs w:val="17"/>
+              </w:rPr>
+              <w:t xml:space="preserve">No credit, 0 to 1.  </w:t>
+            </w:r>
+            <w:r>
+              <w:rPr>
+                <w:rFonts w:ascii="Calibri" w:cs="Calibri" w:eastAsia="Calibri" w:hAnsi="Calibri"/>
+                <w:color w:val="46566E"/>
+                <w:sz w:val="17"/>
+                <w:szCs w:val="17"/>
+              </w:rPr>
+              <w:t xml:space="preserve">A generic cloud logging or posture tool with no AI-asset discovery.</w:t>
             </w:r>
           </w:p>
         </w:tc>
@@ -5996,6 +6596,199 @@
     </w:tbl>
     <w:p>
       <w:pPr>
+        <w:spacing w:after="40"/>
+      </w:pPr>
+      <w:r>
+        <w:rPr>
+          <w:rFonts w:ascii="Calibri" w:cs="Calibri" w:eastAsia="Calibri" w:hAnsi="Calibri"/>
+          <w:color w:val="14263A"/>
+          <w:sz w:val="2"/>
+          <w:szCs w:val="2"/>
+        </w:rPr>
+        <w:t xml:space="preserve"/>
+      </w:r>
+    </w:p>
+    <w:tbl>
+      <w:tblPr>
+        <w:tblW w:type="dxa" w:w="9360"/>
+        <w:tblBorders>
+          <w:top w:val="single" w:color="auto" w:sz="4"/>
+          <w:left w:val="single" w:color="auto" w:sz="4"/>
+          <w:bottom w:val="single" w:color="auto" w:sz="4"/>
+          <w:right w:val="single" w:color="auto" w:sz="4"/>
+          <w:insideH w:val="single" w:color="auto" w:sz="4"/>
+          <w:insideV w:val="single" w:color="auto" w:sz="4"/>
+        </w:tblBorders>
+      </w:tblPr>
+      <w:tblGrid>
+        <w:gridCol w:w="9360"/>
+      </w:tblGrid>
+      <w:tr>
+        <w:tc>
+          <w:tcPr>
+            <w:tcW w:type="dxa" w:w="9360"/>
+            <w:tcBorders>
+              <w:top w:val="single" w:color="CFE3EC" w:sz="6"/>
+              <w:left w:val="single" w:color="CFE3EC" w:sz="30"/>
+              <w:bottom w:val="single" w:color="CFE3EC" w:sz="6"/>
+              <w:right w:val="single" w:color="CFE3EC" w:sz="6"/>
+            </w:tcBorders>
+            <w:shd w:fill="F5FBFD" w:color="auto" w:val="clear"/>
+            <w:tcMar>
+              <w:top w:type="dxa" w:w="110"/>
+              <w:left w:type="dxa" w:w="160"/>
+              <w:bottom w:type="dxa" w:w="110"/>
+              <w:right w:type="dxa" w:w="160"/>
+            </w:tcMar>
+            <w:vAlign w:val="top"/>
+          </w:tcPr>
+          <w:p>
+            <w:pPr>
+              <w:spacing w:after="50" w:before="0" w:line="276"/>
+            </w:pPr>
+            <w:r>
+              <w:rPr>
+                <w:rFonts w:ascii="Calibri" w:cs="Calibri" w:eastAsia="Calibri" w:hAnsi="Calibri"/>
+                <w:b/>
+                <w:bCs/>
+                <w:caps/>
+                <w:color w:val="036C8F"/>
+                <w:sz w:val="15"/>
+                <w:szCs w:val="15"/>
+              </w:rPr>
+              <w:t xml:space="preserve">Also acceptable for Solution Designer, and how to grade</w:t>
+            </w:r>
+          </w:p>
+          <w:p>
+            <w:pPr>
+              <w:spacing w:after="30" w:before="0" w:line="276"/>
+            </w:pPr>
+            <w:r>
+              <w:rPr>
+                <w:rFonts w:ascii="Calibri" w:cs="Calibri" w:eastAsia="Calibri" w:hAnsi="Calibri"/>
+                <w:b/>
+                <w:bCs/>
+                <w:color w:val="0B6670"/>
+                <w:sz w:val="18"/>
+                <w:szCs w:val="18"/>
+              </w:rPr>
+              <w:t xml:space="preserve">Cisco Hypershield (runtime enforcement)</w:t>
+            </w:r>
+            <w:r>
+              <w:rPr>
+                <w:rFonts w:ascii="Calibri" w:cs="Calibri" w:eastAsia="Calibri" w:hAnsi="Calibri"/>
+                <w:color w:val="2A3C52"/>
+                <w:sz w:val="18"/>
+                <w:szCs w:val="18"/>
+              </w:rPr>
+              <w:t xml:space="preserve">, an HMF path to enforce guardrails on workload and AI traffic without changing applications.</w:t>
+            </w:r>
+          </w:p>
+          <w:p>
+            <w:pPr>
+              <w:spacing w:after="30" w:before="0" w:line="276"/>
+            </w:pPr>
+            <w:r>
+              <w:rPr>
+                <w:rFonts w:ascii="Calibri" w:cs="Calibri" w:eastAsia="Calibri" w:hAnsi="Calibri"/>
+                <w:b/>
+                <w:bCs/>
+                <w:color w:val="0B6670"/>
+                <w:sz w:val="18"/>
+                <w:szCs w:val="18"/>
+              </w:rPr>
+              <w:t xml:space="preserve">Cisco Multicloud Defense (cloud runtime enforcement)</w:t>
+            </w:r>
+            <w:r>
+              <w:rPr>
+                <w:rFonts w:ascii="Calibri" w:cs="Calibri" w:eastAsia="Calibri" w:hAnsi="Calibri"/>
+                <w:color w:val="2A3C52"/>
+                <w:sz w:val="18"/>
+                <w:szCs w:val="18"/>
+              </w:rPr>
+              <w:t xml:space="preserve">, enforces guardrails on AI traffic in the cloud alongside AI Defense.</w:t>
+            </w:r>
+          </w:p>
+          <w:p>
+            <w:pPr>
+              <w:spacing w:after="20" w:before="70" w:line="276"/>
+            </w:pPr>
+            <w:r>
+              <w:rPr>
+                <w:rFonts w:ascii="Calibri" w:cs="Calibri" w:eastAsia="Calibri" w:hAnsi="Calibri"/>
+                <w:b/>
+                <w:bCs/>
+                <w:color w:val="0B6670"/>
+                <w:sz w:val="17"/>
+                <w:szCs w:val="17"/>
+              </w:rPr>
+              <w:t xml:space="preserve">Full marks, 8 to 10.  </w:t>
+            </w:r>
+            <w:r>
+              <w:rPr>
+                <w:rFonts w:ascii="Calibri" w:cs="Calibri" w:eastAsia="Calibri" w:hAnsi="Calibri"/>
+                <w:color w:val="46566E"/>
+                <w:sz w:val="17"/>
+                <w:szCs w:val="17"/>
+              </w:rPr>
+              <w:t xml:space="preserve">The primary answer above, or any acceptable alternative, when the reasoning fits Cedarline.</w:t>
+            </w:r>
+          </w:p>
+          <w:p>
+            <w:pPr>
+              <w:spacing w:after="20" w:before="0" w:line="276"/>
+            </w:pPr>
+            <w:r>
+              <w:rPr>
+                <w:rFonts w:ascii="Calibri" w:cs="Calibri" w:eastAsia="Calibri" w:hAnsi="Calibri"/>
+                <w:b/>
+                <w:bCs/>
+                <w:color w:val="0D274D"/>
+                <w:sz w:val="17"/>
+                <w:szCs w:val="17"/>
+              </w:rPr>
+              <w:t xml:space="preserve">Partial, 2 to 7.  </w:t>
+            </w:r>
+            <w:r>
+              <w:rPr>
+                <w:rFonts w:ascii="Calibri" w:cs="Calibri" w:eastAsia="Calibri" w:hAnsi="Calibri"/>
+                <w:color w:val="46566E"/>
+                <w:sz w:val="17"/>
+                <w:szCs w:val="17"/>
+              </w:rPr>
+              <w:t xml:space="preserve">Names AI Defense or Multicloud Defense but not the runtime guardrail on prompt and response traffic.</w:t>
+            </w:r>
+          </w:p>
+          <w:p>
+            <w:pPr>
+              <w:spacing w:after="0" w:before="0" w:line="276"/>
+            </w:pPr>
+            <w:r>
+              <w:rPr>
+                <w:rFonts w:ascii="Calibri" w:cs="Calibri" w:eastAsia="Calibri" w:hAnsi="Calibri"/>
+                <w:b/>
+                <w:bCs/>
+                <w:color w:val="0D274D"/>
+                <w:sz w:val="17"/>
+                <w:szCs w:val="17"/>
+              </w:rPr>
+              <w:t xml:space="preserve">No credit, 0 to 1.  </w:t>
+            </w:r>
+            <w:r>
+              <w:rPr>
+                <w:rFonts w:ascii="Calibri" w:cs="Calibri" w:eastAsia="Calibri" w:hAnsi="Calibri"/>
+                <w:color w:val="46566E"/>
+                <w:sz w:val="17"/>
+                <w:szCs w:val="17"/>
+              </w:rPr>
+              <w:t xml:space="preserve">Blocking AI use outright, or an answer with no runtime inspection or enforcement.</w:t>
+            </w:r>
+          </w:p>
+        </w:tc>
+      </w:tr>
+    </w:tbl>
+    <w:p>
+      <w:pPr>
         <w:spacing w:after="160"/>
       </w:pPr>
       <w:r>
@@ -6128,7 +6921,7 @@
           <w:sz w:val="18"/>
           <w:szCs w:val="18"/>
         </w:rPr>
-        <w:t xml:space="preserve">The answer key below is the </w:t>
+        <w:t xml:space="preserve">For each pain point: the </w:t>
       </w:r>
       <w:r>
         <w:rPr>
@@ -6139,7 +6932,7 @@
           <w:sz w:val="18"/>
           <w:szCs w:val="18"/>
         </w:rPr>
-        <w:t xml:space="preserve">Complete</w:t>
+        <w:t xml:space="preserve">answer key</w:t>
       </w:r>
       <w:r>
         <w:rPr>
@@ -6148,7 +6941,27 @@
           <w:sz w:val="18"/>
           <w:szCs w:val="18"/>
         </w:rPr>
-        <w:t xml:space="preserve"> (full-marks) answer for each pain point. Grade the team's answer against it and the rubric levels; a Complete answer earns the top of each dimension's range.</w:t>
+        <w:t xml:space="preserve"> is the Complete (full-marks) answer, and the panel below it lists the </w:t>
+      </w:r>
+      <w:r>
+        <w:rPr>
+          <w:rFonts w:ascii="Calibri" w:cs="Calibri" w:eastAsia="Calibri" w:hAnsi="Calibri"/>
+          <w:b/>
+          <w:bCs/>
+          <w:color w:val="0D274D"/>
+          <w:sz w:val="18"/>
+          <w:szCs w:val="18"/>
+        </w:rPr>
+        <w:t xml:space="preserve">acceptable alternatives</w:t>
+      </w:r>
+      <w:r>
+        <w:rPr>
+          <w:rFonts w:ascii="Calibri" w:cs="Calibri" w:eastAsia="Calibri" w:hAnsi="Calibri"/>
+          <w:color w:val="7E8CA1"/>
+          <w:sz w:val="18"/>
+          <w:szCs w:val="18"/>
+        </w:rPr>
+        <w:t xml:space="preserve"> and how to grade partial and no-credit answers.</w:t>
       </w:r>
     </w:p>
     <w:p>
@@ -6555,6 +7368,199 @@
                 <w:szCs w:val="18"/>
               </w:rPr>
               <w:t xml:space="preserve">It provides granular visibility and control over east-west traffic. By applying Zero Trust principles across the hybrid fabric, you transform your network into a series of secure, isolated zones that prevent an attacker from pivoting through your infrastructure.</w:t>
+            </w:r>
+          </w:p>
+        </w:tc>
+      </w:tr>
+    </w:tbl>
+    <w:p>
+      <w:pPr>
+        <w:spacing w:after="40"/>
+      </w:pPr>
+      <w:r>
+        <w:rPr>
+          <w:rFonts w:ascii="Calibri" w:cs="Calibri" w:eastAsia="Calibri" w:hAnsi="Calibri"/>
+          <w:color w:val="14263A"/>
+          <w:sz w:val="2"/>
+          <w:szCs w:val="2"/>
+        </w:rPr>
+        <w:t xml:space="preserve"/>
+      </w:r>
+    </w:p>
+    <w:tbl>
+      <w:tblPr>
+        <w:tblW w:type="dxa" w:w="9360"/>
+        <w:tblBorders>
+          <w:top w:val="single" w:color="auto" w:sz="4"/>
+          <w:left w:val="single" w:color="auto" w:sz="4"/>
+          <w:bottom w:val="single" w:color="auto" w:sz="4"/>
+          <w:right w:val="single" w:color="auto" w:sz="4"/>
+          <w:insideH w:val="single" w:color="auto" w:sz="4"/>
+          <w:insideV w:val="single" w:color="auto" w:sz="4"/>
+        </w:tblBorders>
+      </w:tblPr>
+      <w:tblGrid>
+        <w:gridCol w:w="9360"/>
+      </w:tblGrid>
+      <w:tr>
+        <w:tc>
+          <w:tcPr>
+            <w:tcW w:type="dxa" w:w="9360"/>
+            <w:tcBorders>
+              <w:top w:val="single" w:color="CFE3EC" w:sz="6"/>
+              <w:left w:val="single" w:color="CFE3EC" w:sz="30"/>
+              <w:bottom w:val="single" w:color="CFE3EC" w:sz="6"/>
+              <w:right w:val="single" w:color="CFE3EC" w:sz="6"/>
+            </w:tcBorders>
+            <w:shd w:fill="F5FBFD" w:color="auto" w:val="clear"/>
+            <w:tcMar>
+              <w:top w:type="dxa" w:w="110"/>
+              <w:left w:type="dxa" w:w="160"/>
+              <w:bottom w:type="dxa" w:w="110"/>
+              <w:right w:type="dxa" w:w="160"/>
+            </w:tcMar>
+            <w:vAlign w:val="top"/>
+          </w:tcPr>
+          <w:p>
+            <w:pPr>
+              <w:spacing w:after="50" w:before="0" w:line="276"/>
+            </w:pPr>
+            <w:r>
+              <w:rPr>
+                <w:rFonts w:ascii="Calibri" w:cs="Calibri" w:eastAsia="Calibri" w:hAnsi="Calibri"/>
+                <w:b/>
+                <w:bCs/>
+                <w:caps/>
+                <w:color w:val="036C8F"/>
+                <w:sz w:val="15"/>
+                <w:szCs w:val="15"/>
+              </w:rPr>
+              <w:t xml:space="preserve">Also acceptable for Solution Designer, and how to grade</w:t>
+            </w:r>
+          </w:p>
+          <w:p>
+            <w:pPr>
+              <w:spacing w:after="30" w:before="0" w:line="276"/>
+            </w:pPr>
+            <w:r>
+              <w:rPr>
+                <w:rFonts w:ascii="Calibri" w:cs="Calibri" w:eastAsia="Calibri" w:hAnsi="Calibri"/>
+                <w:b/>
+                <w:bCs/>
+                <w:color w:val="0B6670"/>
+                <w:sz w:val="18"/>
+                <w:szCs w:val="18"/>
+              </w:rPr>
+              <w:t xml:space="preserve">Cisco Secure Workload (micro-segmentation)</w:t>
+            </w:r>
+            <w:r>
+              <w:rPr>
+                <w:rFonts w:ascii="Calibri" w:cs="Calibri" w:eastAsia="Calibri" w:hAnsi="Calibri"/>
+                <w:color w:val="2A3C52"/>
+                <w:sz w:val="18"/>
+                <w:szCs w:val="18"/>
+              </w:rPr>
+              <w:t xml:space="preserve">, contains east-west movement at the workload; credit alongside or instead of the gateways when argued.</w:t>
+            </w:r>
+          </w:p>
+          <w:p>
+            <w:pPr>
+              <w:spacing w:after="30" w:before="0" w:line="276"/>
+            </w:pPr>
+            <w:r>
+              <w:rPr>
+                <w:rFonts w:ascii="Calibri" w:cs="Calibri" w:eastAsia="Calibri" w:hAnsi="Calibri"/>
+                <w:b/>
+                <w:bCs/>
+                <w:color w:val="0B6670"/>
+                <w:sz w:val="18"/>
+                <w:szCs w:val="18"/>
+              </w:rPr>
+              <w:t xml:space="preserve">Cisco Hypershield</w:t>
+            </w:r>
+            <w:r>
+              <w:rPr>
+                <w:rFonts w:ascii="Calibri" w:cs="Calibri" w:eastAsia="Calibri" w:hAnsi="Calibri"/>
+                <w:color w:val="2A3C52"/>
+                <w:sz w:val="18"/>
+                <w:szCs w:val="18"/>
+              </w:rPr>
+              <w:t xml:space="preserve">, distributed segmentation and enforcement across the estate.</w:t>
+            </w:r>
+          </w:p>
+          <w:p>
+            <w:pPr>
+              <w:spacing w:after="20" w:before="70" w:line="276"/>
+            </w:pPr>
+            <w:r>
+              <w:rPr>
+                <w:rFonts w:ascii="Calibri" w:cs="Calibri" w:eastAsia="Calibri" w:hAnsi="Calibri"/>
+                <w:b/>
+                <w:bCs/>
+                <w:color w:val="0B6670"/>
+                <w:sz w:val="17"/>
+                <w:szCs w:val="17"/>
+              </w:rPr>
+              <w:t xml:space="preserve">Full marks, 8 to 10.  </w:t>
+            </w:r>
+            <w:r>
+              <w:rPr>
+                <w:rFonts w:ascii="Calibri" w:cs="Calibri" w:eastAsia="Calibri" w:hAnsi="Calibri"/>
+                <w:color w:val="46566E"/>
+                <w:sz w:val="17"/>
+                <w:szCs w:val="17"/>
+              </w:rPr>
+              <w:t xml:space="preserve">The primary answer above, or any acceptable alternative, when the reasoning fits Cedarline.</w:t>
+            </w:r>
+          </w:p>
+          <w:p>
+            <w:pPr>
+              <w:spacing w:after="20" w:before="0" w:line="276"/>
+            </w:pPr>
+            <w:r>
+              <w:rPr>
+                <w:rFonts w:ascii="Calibri" w:cs="Calibri" w:eastAsia="Calibri" w:hAnsi="Calibri"/>
+                <w:b/>
+                <w:bCs/>
+                <w:color w:val="0D274D"/>
+                <w:sz w:val="17"/>
+                <w:szCs w:val="17"/>
+              </w:rPr>
+              <w:t xml:space="preserve">Partial, 2 to 7.  </w:t>
+            </w:r>
+            <w:r>
+              <w:rPr>
+                <w:rFonts w:ascii="Calibri" w:cs="Calibri" w:eastAsia="Calibri" w:hAnsi="Calibri"/>
+                <w:color w:val="46566E"/>
+                <w:sz w:val="17"/>
+                <w:szCs w:val="17"/>
+              </w:rPr>
+              <w:t xml:space="preserve">Names Multicloud Defense but not segmentation to contain lateral movement.</w:t>
+            </w:r>
+          </w:p>
+          <w:p>
+            <w:pPr>
+              <w:spacing w:after="0" w:before="0" w:line="276"/>
+            </w:pPr>
+            <w:r>
+              <w:rPr>
+                <w:rFonts w:ascii="Calibri" w:cs="Calibri" w:eastAsia="Calibri" w:hAnsi="Calibri"/>
+                <w:b/>
+                <w:bCs/>
+                <w:color w:val="0D274D"/>
+                <w:sz w:val="17"/>
+                <w:szCs w:val="17"/>
+              </w:rPr>
+              <w:t xml:space="preserve">No credit, 0 to 1.  </w:t>
+            </w:r>
+            <w:r>
+              <w:rPr>
+                <w:rFonts w:ascii="Calibri" w:cs="Calibri" w:eastAsia="Calibri" w:hAnsi="Calibri"/>
+                <w:color w:val="46566E"/>
+                <w:sz w:val="17"/>
+                <w:szCs w:val="17"/>
+              </w:rPr>
+              <w:t xml:space="preserve">A single perimeter firewall with no multicloud or east-west control.</w:t>
             </w:r>
           </w:p>
         </w:tc>
@@ -6985,6 +7991,174 @@
     </w:tbl>
     <w:p>
       <w:pPr>
+        <w:spacing w:after="40"/>
+      </w:pPr>
+      <w:r>
+        <w:rPr>
+          <w:rFonts w:ascii="Calibri" w:cs="Calibri" w:eastAsia="Calibri" w:hAnsi="Calibri"/>
+          <w:color w:val="14263A"/>
+          <w:sz w:val="2"/>
+          <w:szCs w:val="2"/>
+        </w:rPr>
+        <w:t xml:space="preserve"/>
+      </w:r>
+    </w:p>
+    <w:tbl>
+      <w:tblPr>
+        <w:tblW w:type="dxa" w:w="9360"/>
+        <w:tblBorders>
+          <w:top w:val="single" w:color="auto" w:sz="4"/>
+          <w:left w:val="single" w:color="auto" w:sz="4"/>
+          <w:bottom w:val="single" w:color="auto" w:sz="4"/>
+          <w:right w:val="single" w:color="auto" w:sz="4"/>
+          <w:insideH w:val="single" w:color="auto" w:sz="4"/>
+          <w:insideV w:val="single" w:color="auto" w:sz="4"/>
+        </w:tblBorders>
+      </w:tblPr>
+      <w:tblGrid>
+        <w:gridCol w:w="9360"/>
+      </w:tblGrid>
+      <w:tr>
+        <w:tc>
+          <w:tcPr>
+            <w:tcW w:type="dxa" w:w="9360"/>
+            <w:tcBorders>
+              <w:top w:val="single" w:color="CFE3EC" w:sz="6"/>
+              <w:left w:val="single" w:color="CFE3EC" w:sz="30"/>
+              <w:bottom w:val="single" w:color="CFE3EC" w:sz="6"/>
+              <w:right w:val="single" w:color="CFE3EC" w:sz="6"/>
+            </w:tcBorders>
+            <w:shd w:fill="F5FBFD" w:color="auto" w:val="clear"/>
+            <w:tcMar>
+              <w:top w:type="dxa" w:w="110"/>
+              <w:left w:type="dxa" w:w="160"/>
+              <w:bottom w:type="dxa" w:w="110"/>
+              <w:right w:type="dxa" w:w="160"/>
+            </w:tcMar>
+            <w:vAlign w:val="top"/>
+          </w:tcPr>
+          <w:p>
+            <w:pPr>
+              <w:spacing w:after="50" w:before="0" w:line="276"/>
+            </w:pPr>
+            <w:r>
+              <w:rPr>
+                <w:rFonts w:ascii="Calibri" w:cs="Calibri" w:eastAsia="Calibri" w:hAnsi="Calibri"/>
+                <w:b/>
+                <w:bCs/>
+                <w:caps/>
+                <w:color w:val="036C8F"/>
+                <w:sz w:val="15"/>
+                <w:szCs w:val="15"/>
+              </w:rPr>
+              <w:t xml:space="preserve">Also acceptable for Solution Designer, and how to grade</w:t>
+            </w:r>
+          </w:p>
+          <w:p>
+            <w:pPr>
+              <w:spacing w:after="30" w:before="0" w:line="276"/>
+            </w:pPr>
+            <w:r>
+              <w:rPr>
+                <w:rFonts w:ascii="Calibri" w:cs="Calibri" w:eastAsia="Calibri" w:hAnsi="Calibri"/>
+                <w:b/>
+                <w:bCs/>
+                <w:color w:val="0B6670"/>
+                <w:sz w:val="18"/>
+                <w:szCs w:val="18"/>
+              </w:rPr>
+              <w:t xml:space="preserve">Cisco Security Cloud Control</w:t>
+            </w:r>
+            <w:r>
+              <w:rPr>
+                <w:rFonts w:ascii="Calibri" w:cs="Calibri" w:eastAsia="Calibri" w:hAnsi="Calibri"/>
+                <w:color w:val="2A3C52"/>
+                <w:sz w:val="18"/>
+                <w:szCs w:val="18"/>
+              </w:rPr>
+              <w:t xml:space="preserve">, central visibility and reporting across the estate to evidence controls to auditors.</w:t>
+            </w:r>
+          </w:p>
+          <w:p>
+            <w:pPr>
+              <w:spacing w:after="20" w:before="70" w:line="276"/>
+            </w:pPr>
+            <w:r>
+              <w:rPr>
+                <w:rFonts w:ascii="Calibri" w:cs="Calibri" w:eastAsia="Calibri" w:hAnsi="Calibri"/>
+                <w:b/>
+                <w:bCs/>
+                <w:color w:val="0B6670"/>
+                <w:sz w:val="17"/>
+                <w:szCs w:val="17"/>
+              </w:rPr>
+              <w:t xml:space="preserve">Full marks, 8 to 10.  </w:t>
+            </w:r>
+            <w:r>
+              <w:rPr>
+                <w:rFonts w:ascii="Calibri" w:cs="Calibri" w:eastAsia="Calibri" w:hAnsi="Calibri"/>
+                <w:color w:val="46566E"/>
+                <w:sz w:val="17"/>
+                <w:szCs w:val="17"/>
+              </w:rPr>
+              <w:t xml:space="preserve">The primary answer above, or any acceptable alternative, when the reasoning fits Cedarline.</w:t>
+            </w:r>
+          </w:p>
+          <w:p>
+            <w:pPr>
+              <w:spacing w:after="20" w:before="0" w:line="276"/>
+            </w:pPr>
+            <w:r>
+              <w:rPr>
+                <w:rFonts w:ascii="Calibri" w:cs="Calibri" w:eastAsia="Calibri" w:hAnsi="Calibri"/>
+                <w:b/>
+                <w:bCs/>
+                <w:color w:val="0D274D"/>
+                <w:sz w:val="17"/>
+                <w:szCs w:val="17"/>
+              </w:rPr>
+              <w:t xml:space="preserve">Partial, 2 to 7.  </w:t>
+            </w:r>
+            <w:r>
+              <w:rPr>
+                <w:rFonts w:ascii="Calibri" w:cs="Calibri" w:eastAsia="Calibri" w:hAnsi="Calibri"/>
+                <w:color w:val="46566E"/>
+                <w:sz w:val="17"/>
+                <w:szCs w:val="17"/>
+              </w:rPr>
+              <w:t xml:space="preserve">Names Multicloud Defense but not the audit or evidence angle.</w:t>
+            </w:r>
+          </w:p>
+          <w:p>
+            <w:pPr>
+              <w:spacing w:after="0" w:before="0" w:line="276"/>
+            </w:pPr>
+            <w:r>
+              <w:rPr>
+                <w:rFonts w:ascii="Calibri" w:cs="Calibri" w:eastAsia="Calibri" w:hAnsi="Calibri"/>
+                <w:b/>
+                <w:bCs/>
+                <w:color w:val="0D274D"/>
+                <w:sz w:val="17"/>
+                <w:szCs w:val="17"/>
+              </w:rPr>
+              <w:t xml:space="preserve">No credit, 0 to 1.  </w:t>
+            </w:r>
+            <w:r>
+              <w:rPr>
+                <w:rFonts w:ascii="Calibri" w:cs="Calibri" w:eastAsia="Calibri" w:hAnsi="Calibri"/>
+                <w:color w:val="46566E"/>
+                <w:sz w:val="17"/>
+                <w:szCs w:val="17"/>
+              </w:rPr>
+              <w:t xml:space="preserve">Per-cloud native logs or spreadsheets with no unified, auditable view.</w:t>
+            </w:r>
+          </w:p>
+        </w:tc>
+      </w:tr>
+    </w:tbl>
+    <w:p>
+      <w:pPr>
         <w:spacing w:after="160"/>
       </w:pPr>
       <w:r>
@@ -7401,6 +8575,174 @@
                 <w:szCs w:val="18"/>
               </w:rPr>
               <w:t xml:space="preserve">It replaces siloed, manual configuration with centralized orchestration. By abstracting the security policy from the cloud-native tools, it ensures that your security posture is uniform and eliminates the "configuration drift" that occurs when managing multiple cloud consoles.</w:t>
+            </w:r>
+          </w:p>
+        </w:tc>
+      </w:tr>
+    </w:tbl>
+    <w:p>
+      <w:pPr>
+        <w:spacing w:after="40"/>
+      </w:pPr>
+      <w:r>
+        <w:rPr>
+          <w:rFonts w:ascii="Calibri" w:cs="Calibri" w:eastAsia="Calibri" w:hAnsi="Calibri"/>
+          <w:color w:val="14263A"/>
+          <w:sz w:val="2"/>
+          <w:szCs w:val="2"/>
+        </w:rPr>
+        <w:t xml:space="preserve"/>
+      </w:r>
+    </w:p>
+    <w:tbl>
+      <w:tblPr>
+        <w:tblW w:type="dxa" w:w="9360"/>
+        <w:tblBorders>
+          <w:top w:val="single" w:color="auto" w:sz="4"/>
+          <w:left w:val="single" w:color="auto" w:sz="4"/>
+          <w:bottom w:val="single" w:color="auto" w:sz="4"/>
+          <w:right w:val="single" w:color="auto" w:sz="4"/>
+          <w:insideH w:val="single" w:color="auto" w:sz="4"/>
+          <w:insideV w:val="single" w:color="auto" w:sz="4"/>
+        </w:tblBorders>
+      </w:tblPr>
+      <w:tblGrid>
+        <w:gridCol w:w="9360"/>
+      </w:tblGrid>
+      <w:tr>
+        <w:tc>
+          <w:tcPr>
+            <w:tcW w:type="dxa" w:w="9360"/>
+            <w:tcBorders>
+              <w:top w:val="single" w:color="CFE3EC" w:sz="6"/>
+              <w:left w:val="single" w:color="CFE3EC" w:sz="30"/>
+              <w:bottom w:val="single" w:color="CFE3EC" w:sz="6"/>
+              <w:right w:val="single" w:color="CFE3EC" w:sz="6"/>
+            </w:tcBorders>
+            <w:shd w:fill="F5FBFD" w:color="auto" w:val="clear"/>
+            <w:tcMar>
+              <w:top w:type="dxa" w:w="110"/>
+              <w:left w:type="dxa" w:w="160"/>
+              <w:bottom w:type="dxa" w:w="110"/>
+              <w:right w:type="dxa" w:w="160"/>
+            </w:tcMar>
+            <w:vAlign w:val="top"/>
+          </w:tcPr>
+          <w:p>
+            <w:pPr>
+              <w:spacing w:after="50" w:before="0" w:line="276"/>
+            </w:pPr>
+            <w:r>
+              <w:rPr>
+                <w:rFonts w:ascii="Calibri" w:cs="Calibri" w:eastAsia="Calibri" w:hAnsi="Calibri"/>
+                <w:b/>
+                <w:bCs/>
+                <w:caps/>
+                <w:color w:val="036C8F"/>
+                <w:sz w:val="15"/>
+                <w:szCs w:val="15"/>
+              </w:rPr>
+              <w:t xml:space="preserve">Also acceptable for Solution Designer, and how to grade</w:t>
+            </w:r>
+          </w:p>
+          <w:p>
+            <w:pPr>
+              <w:spacing w:after="30" w:before="0" w:line="276"/>
+            </w:pPr>
+            <w:r>
+              <w:rPr>
+                <w:rFonts w:ascii="Calibri" w:cs="Calibri" w:eastAsia="Calibri" w:hAnsi="Calibri"/>
+                <w:b/>
+                <w:bCs/>
+                <w:color w:val="0B6670"/>
+                <w:sz w:val="18"/>
+                <w:szCs w:val="18"/>
+              </w:rPr>
+              <w:t xml:space="preserve">Cisco Secure Firewall with FMC or Security Cloud Control</w:t>
+            </w:r>
+            <w:r>
+              <w:rPr>
+                <w:rFonts w:ascii="Calibri" w:cs="Calibri" w:eastAsia="Calibri" w:hAnsi="Calibri"/>
+                <w:color w:val="2A3C52"/>
+                <w:sz w:val="18"/>
+                <w:szCs w:val="18"/>
+              </w:rPr>
+              <w:t xml:space="preserve">, consistent policy across the firewall estate; credit when the one-policy-model reasoning fits Cedarline.</w:t>
+            </w:r>
+          </w:p>
+          <w:p>
+            <w:pPr>
+              <w:spacing w:after="20" w:before="70" w:line="276"/>
+            </w:pPr>
+            <w:r>
+              <w:rPr>
+                <w:rFonts w:ascii="Calibri" w:cs="Calibri" w:eastAsia="Calibri" w:hAnsi="Calibri"/>
+                <w:b/>
+                <w:bCs/>
+                <w:color w:val="0B6670"/>
+                <w:sz w:val="17"/>
+                <w:szCs w:val="17"/>
+              </w:rPr>
+              <w:t xml:space="preserve">Full marks, 8 to 10.  </w:t>
+            </w:r>
+            <w:r>
+              <w:rPr>
+                <w:rFonts w:ascii="Calibri" w:cs="Calibri" w:eastAsia="Calibri" w:hAnsi="Calibri"/>
+                <w:color w:val="46566E"/>
+                <w:sz w:val="17"/>
+                <w:szCs w:val="17"/>
+              </w:rPr>
+              <w:t xml:space="preserve">The primary answer above, or any acceptable alternative, when the reasoning fits Cedarline.</w:t>
+            </w:r>
+          </w:p>
+          <w:p>
+            <w:pPr>
+              <w:spacing w:after="20" w:before="0" w:line="276"/>
+            </w:pPr>
+            <w:r>
+              <w:rPr>
+                <w:rFonts w:ascii="Calibri" w:cs="Calibri" w:eastAsia="Calibri" w:hAnsi="Calibri"/>
+                <w:b/>
+                <w:bCs/>
+                <w:color w:val="0D274D"/>
+                <w:sz w:val="17"/>
+                <w:szCs w:val="17"/>
+              </w:rPr>
+              <w:t xml:space="preserve">Partial, 2 to 7.  </w:t>
+            </w:r>
+            <w:r>
+              <w:rPr>
+                <w:rFonts w:ascii="Calibri" w:cs="Calibri" w:eastAsia="Calibri" w:hAnsi="Calibri"/>
+                <w:color w:val="46566E"/>
+                <w:sz w:val="17"/>
+                <w:szCs w:val="17"/>
+              </w:rPr>
+              <w:t xml:space="preserve">Names Multicloud Defense but not the single, consistent policy model across clouds.</w:t>
+            </w:r>
+          </w:p>
+          <w:p>
+            <w:pPr>
+              <w:spacing w:after="0" w:before="0" w:line="276"/>
+            </w:pPr>
+            <w:r>
+              <w:rPr>
+                <w:rFonts w:ascii="Calibri" w:cs="Calibri" w:eastAsia="Calibri" w:hAnsi="Calibri"/>
+                <w:b/>
+                <w:bCs/>
+                <w:color w:val="0D274D"/>
+                <w:sz w:val="17"/>
+                <w:szCs w:val="17"/>
+              </w:rPr>
+              <w:t xml:space="preserve">No credit, 0 to 1.  </w:t>
+            </w:r>
+            <w:r>
+              <w:rPr>
+                <w:rFonts w:ascii="Calibri" w:cs="Calibri" w:eastAsia="Calibri" w:hAnsi="Calibri"/>
+                <w:color w:val="46566E"/>
+                <w:sz w:val="17"/>
+                <w:szCs w:val="17"/>
+              </w:rPr>
+              <w:t xml:space="preserve">Separate per-cloud native firewalls managed independently.</w:t>
             </w:r>
           </w:p>
         </w:tc>
@@ -7831,6 +9173,199 @@
     </w:tbl>
     <w:p>
       <w:pPr>
+        <w:spacing w:after="40"/>
+      </w:pPr>
+      <w:r>
+        <w:rPr>
+          <w:rFonts w:ascii="Calibri" w:cs="Calibri" w:eastAsia="Calibri" w:hAnsi="Calibri"/>
+          <w:color w:val="14263A"/>
+          <w:sz w:val="2"/>
+          <w:szCs w:val="2"/>
+        </w:rPr>
+        <w:t xml:space="preserve"/>
+      </w:r>
+    </w:p>
+    <w:tbl>
+      <w:tblPr>
+        <w:tblW w:type="dxa" w:w="9360"/>
+        <w:tblBorders>
+          <w:top w:val="single" w:color="auto" w:sz="4"/>
+          <w:left w:val="single" w:color="auto" w:sz="4"/>
+          <w:bottom w:val="single" w:color="auto" w:sz="4"/>
+          <w:right w:val="single" w:color="auto" w:sz="4"/>
+          <w:insideH w:val="single" w:color="auto" w:sz="4"/>
+          <w:insideV w:val="single" w:color="auto" w:sz="4"/>
+        </w:tblBorders>
+      </w:tblPr>
+      <w:tblGrid>
+        <w:gridCol w:w="9360"/>
+      </w:tblGrid>
+      <w:tr>
+        <w:tc>
+          <w:tcPr>
+            <w:tcW w:type="dxa" w:w="9360"/>
+            <w:tcBorders>
+              <w:top w:val="single" w:color="CFE3EC" w:sz="6"/>
+              <w:left w:val="single" w:color="CFE3EC" w:sz="30"/>
+              <w:bottom w:val="single" w:color="CFE3EC" w:sz="6"/>
+              <w:right w:val="single" w:color="CFE3EC" w:sz="6"/>
+            </w:tcBorders>
+            <w:shd w:fill="F5FBFD" w:color="auto" w:val="clear"/>
+            <w:tcMar>
+              <w:top w:type="dxa" w:w="110"/>
+              <w:left w:type="dxa" w:w="160"/>
+              <w:bottom w:type="dxa" w:w="110"/>
+              <w:right w:type="dxa" w:w="160"/>
+            </w:tcMar>
+            <w:vAlign w:val="top"/>
+          </w:tcPr>
+          <w:p>
+            <w:pPr>
+              <w:spacing w:after="50" w:before="0" w:line="276"/>
+            </w:pPr>
+            <w:r>
+              <w:rPr>
+                <w:rFonts w:ascii="Calibri" w:cs="Calibri" w:eastAsia="Calibri" w:hAnsi="Calibri"/>
+                <w:b/>
+                <w:bCs/>
+                <w:caps/>
+                <w:color w:val="036C8F"/>
+                <w:sz w:val="15"/>
+                <w:szCs w:val="15"/>
+              </w:rPr>
+              <w:t xml:space="preserve">Also acceptable for Solution Designer, and how to grade</w:t>
+            </w:r>
+          </w:p>
+          <w:p>
+            <w:pPr>
+              <w:spacing w:after="30" w:before="0" w:line="276"/>
+            </w:pPr>
+            <w:r>
+              <w:rPr>
+                <w:rFonts w:ascii="Calibri" w:cs="Calibri" w:eastAsia="Calibri" w:hAnsi="Calibri"/>
+                <w:b/>
+                <w:bCs/>
+                <w:color w:val="0B6670"/>
+                <w:sz w:val="18"/>
+                <w:szCs w:val="18"/>
+              </w:rPr>
+              <w:t xml:space="preserve">Cisco Multicloud Defense (consistent segmentation policy)</w:t>
+            </w:r>
+            <w:r>
+              <w:rPr>
+                <w:rFonts w:ascii="Calibri" w:cs="Calibri" w:eastAsia="Calibri" w:hAnsi="Calibri"/>
+                <w:color w:val="2A3C52"/>
+                <w:sz w:val="18"/>
+                <w:szCs w:val="18"/>
+              </w:rPr>
+              <w:t xml:space="preserve">, enforces uniform segmentation across clouds; credit with Secure Workload's dependency mapping.</w:t>
+            </w:r>
+          </w:p>
+          <w:p>
+            <w:pPr>
+              <w:spacing w:after="30" w:before="0" w:line="276"/>
+            </w:pPr>
+            <w:r>
+              <w:rPr>
+                <w:rFonts w:ascii="Calibri" w:cs="Calibri" w:eastAsia="Calibri" w:hAnsi="Calibri"/>
+                <w:b/>
+                <w:bCs/>
+                <w:color w:val="0B6670"/>
+                <w:sz w:val="18"/>
+                <w:szCs w:val="18"/>
+              </w:rPr>
+              <w:t xml:space="preserve">Cisco Hypershield</w:t>
+            </w:r>
+            <w:r>
+              <w:rPr>
+                <w:rFonts w:ascii="Calibri" w:cs="Calibri" w:eastAsia="Calibri" w:hAnsi="Calibri"/>
+                <w:color w:val="2A3C52"/>
+                <w:sz w:val="18"/>
+                <w:szCs w:val="18"/>
+              </w:rPr>
+              <w:t xml:space="preserve">, distributed, consistent enforcement that prevents policy drift.</w:t>
+            </w:r>
+          </w:p>
+          <w:p>
+            <w:pPr>
+              <w:spacing w:after="20" w:before="70" w:line="276"/>
+            </w:pPr>
+            <w:r>
+              <w:rPr>
+                <w:rFonts w:ascii="Calibri" w:cs="Calibri" w:eastAsia="Calibri" w:hAnsi="Calibri"/>
+                <w:b/>
+                <w:bCs/>
+                <w:color w:val="0B6670"/>
+                <w:sz w:val="17"/>
+                <w:szCs w:val="17"/>
+              </w:rPr>
+              <w:t xml:space="preserve">Full marks, 8 to 10.  </w:t>
+            </w:r>
+            <w:r>
+              <w:rPr>
+                <w:rFonts w:ascii="Calibri" w:cs="Calibri" w:eastAsia="Calibri" w:hAnsi="Calibri"/>
+                <w:color w:val="46566E"/>
+                <w:sz w:val="17"/>
+                <w:szCs w:val="17"/>
+              </w:rPr>
+              <w:t xml:space="preserve">The primary answer above, or any acceptable alternative, when the reasoning fits Cedarline.</w:t>
+            </w:r>
+          </w:p>
+          <w:p>
+            <w:pPr>
+              <w:spacing w:after="20" w:before="0" w:line="276"/>
+            </w:pPr>
+            <w:r>
+              <w:rPr>
+                <w:rFonts w:ascii="Calibri" w:cs="Calibri" w:eastAsia="Calibri" w:hAnsi="Calibri"/>
+                <w:b/>
+                <w:bCs/>
+                <w:color w:val="0D274D"/>
+                <w:sz w:val="17"/>
+                <w:szCs w:val="17"/>
+              </w:rPr>
+              <w:t xml:space="preserve">Partial, 2 to 7.  </w:t>
+            </w:r>
+            <w:r>
+              <w:rPr>
+                <w:rFonts w:ascii="Calibri" w:cs="Calibri" w:eastAsia="Calibri" w:hAnsi="Calibri"/>
+                <w:color w:val="46566E"/>
+                <w:sz w:val="17"/>
+                <w:szCs w:val="17"/>
+              </w:rPr>
+              <w:t xml:space="preserve">Names Secure Workload or a firewall but not the drift-prevention or unified policy.</w:t>
+            </w:r>
+          </w:p>
+          <w:p>
+            <w:pPr>
+              <w:spacing w:after="0" w:before="0" w:line="276"/>
+            </w:pPr>
+            <w:r>
+              <w:rPr>
+                <w:rFonts w:ascii="Calibri" w:cs="Calibri" w:eastAsia="Calibri" w:hAnsi="Calibri"/>
+                <w:b/>
+                <w:bCs/>
+                <w:color w:val="0D274D"/>
+                <w:sz w:val="17"/>
+                <w:szCs w:val="17"/>
+              </w:rPr>
+              <w:t xml:space="preserve">No credit, 0 to 1.  </w:t>
+            </w:r>
+            <w:r>
+              <w:rPr>
+                <w:rFonts w:ascii="Calibri" w:cs="Calibri" w:eastAsia="Calibri" w:hAnsi="Calibri"/>
+                <w:color w:val="46566E"/>
+                <w:sz w:val="17"/>
+                <w:szCs w:val="17"/>
+              </w:rPr>
+              <w:t xml:space="preserve">Point segmentation in one environment only.</w:t>
+            </w:r>
+          </w:p>
+        </w:tc>
+      </w:tr>
+    </w:tbl>
+    <w:p>
+      <w:pPr>
         <w:spacing w:after="160"/>
       </w:pPr>
       <w:r>
@@ -7963,7 +9498,7 @@
           <w:sz w:val="18"/>
           <w:szCs w:val="18"/>
         </w:rPr>
-        <w:t xml:space="preserve">The answer key below is the </w:t>
+        <w:t xml:space="preserve">For each pain point: the </w:t>
       </w:r>
       <w:r>
         <w:rPr>
@@ -7974,7 +9509,7 @@
           <w:sz w:val="18"/>
           <w:szCs w:val="18"/>
         </w:rPr>
-        <w:t xml:space="preserve">Complete</w:t>
+        <w:t xml:space="preserve">answer key</w:t>
       </w:r>
       <w:r>
         <w:rPr>
@@ -7983,7 +9518,27 @@
           <w:sz w:val="18"/>
           <w:szCs w:val="18"/>
         </w:rPr>
-        <w:t xml:space="preserve"> (full-marks) answer for each pain point. Grade the team's answer against it and the rubric levels; a Complete answer earns the top of each dimension's range.</w:t>
+        <w:t xml:space="preserve"> is the Complete (full-marks) answer, and the panel below it lists the </w:t>
+      </w:r>
+      <w:r>
+        <w:rPr>
+          <w:rFonts w:ascii="Calibri" w:cs="Calibri" w:eastAsia="Calibri" w:hAnsi="Calibri"/>
+          <w:b/>
+          <w:bCs/>
+          <w:color w:val="0D274D"/>
+          <w:sz w:val="18"/>
+          <w:szCs w:val="18"/>
+        </w:rPr>
+        <w:t xml:space="preserve">acceptable alternatives</w:t>
+      </w:r>
+      <w:r>
+        <w:rPr>
+          <w:rFonts w:ascii="Calibri" w:cs="Calibri" w:eastAsia="Calibri" w:hAnsi="Calibri"/>
+          <w:color w:val="7E8CA1"/>
+          <w:sz w:val="18"/>
+          <w:szCs w:val="18"/>
+        </w:rPr>
+        <w:t xml:space="preserve"> and how to grade partial and no-credit answers.</w:t>
       </w:r>
     </w:p>
     <w:p>
@@ -8390,6 +9945,199 @@
                 <w:szCs w:val="18"/>
               </w:rPr>
               <w:t xml:space="preserve">It automates the "Response" phase of the incident lifecycle. By bridging the gap between detection and enforcement, it stops threats at the speed of the network.</w:t>
+            </w:r>
+          </w:p>
+        </w:tc>
+      </w:tr>
+    </w:tbl>
+    <w:p>
+      <w:pPr>
+        <w:spacing w:after="40"/>
+      </w:pPr>
+      <w:r>
+        <w:rPr>
+          <w:rFonts w:ascii="Calibri" w:cs="Calibri" w:eastAsia="Calibri" w:hAnsi="Calibri"/>
+          <w:color w:val="14263A"/>
+          <w:sz w:val="2"/>
+          <w:szCs w:val="2"/>
+        </w:rPr>
+        <w:t xml:space="preserve"/>
+      </w:r>
+    </w:p>
+    <w:tbl>
+      <w:tblPr>
+        <w:tblW w:type="dxa" w:w="9360"/>
+        <w:tblBorders>
+          <w:top w:val="single" w:color="auto" w:sz="4"/>
+          <w:left w:val="single" w:color="auto" w:sz="4"/>
+          <w:bottom w:val="single" w:color="auto" w:sz="4"/>
+          <w:right w:val="single" w:color="auto" w:sz="4"/>
+          <w:insideH w:val="single" w:color="auto" w:sz="4"/>
+          <w:insideV w:val="single" w:color="auto" w:sz="4"/>
+        </w:tblBorders>
+      </w:tblPr>
+      <w:tblGrid>
+        <w:gridCol w:w="9360"/>
+      </w:tblGrid>
+      <w:tr>
+        <w:tc>
+          <w:tcPr>
+            <w:tcW w:type="dxa" w:w="9360"/>
+            <w:tcBorders>
+              <w:top w:val="single" w:color="CFE3EC" w:sz="6"/>
+              <w:left w:val="single" w:color="CFE3EC" w:sz="30"/>
+              <w:bottom w:val="single" w:color="CFE3EC" w:sz="6"/>
+              <w:right w:val="single" w:color="CFE3EC" w:sz="6"/>
+            </w:tcBorders>
+            <w:shd w:fill="F5FBFD" w:color="auto" w:val="clear"/>
+            <w:tcMar>
+              <w:top w:type="dxa" w:w="110"/>
+              <w:left w:type="dxa" w:w="160"/>
+              <w:bottom w:type="dxa" w:w="110"/>
+              <w:right w:type="dxa" w:w="160"/>
+            </w:tcMar>
+            <w:vAlign w:val="top"/>
+          </w:tcPr>
+          <w:p>
+            <w:pPr>
+              <w:spacing w:after="50" w:before="0" w:line="276"/>
+            </w:pPr>
+            <w:r>
+              <w:rPr>
+                <w:rFonts w:ascii="Calibri" w:cs="Calibri" w:eastAsia="Calibri" w:hAnsi="Calibri"/>
+                <w:b/>
+                <w:bCs/>
+                <w:caps/>
+                <w:color w:val="036C8F"/>
+                <w:sz w:val="15"/>
+                <w:szCs w:val="15"/>
+              </w:rPr>
+              <w:t xml:space="preserve">Also acceptable for Solution Designer, and how to grade</w:t>
+            </w:r>
+          </w:p>
+          <w:p>
+            <w:pPr>
+              <w:spacing w:after="30" w:before="0" w:line="276"/>
+            </w:pPr>
+            <w:r>
+              <w:rPr>
+                <w:rFonts w:ascii="Calibri" w:cs="Calibri" w:eastAsia="Calibri" w:hAnsi="Calibri"/>
+                <w:b/>
+                <w:bCs/>
+                <w:color w:val="0B6670"/>
+                <w:sz w:val="18"/>
+                <w:szCs w:val="18"/>
+              </w:rPr>
+              <w:t xml:space="preserve">Cisco Secure Firewall integrated with ISE</w:t>
+            </w:r>
+            <w:r>
+              <w:rPr>
+                <w:rFonts w:ascii="Calibri" w:cs="Calibri" w:eastAsia="Calibri" w:hAnsi="Calibri"/>
+                <w:color w:val="2A3C52"/>
+                <w:sz w:val="18"/>
+                <w:szCs w:val="18"/>
+              </w:rPr>
+              <w:t xml:space="preserve">, firewall-triggered containment through ISE; credit when the automated quarantine path is clear.</w:t>
+            </w:r>
+          </w:p>
+          <w:p>
+            <w:pPr>
+              <w:spacing w:after="30" w:before="0" w:line="276"/>
+            </w:pPr>
+            <w:r>
+              <w:rPr>
+                <w:rFonts w:ascii="Calibri" w:cs="Calibri" w:eastAsia="Calibri" w:hAnsi="Calibri"/>
+                <w:b/>
+                <w:bCs/>
+                <w:color w:val="0B6670"/>
+                <w:sz w:val="18"/>
+                <w:szCs w:val="18"/>
+              </w:rPr>
+              <w:t xml:space="preserve">Cisco ISE with Adaptive Network Control</w:t>
+            </w:r>
+            <w:r>
+              <w:rPr>
+                <w:rFonts w:ascii="Calibri" w:cs="Calibri" w:eastAsia="Calibri" w:hAnsi="Calibri"/>
+                <w:color w:val="2A3C52"/>
+                <w:sz w:val="18"/>
+                <w:szCs w:val="18"/>
+              </w:rPr>
+              <w:t xml:space="preserve">, the core real-time auto-quarantine capability.</w:t>
+            </w:r>
+          </w:p>
+          <w:p>
+            <w:pPr>
+              <w:spacing w:after="20" w:before="70" w:line="276"/>
+            </w:pPr>
+            <w:r>
+              <w:rPr>
+                <w:rFonts w:ascii="Calibri" w:cs="Calibri" w:eastAsia="Calibri" w:hAnsi="Calibri"/>
+                <w:b/>
+                <w:bCs/>
+                <w:color w:val="0B6670"/>
+                <w:sz w:val="17"/>
+                <w:szCs w:val="17"/>
+              </w:rPr>
+              <w:t xml:space="preserve">Full marks, 8 to 10.  </w:t>
+            </w:r>
+            <w:r>
+              <w:rPr>
+                <w:rFonts w:ascii="Calibri" w:cs="Calibri" w:eastAsia="Calibri" w:hAnsi="Calibri"/>
+                <w:color w:val="46566E"/>
+                <w:sz w:val="17"/>
+                <w:szCs w:val="17"/>
+              </w:rPr>
+              <w:t xml:space="preserve">The primary answer above, or any acceptable alternative, when the reasoning fits Cedarline.</w:t>
+            </w:r>
+          </w:p>
+          <w:p>
+            <w:pPr>
+              <w:spacing w:after="20" w:before="0" w:line="276"/>
+            </w:pPr>
+            <w:r>
+              <w:rPr>
+                <w:rFonts w:ascii="Calibri" w:cs="Calibri" w:eastAsia="Calibri" w:hAnsi="Calibri"/>
+                <w:b/>
+                <w:bCs/>
+                <w:color w:val="0D274D"/>
+                <w:sz w:val="17"/>
+                <w:szCs w:val="17"/>
+              </w:rPr>
+              <w:t xml:space="preserve">Partial, 2 to 7.  </w:t>
+            </w:r>
+            <w:r>
+              <w:rPr>
+                <w:rFonts w:ascii="Calibri" w:cs="Calibri" w:eastAsia="Calibri" w:hAnsi="Calibri"/>
+                <w:color w:val="46566E"/>
+                <w:sz w:val="17"/>
+                <w:szCs w:val="17"/>
+              </w:rPr>
+              <w:t xml:space="preserve">Names ISE but not the automated, real-time quarantine through pxGrid or ANC.</w:t>
+            </w:r>
+          </w:p>
+          <w:p>
+            <w:pPr>
+              <w:spacing w:after="0" w:before="0" w:line="276"/>
+            </w:pPr>
+            <w:r>
+              <w:rPr>
+                <w:rFonts w:ascii="Calibri" w:cs="Calibri" w:eastAsia="Calibri" w:hAnsi="Calibri"/>
+                <w:b/>
+                <w:bCs/>
+                <w:color w:val="0D274D"/>
+                <w:sz w:val="17"/>
+                <w:szCs w:val="17"/>
+              </w:rPr>
+              <w:t xml:space="preserve">No credit, 0 to 1.  </w:t>
+            </w:r>
+            <w:r>
+              <w:rPr>
+                <w:rFonts w:ascii="Calibri" w:cs="Calibri" w:eastAsia="Calibri" w:hAnsi="Calibri"/>
+                <w:color w:val="46566E"/>
+                <w:sz w:val="17"/>
+                <w:szCs w:val="17"/>
+              </w:rPr>
+              <w:t xml:space="preserve">A manual, ticket-based response, or a firewall rule with no identity or automation.</w:t>
             </w:r>
           </w:p>
         </w:tc>
@@ -8820,6 +10568,174 @@
     </w:tbl>
     <w:p>
       <w:pPr>
+        <w:spacing w:after="40"/>
+      </w:pPr>
+      <w:r>
+        <w:rPr>
+          <w:rFonts w:ascii="Calibri" w:cs="Calibri" w:eastAsia="Calibri" w:hAnsi="Calibri"/>
+          <w:color w:val="14263A"/>
+          <w:sz w:val="2"/>
+          <w:szCs w:val="2"/>
+        </w:rPr>
+        <w:t xml:space="preserve"/>
+      </w:r>
+    </w:p>
+    <w:tbl>
+      <w:tblPr>
+        <w:tblW w:type="dxa" w:w="9360"/>
+        <w:tblBorders>
+          <w:top w:val="single" w:color="auto" w:sz="4"/>
+          <w:left w:val="single" w:color="auto" w:sz="4"/>
+          <w:bottom w:val="single" w:color="auto" w:sz="4"/>
+          <w:right w:val="single" w:color="auto" w:sz="4"/>
+          <w:insideH w:val="single" w:color="auto" w:sz="4"/>
+          <w:insideV w:val="single" w:color="auto" w:sz="4"/>
+        </w:tblBorders>
+      </w:tblPr>
+      <w:tblGrid>
+        <w:gridCol w:w="9360"/>
+      </w:tblGrid>
+      <w:tr>
+        <w:tc>
+          <w:tcPr>
+            <w:tcW w:type="dxa" w:w="9360"/>
+            <w:tcBorders>
+              <w:top w:val="single" w:color="CFE3EC" w:sz="6"/>
+              <w:left w:val="single" w:color="CFE3EC" w:sz="30"/>
+              <w:bottom w:val="single" w:color="CFE3EC" w:sz="6"/>
+              <w:right w:val="single" w:color="CFE3EC" w:sz="6"/>
+            </w:tcBorders>
+            <w:shd w:fill="F5FBFD" w:color="auto" w:val="clear"/>
+            <w:tcMar>
+              <w:top w:type="dxa" w:w="110"/>
+              <w:left w:type="dxa" w:w="160"/>
+              <w:bottom w:type="dxa" w:w="110"/>
+              <w:right w:type="dxa" w:w="160"/>
+            </w:tcMar>
+            <w:vAlign w:val="top"/>
+          </w:tcPr>
+          <w:p>
+            <w:pPr>
+              <w:spacing w:after="50" w:before="0" w:line="276"/>
+            </w:pPr>
+            <w:r>
+              <w:rPr>
+                <w:rFonts w:ascii="Calibri" w:cs="Calibri" w:eastAsia="Calibri" w:hAnsi="Calibri"/>
+                <w:b/>
+                <w:bCs/>
+                <w:caps/>
+                <w:color w:val="036C8F"/>
+                <w:sz w:val="15"/>
+                <w:szCs w:val="15"/>
+              </w:rPr>
+              <w:t xml:space="preserve">Also acceptable for Solution Designer, and how to grade</w:t>
+            </w:r>
+          </w:p>
+          <w:p>
+            <w:pPr>
+              <w:spacing w:after="30" w:before="0" w:line="276"/>
+            </w:pPr>
+            <w:r>
+              <w:rPr>
+                <w:rFonts w:ascii="Calibri" w:cs="Calibri" w:eastAsia="Calibri" w:hAnsi="Calibri"/>
+                <w:b/>
+                <w:bCs/>
+                <w:color w:val="0B6670"/>
+                <w:sz w:val="18"/>
+                <w:szCs w:val="18"/>
+              </w:rPr>
+              <w:t xml:space="preserve">Cisco Secure Firewall Management Center (FMC)</w:t>
+            </w:r>
+            <w:r>
+              <w:rPr>
+                <w:rFonts w:ascii="Calibri" w:cs="Calibri" w:eastAsia="Calibri" w:hAnsi="Calibri"/>
+                <w:color w:val="2A3C52"/>
+                <w:sz w:val="18"/>
+                <w:szCs w:val="18"/>
+              </w:rPr>
+              <w:t xml:space="preserve">, centralised policy administration and rulebase cleanup; credit when the at-scale simplification is argued.</w:t>
+            </w:r>
+          </w:p>
+          <w:p>
+            <w:pPr>
+              <w:spacing w:after="20" w:before="70" w:line="276"/>
+            </w:pPr>
+            <w:r>
+              <w:rPr>
+                <w:rFonts w:ascii="Calibri" w:cs="Calibri" w:eastAsia="Calibri" w:hAnsi="Calibri"/>
+                <w:b/>
+                <w:bCs/>
+                <w:color w:val="0B6670"/>
+                <w:sz w:val="17"/>
+                <w:szCs w:val="17"/>
+              </w:rPr>
+              <w:t xml:space="preserve">Full marks, 8 to 10.  </w:t>
+            </w:r>
+            <w:r>
+              <w:rPr>
+                <w:rFonts w:ascii="Calibri" w:cs="Calibri" w:eastAsia="Calibri" w:hAnsi="Calibri"/>
+                <w:color w:val="46566E"/>
+                <w:sz w:val="17"/>
+                <w:szCs w:val="17"/>
+              </w:rPr>
+              <w:t xml:space="preserve">The primary answer above, or any acceptable alternative, when the reasoning fits Cedarline.</w:t>
+            </w:r>
+          </w:p>
+          <w:p>
+            <w:pPr>
+              <w:spacing w:after="20" w:before="0" w:line="276"/>
+            </w:pPr>
+            <w:r>
+              <w:rPr>
+                <w:rFonts w:ascii="Calibri" w:cs="Calibri" w:eastAsia="Calibri" w:hAnsi="Calibri"/>
+                <w:b/>
+                <w:bCs/>
+                <w:color w:val="0D274D"/>
+                <w:sz w:val="17"/>
+                <w:szCs w:val="17"/>
+              </w:rPr>
+              <w:t xml:space="preserve">Partial, 2 to 7.  </w:t>
+            </w:r>
+            <w:r>
+              <w:rPr>
+                <w:rFonts w:ascii="Calibri" w:cs="Calibri" w:eastAsia="Calibri" w:hAnsi="Calibri"/>
+                <w:color w:val="46566E"/>
+                <w:sz w:val="17"/>
+                <w:szCs w:val="17"/>
+              </w:rPr>
+              <w:t xml:space="preserve">Names a manager but not the rulebase cleanup or consolidation at scale.</w:t>
+            </w:r>
+          </w:p>
+          <w:p>
+            <w:pPr>
+              <w:spacing w:after="0" w:before="0" w:line="276"/>
+            </w:pPr>
+            <w:r>
+              <w:rPr>
+                <w:rFonts w:ascii="Calibri" w:cs="Calibri" w:eastAsia="Calibri" w:hAnsi="Calibri"/>
+                <w:b/>
+                <w:bCs/>
+                <w:color w:val="0D274D"/>
+                <w:sz w:val="17"/>
+                <w:szCs w:val="17"/>
+              </w:rPr>
+              <w:t xml:space="preserve">No credit, 0 to 1.  </w:t>
+            </w:r>
+            <w:r>
+              <w:rPr>
+                <w:rFonts w:ascii="Calibri" w:cs="Calibri" w:eastAsia="Calibri" w:hAnsi="Calibri"/>
+                <w:color w:val="46566E"/>
+                <w:sz w:val="17"/>
+                <w:szCs w:val="17"/>
+              </w:rPr>
+              <w:t xml:space="preserve">Editing firewalls device by device with no central management.</w:t>
+            </w:r>
+          </w:p>
+        </w:tc>
+      </w:tr>
+    </w:tbl>
+    <w:p>
+      <w:pPr>
         <w:spacing w:after="160"/>
       </w:pPr>
       <w:r>
@@ -9236,6 +11152,174 @@
                 <w:szCs w:val="18"/>
               </w:rPr>
               <w:t xml:space="preserve">Restores visibility into encrypted blind spots; avoids the performance/privacy overhead of decrypt-everything strategies.</w:t>
+            </w:r>
+          </w:p>
+        </w:tc>
+      </w:tr>
+    </w:tbl>
+    <w:p>
+      <w:pPr>
+        <w:spacing w:after="40"/>
+      </w:pPr>
+      <w:r>
+        <w:rPr>
+          <w:rFonts w:ascii="Calibri" w:cs="Calibri" w:eastAsia="Calibri" w:hAnsi="Calibri"/>
+          <w:color w:val="14263A"/>
+          <w:sz w:val="2"/>
+          <w:szCs w:val="2"/>
+        </w:rPr>
+        <w:t xml:space="preserve"/>
+      </w:r>
+    </w:p>
+    <w:tbl>
+      <w:tblPr>
+        <w:tblW w:type="dxa" w:w="9360"/>
+        <w:tblBorders>
+          <w:top w:val="single" w:color="auto" w:sz="4"/>
+          <w:left w:val="single" w:color="auto" w:sz="4"/>
+          <w:bottom w:val="single" w:color="auto" w:sz="4"/>
+          <w:right w:val="single" w:color="auto" w:sz="4"/>
+          <w:insideH w:val="single" w:color="auto" w:sz="4"/>
+          <w:insideV w:val="single" w:color="auto" w:sz="4"/>
+        </w:tblBorders>
+      </w:tblPr>
+      <w:tblGrid>
+        <w:gridCol w:w="9360"/>
+      </w:tblGrid>
+      <w:tr>
+        <w:tc>
+          <w:tcPr>
+            <w:tcW w:type="dxa" w:w="9360"/>
+            <w:tcBorders>
+              <w:top w:val="single" w:color="CFE3EC" w:sz="6"/>
+              <w:left w:val="single" w:color="CFE3EC" w:sz="30"/>
+              <w:bottom w:val="single" w:color="CFE3EC" w:sz="6"/>
+              <w:right w:val="single" w:color="CFE3EC" w:sz="6"/>
+            </w:tcBorders>
+            <w:shd w:fill="F5FBFD" w:color="auto" w:val="clear"/>
+            <w:tcMar>
+              <w:top w:type="dxa" w:w="110"/>
+              <w:left w:type="dxa" w:w="160"/>
+              <w:bottom w:type="dxa" w:w="110"/>
+              <w:right w:type="dxa" w:w="160"/>
+            </w:tcMar>
+            <w:vAlign w:val="top"/>
+          </w:tcPr>
+          <w:p>
+            <w:pPr>
+              <w:spacing w:after="50" w:before="0" w:line="276"/>
+            </w:pPr>
+            <w:r>
+              <w:rPr>
+                <w:rFonts w:ascii="Calibri" w:cs="Calibri" w:eastAsia="Calibri" w:hAnsi="Calibri"/>
+                <w:b/>
+                <w:bCs/>
+                <w:caps/>
+                <w:color w:val="036C8F"/>
+                <w:sz w:val="15"/>
+                <w:szCs w:val="15"/>
+              </w:rPr>
+              <w:t xml:space="preserve">Also acceptable for Solution Designer, and how to grade</w:t>
+            </w:r>
+          </w:p>
+          <w:p>
+            <w:pPr>
+              <w:spacing w:after="30" w:before="0" w:line="276"/>
+            </w:pPr>
+            <w:r>
+              <w:rPr>
+                <w:rFonts w:ascii="Calibri" w:cs="Calibri" w:eastAsia="Calibri" w:hAnsi="Calibri"/>
+                <w:b/>
+                <w:bCs/>
+                <w:color w:val="0B6670"/>
+                <w:sz w:val="18"/>
+                <w:szCs w:val="18"/>
+              </w:rPr>
+              <w:t xml:space="preserve">Cisco Secure Firewall with selective TLS decryption</w:t>
+            </w:r>
+            <w:r>
+              <w:rPr>
+                <w:rFonts w:ascii="Calibri" w:cs="Calibri" w:eastAsia="Calibri" w:hAnsi="Calibri"/>
+                <w:color w:val="2A3C52"/>
+                <w:sz w:val="18"/>
+                <w:szCs w:val="18"/>
+              </w:rPr>
+              <w:t xml:space="preserve">, a valid but heavier path; credit when selective decryption is justified, though EVE is preferred for no-decrypt visibility.</w:t>
+            </w:r>
+          </w:p>
+          <w:p>
+            <w:pPr>
+              <w:spacing w:after="20" w:before="70" w:line="276"/>
+            </w:pPr>
+            <w:r>
+              <w:rPr>
+                <w:rFonts w:ascii="Calibri" w:cs="Calibri" w:eastAsia="Calibri" w:hAnsi="Calibri"/>
+                <w:b/>
+                <w:bCs/>
+                <w:color w:val="0B6670"/>
+                <w:sz w:val="17"/>
+                <w:szCs w:val="17"/>
+              </w:rPr>
+              <w:t xml:space="preserve">Full marks, 8 to 10.  </w:t>
+            </w:r>
+            <w:r>
+              <w:rPr>
+                <w:rFonts w:ascii="Calibri" w:cs="Calibri" w:eastAsia="Calibri" w:hAnsi="Calibri"/>
+                <w:color w:val="46566E"/>
+                <w:sz w:val="17"/>
+                <w:szCs w:val="17"/>
+              </w:rPr>
+              <w:t xml:space="preserve">The primary answer above, or any acceptable alternative, when the reasoning fits Cedarline.</w:t>
+            </w:r>
+          </w:p>
+          <w:p>
+            <w:pPr>
+              <w:spacing w:after="20" w:before="0" w:line="276"/>
+            </w:pPr>
+            <w:r>
+              <w:rPr>
+                <w:rFonts w:ascii="Calibri" w:cs="Calibri" w:eastAsia="Calibri" w:hAnsi="Calibri"/>
+                <w:b/>
+                <w:bCs/>
+                <w:color w:val="0D274D"/>
+                <w:sz w:val="17"/>
+                <w:szCs w:val="17"/>
+              </w:rPr>
+              <w:t xml:space="preserve">Partial, 2 to 7.  </w:t>
+            </w:r>
+            <w:r>
+              <w:rPr>
+                <w:rFonts w:ascii="Calibri" w:cs="Calibri" w:eastAsia="Calibri" w:hAnsi="Calibri"/>
+                <w:color w:val="46566E"/>
+                <w:sz w:val="17"/>
+                <w:szCs w:val="17"/>
+              </w:rPr>
+              <w:t xml:space="preserve">Names Secure Firewall but not EVE or a no-decrypt approach to encrypted traffic.</w:t>
+            </w:r>
+          </w:p>
+          <w:p>
+            <w:pPr>
+              <w:spacing w:after="0" w:before="0" w:line="276"/>
+            </w:pPr>
+            <w:r>
+              <w:rPr>
+                <w:rFonts w:ascii="Calibri" w:cs="Calibri" w:eastAsia="Calibri" w:hAnsi="Calibri"/>
+                <w:b/>
+                <w:bCs/>
+                <w:color w:val="0D274D"/>
+                <w:sz w:val="17"/>
+                <w:szCs w:val="17"/>
+              </w:rPr>
+              <w:t xml:space="preserve">No credit, 0 to 1.  </w:t>
+            </w:r>
+            <w:r>
+              <w:rPr>
+                <w:rFonts w:ascii="Calibri" w:cs="Calibri" w:eastAsia="Calibri" w:hAnsi="Calibri"/>
+                <w:color w:val="46566E"/>
+                <w:sz w:val="17"/>
+                <w:szCs w:val="17"/>
+              </w:rPr>
+              <w:t xml:space="preserve">Blanket decryption of all traffic, or ignoring encrypted flows entirely.</w:t>
             </w:r>
           </w:p>
         </w:tc>
@@ -9657,6 +11741,174 @@
     </w:tbl>
     <w:p>
       <w:pPr>
+        <w:spacing w:after="40"/>
+      </w:pPr>
+      <w:r>
+        <w:rPr>
+          <w:rFonts w:ascii="Calibri" w:cs="Calibri" w:eastAsia="Calibri" w:hAnsi="Calibri"/>
+          <w:color w:val="14263A"/>
+          <w:sz w:val="2"/>
+          <w:szCs w:val="2"/>
+        </w:rPr>
+        <w:t xml:space="preserve"/>
+      </w:r>
+    </w:p>
+    <w:tbl>
+      <w:tblPr>
+        <w:tblW w:type="dxa" w:w="9360"/>
+        <w:tblBorders>
+          <w:top w:val="single" w:color="auto" w:sz="4"/>
+          <w:left w:val="single" w:color="auto" w:sz="4"/>
+          <w:bottom w:val="single" w:color="auto" w:sz="4"/>
+          <w:right w:val="single" w:color="auto" w:sz="4"/>
+          <w:insideH w:val="single" w:color="auto" w:sz="4"/>
+          <w:insideV w:val="single" w:color="auto" w:sz="4"/>
+        </w:tblBorders>
+      </w:tblPr>
+      <w:tblGrid>
+        <w:gridCol w:w="9360"/>
+      </w:tblGrid>
+      <w:tr>
+        <w:tc>
+          <w:tcPr>
+            <w:tcW w:type="dxa" w:w="9360"/>
+            <w:tcBorders>
+              <w:top w:val="single" w:color="CFE3EC" w:sz="6"/>
+              <w:left w:val="single" w:color="CFE3EC" w:sz="30"/>
+              <w:bottom w:val="single" w:color="CFE3EC" w:sz="6"/>
+              <w:right w:val="single" w:color="CFE3EC" w:sz="6"/>
+            </w:tcBorders>
+            <w:shd w:fill="F5FBFD" w:color="auto" w:val="clear"/>
+            <w:tcMar>
+              <w:top w:type="dxa" w:w="110"/>
+              <w:left w:type="dxa" w:w="160"/>
+              <w:bottom w:type="dxa" w:w="110"/>
+              <w:right w:type="dxa" w:w="160"/>
+            </w:tcMar>
+            <w:vAlign w:val="top"/>
+          </w:tcPr>
+          <w:p>
+            <w:pPr>
+              <w:spacing w:after="50" w:before="0" w:line="276"/>
+            </w:pPr>
+            <w:r>
+              <w:rPr>
+                <w:rFonts w:ascii="Calibri" w:cs="Calibri" w:eastAsia="Calibri" w:hAnsi="Calibri"/>
+                <w:b/>
+                <w:bCs/>
+                <w:caps/>
+                <w:color w:val="036C8F"/>
+                <w:sz w:val="15"/>
+                <w:szCs w:val="15"/>
+              </w:rPr>
+              <w:t xml:space="preserve">Also acceptable for Solution Designer, and how to grade</w:t>
+            </w:r>
+          </w:p>
+          <w:p>
+            <w:pPr>
+              <w:spacing w:after="30" w:before="0" w:line="276"/>
+            </w:pPr>
+            <w:r>
+              <w:rPr>
+                <w:rFonts w:ascii="Calibri" w:cs="Calibri" w:eastAsia="Calibri" w:hAnsi="Calibri"/>
+                <w:b/>
+                <w:bCs/>
+                <w:color w:val="0B6670"/>
+                <w:sz w:val="18"/>
+                <w:szCs w:val="18"/>
+              </w:rPr>
+              <w:t xml:space="preserve">Cisco Secure Firewall with Talos-backed IPS and malware protection</w:t>
+            </w:r>
+            <w:r>
+              <w:rPr>
+                <w:rFonts w:ascii="Calibri" w:cs="Calibri" w:eastAsia="Calibri" w:hAnsi="Calibri"/>
+                <w:color w:val="2A3C52"/>
+                <w:sz w:val="18"/>
+                <w:szCs w:val="18"/>
+              </w:rPr>
+              <w:t xml:space="preserve">, complementary advanced detection; credit when the beyond-signature reasoning is present, with Snort ML preferred.</w:t>
+            </w:r>
+          </w:p>
+          <w:p>
+            <w:pPr>
+              <w:spacing w:after="20" w:before="70" w:line="276"/>
+            </w:pPr>
+            <w:r>
+              <w:rPr>
+                <w:rFonts w:ascii="Calibri" w:cs="Calibri" w:eastAsia="Calibri" w:hAnsi="Calibri"/>
+                <w:b/>
+                <w:bCs/>
+                <w:color w:val="0B6670"/>
+                <w:sz w:val="17"/>
+                <w:szCs w:val="17"/>
+              </w:rPr>
+              <w:t xml:space="preserve">Full marks, 8 to 10.  </w:t>
+            </w:r>
+            <w:r>
+              <w:rPr>
+                <w:rFonts w:ascii="Calibri" w:cs="Calibri" w:eastAsia="Calibri" w:hAnsi="Calibri"/>
+                <w:color w:val="46566E"/>
+                <w:sz w:val="17"/>
+                <w:szCs w:val="17"/>
+              </w:rPr>
+              <w:t xml:space="preserve">The primary answer above, or any acceptable alternative, when the reasoning fits Cedarline.</w:t>
+            </w:r>
+          </w:p>
+          <w:p>
+            <w:pPr>
+              <w:spacing w:after="20" w:before="0" w:line="276"/>
+            </w:pPr>
+            <w:r>
+              <w:rPr>
+                <w:rFonts w:ascii="Calibri" w:cs="Calibri" w:eastAsia="Calibri" w:hAnsi="Calibri"/>
+                <w:b/>
+                <w:bCs/>
+                <w:color w:val="0D274D"/>
+                <w:sz w:val="17"/>
+                <w:szCs w:val="17"/>
+              </w:rPr>
+              <w:t xml:space="preserve">Partial, 2 to 7.  </w:t>
+            </w:r>
+            <w:r>
+              <w:rPr>
+                <w:rFonts w:ascii="Calibri" w:cs="Calibri" w:eastAsia="Calibri" w:hAnsi="Calibri"/>
+                <w:color w:val="46566E"/>
+                <w:sz w:val="17"/>
+                <w:szCs w:val="17"/>
+              </w:rPr>
+              <w:t xml:space="preserve">Names Secure Firewall or IPS but not machine-learning or zero-day detection.</w:t>
+            </w:r>
+          </w:p>
+          <w:p>
+            <w:pPr>
+              <w:spacing w:after="0" w:before="0" w:line="276"/>
+            </w:pPr>
+            <w:r>
+              <w:rPr>
+                <w:rFonts w:ascii="Calibri" w:cs="Calibri" w:eastAsia="Calibri" w:hAnsi="Calibri"/>
+                <w:b/>
+                <w:bCs/>
+                <w:color w:val="0D274D"/>
+                <w:sz w:val="17"/>
+                <w:szCs w:val="17"/>
+              </w:rPr>
+              <w:t xml:space="preserve">No credit, 0 to 1.  </w:t>
+            </w:r>
+            <w:r>
+              <w:rPr>
+                <w:rFonts w:ascii="Calibri" w:cs="Calibri" w:eastAsia="Calibri" w:hAnsi="Calibri"/>
+                <w:color w:val="46566E"/>
+                <w:sz w:val="17"/>
+                <w:szCs w:val="17"/>
+              </w:rPr>
+              <w:t xml:space="preserve">Signature-only IPS with no unknown-threat detection.</w:t>
+            </w:r>
+          </w:p>
+        </w:tc>
+      </w:tr>
+    </w:tbl>
+    <w:p>
+      <w:pPr>
         <w:spacing w:after="160"/>
       </w:pPr>
       <w:r>
@@ -9789,7 +12041,7 @@
           <w:sz w:val="18"/>
           <w:szCs w:val="18"/>
         </w:rPr>
-        <w:t xml:space="preserve">The answer key below is the </w:t>
+        <w:t xml:space="preserve">For each pain point: the </w:t>
       </w:r>
       <w:r>
         <w:rPr>
@@ -9800,7 +12052,7 @@
           <w:sz w:val="18"/>
           <w:szCs w:val="18"/>
         </w:rPr>
-        <w:t xml:space="preserve">Complete</w:t>
+        <w:t xml:space="preserve">answer key</w:t>
       </w:r>
       <w:r>
         <w:rPr>
@@ -9809,7 +12061,27 @@
           <w:sz w:val="18"/>
           <w:szCs w:val="18"/>
         </w:rPr>
-        <w:t xml:space="preserve"> (full-marks) answer for each pain point. Grade the team's answer against it and the rubric levels; a Complete answer earns the top of each dimension's range.</w:t>
+        <w:t xml:space="preserve"> is the Complete (full-marks) answer, and the panel below it lists the </w:t>
+      </w:r>
+      <w:r>
+        <w:rPr>
+          <w:rFonts w:ascii="Calibri" w:cs="Calibri" w:eastAsia="Calibri" w:hAnsi="Calibri"/>
+          <w:b/>
+          <w:bCs/>
+          <w:color w:val="0D274D"/>
+          <w:sz w:val="18"/>
+          <w:szCs w:val="18"/>
+        </w:rPr>
+        <w:t xml:space="preserve">acceptable alternatives</w:t>
+      </w:r>
+      <w:r>
+        <w:rPr>
+          <w:rFonts w:ascii="Calibri" w:cs="Calibri" w:eastAsia="Calibri" w:hAnsi="Calibri"/>
+          <w:color w:val="7E8CA1"/>
+          <w:sz w:val="18"/>
+          <w:szCs w:val="18"/>
+        </w:rPr>
+        <w:t xml:space="preserve"> and how to grade partial and no-credit answers.</w:t>
       </w:r>
     </w:p>
     <w:p>
@@ -10216,6 +12488,199 @@
                 <w:szCs w:val="18"/>
               </w:rPr>
               <w:t xml:space="preserve">Adds runtime visibility beyond basic network controls. Detects suspicious system and network behavior in real time.</w:t>
+            </w:r>
+          </w:p>
+        </w:tc>
+      </w:tr>
+    </w:tbl>
+    <w:p>
+      <w:pPr>
+        <w:spacing w:after="40"/>
+      </w:pPr>
+      <w:r>
+        <w:rPr>
+          <w:rFonts w:ascii="Calibri" w:cs="Calibri" w:eastAsia="Calibri" w:hAnsi="Calibri"/>
+          <w:color w:val="14263A"/>
+          <w:sz w:val="2"/>
+          <w:szCs w:val="2"/>
+        </w:rPr>
+        <w:t xml:space="preserve"/>
+      </w:r>
+    </w:p>
+    <w:tbl>
+      <w:tblPr>
+        <w:tblW w:type="dxa" w:w="9360"/>
+        <w:tblBorders>
+          <w:top w:val="single" w:color="auto" w:sz="4"/>
+          <w:left w:val="single" w:color="auto" w:sz="4"/>
+          <w:bottom w:val="single" w:color="auto" w:sz="4"/>
+          <w:right w:val="single" w:color="auto" w:sz="4"/>
+          <w:insideH w:val="single" w:color="auto" w:sz="4"/>
+          <w:insideV w:val="single" w:color="auto" w:sz="4"/>
+        </w:tblBorders>
+      </w:tblPr>
+      <w:tblGrid>
+        <w:gridCol w:w="9360"/>
+      </w:tblGrid>
+      <w:tr>
+        <w:tc>
+          <w:tcPr>
+            <w:tcW w:type="dxa" w:w="9360"/>
+            <w:tcBorders>
+              <w:top w:val="single" w:color="CFE3EC" w:sz="6"/>
+              <w:left w:val="single" w:color="CFE3EC" w:sz="30"/>
+              <w:bottom w:val="single" w:color="CFE3EC" w:sz="6"/>
+              <w:right w:val="single" w:color="CFE3EC" w:sz="6"/>
+            </w:tcBorders>
+            <w:shd w:fill="F5FBFD" w:color="auto" w:val="clear"/>
+            <w:tcMar>
+              <w:top w:type="dxa" w:w="110"/>
+              <w:left w:type="dxa" w:w="160"/>
+              <w:bottom w:type="dxa" w:w="110"/>
+              <w:right w:type="dxa" w:w="160"/>
+            </w:tcMar>
+            <w:vAlign w:val="top"/>
+          </w:tcPr>
+          <w:p>
+            <w:pPr>
+              <w:spacing w:after="50" w:before="0" w:line="276"/>
+            </w:pPr>
+            <w:r>
+              <w:rPr>
+                <w:rFonts w:ascii="Calibri" w:cs="Calibri" w:eastAsia="Calibri" w:hAnsi="Calibri"/>
+                <w:b/>
+                <w:bCs/>
+                <w:caps/>
+                <w:color w:val="036C8F"/>
+                <w:sz w:val="15"/>
+                <w:szCs w:val="15"/>
+              </w:rPr>
+              <w:t xml:space="preserve">Also acceptable for Solution Designer, and how to grade</w:t>
+            </w:r>
+          </w:p>
+          <w:p>
+            <w:pPr>
+              <w:spacing w:after="30" w:before="0" w:line="276"/>
+            </w:pPr>
+            <w:r>
+              <w:rPr>
+                <w:rFonts w:ascii="Calibri" w:cs="Calibri" w:eastAsia="Calibri" w:hAnsi="Calibri"/>
+                <w:b/>
+                <w:bCs/>
+                <w:color w:val="0B6670"/>
+                <w:sz w:val="18"/>
+                <w:szCs w:val="18"/>
+              </w:rPr>
+              <w:t xml:space="preserve">Cisco Secure Workload</w:t>
+            </w:r>
+            <w:r>
+              <w:rPr>
+                <w:rFonts w:ascii="Calibri" w:cs="Calibri" w:eastAsia="Calibri" w:hAnsi="Calibri"/>
+                <w:color w:val="2A3C52"/>
+                <w:sz w:val="18"/>
+                <w:szCs w:val="18"/>
+              </w:rPr>
+              <w:t xml:space="preserve">, process and behaviour visibility with policy for workloads; credit alongside or instead of Tetragon when argued.</w:t>
+            </w:r>
+          </w:p>
+          <w:p>
+            <w:pPr>
+              <w:spacing w:after="30" w:before="0" w:line="276"/>
+            </w:pPr>
+            <w:r>
+              <w:rPr>
+                <w:rFonts w:ascii="Calibri" w:cs="Calibri" w:eastAsia="Calibri" w:hAnsi="Calibri"/>
+                <w:b/>
+                <w:bCs/>
+                <w:color w:val="0B6670"/>
+                <w:sz w:val="18"/>
+                <w:szCs w:val="18"/>
+              </w:rPr>
+              <w:t xml:space="preserve">Cisco Hypershield</w:t>
+            </w:r>
+            <w:r>
+              <w:rPr>
+                <w:rFonts w:ascii="Calibri" w:cs="Calibri" w:eastAsia="Calibri" w:hAnsi="Calibri"/>
+                <w:color w:val="2A3C52"/>
+                <w:sz w:val="18"/>
+                <w:szCs w:val="18"/>
+              </w:rPr>
+              <w:t xml:space="preserve">, in-kernel eBPF runtime detection and enforcement.</w:t>
+            </w:r>
+          </w:p>
+          <w:p>
+            <w:pPr>
+              <w:spacing w:after="20" w:before="70" w:line="276"/>
+            </w:pPr>
+            <w:r>
+              <w:rPr>
+                <w:rFonts w:ascii="Calibri" w:cs="Calibri" w:eastAsia="Calibri" w:hAnsi="Calibri"/>
+                <w:b/>
+                <w:bCs/>
+                <w:color w:val="0B6670"/>
+                <w:sz w:val="17"/>
+                <w:szCs w:val="17"/>
+              </w:rPr>
+              <w:t xml:space="preserve">Full marks, 8 to 10.  </w:t>
+            </w:r>
+            <w:r>
+              <w:rPr>
+                <w:rFonts w:ascii="Calibri" w:cs="Calibri" w:eastAsia="Calibri" w:hAnsi="Calibri"/>
+                <w:color w:val="46566E"/>
+                <w:sz w:val="17"/>
+                <w:szCs w:val="17"/>
+              </w:rPr>
+              <w:t xml:space="preserve">The primary answer above, or any acceptable alternative, when the reasoning fits Cedarline.</w:t>
+            </w:r>
+          </w:p>
+          <w:p>
+            <w:pPr>
+              <w:spacing w:after="20" w:before="0" w:line="276"/>
+            </w:pPr>
+            <w:r>
+              <w:rPr>
+                <w:rFonts w:ascii="Calibri" w:cs="Calibri" w:eastAsia="Calibri" w:hAnsi="Calibri"/>
+                <w:b/>
+                <w:bCs/>
+                <w:color w:val="0D274D"/>
+                <w:sz w:val="17"/>
+                <w:szCs w:val="17"/>
+              </w:rPr>
+              <w:t xml:space="preserve">Partial, 2 to 7.  </w:t>
+            </w:r>
+            <w:r>
+              <w:rPr>
+                <w:rFonts w:ascii="Calibri" w:cs="Calibri" w:eastAsia="Calibri" w:hAnsi="Calibri"/>
+                <w:color w:val="46566E"/>
+                <w:sz w:val="17"/>
+                <w:szCs w:val="17"/>
+              </w:rPr>
+              <w:t xml:space="preserve">Names an eBPF or workload tool but not the runtime behaviour detection inside workloads.</w:t>
+            </w:r>
+          </w:p>
+          <w:p>
+            <w:pPr>
+              <w:spacing w:after="0" w:before="0" w:line="276"/>
+            </w:pPr>
+            <w:r>
+              <w:rPr>
+                <w:rFonts w:ascii="Calibri" w:cs="Calibri" w:eastAsia="Calibri" w:hAnsi="Calibri"/>
+                <w:b/>
+                <w:bCs/>
+                <w:color w:val="0D274D"/>
+                <w:sz w:val="17"/>
+                <w:szCs w:val="17"/>
+              </w:rPr>
+              <w:t xml:space="preserve">No credit, 0 to 1.  </w:t>
+            </w:r>
+            <w:r>
+              <w:rPr>
+                <w:rFonts w:ascii="Calibri" w:cs="Calibri" w:eastAsia="Calibri" w:hAnsi="Calibri"/>
+                <w:color w:val="46566E"/>
+                <w:sz w:val="17"/>
+                <w:szCs w:val="17"/>
+              </w:rPr>
+              <w:t xml:space="preserve">Perimeter intrusion prevention only, with no workload runtime visibility.</w:t>
             </w:r>
           </w:p>
         </w:tc>
@@ -10646,6 +13111,174 @@
     </w:tbl>
     <w:p>
       <w:pPr>
+        <w:spacing w:after="40"/>
+      </w:pPr>
+      <w:r>
+        <w:rPr>
+          <w:rFonts w:ascii="Calibri" w:cs="Calibri" w:eastAsia="Calibri" w:hAnsi="Calibri"/>
+          <w:color w:val="14263A"/>
+          <w:sz w:val="2"/>
+          <w:szCs w:val="2"/>
+        </w:rPr>
+        <w:t xml:space="preserve"/>
+      </w:r>
+    </w:p>
+    <w:tbl>
+      <w:tblPr>
+        <w:tblW w:type="dxa" w:w="9360"/>
+        <w:tblBorders>
+          <w:top w:val="single" w:color="auto" w:sz="4"/>
+          <w:left w:val="single" w:color="auto" w:sz="4"/>
+          <w:bottom w:val="single" w:color="auto" w:sz="4"/>
+          <w:right w:val="single" w:color="auto" w:sz="4"/>
+          <w:insideH w:val="single" w:color="auto" w:sz="4"/>
+          <w:insideV w:val="single" w:color="auto" w:sz="4"/>
+        </w:tblBorders>
+      </w:tblPr>
+      <w:tblGrid>
+        <w:gridCol w:w="9360"/>
+      </w:tblGrid>
+      <w:tr>
+        <w:tc>
+          <w:tcPr>
+            <w:tcW w:type="dxa" w:w="9360"/>
+            <w:tcBorders>
+              <w:top w:val="single" w:color="CFE3EC" w:sz="6"/>
+              <w:left w:val="single" w:color="CFE3EC" w:sz="30"/>
+              <w:bottom w:val="single" w:color="CFE3EC" w:sz="6"/>
+              <w:right w:val="single" w:color="CFE3EC" w:sz="6"/>
+            </w:tcBorders>
+            <w:shd w:fill="F5FBFD" w:color="auto" w:val="clear"/>
+            <w:tcMar>
+              <w:top w:type="dxa" w:w="110"/>
+              <w:left w:type="dxa" w:w="160"/>
+              <w:bottom w:type="dxa" w:w="110"/>
+              <w:right w:type="dxa" w:w="160"/>
+            </w:tcMar>
+            <w:vAlign w:val="top"/>
+          </w:tcPr>
+          <w:p>
+            <w:pPr>
+              <w:spacing w:after="50" w:before="0" w:line="276"/>
+            </w:pPr>
+            <w:r>
+              <w:rPr>
+                <w:rFonts w:ascii="Calibri" w:cs="Calibri" w:eastAsia="Calibri" w:hAnsi="Calibri"/>
+                <w:b/>
+                <w:bCs/>
+                <w:caps/>
+                <w:color w:val="036C8F"/>
+                <w:sz w:val="15"/>
+                <w:szCs w:val="15"/>
+              </w:rPr>
+              <w:t xml:space="preserve">Also acceptable for Solution Designer, and how to grade</w:t>
+            </w:r>
+          </w:p>
+          <w:p>
+            <w:pPr>
+              <w:spacing w:after="30" w:before="0" w:line="276"/>
+            </w:pPr>
+            <w:r>
+              <w:rPr>
+                <w:rFonts w:ascii="Calibri" w:cs="Calibri" w:eastAsia="Calibri" w:hAnsi="Calibri"/>
+                <w:b/>
+                <w:bCs/>
+                <w:color w:val="0B6670"/>
+                <w:sz w:val="18"/>
+                <w:szCs w:val="18"/>
+              </w:rPr>
+              <w:t xml:space="preserve">Cisco Hypershield</w:t>
+            </w:r>
+            <w:r>
+              <w:rPr>
+                <w:rFonts w:ascii="Calibri" w:cs="Calibri" w:eastAsia="Calibri" w:hAnsi="Calibri"/>
+                <w:color w:val="2A3C52"/>
+                <w:sz w:val="18"/>
+                <w:szCs w:val="18"/>
+              </w:rPr>
+              <w:t xml:space="preserve">, distributed eBPF enforcement across Kubernetes and workloads.</w:t>
+            </w:r>
+          </w:p>
+          <w:p>
+            <w:pPr>
+              <w:spacing w:after="20" w:before="70" w:line="276"/>
+            </w:pPr>
+            <w:r>
+              <w:rPr>
+                <w:rFonts w:ascii="Calibri" w:cs="Calibri" w:eastAsia="Calibri" w:hAnsi="Calibri"/>
+                <w:b/>
+                <w:bCs/>
+                <w:color w:val="0B6670"/>
+                <w:sz w:val="17"/>
+                <w:szCs w:val="17"/>
+              </w:rPr>
+              <w:t xml:space="preserve">Full marks, 8 to 10.  </w:t>
+            </w:r>
+            <w:r>
+              <w:rPr>
+                <w:rFonts w:ascii="Calibri" w:cs="Calibri" w:eastAsia="Calibri" w:hAnsi="Calibri"/>
+                <w:color w:val="46566E"/>
+                <w:sz w:val="17"/>
+                <w:szCs w:val="17"/>
+              </w:rPr>
+              <w:t xml:space="preserve">The primary answer above, or any acceptable alternative, when the reasoning fits Cedarline.</w:t>
+            </w:r>
+          </w:p>
+          <w:p>
+            <w:pPr>
+              <w:spacing w:after="20" w:before="0" w:line="276"/>
+            </w:pPr>
+            <w:r>
+              <w:rPr>
+                <w:rFonts w:ascii="Calibri" w:cs="Calibri" w:eastAsia="Calibri" w:hAnsi="Calibri"/>
+                <w:b/>
+                <w:bCs/>
+                <w:color w:val="0D274D"/>
+                <w:sz w:val="17"/>
+                <w:szCs w:val="17"/>
+              </w:rPr>
+              <w:t xml:space="preserve">Partial, 2 to 7.  </w:t>
+            </w:r>
+            <w:r>
+              <w:rPr>
+                <w:rFonts w:ascii="Calibri" w:cs="Calibri" w:eastAsia="Calibri" w:hAnsi="Calibri"/>
+                <w:color w:val="46566E"/>
+                <w:sz w:val="17"/>
+                <w:szCs w:val="17"/>
+              </w:rPr>
+              <w:t xml:space="preserve">Names Cilium but not the consistent networking and policy across clusters.</w:t>
+            </w:r>
+          </w:p>
+          <w:p>
+            <w:pPr>
+              <w:spacing w:after="0" w:before="0" w:line="276"/>
+            </w:pPr>
+            <w:r>
+              <w:rPr>
+                <w:rFonts w:ascii="Calibri" w:cs="Calibri" w:eastAsia="Calibri" w:hAnsi="Calibri"/>
+                <w:b/>
+                <w:bCs/>
+                <w:color w:val="0D274D"/>
+                <w:sz w:val="17"/>
+                <w:szCs w:val="17"/>
+              </w:rPr>
+              <w:t xml:space="preserve">No credit, 0 to 1.  </w:t>
+            </w:r>
+            <w:r>
+              <w:rPr>
+                <w:rFonts w:ascii="Calibri" w:cs="Calibri" w:eastAsia="Calibri" w:hAnsi="Calibri"/>
+                <w:color w:val="46566E"/>
+                <w:sz w:val="17"/>
+                <w:szCs w:val="17"/>
+              </w:rPr>
+              <w:t xml:space="preserve">Per-cluster bespoke networking with no consistency.</w:t>
+            </w:r>
+          </w:p>
+        </w:tc>
+      </w:tr>
+    </w:tbl>
+    <w:p>
+      <w:pPr>
         <w:spacing w:after="160"/>
       </w:pPr>
       <w:r>
@@ -11053,6 +13686,174 @@
                 <w:szCs w:val="18"/>
               </w:rPr>
               <w:t xml:space="preserve">Consolidates multiple functions into one platform approach. Reduces tool sprawl and operational friction.</w:t>
+            </w:r>
+          </w:p>
+        </w:tc>
+      </w:tr>
+    </w:tbl>
+    <w:p>
+      <w:pPr>
+        <w:spacing w:after="40"/>
+      </w:pPr>
+      <w:r>
+        <w:rPr>
+          <w:rFonts w:ascii="Calibri" w:cs="Calibri" w:eastAsia="Calibri" w:hAnsi="Calibri"/>
+          <w:color w:val="14263A"/>
+          <w:sz w:val="2"/>
+          <w:szCs w:val="2"/>
+        </w:rPr>
+        <w:t xml:space="preserve"/>
+      </w:r>
+    </w:p>
+    <w:tbl>
+      <w:tblPr>
+        <w:tblW w:type="dxa" w:w="9360"/>
+        <w:tblBorders>
+          <w:top w:val="single" w:color="auto" w:sz="4"/>
+          <w:left w:val="single" w:color="auto" w:sz="4"/>
+          <w:bottom w:val="single" w:color="auto" w:sz="4"/>
+          <w:right w:val="single" w:color="auto" w:sz="4"/>
+          <w:insideH w:val="single" w:color="auto" w:sz="4"/>
+          <w:insideV w:val="single" w:color="auto" w:sz="4"/>
+        </w:tblBorders>
+      </w:tblPr>
+      <w:tblGrid>
+        <w:gridCol w:w="9360"/>
+      </w:tblGrid>
+      <w:tr>
+        <w:tc>
+          <w:tcPr>
+            <w:tcW w:type="dxa" w:w="9360"/>
+            <w:tcBorders>
+              <w:top w:val="single" w:color="CFE3EC" w:sz="6"/>
+              <w:left w:val="single" w:color="CFE3EC" w:sz="30"/>
+              <w:bottom w:val="single" w:color="CFE3EC" w:sz="6"/>
+              <w:right w:val="single" w:color="CFE3EC" w:sz="6"/>
+            </w:tcBorders>
+            <w:shd w:fill="F5FBFD" w:color="auto" w:val="clear"/>
+            <w:tcMar>
+              <w:top w:type="dxa" w:w="110"/>
+              <w:left w:type="dxa" w:w="160"/>
+              <w:bottom w:type="dxa" w:w="110"/>
+              <w:right w:type="dxa" w:w="160"/>
+            </w:tcMar>
+            <w:vAlign w:val="top"/>
+          </w:tcPr>
+          <w:p>
+            <w:pPr>
+              <w:spacing w:after="50" w:before="0" w:line="276"/>
+            </w:pPr>
+            <w:r>
+              <w:rPr>
+                <w:rFonts w:ascii="Calibri" w:cs="Calibri" w:eastAsia="Calibri" w:hAnsi="Calibri"/>
+                <w:b/>
+                <w:bCs/>
+                <w:caps/>
+                <w:color w:val="036C8F"/>
+                <w:sz w:val="15"/>
+                <w:szCs w:val="15"/>
+              </w:rPr>
+              <w:t xml:space="preserve">Also acceptable for Solution Designer, and how to grade</w:t>
+            </w:r>
+          </w:p>
+          <w:p>
+            <w:pPr>
+              <w:spacing w:after="30" w:before="0" w:line="276"/>
+            </w:pPr>
+            <w:r>
+              <w:rPr>
+                <w:rFonts w:ascii="Calibri" w:cs="Calibri" w:eastAsia="Calibri" w:hAnsi="Calibri"/>
+                <w:b/>
+                <w:bCs/>
+                <w:color w:val="0B6670"/>
+                <w:sz w:val="18"/>
+                <w:szCs w:val="18"/>
+              </w:rPr>
+              <w:t xml:space="preserve">Cisco Hypershield with Cisco Secure Workload</w:t>
+            </w:r>
+            <w:r>
+              <w:rPr>
+                <w:rFonts w:ascii="Calibri" w:cs="Calibri" w:eastAsia="Calibri" w:hAnsi="Calibri"/>
+                <w:color w:val="2A3C52"/>
+                <w:sz w:val="18"/>
+                <w:szCs w:val="18"/>
+              </w:rPr>
+              <w:t xml:space="preserve">, a consolidation path across enforcement and dependency visibility; credit when the tool-sprawl reduction is argued.</w:t>
+            </w:r>
+          </w:p>
+          <w:p>
+            <w:pPr>
+              <w:spacing w:after="20" w:before="70" w:line="276"/>
+            </w:pPr>
+            <w:r>
+              <w:rPr>
+                <w:rFonts w:ascii="Calibri" w:cs="Calibri" w:eastAsia="Calibri" w:hAnsi="Calibri"/>
+                <w:b/>
+                <w:bCs/>
+                <w:color w:val="0B6670"/>
+                <w:sz w:val="17"/>
+                <w:szCs w:val="17"/>
+              </w:rPr>
+              <w:t xml:space="preserve">Full marks, 8 to 10.  </w:t>
+            </w:r>
+            <w:r>
+              <w:rPr>
+                <w:rFonts w:ascii="Calibri" w:cs="Calibri" w:eastAsia="Calibri" w:hAnsi="Calibri"/>
+                <w:color w:val="46566E"/>
+                <w:sz w:val="17"/>
+                <w:szCs w:val="17"/>
+              </w:rPr>
+              <w:t xml:space="preserve">The primary answer above, or any acceptable alternative, when the reasoning fits Cedarline.</w:t>
+            </w:r>
+          </w:p>
+          <w:p>
+            <w:pPr>
+              <w:spacing w:after="20" w:before="0" w:line="276"/>
+            </w:pPr>
+            <w:r>
+              <w:rPr>
+                <w:rFonts w:ascii="Calibri" w:cs="Calibri" w:eastAsia="Calibri" w:hAnsi="Calibri"/>
+                <w:b/>
+                <w:bCs/>
+                <w:color w:val="0D274D"/>
+                <w:sz w:val="17"/>
+                <w:szCs w:val="17"/>
+              </w:rPr>
+              <w:t xml:space="preserve">Partial, 2 to 7.  </w:t>
+            </w:r>
+            <w:r>
+              <w:rPr>
+                <w:rFonts w:ascii="Calibri" w:cs="Calibri" w:eastAsia="Calibri" w:hAnsi="Calibri"/>
+                <w:color w:val="46566E"/>
+                <w:sz w:val="17"/>
+                <w:szCs w:val="17"/>
+              </w:rPr>
+              <w:t xml:space="preserve">Names Cilium or Tetragon alone but not the consolidation of networking, security and observability.</w:t>
+            </w:r>
+          </w:p>
+          <w:p>
+            <w:pPr>
+              <w:spacing w:after="0" w:before="0" w:line="276"/>
+            </w:pPr>
+            <w:r>
+              <w:rPr>
+                <w:rFonts w:ascii="Calibri" w:cs="Calibri" w:eastAsia="Calibri" w:hAnsi="Calibri"/>
+                <w:b/>
+                <w:bCs/>
+                <w:color w:val="0D274D"/>
+                <w:sz w:val="17"/>
+                <w:szCs w:val="17"/>
+              </w:rPr>
+              <w:t xml:space="preserve">No credit, 0 to 1.  </w:t>
+            </w:r>
+            <w:r>
+              <w:rPr>
+                <w:rFonts w:ascii="Calibri" w:cs="Calibri" w:eastAsia="Calibri" w:hAnsi="Calibri"/>
+                <w:color w:val="46566E"/>
+                <w:sz w:val="17"/>
+                <w:szCs w:val="17"/>
+              </w:rPr>
+              <w:t xml:space="preserve">Adding another point tool that increases sprawl.</w:t>
             </w:r>
           </w:p>
         </w:tc>
@@ -11476,6 +14277,174 @@
                 <w:szCs w:val="18"/>
               </w:rPr>
               <w:t xml:space="preserve">Reveals actual application communication paths. Reduces the risk of segmentation causing outages.</w:t>
+            </w:r>
+          </w:p>
+        </w:tc>
+      </w:tr>
+    </w:tbl>
+    <w:p>
+      <w:pPr>
+        <w:spacing w:after="40"/>
+      </w:pPr>
+      <w:r>
+        <w:rPr>
+          <w:rFonts w:ascii="Calibri" w:cs="Calibri" w:eastAsia="Calibri" w:hAnsi="Calibri"/>
+          <w:color w:val="14263A"/>
+          <w:sz w:val="2"/>
+          <w:szCs w:val="2"/>
+        </w:rPr>
+        <w:t xml:space="preserve"/>
+      </w:r>
+    </w:p>
+    <w:tbl>
+      <w:tblPr>
+        <w:tblW w:type="dxa" w:w="9360"/>
+        <w:tblBorders>
+          <w:top w:val="single" w:color="auto" w:sz="4"/>
+          <w:left w:val="single" w:color="auto" w:sz="4"/>
+          <w:bottom w:val="single" w:color="auto" w:sz="4"/>
+          <w:right w:val="single" w:color="auto" w:sz="4"/>
+          <w:insideH w:val="single" w:color="auto" w:sz="4"/>
+          <w:insideV w:val="single" w:color="auto" w:sz="4"/>
+        </w:tblBorders>
+      </w:tblPr>
+      <w:tblGrid>
+        <w:gridCol w:w="9360"/>
+      </w:tblGrid>
+      <w:tr>
+        <w:tc>
+          <w:tcPr>
+            <w:tcW w:type="dxa" w:w="9360"/>
+            <w:tcBorders>
+              <w:top w:val="single" w:color="CFE3EC" w:sz="6"/>
+              <w:left w:val="single" w:color="CFE3EC" w:sz="30"/>
+              <w:bottom w:val="single" w:color="CFE3EC" w:sz="6"/>
+              <w:right w:val="single" w:color="CFE3EC" w:sz="6"/>
+            </w:tcBorders>
+            <w:shd w:fill="F5FBFD" w:color="auto" w:val="clear"/>
+            <w:tcMar>
+              <w:top w:type="dxa" w:w="110"/>
+              <w:left w:type="dxa" w:w="160"/>
+              <w:bottom w:type="dxa" w:w="110"/>
+              <w:right w:type="dxa" w:w="160"/>
+            </w:tcMar>
+            <w:vAlign w:val="top"/>
+          </w:tcPr>
+          <w:p>
+            <w:pPr>
+              <w:spacing w:after="50" w:before="0" w:line="276"/>
+            </w:pPr>
+            <w:r>
+              <w:rPr>
+                <w:rFonts w:ascii="Calibri" w:cs="Calibri" w:eastAsia="Calibri" w:hAnsi="Calibri"/>
+                <w:b/>
+                <w:bCs/>
+                <w:caps/>
+                <w:color w:val="036C8F"/>
+                <w:sz w:val="15"/>
+                <w:szCs w:val="15"/>
+              </w:rPr>
+              <w:t xml:space="preserve">Also acceptable for Solution Designer, and how to grade</w:t>
+            </w:r>
+          </w:p>
+          <w:p>
+            <w:pPr>
+              <w:spacing w:after="30" w:before="0" w:line="276"/>
+            </w:pPr>
+            <w:r>
+              <w:rPr>
+                <w:rFonts w:ascii="Calibri" w:cs="Calibri" w:eastAsia="Calibri" w:hAnsi="Calibri"/>
+                <w:b/>
+                <w:bCs/>
+                <w:color w:val="0B6670"/>
+                <w:sz w:val="18"/>
+                <w:szCs w:val="18"/>
+              </w:rPr>
+              <w:t xml:space="preserve">Isovalent Cilium with Hubble (flow observability)</w:t>
+            </w:r>
+            <w:r>
+              <w:rPr>
+                <w:rFonts w:ascii="Calibri" w:cs="Calibri" w:eastAsia="Calibri" w:hAnsi="Calibri"/>
+                <w:color w:val="2A3C52"/>
+                <w:sz w:val="18"/>
+                <w:szCs w:val="18"/>
+              </w:rPr>
+              <w:t xml:space="preserve">, maps east-west flows to inform safe segmentation; credit alongside or instead of Secure Workload when argued.</w:t>
+            </w:r>
+          </w:p>
+          <w:p>
+            <w:pPr>
+              <w:spacing w:after="20" w:before="70" w:line="276"/>
+            </w:pPr>
+            <w:r>
+              <w:rPr>
+                <w:rFonts w:ascii="Calibri" w:cs="Calibri" w:eastAsia="Calibri" w:hAnsi="Calibri"/>
+                <w:b/>
+                <w:bCs/>
+                <w:color w:val="0B6670"/>
+                <w:sz w:val="17"/>
+                <w:szCs w:val="17"/>
+              </w:rPr>
+              <w:t xml:space="preserve">Full marks, 8 to 10.  </w:t>
+            </w:r>
+            <w:r>
+              <w:rPr>
+                <w:rFonts w:ascii="Calibri" w:cs="Calibri" w:eastAsia="Calibri" w:hAnsi="Calibri"/>
+                <w:color w:val="46566E"/>
+                <w:sz w:val="17"/>
+                <w:szCs w:val="17"/>
+              </w:rPr>
+              <w:t xml:space="preserve">The primary answer above, or any acceptable alternative, when the reasoning fits Cedarline.</w:t>
+            </w:r>
+          </w:p>
+          <w:p>
+            <w:pPr>
+              <w:spacing w:after="20" w:before="0" w:line="276"/>
+            </w:pPr>
+            <w:r>
+              <w:rPr>
+                <w:rFonts w:ascii="Calibri" w:cs="Calibri" w:eastAsia="Calibri" w:hAnsi="Calibri"/>
+                <w:b/>
+                <w:bCs/>
+                <w:color w:val="0D274D"/>
+                <w:sz w:val="17"/>
+                <w:szCs w:val="17"/>
+              </w:rPr>
+              <w:t xml:space="preserve">Partial, 2 to 7.  </w:t>
+            </w:r>
+            <w:r>
+              <w:rPr>
+                <w:rFonts w:ascii="Calibri" w:cs="Calibri" w:eastAsia="Calibri" w:hAnsi="Calibri"/>
+                <w:color w:val="46566E"/>
+                <w:sz w:val="17"/>
+                <w:szCs w:val="17"/>
+              </w:rPr>
+              <w:t xml:space="preserve">Names Secure Workload but not the dependency mapping before enforcement.</w:t>
+            </w:r>
+          </w:p>
+          <w:p>
+            <w:pPr>
+              <w:spacing w:after="0" w:before="0" w:line="276"/>
+            </w:pPr>
+            <w:r>
+              <w:rPr>
+                <w:rFonts w:ascii="Calibri" w:cs="Calibri" w:eastAsia="Calibri" w:hAnsi="Calibri"/>
+                <w:b/>
+                <w:bCs/>
+                <w:color w:val="0D274D"/>
+                <w:sz w:val="17"/>
+                <w:szCs w:val="17"/>
+              </w:rPr>
+              <w:t xml:space="preserve">No credit, 0 to 1.  </w:t>
+            </w:r>
+            <w:r>
+              <w:rPr>
+                <w:rFonts w:ascii="Calibri" w:cs="Calibri" w:eastAsia="Calibri" w:hAnsi="Calibri"/>
+                <w:color w:val="46566E"/>
+                <w:sz w:val="17"/>
+                <w:szCs w:val="17"/>
+              </w:rPr>
+              <w:t xml:space="preserve">Enforcing segmentation with no dependency discovery, which risks breaking applications.</w:t>
             </w:r>
           </w:p>
         </w:tc>

--- a/case-study-pack/docx/HMF-Grading-Guide.docx
+++ b/case-study-pack/docx/HMF-Grading-Guide.docx
@@ -23092,6 +23092,1171 @@
         <w:t xml:space="preserve"/>
       </w:r>
     </w:p>
+    <w:p>
+      <w:pPr>
+        <w:pageBreakBefore/>
+        <w:spacing w:after="0" w:before="0" w:line="276"/>
+      </w:pPr>
+    </w:p>
+    <w:p>
+      <w:pPr>
+        <w:spacing w:after="40" w:before="0" w:line="276"/>
+      </w:pPr>
+      <w:r>
+        <w:rPr>
+          <w:rFonts w:ascii="Calibri" w:cs="Calibri" w:eastAsia="Calibri" w:hAnsi="Calibri"/>
+          <w:b/>
+          <w:bCs/>
+          <w:caps/>
+          <w:color w:val="036C8F"/>
+          <w:sz w:val="16"/>
+          <w:szCs w:val="16"/>
+        </w:rPr>
+        <w:t xml:space="preserve">Worked example</w:t>
+      </w:r>
+    </w:p>
+    <w:p>
+      <w:pPr>
+        <w:pBdr>
+          <w:bottom w:val="single" w:color="00BCEB" w:sz="18"/>
+        </w:pBdr>
+        <w:spacing w:after="120"/>
+      </w:pPr>
+      <w:r>
+        <w:rPr>
+          <w:rFonts w:ascii="Calibri" w:cs="Calibri" w:eastAsia="Calibri" w:hAnsi="Calibri"/>
+          <w:color w:val="14263A"/>
+          <w:sz w:val="2"/>
+          <w:szCs w:val="2"/>
+        </w:rPr>
+        <w:t xml:space="preserve"/>
+      </w:r>
+    </w:p>
+    <w:p>
+      <w:pPr>
+        <w:spacing w:after="80" w:before="120" w:line="276"/>
+      </w:pPr>
+      <w:r>
+        <w:rPr>
+          <w:rFonts w:ascii="Calibri" w:cs="Calibri" w:eastAsia="Calibri" w:hAnsi="Calibri"/>
+          <w:b/>
+          <w:bCs/>
+          <w:color w:val="0D274D"/>
+          <w:sz w:val="30"/>
+          <w:szCs w:val="30"/>
+        </w:rPr>
+        <w:t xml:space="preserve">A completed score sheet</w:t>
+      </w:r>
+      <w:r>
+        <w:rPr>
+          <w:rFonts w:ascii="Calibri" w:cs="Calibri" w:eastAsia="Calibri" w:hAnsi="Calibri"/>
+          <w:b/>
+          <w:bCs/>
+          <w:caps/>
+          <w:color w:val="155C43"/>
+          <w:sz w:val="14"/>
+          <w:szCs w:val="14"/>
+        </w:rPr>
+        <w:t xml:space="preserve">    EXAMPLE</w:t>
+      </w:r>
+    </w:p>
+    <w:p>
+      <w:pPr>
+        <w:spacing w:after="120" w:before="0" w:line="276"/>
+      </w:pPr>
+      <w:r>
+        <w:rPr>
+          <w:rFonts w:ascii="Calibri" w:cs="Calibri" w:eastAsia="Calibri" w:hAnsi="Calibri"/>
+          <w:color w:val="3A4C63"/>
+          <w:sz w:val="21"/>
+          <w:szCs w:val="21"/>
+        </w:rPr>
+        <w:t xml:space="preserve">This is the Proctor evaluation page from the back of the Workbook, filled in for an example team, so you can see how to record the scores and feedback before you hand the result back.</w:t>
+      </w:r>
+    </w:p>
+    <w:p>
+      <w:pPr>
+        <w:spacing w:after="120" w:before="0" w:line="276"/>
+      </w:pPr>
+      <w:r>
+        <w:rPr>
+          <w:rFonts w:ascii="Calibri" w:cs="Calibri" w:eastAsia="Calibri" w:hAnsi="Calibri"/>
+          <w:b/>
+          <w:bCs/>
+          <w:color w:val="0D274D"/>
+          <w:sz w:val="21"/>
+          <w:szCs w:val="21"/>
+        </w:rPr>
+        <w:t xml:space="preserve">Team  </w:t>
+      </w:r>
+      <w:r>
+        <w:rPr>
+          <w:rFonts w:ascii="Calibri" w:cs="Calibri" w:eastAsia="Calibri" w:hAnsi="Calibri"/>
+          <w:b/>
+          <w:bCs/>
+          <w:color w:val="036C8F"/>
+          <w:sz w:val="21"/>
+          <w:szCs w:val="21"/>
+        </w:rPr>
+        <w:t xml:space="preserve">Blue Team       </w:t>
+      </w:r>
+      <w:r>
+        <w:rPr>
+          <w:rFonts w:ascii="Calibri" w:cs="Calibri" w:eastAsia="Calibri" w:hAnsi="Calibri"/>
+          <w:b/>
+          <w:bCs/>
+          <w:color w:val="0D274D"/>
+          <w:sz w:val="21"/>
+          <w:szCs w:val="21"/>
+        </w:rPr>
+        <w:t xml:space="preserve">Members (up to 8)  </w:t>
+      </w:r>
+      <w:r>
+        <w:rPr>
+          <w:rFonts w:ascii="Calibri" w:cs="Calibri" w:eastAsia="Calibri" w:hAnsi="Calibri"/>
+          <w:b/>
+          <w:bCs/>
+          <w:color w:val="036C8F"/>
+          <w:sz w:val="21"/>
+          <w:szCs w:val="21"/>
+        </w:rPr>
+        <w:t xml:space="preserve">8 present       </w:t>
+      </w:r>
+      <w:r>
+        <w:rPr>
+          <w:rFonts w:ascii="Calibri" w:cs="Calibri" w:eastAsia="Calibri" w:hAnsi="Calibri"/>
+          <w:b/>
+          <w:bCs/>
+          <w:color w:val="0D274D"/>
+          <w:sz w:val="21"/>
+          <w:szCs w:val="21"/>
+        </w:rPr>
+        <w:t xml:space="preserve">Date  </w:t>
+      </w:r>
+      <w:r>
+        <w:rPr>
+          <w:rFonts w:ascii="Calibri" w:cs="Calibri" w:eastAsia="Calibri" w:hAnsi="Calibri"/>
+          <w:b/>
+          <w:bCs/>
+          <w:color w:val="036C8F"/>
+          <w:sz w:val="21"/>
+          <w:szCs w:val="21"/>
+        </w:rPr>
+        <w:t xml:space="preserve">12 May</w:t>
+      </w:r>
+    </w:p>
+    <w:tbl>
+      <w:tblPr>
+        <w:tblW w:type="dxa" w:w="9360"/>
+        <w:tblBorders>
+          <w:top w:val="single" w:color="C4D2E2" w:sz="6"/>
+          <w:left w:val="single" w:color="C4D2E2" w:sz="6"/>
+          <w:bottom w:val="single" w:color="C4D2E2" w:sz="6"/>
+          <w:right w:val="single" w:color="C4D2E2" w:sz="6"/>
+          <w:insideH w:val="none" w:color="FFFFFF" w:sz="0"/>
+          <w:insideV w:val="none" w:color="FFFFFF" w:sz="0"/>
+        </w:tblBorders>
+      </w:tblPr>
+      <w:tblGrid>
+        <w:gridCol w:w="2500"/>
+        <w:gridCol w:w="1900"/>
+        <w:gridCol w:w="4960"/>
+      </w:tblGrid>
+      <w:tr>
+        <w:trPr>
+          <w:tblHeader/>
+        </w:trPr>
+        <w:tc>
+          <w:tcPr>
+            <w:tcW w:type="dxa" w:w="2500"/>
+            <w:tcBorders>
+              <w:top w:val="none" w:color="FFFFFF" w:sz="0"/>
+              <w:left w:val="none" w:color="FFFFFF" w:sz="0"/>
+              <w:bottom w:val="none" w:color="FFFFFF" w:sz="0"/>
+              <w:right w:val="none" w:color="FFFFFF" w:sz="0"/>
+            </w:tcBorders>
+            <w:shd w:fill="0D274D" w:color="auto" w:val="clear"/>
+            <w:tcMar>
+              <w:top w:type="dxa" w:w="70"/>
+              <w:left w:type="dxa" w:w="130"/>
+              <w:bottom w:type="dxa" w:w="70"/>
+              <w:right w:type="dxa" w:w="130"/>
+            </w:tcMar>
+          </w:tcPr>
+          <w:p>
+            <w:pPr>
+              <w:spacing w:after="0" w:before="0" w:line="276"/>
+              <w:jc w:val="left"/>
+            </w:pPr>
+            <w:r>
+              <w:rPr>
+                <w:rFonts w:ascii="Calibri" w:cs="Calibri" w:eastAsia="Calibri" w:hAnsi="Calibri"/>
+                <w:b/>
+                <w:bCs/>
+                <w:caps/>
+                <w:color w:val="FFFFFF"/>
+                <w:sz w:val="14"/>
+                <w:szCs w:val="14"/>
+              </w:rPr>
+              <w:t xml:space="preserve">Case Study</w:t>
+            </w:r>
+          </w:p>
+        </w:tc>
+        <w:tc>
+          <w:tcPr>
+            <w:tcW w:type="dxa" w:w="1900"/>
+            <w:tcBorders>
+              <w:top w:val="none" w:color="FFFFFF" w:sz="0"/>
+              <w:left w:val="none" w:color="FFFFFF" w:sz="0"/>
+              <w:bottom w:val="none" w:color="FFFFFF" w:sz="0"/>
+              <w:right w:val="none" w:color="FFFFFF" w:sz="0"/>
+            </w:tcBorders>
+            <w:shd w:fill="0D274D" w:color="auto" w:val="clear"/>
+            <w:tcMar>
+              <w:top w:type="dxa" w:w="70"/>
+              <w:left w:type="dxa" w:w="130"/>
+              <w:bottom w:type="dxa" w:w="70"/>
+              <w:right w:type="dxa" w:w="130"/>
+            </w:tcMar>
+          </w:tcPr>
+          <w:p>
+            <w:pPr>
+              <w:spacing w:after="0" w:before="0" w:line="276"/>
+              <w:jc w:val="center"/>
+            </w:pPr>
+            <w:r>
+              <w:rPr>
+                <w:rFonts w:ascii="Calibri" w:cs="Calibri" w:eastAsia="Calibri" w:hAnsi="Calibri"/>
+                <w:b/>
+                <w:bCs/>
+                <w:caps/>
+                <w:color w:val="FFFFFF"/>
+                <w:sz w:val="14"/>
+                <w:szCs w:val="14"/>
+              </w:rPr>
+              <w:t xml:space="preserve">Score / 100</w:t>
+            </w:r>
+          </w:p>
+        </w:tc>
+        <w:tc>
+          <w:tcPr>
+            <w:tcW w:type="dxa" w:w="4960"/>
+            <w:tcBorders>
+              <w:top w:val="none" w:color="FFFFFF" w:sz="0"/>
+              <w:left w:val="none" w:color="FFFFFF" w:sz="0"/>
+              <w:bottom w:val="none" w:color="FFFFFF" w:sz="0"/>
+              <w:right w:val="none" w:color="FFFFFF" w:sz="0"/>
+            </w:tcBorders>
+            <w:shd w:fill="0D274D" w:color="auto" w:val="clear"/>
+            <w:tcMar>
+              <w:top w:type="dxa" w:w="70"/>
+              <w:left w:type="dxa" w:w="130"/>
+              <w:bottom w:type="dxa" w:w="70"/>
+              <w:right w:type="dxa" w:w="130"/>
+            </w:tcMar>
+          </w:tcPr>
+          <w:p>
+            <w:pPr>
+              <w:spacing w:after="0" w:before="0" w:line="276"/>
+              <w:jc w:val="left"/>
+            </w:pPr>
+            <w:r>
+              <w:rPr>
+                <w:rFonts w:ascii="Calibri" w:cs="Calibri" w:eastAsia="Calibri" w:hAnsi="Calibri"/>
+                <w:b/>
+                <w:bCs/>
+                <w:caps/>
+                <w:color w:val="FFFFFF"/>
+                <w:sz w:val="14"/>
+                <w:szCs w:val="14"/>
+              </w:rPr>
+              <w:t xml:space="preserve">Feedback for this case study</w:t>
+            </w:r>
+          </w:p>
+        </w:tc>
+      </w:tr>
+      <w:tr>
+        <w:tc>
+          <w:tcPr>
+            <w:tcW w:type="dxa" w:w="2500"/>
+            <w:tcBorders>
+              <w:top w:val="single" w:color="E4EBF3" w:sz="4"/>
+              <w:left w:val="none" w:color="FFFFFF" w:sz="0"/>
+              <w:bottom w:val="none" w:color="FFFFFF" w:sz="0"/>
+              <w:right w:val="none" w:color="FFFFFF" w:sz="0"/>
+            </w:tcBorders>
+            <w:tcMar>
+              <w:top w:type="dxa" w:w="100"/>
+              <w:left w:type="dxa" w:w="130"/>
+              <w:bottom w:type="dxa" w:w="100"/>
+              <w:right w:type="dxa" w:w="110"/>
+            </w:tcMar>
+            <w:vAlign w:val="top"/>
+          </w:tcPr>
+          <w:p>
+            <w:pPr>
+              <w:spacing w:after="0" w:before="0" w:line="276"/>
+            </w:pPr>
+            <w:r>
+              <w:rPr>
+                <w:rFonts w:ascii="Calibri" w:cs="Calibri" w:eastAsia="Calibri" w:hAnsi="Calibri"/>
+                <w:b/>
+                <w:bCs/>
+                <w:color w:val="0D274D"/>
+                <w:sz w:val="20"/>
+                <w:szCs w:val="20"/>
+              </w:rPr>
+              <w:t xml:space="preserve">Case Study 1</w:t>
+            </w:r>
+          </w:p>
+        </w:tc>
+        <w:tc>
+          <w:tcPr>
+            <w:tcW w:type="dxa" w:w="1900"/>
+            <w:tcBorders>
+              <w:top w:val="single" w:color="E4EBF3" w:sz="4"/>
+              <w:left w:val="none" w:color="FFFFFF" w:sz="0"/>
+              <w:bottom w:val="none" w:color="FFFFFF" w:sz="0"/>
+              <w:right w:val="none" w:color="FFFFFF" w:sz="0"/>
+            </w:tcBorders>
+            <w:tcMar>
+              <w:top w:type="dxa" w:w="100"/>
+              <w:left w:type="dxa" w:w="110"/>
+              <w:bottom w:type="dxa" w:w="100"/>
+              <w:right w:type="dxa" w:w="110"/>
+            </w:tcMar>
+            <w:vAlign w:val="top"/>
+          </w:tcPr>
+          <w:p>
+            <w:pPr>
+              <w:spacing w:after="0" w:before="0" w:line="276"/>
+              <w:jc w:val="center"/>
+            </w:pPr>
+            <w:r>
+              <w:rPr>
+                <w:rFonts w:ascii="Calibri" w:cs="Calibri" w:eastAsia="Calibri" w:hAnsi="Calibri"/>
+                <w:b/>
+                <w:bCs/>
+                <w:color w:val="0B6670"/>
+                <w:sz w:val="20"/>
+                <w:szCs w:val="20"/>
+              </w:rPr>
+              <w:t xml:space="preserve">66</w:t>
+            </w:r>
+          </w:p>
+        </w:tc>
+        <w:tc>
+          <w:tcPr>
+            <w:tcW w:type="dxa" w:w="4960"/>
+            <w:tcBorders>
+              <w:top w:val="single" w:color="E4EBF3" w:sz="4"/>
+              <w:left w:val="none" w:color="FFFFFF" w:sz="0"/>
+              <w:bottom w:val="none" w:color="FFFFFF" w:sz="0"/>
+              <w:right w:val="none" w:color="FFFFFF" w:sz="0"/>
+            </w:tcBorders>
+            <w:tcMar>
+              <w:top w:type="dxa" w:w="100"/>
+              <w:left w:type="dxa" w:w="110"/>
+              <w:bottom w:type="dxa" w:w="100"/>
+              <w:right w:type="dxa" w:w="130"/>
+            </w:tcMar>
+            <w:vAlign w:val="top"/>
+          </w:tcPr>
+          <w:p>
+            <w:pPr>
+              <w:spacing w:after="0" w:before="0" w:line="276"/>
+            </w:pPr>
+            <w:r>
+              <w:rPr>
+                <w:rFonts w:ascii="Calibri" w:cs="Calibri" w:eastAsia="Calibri" w:hAnsi="Calibri"/>
+                <w:i/>
+                <w:iCs/>
+                <w:color w:val="0B4A5E"/>
+                <w:sz w:val="18"/>
+                <w:szCs w:val="18"/>
+              </w:rPr>
+              <w:t xml:space="preserve">Right products throughout and strong on AI Defense. Tighten the Article 15 requirement and state the concrete outcomes.</w:t>
+            </w:r>
+          </w:p>
+        </w:tc>
+      </w:tr>
+      <w:tr>
+        <w:tc>
+          <w:tcPr>
+            <w:tcW w:type="dxa" w:w="2500"/>
+            <w:tcBorders>
+              <w:top w:val="single" w:color="E4EBF3" w:sz="4"/>
+              <w:left w:val="none" w:color="FFFFFF" w:sz="0"/>
+              <w:bottom w:val="none" w:color="FFFFFF" w:sz="0"/>
+              <w:right w:val="none" w:color="FFFFFF" w:sz="0"/>
+            </w:tcBorders>
+            <w:tcMar>
+              <w:top w:type="dxa" w:w="100"/>
+              <w:left w:type="dxa" w:w="130"/>
+              <w:bottom w:type="dxa" w:w="100"/>
+              <w:right w:type="dxa" w:w="110"/>
+            </w:tcMar>
+            <w:vAlign w:val="top"/>
+          </w:tcPr>
+          <w:p>
+            <w:pPr>
+              <w:spacing w:after="0" w:before="0" w:line="276"/>
+            </w:pPr>
+            <w:r>
+              <w:rPr>
+                <w:rFonts w:ascii="Calibri" w:cs="Calibri" w:eastAsia="Calibri" w:hAnsi="Calibri"/>
+                <w:b/>
+                <w:bCs/>
+                <w:color w:val="0D274D"/>
+                <w:sz w:val="20"/>
+                <w:szCs w:val="20"/>
+              </w:rPr>
+              <w:t xml:space="preserve">Case Study 2</w:t>
+            </w:r>
+          </w:p>
+        </w:tc>
+        <w:tc>
+          <w:tcPr>
+            <w:tcW w:type="dxa" w:w="1900"/>
+            <w:tcBorders>
+              <w:top w:val="single" w:color="E4EBF3" w:sz="4"/>
+              <w:left w:val="none" w:color="FFFFFF" w:sz="0"/>
+              <w:bottom w:val="none" w:color="FFFFFF" w:sz="0"/>
+              <w:right w:val="none" w:color="FFFFFF" w:sz="0"/>
+            </w:tcBorders>
+            <w:tcMar>
+              <w:top w:type="dxa" w:w="100"/>
+              <w:left w:type="dxa" w:w="110"/>
+              <w:bottom w:type="dxa" w:w="100"/>
+              <w:right w:type="dxa" w:w="110"/>
+            </w:tcMar>
+            <w:vAlign w:val="top"/>
+          </w:tcPr>
+          <w:p>
+            <w:pPr>
+              <w:spacing w:after="0" w:before="0" w:line="276"/>
+              <w:jc w:val="center"/>
+            </w:pPr>
+            <w:r>
+              <w:rPr>
+                <w:rFonts w:ascii="Calibri" w:cs="Calibri" w:eastAsia="Calibri" w:hAnsi="Calibri"/>
+                <w:b/>
+                <w:bCs/>
+                <w:color w:val="0B6670"/>
+                <w:sz w:val="20"/>
+                <w:szCs w:val="20"/>
+              </w:rPr>
+              <w:t xml:space="preserve">78</w:t>
+            </w:r>
+          </w:p>
+        </w:tc>
+        <w:tc>
+          <w:tcPr>
+            <w:tcW w:type="dxa" w:w="4960"/>
+            <w:tcBorders>
+              <w:top w:val="single" w:color="E4EBF3" w:sz="4"/>
+              <w:left w:val="none" w:color="FFFFFF" w:sz="0"/>
+              <w:bottom w:val="none" w:color="FFFFFF" w:sz="0"/>
+              <w:right w:val="none" w:color="FFFFFF" w:sz="0"/>
+            </w:tcBorders>
+            <w:tcMar>
+              <w:top w:type="dxa" w:w="100"/>
+              <w:left w:type="dxa" w:w="110"/>
+              <w:bottom w:type="dxa" w:w="100"/>
+              <w:right w:type="dxa" w:w="130"/>
+            </w:tcMar>
+            <w:vAlign w:val="top"/>
+          </w:tcPr>
+          <w:p>
+            <w:pPr>
+              <w:spacing w:after="0" w:before="0" w:line="276"/>
+            </w:pPr>
+            <w:r>
+              <w:rPr>
+                <w:rFonts w:ascii="Calibri" w:cs="Calibri" w:eastAsia="Calibri" w:hAnsi="Calibri"/>
+                <w:i/>
+                <w:iCs/>
+                <w:color w:val="0B4A5E"/>
+                <w:sz w:val="18"/>
+                <w:szCs w:val="18"/>
+              </w:rPr>
+              <w:t xml:space="preserve">Excellent multicloud segmentation and a clear audit story. One pain point was light on the single, unified policy model.</w:t>
+            </w:r>
+          </w:p>
+        </w:tc>
+      </w:tr>
+      <w:tr>
+        <w:tc>
+          <w:tcPr>
+            <w:tcW w:type="dxa" w:w="2500"/>
+            <w:tcBorders>
+              <w:top w:val="single" w:color="E4EBF3" w:sz="4"/>
+              <w:left w:val="none" w:color="FFFFFF" w:sz="0"/>
+              <w:bottom w:val="none" w:color="FFFFFF" w:sz="0"/>
+              <w:right w:val="none" w:color="FFFFFF" w:sz="0"/>
+            </w:tcBorders>
+            <w:tcMar>
+              <w:top w:type="dxa" w:w="100"/>
+              <w:left w:type="dxa" w:w="130"/>
+              <w:bottom w:type="dxa" w:w="100"/>
+              <w:right w:type="dxa" w:w="110"/>
+            </w:tcMar>
+            <w:vAlign w:val="top"/>
+          </w:tcPr>
+          <w:p>
+            <w:pPr>
+              <w:spacing w:after="0" w:before="0" w:line="276"/>
+            </w:pPr>
+            <w:r>
+              <w:rPr>
+                <w:rFonts w:ascii="Calibri" w:cs="Calibri" w:eastAsia="Calibri" w:hAnsi="Calibri"/>
+                <w:b/>
+                <w:bCs/>
+                <w:color w:val="0D274D"/>
+                <w:sz w:val="20"/>
+                <w:szCs w:val="20"/>
+              </w:rPr>
+              <w:t xml:space="preserve">Case Study 3</w:t>
+            </w:r>
+          </w:p>
+        </w:tc>
+        <w:tc>
+          <w:tcPr>
+            <w:tcW w:type="dxa" w:w="1900"/>
+            <w:tcBorders>
+              <w:top w:val="single" w:color="E4EBF3" w:sz="4"/>
+              <w:left w:val="none" w:color="FFFFFF" w:sz="0"/>
+              <w:bottom w:val="none" w:color="FFFFFF" w:sz="0"/>
+              <w:right w:val="none" w:color="FFFFFF" w:sz="0"/>
+            </w:tcBorders>
+            <w:tcMar>
+              <w:top w:type="dxa" w:w="100"/>
+              <w:left w:type="dxa" w:w="110"/>
+              <w:bottom w:type="dxa" w:w="100"/>
+              <w:right w:type="dxa" w:w="110"/>
+            </w:tcMar>
+            <w:vAlign w:val="top"/>
+          </w:tcPr>
+          <w:p>
+            <w:pPr>
+              <w:spacing w:after="0" w:before="0" w:line="276"/>
+              <w:jc w:val="center"/>
+            </w:pPr>
+            <w:r>
+              <w:rPr>
+                <w:rFonts w:ascii="Calibri" w:cs="Calibri" w:eastAsia="Calibri" w:hAnsi="Calibri"/>
+                <w:b/>
+                <w:bCs/>
+                <w:color w:val="0B6670"/>
+                <w:sz w:val="20"/>
+                <w:szCs w:val="20"/>
+              </w:rPr>
+              <w:t xml:space="preserve">72</w:t>
+            </w:r>
+          </w:p>
+        </w:tc>
+        <w:tc>
+          <w:tcPr>
+            <w:tcW w:type="dxa" w:w="4960"/>
+            <w:tcBorders>
+              <w:top w:val="single" w:color="E4EBF3" w:sz="4"/>
+              <w:left w:val="none" w:color="FFFFFF" w:sz="0"/>
+              <w:bottom w:val="none" w:color="FFFFFF" w:sz="0"/>
+              <w:right w:val="none" w:color="FFFFFF" w:sz="0"/>
+            </w:tcBorders>
+            <w:tcMar>
+              <w:top w:type="dxa" w:w="100"/>
+              <w:left w:type="dxa" w:w="110"/>
+              <w:bottom w:type="dxa" w:w="100"/>
+              <w:right w:type="dxa" w:w="130"/>
+            </w:tcMar>
+            <w:vAlign w:val="top"/>
+          </w:tcPr>
+          <w:p>
+            <w:pPr>
+              <w:spacing w:after="0" w:before="0" w:line="276"/>
+            </w:pPr>
+            <w:r>
+              <w:rPr>
+                <w:rFonts w:ascii="Calibri" w:cs="Calibri" w:eastAsia="Calibri" w:hAnsi="Calibri"/>
+                <w:i/>
+                <w:iCs/>
+                <w:color w:val="0B4A5E"/>
+                <w:sz w:val="18"/>
+                <w:szCs w:val="18"/>
+              </w:rPr>
+              <w:t xml:space="preserve">Good automated containment with ISE. The encrypted-traffic answer needed EVE rather than blanket decryption.</w:t>
+            </w:r>
+          </w:p>
+        </w:tc>
+      </w:tr>
+      <w:tr>
+        <w:tc>
+          <w:tcPr>
+            <w:tcW w:type="dxa" w:w="2500"/>
+            <w:tcBorders>
+              <w:top w:val="single" w:color="E4EBF3" w:sz="4"/>
+              <w:left w:val="none" w:color="FFFFFF" w:sz="0"/>
+              <w:bottom w:val="none" w:color="FFFFFF" w:sz="0"/>
+              <w:right w:val="none" w:color="FFFFFF" w:sz="0"/>
+            </w:tcBorders>
+            <w:tcMar>
+              <w:top w:type="dxa" w:w="100"/>
+              <w:left w:type="dxa" w:w="130"/>
+              <w:bottom w:type="dxa" w:w="100"/>
+              <w:right w:type="dxa" w:w="110"/>
+            </w:tcMar>
+            <w:vAlign w:val="top"/>
+          </w:tcPr>
+          <w:p>
+            <w:pPr>
+              <w:spacing w:after="0" w:before="0" w:line="276"/>
+            </w:pPr>
+            <w:r>
+              <w:rPr>
+                <w:rFonts w:ascii="Calibri" w:cs="Calibri" w:eastAsia="Calibri" w:hAnsi="Calibri"/>
+                <w:b/>
+                <w:bCs/>
+                <w:color w:val="0D274D"/>
+                <w:sz w:val="20"/>
+                <w:szCs w:val="20"/>
+              </w:rPr>
+              <w:t xml:space="preserve">Case Study 4</w:t>
+            </w:r>
+          </w:p>
+        </w:tc>
+        <w:tc>
+          <w:tcPr>
+            <w:tcW w:type="dxa" w:w="1900"/>
+            <w:tcBorders>
+              <w:top w:val="single" w:color="E4EBF3" w:sz="4"/>
+              <w:left w:val="none" w:color="FFFFFF" w:sz="0"/>
+              <w:bottom w:val="none" w:color="FFFFFF" w:sz="0"/>
+              <w:right w:val="none" w:color="FFFFFF" w:sz="0"/>
+            </w:tcBorders>
+            <w:tcMar>
+              <w:top w:type="dxa" w:w="100"/>
+              <w:left w:type="dxa" w:w="110"/>
+              <w:bottom w:type="dxa" w:w="100"/>
+              <w:right w:type="dxa" w:w="110"/>
+            </w:tcMar>
+            <w:vAlign w:val="top"/>
+          </w:tcPr>
+          <w:p>
+            <w:pPr>
+              <w:spacing w:after="0" w:before="0" w:line="276"/>
+              <w:jc w:val="center"/>
+            </w:pPr>
+            <w:r>
+              <w:rPr>
+                <w:rFonts w:ascii="Calibri" w:cs="Calibri" w:eastAsia="Calibri" w:hAnsi="Calibri"/>
+                <w:b/>
+                <w:bCs/>
+                <w:color w:val="0B6670"/>
+                <w:sz w:val="20"/>
+                <w:szCs w:val="20"/>
+              </w:rPr>
+              <w:t xml:space="preserve">64</w:t>
+            </w:r>
+          </w:p>
+        </w:tc>
+        <w:tc>
+          <w:tcPr>
+            <w:tcW w:type="dxa" w:w="4960"/>
+            <w:tcBorders>
+              <w:top w:val="single" w:color="E4EBF3" w:sz="4"/>
+              <w:left w:val="none" w:color="FFFFFF" w:sz="0"/>
+              <w:bottom w:val="none" w:color="FFFFFF" w:sz="0"/>
+              <w:right w:val="none" w:color="FFFFFF" w:sz="0"/>
+            </w:tcBorders>
+            <w:tcMar>
+              <w:top w:type="dxa" w:w="100"/>
+              <w:left w:type="dxa" w:w="110"/>
+              <w:bottom w:type="dxa" w:w="100"/>
+              <w:right w:type="dxa" w:w="130"/>
+            </w:tcMar>
+            <w:vAlign w:val="top"/>
+          </w:tcPr>
+          <w:p>
+            <w:pPr>
+              <w:spacing w:after="0" w:before="0" w:line="276"/>
+            </w:pPr>
+            <w:r>
+              <w:rPr>
+                <w:rFonts w:ascii="Calibri" w:cs="Calibri" w:eastAsia="Calibri" w:hAnsi="Calibri"/>
+                <w:i/>
+                <w:iCs/>
+                <w:color w:val="0B4A5E"/>
+                <w:sz w:val="18"/>
+                <w:szCs w:val="18"/>
+              </w:rPr>
+              <w:t xml:space="preserve">Solid Kubernetes segmentation. Dependency mapping before enforcement was implied rather than stated.</w:t>
+            </w:r>
+          </w:p>
+        </w:tc>
+      </w:tr>
+      <w:tr>
+        <w:tc>
+          <w:tcPr>
+            <w:tcW w:type="dxa" w:w="2500"/>
+            <w:tcBorders>
+              <w:top w:val="single" w:color="C4D2E2" w:sz="10"/>
+              <w:left w:val="none" w:color="FFFFFF" w:sz="0"/>
+              <w:bottom w:val="none" w:color="FFFFFF" w:sz="0"/>
+              <w:right w:val="none" w:color="FFFFFF" w:sz="0"/>
+            </w:tcBorders>
+            <w:shd w:fill="EAF1F8" w:color="auto" w:val="clear"/>
+            <w:tcMar>
+              <w:top w:type="dxa" w:w="100"/>
+              <w:left w:type="dxa" w:w="130"/>
+              <w:bottom w:type="dxa" w:w="100"/>
+              <w:right w:type="dxa" w:w="110"/>
+            </w:tcMar>
+          </w:tcPr>
+          <w:p>
+            <w:pPr>
+              <w:spacing w:after="0" w:before="0" w:line="276"/>
+            </w:pPr>
+            <w:r>
+              <w:rPr>
+                <w:rFonts w:ascii="Calibri" w:cs="Calibri" w:eastAsia="Calibri" w:hAnsi="Calibri"/>
+                <w:b/>
+                <w:bCs/>
+                <w:color w:val="0D274D"/>
+                <w:sz w:val="20"/>
+                <w:szCs w:val="20"/>
+              </w:rPr>
+              <w:t xml:space="preserve">Overall total</w:t>
+            </w:r>
+          </w:p>
+        </w:tc>
+        <w:tc>
+          <w:tcPr>
+            <w:tcW w:type="dxa" w:w="1900"/>
+            <w:tcBorders>
+              <w:top w:val="single" w:color="C4D2E2" w:sz="10"/>
+              <w:left w:val="none" w:color="FFFFFF" w:sz="0"/>
+              <w:bottom w:val="none" w:color="FFFFFF" w:sz="0"/>
+              <w:right w:val="none" w:color="FFFFFF" w:sz="0"/>
+            </w:tcBorders>
+            <w:shd w:fill="EAF1F8" w:color="auto" w:val="clear"/>
+            <w:tcMar>
+              <w:top w:type="dxa" w:w="100"/>
+              <w:left w:type="dxa" w:w="110"/>
+              <w:bottom w:type="dxa" w:w="100"/>
+              <w:right w:type="dxa" w:w="110"/>
+            </w:tcMar>
+          </w:tcPr>
+          <w:p>
+            <w:pPr>
+              <w:spacing w:after="0" w:before="0" w:line="276"/>
+              <w:jc w:val="center"/>
+            </w:pPr>
+            <w:r>
+              <w:rPr>
+                <w:rFonts w:ascii="Calibri" w:cs="Calibri" w:eastAsia="Calibri" w:hAnsi="Calibri"/>
+                <w:b/>
+                <w:bCs/>
+                <w:color w:val="0B6670"/>
+                <w:sz w:val="20"/>
+                <w:szCs w:val="20"/>
+              </w:rPr>
+              <w:t xml:space="preserve">280</w:t>
+            </w:r>
+            <w:r>
+              <w:rPr>
+                <w:rFonts w:ascii="Calibri" w:cs="Calibri" w:eastAsia="Calibri" w:hAnsi="Calibri"/>
+                <w:b/>
+                <w:bCs/>
+                <w:color w:val="0D274D"/>
+                <w:sz w:val="19"/>
+                <w:szCs w:val="19"/>
+              </w:rPr>
+              <w:t xml:space="preserve"> / 400</w:t>
+            </w:r>
+          </w:p>
+        </w:tc>
+        <w:tc>
+          <w:tcPr>
+            <w:tcW w:type="dxa" w:w="4960"/>
+            <w:tcBorders>
+              <w:top w:val="single" w:color="C4D2E2" w:sz="10"/>
+              <w:left w:val="none" w:color="FFFFFF" w:sz="0"/>
+              <w:bottom w:val="none" w:color="FFFFFF" w:sz="0"/>
+              <w:right w:val="none" w:color="FFFFFF" w:sz="0"/>
+            </w:tcBorders>
+            <w:shd w:fill="EAF1F8" w:color="auto" w:val="clear"/>
+            <w:tcMar>
+              <w:top w:type="dxa" w:w="100"/>
+              <w:left w:type="dxa" w:w="110"/>
+              <w:bottom w:type="dxa" w:w="100"/>
+              <w:right w:type="dxa" w:w="130"/>
+            </w:tcMar>
+          </w:tcPr>
+          <w:p>
+            <w:pPr>
+              <w:spacing w:after="0" w:before="0" w:line="276"/>
+            </w:pPr>
+            <w:r>
+              <w:rPr>
+                <w:rFonts w:ascii="Calibri" w:cs="Calibri" w:eastAsia="Calibri" w:hAnsi="Calibri"/>
+                <w:color w:val="14263A"/>
+                <w:sz w:val="2"/>
+                <w:szCs w:val="2"/>
+              </w:rPr>
+              <w:t xml:space="preserve"/>
+            </w:r>
+          </w:p>
+        </w:tc>
+      </w:tr>
+    </w:tbl>
+    <w:p>
+      <w:pPr>
+        <w:spacing w:after="140"/>
+      </w:pPr>
+      <w:r>
+        <w:rPr>
+          <w:rFonts w:ascii="Calibri" w:cs="Calibri" w:eastAsia="Calibri" w:hAnsi="Calibri"/>
+          <w:color w:val="14263A"/>
+          <w:sz w:val="2"/>
+          <w:szCs w:val="2"/>
+        </w:rPr>
+        <w:t xml:space="preserve"/>
+      </w:r>
+    </w:p>
+    <w:tbl>
+      <w:tblPr>
+        <w:tblW w:type="dxa" w:w="9360"/>
+        <w:tblBorders>
+          <w:top w:val="single" w:color="auto" w:sz="4"/>
+          <w:left w:val="single" w:color="auto" w:sz="4"/>
+          <w:bottom w:val="single" w:color="auto" w:sz="4"/>
+          <w:right w:val="single" w:color="auto" w:sz="4"/>
+          <w:insideH w:val="single" w:color="auto" w:sz="4"/>
+          <w:insideV w:val="single" w:color="auto" w:sz="4"/>
+        </w:tblBorders>
+      </w:tblPr>
+      <w:tblGrid>
+        <w:gridCol w:w="9360"/>
+      </w:tblGrid>
+      <w:tr>
+        <w:tc>
+          <w:tcPr>
+            <w:tcW w:type="dxa" w:w="9360"/>
+            <w:tcBorders>
+              <w:top w:val="single" w:color="9FC9DD" w:sz="6"/>
+              <w:left w:val="single" w:color="9FC9DD" w:sz="6"/>
+              <w:bottom w:val="single" w:color="9FC9DD" w:sz="6"/>
+              <w:right w:val="single" w:color="9FC9DD" w:sz="6"/>
+            </w:tcBorders>
+            <w:shd w:fill="F7FCFE" w:color="auto" w:val="clear"/>
+            <w:tcMar>
+              <w:top w:type="dxa" w:w="110"/>
+              <w:left w:type="dxa" w:w="160"/>
+              <w:bottom w:type="dxa" w:w="110"/>
+              <w:right w:type="dxa" w:w="160"/>
+            </w:tcMar>
+            <w:vAlign w:val="top"/>
+          </w:tcPr>
+          <w:p>
+            <w:pPr>
+              <w:spacing w:after="0" w:before="0" w:line="276"/>
+            </w:pPr>
+            <w:r>
+              <w:rPr>
+                <w:rFonts w:ascii="Calibri" w:cs="Calibri" w:eastAsia="Calibri" w:hAnsi="Calibri"/>
+                <w:b/>
+                <w:bCs/>
+                <w:color w:val="0D274D"/>
+                <w:sz w:val="19"/>
+                <w:szCs w:val="19"/>
+              </w:rPr>
+              <w:t xml:space="preserve">Topology diagram: SME review.  </w:t>
+            </w:r>
+            <w:r>
+              <w:rPr>
+                <w:rFonts w:ascii="Calibri" w:cs="Calibri" w:eastAsia="Calibri" w:hAnsi="Calibri"/>
+                <w:color w:val="33465F"/>
+                <w:sz w:val="19"/>
+                <w:szCs w:val="19"/>
+              </w:rPr>
+              <w:t xml:space="preserve">The team's Hybrid Mesh Firewall diagram is submitted for Subject Matter Expert review and is not part of the score.    Reviewed by SME:  Yes </w:t>
+            </w:r>
+            <w:r>
+              <w:rPr>
+                <w:rFonts w:ascii="Calibri" w:cs="Calibri" w:eastAsia="Calibri" w:hAnsi="Calibri"/>
+                <w:b/>
+                <w:bCs/>
+                <w:color w:val="0B6670"/>
+                <w:sz w:val="19"/>
+                <w:szCs w:val="19"/>
+              </w:rPr>
+              <w:t xml:space="preserve">[x]</w:t>
+            </w:r>
+            <w:r>
+              <w:rPr>
+                <w:rFonts w:ascii="Calibri" w:cs="Calibri" w:eastAsia="Calibri" w:hAnsi="Calibri"/>
+                <w:color w:val="33465F"/>
+                <w:sz w:val="19"/>
+                <w:szCs w:val="19"/>
+              </w:rPr>
+              <w:t xml:space="preserve">   No </w:t>
+            </w:r>
+            <w:r>
+              <w:rPr>
+                <w:rFonts w:ascii="Calibri" w:cs="Calibri" w:eastAsia="Calibri" w:hAnsi="Calibri"/>
+                <w:color w:val="9AA8BC"/>
+                <w:sz w:val="19"/>
+                <w:szCs w:val="19"/>
+              </w:rPr>
+              <w:t xml:space="preserve">[  ]</w:t>
+            </w:r>
+          </w:p>
+        </w:tc>
+      </w:tr>
+    </w:tbl>
+    <w:p>
+      <w:pPr>
+        <w:spacing w:after="80"/>
+      </w:pPr>
+      <w:r>
+        <w:rPr>
+          <w:rFonts w:ascii="Calibri" w:cs="Calibri" w:eastAsia="Calibri" w:hAnsi="Calibri"/>
+          <w:color w:val="14263A"/>
+          <w:sz w:val="2"/>
+          <w:szCs w:val="2"/>
+        </w:rPr>
+        <w:t xml:space="preserve"/>
+      </w:r>
+    </w:p>
+    <w:tbl>
+      <w:tblPr>
+        <w:tblW w:type="dxa" w:w="9360"/>
+        <w:tblBorders>
+          <w:top w:val="single" w:color="auto" w:sz="4"/>
+          <w:left w:val="single" w:color="auto" w:sz="4"/>
+          <w:bottom w:val="single" w:color="auto" w:sz="4"/>
+          <w:right w:val="single" w:color="auto" w:sz="4"/>
+          <w:insideH w:val="single" w:color="auto" w:sz="4"/>
+          <w:insideV w:val="single" w:color="auto" w:sz="4"/>
+        </w:tblBorders>
+      </w:tblPr>
+      <w:tblGrid>
+        <w:gridCol w:w="9360"/>
+      </w:tblGrid>
+      <w:tr>
+        <w:tc>
+          <w:tcPr>
+            <w:tcW w:type="dxa" w:w="9360"/>
+            <w:tcBorders>
+              <w:top w:val="single" w:color="E1E8F1" w:sz="6"/>
+              <w:left w:val="single" w:color="E1E8F1" w:sz="6"/>
+              <w:bottom w:val="single" w:color="E1E8F1" w:sz="6"/>
+              <w:right w:val="single" w:color="E1E8F1" w:sz="6"/>
+            </w:tcBorders>
+            <w:shd w:fill="F7F9FC" w:color="auto" w:val="clear"/>
+            <w:tcMar>
+              <w:top w:type="dxa" w:w="110"/>
+              <w:left w:type="dxa" w:w="160"/>
+              <w:bottom w:type="dxa" w:w="110"/>
+              <w:right w:type="dxa" w:w="160"/>
+            </w:tcMar>
+            <w:vAlign w:val="top"/>
+          </w:tcPr>
+          <w:p>
+            <w:pPr>
+              <w:spacing w:after="50" w:before="0" w:line="276"/>
+            </w:pPr>
+            <w:r>
+              <w:rPr>
+                <w:rFonts w:ascii="Calibri" w:cs="Calibri" w:eastAsia="Calibri" w:hAnsi="Calibri"/>
+                <w:b/>
+                <w:bCs/>
+                <w:color w:val="0D274D"/>
+                <w:sz w:val="18"/>
+                <w:szCs w:val="18"/>
+              </w:rPr>
+              <w:t xml:space="preserve">What the team did well</w:t>
+            </w:r>
+          </w:p>
+          <w:p>
+            <w:pPr>
+              <w:spacing w:after="0" w:before="0" w:line="276"/>
+            </w:pPr>
+            <w:r>
+              <w:rPr>
+                <w:rFonts w:ascii="Calibri" w:cs="Calibri" w:eastAsia="Calibri" w:hAnsi="Calibri"/>
+                <w:i/>
+                <w:iCs/>
+                <w:color w:val="0B4A5E"/>
+                <w:sz w:val="19"/>
+                <w:szCs w:val="19"/>
+              </w:rPr>
+              <w:t xml:space="preserve">Consistently named the right Cisco products and tied them to Cedarline's estate. Customer-ready value stories in Case Studies 2 and 3.</w:t>
+            </w:r>
+          </w:p>
+        </w:tc>
+      </w:tr>
+    </w:tbl>
+    <w:p>
+      <w:pPr>
+        <w:spacing w:after="120"/>
+      </w:pPr>
+      <w:r>
+        <w:rPr>
+          <w:rFonts w:ascii="Calibri" w:cs="Calibri" w:eastAsia="Calibri" w:hAnsi="Calibri"/>
+          <w:color w:val="14263A"/>
+          <w:sz w:val="2"/>
+          <w:szCs w:val="2"/>
+        </w:rPr>
+        <w:t xml:space="preserve"/>
+      </w:r>
+    </w:p>
+    <w:tbl>
+      <w:tblPr>
+        <w:tblW w:type="dxa" w:w="9360"/>
+        <w:tblBorders>
+          <w:top w:val="single" w:color="auto" w:sz="4"/>
+          <w:left w:val="single" w:color="auto" w:sz="4"/>
+          <w:bottom w:val="single" w:color="auto" w:sz="4"/>
+          <w:right w:val="single" w:color="auto" w:sz="4"/>
+          <w:insideH w:val="single" w:color="auto" w:sz="4"/>
+          <w:insideV w:val="single" w:color="auto" w:sz="4"/>
+        </w:tblBorders>
+      </w:tblPr>
+      <w:tblGrid>
+        <w:gridCol w:w="9360"/>
+      </w:tblGrid>
+      <w:tr>
+        <w:tc>
+          <w:tcPr>
+            <w:tcW w:type="dxa" w:w="9360"/>
+            <w:tcBorders>
+              <w:top w:val="single" w:color="E1E8F1" w:sz="6"/>
+              <w:left w:val="single" w:color="E1E8F1" w:sz="6"/>
+              <w:bottom w:val="single" w:color="E1E8F1" w:sz="6"/>
+              <w:right w:val="single" w:color="E1E8F1" w:sz="6"/>
+            </w:tcBorders>
+            <w:shd w:fill="F7F9FC" w:color="auto" w:val="clear"/>
+            <w:tcMar>
+              <w:top w:type="dxa" w:w="110"/>
+              <w:left w:type="dxa" w:w="160"/>
+              <w:bottom w:type="dxa" w:w="110"/>
+              <w:right w:type="dxa" w:w="160"/>
+            </w:tcMar>
+            <w:vAlign w:val="top"/>
+          </w:tcPr>
+          <w:p>
+            <w:pPr>
+              <w:spacing w:after="50" w:before="0" w:line="276"/>
+            </w:pPr>
+            <w:r>
+              <w:rPr>
+                <w:rFonts w:ascii="Calibri" w:cs="Calibri" w:eastAsia="Calibri" w:hAnsi="Calibri"/>
+                <w:b/>
+                <w:bCs/>
+                <w:color w:val="0D274D"/>
+                <w:sz w:val="18"/>
+                <w:szCs w:val="18"/>
+              </w:rPr>
+              <w:t xml:space="preserve">Where they can learn and grow</w:t>
+            </w:r>
+          </w:p>
+          <w:p>
+            <w:pPr>
+              <w:spacing w:after="0" w:before="0" w:line="276"/>
+            </w:pPr>
+            <w:r>
+              <w:rPr>
+                <w:rFonts w:ascii="Calibri" w:cs="Calibri" w:eastAsia="Calibri" w:hAnsi="Calibri"/>
+                <w:i/>
+                <w:iCs/>
+                <w:color w:val="0B4A5E"/>
+                <w:sz w:val="19"/>
+                <w:szCs w:val="19"/>
+              </w:rPr>
+              <w:t xml:space="preserve">Name the underlying requirement before reaching for the product, and always close with the concrete Cedarline outcome.</w:t>
+            </w:r>
+          </w:p>
+        </w:tc>
+      </w:tr>
+    </w:tbl>
+    <w:p>
+      <w:pPr>
+        <w:spacing w:after="120"/>
+      </w:pPr>
+      <w:r>
+        <w:rPr>
+          <w:rFonts w:ascii="Calibri" w:cs="Calibri" w:eastAsia="Calibri" w:hAnsi="Calibri"/>
+          <w:color w:val="14263A"/>
+          <w:sz w:val="2"/>
+          <w:szCs w:val="2"/>
+        </w:rPr>
+        <w:t xml:space="preserve"/>
+      </w:r>
+    </w:p>
+    <w:tbl>
+      <w:tblPr>
+        <w:tblW w:type="dxa" w:w="9360"/>
+        <w:tblBorders>
+          <w:top w:val="single" w:color="auto" w:sz="4"/>
+          <w:left w:val="single" w:color="auto" w:sz="4"/>
+          <w:bottom w:val="single" w:color="auto" w:sz="4"/>
+          <w:right w:val="single" w:color="auto" w:sz="4"/>
+          <w:insideH w:val="single" w:color="auto" w:sz="4"/>
+          <w:insideV w:val="single" w:color="auto" w:sz="4"/>
+        </w:tblBorders>
+      </w:tblPr>
+      <w:tblGrid>
+        <w:gridCol w:w="9360"/>
+      </w:tblGrid>
+      <w:tr>
+        <w:tc>
+          <w:tcPr>
+            <w:tcW w:type="dxa" w:w="9360"/>
+            <w:tcBorders>
+              <w:top w:val="single" w:color="DCE6F1" w:sz="6"/>
+              <w:left w:val="single" w:color="DCE6F1" w:sz="6"/>
+              <w:bottom w:val="single" w:color="DCE6F1" w:sz="6"/>
+              <w:right w:val="single" w:color="DCE6F1" w:sz="6"/>
+            </w:tcBorders>
+            <w:shd w:fill="F3F7FB" w:color="auto" w:val="clear"/>
+            <w:tcMar>
+              <w:top w:type="dxa" w:w="110"/>
+              <w:left w:type="dxa" w:w="160"/>
+              <w:bottom w:type="dxa" w:w="110"/>
+              <w:right w:type="dxa" w:w="160"/>
+            </w:tcMar>
+            <w:vAlign w:val="top"/>
+          </w:tcPr>
+          <w:p>
+            <w:pPr>
+              <w:spacing w:after="0" w:before="0" w:line="276"/>
+            </w:pPr>
+            <w:r>
+              <w:rPr>
+                <w:rFonts w:ascii="Calibri" w:cs="Calibri" w:eastAsia="Calibri" w:hAnsi="Calibri"/>
+                <w:b/>
+                <w:bCs/>
+                <w:color w:val="0D274D"/>
+                <w:sz w:val="20"/>
+                <w:szCs w:val="20"/>
+              </w:rPr>
+              <w:t xml:space="preserve">That is the whole flow.  </w:t>
+            </w:r>
+            <w:r>
+              <w:rPr>
+                <w:rFonts w:ascii="Calibri" w:cs="Calibri" w:eastAsia="Calibri" w:hAnsi="Calibri"/>
+                <w:color w:val="33465F"/>
+                <w:sz w:val="20"/>
+                <w:szCs w:val="20"/>
+              </w:rPr>
+              <w:t xml:space="preserve">Grade every pain point on the rubric, total each case study, then fill in this page inside the team's Workbook exactly like the example above, and hand it back as their result and feedback.</w:t>
+            </w:r>
+          </w:p>
+        </w:tc>
+      </w:tr>
+    </w:tbl>
     <w:sectPr>
       <w:footerReference w:type="default" r:id="rId7"/>
       <w:pgSz w:w="12240" w:h="15840" w:orient="portrait"/>

--- a/case-study-pack/docx/HMF-Grading-Guide.docx
+++ b/case-study-pack/docx/HMF-Grading-Guide.docx
@@ -3458,6 +3458,485 @@
         <w:t xml:space="preserve"/>
       </w:r>
     </w:p>
+    <w:p>
+      <w:pPr>
+        <w:spacing w:after="50" w:before="150" w:line="276"/>
+      </w:pPr>
+      <w:r>
+        <w:rPr>
+          <w:rFonts w:ascii="Calibri" w:cs="Calibri" w:eastAsia="Calibri" w:hAnsi="Calibri"/>
+          <w:b/>
+          <w:bCs/>
+          <w:caps/>
+          <w:color w:val="0D274D"/>
+          <w:sz w:val="22"/>
+          <w:szCs w:val="22"/>
+        </w:rPr>
+        <w:t xml:space="preserve">Overall grade, out of 400</w:t>
+      </w:r>
+    </w:p>
+    <w:p>
+      <w:pPr>
+        <w:spacing w:after="60" w:before="0" w:line="276"/>
+      </w:pPr>
+      <w:r>
+        <w:rPr>
+          <w:rFonts w:ascii="Calibri" w:cs="Calibri" w:eastAsia="Calibri" w:hAnsi="Calibri"/>
+          <w:color w:val="3A4C63"/>
+          <w:sz w:val="20"/>
+          <w:szCs w:val="20"/>
+        </w:rPr>
+        <w:t xml:space="preserve">Give the team their overall result as one of these three encouraging categories. Every category is positive; it names where the team is strong and what to build next.</w:t>
+      </w:r>
+    </w:p>
+    <w:tbl>
+      <w:tblPr>
+        <w:tblW w:type="dxa" w:w="9360"/>
+        <w:tblBorders>
+          <w:top w:val="single" w:color="C4D2E2" w:sz="6"/>
+          <w:left w:val="single" w:color="C4D2E2" w:sz="6"/>
+          <w:bottom w:val="single" w:color="C4D2E2" w:sz="6"/>
+          <w:right w:val="single" w:color="C4D2E2" w:sz="6"/>
+          <w:insideH w:val="none" w:color="FFFFFF" w:sz="0"/>
+          <w:insideV w:val="none" w:color="FFFFFF" w:sz="0"/>
+        </w:tblBorders>
+      </w:tblPr>
+      <w:tblGrid>
+        <w:gridCol w:w="1650"/>
+        <w:gridCol w:w="1300"/>
+        <w:gridCol w:w="6410"/>
+      </w:tblGrid>
+      <w:tr>
+        <w:trPr>
+          <w:tblHeader/>
+        </w:trPr>
+        <w:tc>
+          <w:tcPr>
+            <w:tcW w:type="dxa" w:w="1650"/>
+            <w:tcBorders>
+              <w:top w:val="none" w:color="FFFFFF" w:sz="0"/>
+              <w:left w:val="none" w:color="FFFFFF" w:sz="0"/>
+              <w:bottom w:val="none" w:color="FFFFFF" w:sz="0"/>
+              <w:right w:val="none" w:color="FFFFFF" w:sz="0"/>
+            </w:tcBorders>
+            <w:shd w:fill="0D274D" w:color="auto" w:val="clear"/>
+            <w:tcMar>
+              <w:top w:type="dxa" w:w="60"/>
+              <w:left w:type="dxa" w:w="120"/>
+              <w:bottom w:type="dxa" w:w="60"/>
+              <w:right w:type="dxa" w:w="120"/>
+            </w:tcMar>
+          </w:tcPr>
+          <w:p>
+            <w:pPr>
+              <w:spacing w:after="0" w:before="0" w:line="276"/>
+              <w:jc w:val="left"/>
+            </w:pPr>
+            <w:r>
+              <w:rPr>
+                <w:rFonts w:ascii="Calibri" w:cs="Calibri" w:eastAsia="Calibri" w:hAnsi="Calibri"/>
+                <w:b/>
+                <w:bCs/>
+                <w:caps/>
+                <w:color w:val="FFFFFF"/>
+                <w:sz w:val="13"/>
+                <w:szCs w:val="13"/>
+              </w:rPr>
+              <w:t xml:space="preserve">Level</w:t>
+            </w:r>
+          </w:p>
+        </w:tc>
+        <w:tc>
+          <w:tcPr>
+            <w:tcW w:type="dxa" w:w="1300"/>
+            <w:tcBorders>
+              <w:top w:val="none" w:color="FFFFFF" w:sz="0"/>
+              <w:left w:val="none" w:color="FFFFFF" w:sz="0"/>
+              <w:bottom w:val="none" w:color="FFFFFF" w:sz="0"/>
+              <w:right w:val="none" w:color="FFFFFF" w:sz="0"/>
+            </w:tcBorders>
+            <w:shd w:fill="0D274D" w:color="auto" w:val="clear"/>
+            <w:tcMar>
+              <w:top w:type="dxa" w:w="60"/>
+              <w:left w:type="dxa" w:w="120"/>
+              <w:bottom w:type="dxa" w:w="60"/>
+              <w:right w:type="dxa" w:w="120"/>
+            </w:tcMar>
+          </w:tcPr>
+          <w:p>
+            <w:pPr>
+              <w:spacing w:after="0" w:before="0" w:line="276"/>
+              <w:jc w:val="center"/>
+            </w:pPr>
+            <w:r>
+              <w:rPr>
+                <w:rFonts w:ascii="Calibri" w:cs="Calibri" w:eastAsia="Calibri" w:hAnsi="Calibri"/>
+                <w:b/>
+                <w:bCs/>
+                <w:caps/>
+                <w:color w:val="FFFFFF"/>
+                <w:sz w:val="13"/>
+                <w:szCs w:val="13"/>
+              </w:rPr>
+              <w:t xml:space="preserve">out of 400</w:t>
+            </w:r>
+          </w:p>
+        </w:tc>
+        <w:tc>
+          <w:tcPr>
+            <w:tcW w:type="dxa" w:w="6410"/>
+            <w:tcBorders>
+              <w:top w:val="none" w:color="FFFFFF" w:sz="0"/>
+              <w:left w:val="none" w:color="FFFFFF" w:sz="0"/>
+              <w:bottom w:val="none" w:color="FFFFFF" w:sz="0"/>
+              <w:right w:val="none" w:color="FFFFFF" w:sz="0"/>
+            </w:tcBorders>
+            <w:shd w:fill="0D274D" w:color="auto" w:val="clear"/>
+            <w:tcMar>
+              <w:top w:type="dxa" w:w="60"/>
+              <w:left w:type="dxa" w:w="120"/>
+              <w:bottom w:type="dxa" w:w="60"/>
+              <w:right w:type="dxa" w:w="120"/>
+            </w:tcMar>
+          </w:tcPr>
+          <w:p>
+            <w:pPr>
+              <w:spacing w:after="0" w:before="0" w:line="276"/>
+              <w:jc w:val="left"/>
+            </w:pPr>
+            <w:r>
+              <w:rPr>
+                <w:rFonts w:ascii="Calibri" w:cs="Calibri" w:eastAsia="Calibri" w:hAnsi="Calibri"/>
+                <w:b/>
+                <w:bCs/>
+                <w:caps/>
+                <w:color w:val="FFFFFF"/>
+                <w:sz w:val="13"/>
+                <w:szCs w:val="13"/>
+              </w:rPr>
+              <w:t xml:space="preserve">What it means</w:t>
+            </w:r>
+          </w:p>
+        </w:tc>
+      </w:tr>
+      <w:tr>
+        <w:tc>
+          <w:tcPr>
+            <w:tcW w:type="dxa" w:w="1650"/>
+            <w:tcBorders>
+              <w:top w:val="none" w:color="FFFFFF" w:sz="0"/>
+              <w:left w:val="none" w:color="FFFFFF" w:sz="0"/>
+              <w:bottom w:val="none" w:color="FFFFFF" w:sz="0"/>
+              <w:right w:val="none" w:color="FFFFFF" w:sz="0"/>
+            </w:tcBorders>
+            <w:shd w:fill="F4FBF7" w:color="auto" w:val="clear"/>
+            <w:tcMar>
+              <w:top w:type="dxa" w:w="80"/>
+              <w:left w:type="dxa" w:w="130"/>
+              <w:bottom w:type="dxa" w:w="80"/>
+              <w:right w:type="dxa" w:w="100"/>
+            </w:tcMar>
+          </w:tcPr>
+          <w:p>
+            <w:pPr>
+              <w:spacing w:after="0" w:before="0" w:line="276"/>
+            </w:pPr>
+            <w:r>
+              <w:rPr>
+                <w:rFonts w:ascii="Calibri" w:cs="Calibri" w:eastAsia="Calibri" w:hAnsi="Calibri"/>
+                <w:b/>
+                <w:bCs/>
+                <w:color w:val="0D274D"/>
+                <w:sz w:val="18"/>
+                <w:szCs w:val="18"/>
+              </w:rPr>
+              <w:t xml:space="preserve">Best</w:t>
+            </w:r>
+          </w:p>
+        </w:tc>
+        <w:tc>
+          <w:tcPr>
+            <w:tcW w:type="dxa" w:w="1300"/>
+            <w:tcBorders>
+              <w:top w:val="none" w:color="FFFFFF" w:sz="0"/>
+              <w:left w:val="none" w:color="FFFFFF" w:sz="0"/>
+              <w:bottom w:val="none" w:color="FFFFFF" w:sz="0"/>
+              <w:right w:val="none" w:color="FFFFFF" w:sz="0"/>
+            </w:tcBorders>
+            <w:shd w:fill="F4FBF7" w:color="auto" w:val="clear"/>
+            <w:tcMar>
+              <w:top w:type="dxa" w:w="80"/>
+              <w:left w:type="dxa" w:w="100"/>
+              <w:bottom w:type="dxa" w:w="80"/>
+              <w:right w:type="dxa" w:w="100"/>
+            </w:tcMar>
+          </w:tcPr>
+          <w:p>
+            <w:pPr>
+              <w:spacing w:after="0" w:before="0" w:line="276"/>
+              <w:jc w:val="center"/>
+            </w:pPr>
+            <w:r>
+              <w:rPr>
+                <w:rFonts w:ascii="Calibri" w:cs="Calibri" w:eastAsia="Calibri" w:hAnsi="Calibri"/>
+                <w:b/>
+                <w:bCs/>
+                <w:color w:val="0B6670"/>
+                <w:sz w:val="18"/>
+                <w:szCs w:val="18"/>
+              </w:rPr>
+              <w:t xml:space="preserve">300 to 400</w:t>
+            </w:r>
+          </w:p>
+        </w:tc>
+        <w:tc>
+          <w:tcPr>
+            <w:tcW w:type="dxa" w:w="6410"/>
+            <w:tcBorders>
+              <w:top w:val="none" w:color="FFFFFF" w:sz="0"/>
+              <w:left w:val="none" w:color="FFFFFF" w:sz="0"/>
+              <w:bottom w:val="none" w:color="FFFFFF" w:sz="0"/>
+              <w:right w:val="none" w:color="FFFFFF" w:sz="0"/>
+            </w:tcBorders>
+            <w:shd w:fill="F4FBF7" w:color="auto" w:val="clear"/>
+            <w:tcMar>
+              <w:top w:type="dxa" w:w="80"/>
+              <w:left w:type="dxa" w:w="120"/>
+              <w:bottom w:type="dxa" w:w="80"/>
+              <w:right w:type="dxa" w:w="130"/>
+            </w:tcMar>
+          </w:tcPr>
+          <w:p>
+            <w:pPr>
+              <w:spacing w:after="0" w:before="0" w:line="276"/>
+            </w:pPr>
+            <w:r>
+              <w:rPr>
+                <w:rFonts w:ascii="Calibri" w:cs="Calibri" w:eastAsia="Calibri" w:hAnsi="Calibri"/>
+                <w:color w:val="2A3C52"/>
+                <w:sz w:val="18"/>
+                <w:szCs w:val="18"/>
+              </w:rPr>
+              <w:t xml:space="preserve">Standout work. Across the four case studies the team read the requirements precisely, designed fitting Hybrid Mesh Firewall solutions, and told a clear Cedarline value story.</w:t>
+            </w:r>
+          </w:p>
+        </w:tc>
+      </w:tr>
+      <w:tr>
+        <w:tc>
+          <w:tcPr>
+            <w:tcW w:type="dxa" w:w="1650"/>
+            <w:tcBorders>
+              <w:top w:val="single" w:color="E4EBF3" w:sz="4"/>
+              <w:left w:val="none" w:color="FFFFFF" w:sz="0"/>
+              <w:bottom w:val="none" w:color="FFFFFF" w:sz="0"/>
+              <w:right w:val="none" w:color="FFFFFF" w:sz="0"/>
+            </w:tcBorders>
+            <w:tcMar>
+              <w:top w:type="dxa" w:w="80"/>
+              <w:left w:type="dxa" w:w="130"/>
+              <w:bottom w:type="dxa" w:w="80"/>
+              <w:right w:type="dxa" w:w="100"/>
+            </w:tcMar>
+          </w:tcPr>
+          <w:p>
+            <w:pPr>
+              <w:spacing w:after="0" w:before="0" w:line="276"/>
+            </w:pPr>
+            <w:r>
+              <w:rPr>
+                <w:rFonts w:ascii="Calibri" w:cs="Calibri" w:eastAsia="Calibri" w:hAnsi="Calibri"/>
+                <w:b/>
+                <w:bCs/>
+                <w:color w:val="0D274D"/>
+                <w:sz w:val="18"/>
+                <w:szCs w:val="18"/>
+              </w:rPr>
+              <w:t xml:space="preserve">Better</w:t>
+            </w:r>
+          </w:p>
+        </w:tc>
+        <w:tc>
+          <w:tcPr>
+            <w:tcW w:type="dxa" w:w="1300"/>
+            <w:tcBorders>
+              <w:top w:val="single" w:color="E4EBF3" w:sz="4"/>
+              <w:left w:val="none" w:color="FFFFFF" w:sz="0"/>
+              <w:bottom w:val="none" w:color="FFFFFF" w:sz="0"/>
+              <w:right w:val="none" w:color="FFFFFF" w:sz="0"/>
+            </w:tcBorders>
+            <w:tcMar>
+              <w:top w:type="dxa" w:w="80"/>
+              <w:left w:type="dxa" w:w="100"/>
+              <w:bottom w:type="dxa" w:w="80"/>
+              <w:right w:type="dxa" w:w="100"/>
+            </w:tcMar>
+          </w:tcPr>
+          <w:p>
+            <w:pPr>
+              <w:spacing w:after="0" w:before="0" w:line="276"/>
+              <w:jc w:val="center"/>
+            </w:pPr>
+            <w:r>
+              <w:rPr>
+                <w:rFonts w:ascii="Calibri" w:cs="Calibri" w:eastAsia="Calibri" w:hAnsi="Calibri"/>
+                <w:b/>
+                <w:bCs/>
+                <w:color w:val="0B6670"/>
+                <w:sz w:val="18"/>
+                <w:szCs w:val="18"/>
+              </w:rPr>
+              <w:t xml:space="preserve">200 to 299</w:t>
+            </w:r>
+          </w:p>
+        </w:tc>
+        <w:tc>
+          <w:tcPr>
+            <w:tcW w:type="dxa" w:w="6410"/>
+            <w:tcBorders>
+              <w:top w:val="single" w:color="E4EBF3" w:sz="4"/>
+              <w:left w:val="none" w:color="FFFFFF" w:sz="0"/>
+              <w:bottom w:val="none" w:color="FFFFFF" w:sz="0"/>
+              <w:right w:val="none" w:color="FFFFFF" w:sz="0"/>
+            </w:tcBorders>
+            <w:tcMar>
+              <w:top w:type="dxa" w:w="80"/>
+              <w:left w:type="dxa" w:w="120"/>
+              <w:bottom w:type="dxa" w:w="80"/>
+              <w:right w:type="dxa" w:w="130"/>
+            </w:tcMar>
+          </w:tcPr>
+          <w:p>
+            <w:pPr>
+              <w:spacing w:after="0" w:before="0" w:line="276"/>
+            </w:pPr>
+            <w:r>
+              <w:rPr>
+                <w:rFonts w:ascii="Calibri" w:cs="Calibri" w:eastAsia="Calibri" w:hAnsi="Calibri"/>
+                <w:color w:val="2A3C52"/>
+                <w:sz w:val="18"/>
+                <w:szCs w:val="18"/>
+              </w:rPr>
+              <w:t xml:space="preserve">Strong, consistent work. The team matched the right solutions across most pain points and communicated real value, with a few answers to sharpen.</w:t>
+            </w:r>
+          </w:p>
+        </w:tc>
+      </w:tr>
+      <w:tr>
+        <w:tc>
+          <w:tcPr>
+            <w:tcW w:type="dxa" w:w="1650"/>
+            <w:tcBorders>
+              <w:top w:val="single" w:color="E4EBF3" w:sz="4"/>
+              <w:left w:val="none" w:color="FFFFFF" w:sz="0"/>
+              <w:bottom w:val="none" w:color="FFFFFF" w:sz="0"/>
+              <w:right w:val="none" w:color="FFFFFF" w:sz="0"/>
+            </w:tcBorders>
+            <w:tcMar>
+              <w:top w:type="dxa" w:w="80"/>
+              <w:left w:type="dxa" w:w="130"/>
+              <w:bottom w:type="dxa" w:w="80"/>
+              <w:right w:type="dxa" w:w="100"/>
+            </w:tcMar>
+          </w:tcPr>
+          <w:p>
+            <w:pPr>
+              <w:spacing w:after="0" w:before="0" w:line="276"/>
+            </w:pPr>
+            <w:r>
+              <w:rPr>
+                <w:rFonts w:ascii="Calibri" w:cs="Calibri" w:eastAsia="Calibri" w:hAnsi="Calibri"/>
+                <w:b/>
+                <w:bCs/>
+                <w:color w:val="0D274D"/>
+                <w:sz w:val="18"/>
+                <w:szCs w:val="18"/>
+              </w:rPr>
+              <w:t xml:space="preserve">Good</w:t>
+            </w:r>
+          </w:p>
+        </w:tc>
+        <w:tc>
+          <w:tcPr>
+            <w:tcW w:type="dxa" w:w="1300"/>
+            <w:tcBorders>
+              <w:top w:val="single" w:color="E4EBF3" w:sz="4"/>
+              <w:left w:val="none" w:color="FFFFFF" w:sz="0"/>
+              <w:bottom w:val="none" w:color="FFFFFF" w:sz="0"/>
+              <w:right w:val="none" w:color="FFFFFF" w:sz="0"/>
+            </w:tcBorders>
+            <w:tcMar>
+              <w:top w:type="dxa" w:w="80"/>
+              <w:left w:type="dxa" w:w="100"/>
+              <w:bottom w:type="dxa" w:w="80"/>
+              <w:right w:type="dxa" w:w="100"/>
+            </w:tcMar>
+          </w:tcPr>
+          <w:p>
+            <w:pPr>
+              <w:spacing w:after="0" w:before="0" w:line="276"/>
+              <w:jc w:val="center"/>
+            </w:pPr>
+            <w:r>
+              <w:rPr>
+                <w:rFonts w:ascii="Calibri" w:cs="Calibri" w:eastAsia="Calibri" w:hAnsi="Calibri"/>
+                <w:b/>
+                <w:bCs/>
+                <w:color w:val="0B6670"/>
+                <w:sz w:val="18"/>
+                <w:szCs w:val="18"/>
+              </w:rPr>
+              <w:t xml:space="preserve">up to 199</w:t>
+            </w:r>
+          </w:p>
+        </w:tc>
+        <w:tc>
+          <w:tcPr>
+            <w:tcW w:type="dxa" w:w="6410"/>
+            <w:tcBorders>
+              <w:top w:val="single" w:color="E4EBF3" w:sz="4"/>
+              <w:left w:val="none" w:color="FFFFFF" w:sz="0"/>
+              <w:bottom w:val="none" w:color="FFFFFF" w:sz="0"/>
+              <w:right w:val="none" w:color="FFFFFF" w:sz="0"/>
+            </w:tcBorders>
+            <w:tcMar>
+              <w:top w:type="dxa" w:w="80"/>
+              <w:left w:type="dxa" w:w="120"/>
+              <w:bottom w:type="dxa" w:w="80"/>
+              <w:right w:type="dxa" w:w="130"/>
+            </w:tcMar>
+          </w:tcPr>
+          <w:p>
+            <w:pPr>
+              <w:spacing w:after="0" w:before="0" w:line="276"/>
+            </w:pPr>
+            <w:r>
+              <w:rPr>
+                <w:rFonts w:ascii="Calibri" w:cs="Calibri" w:eastAsia="Calibri" w:hAnsi="Calibri"/>
+                <w:color w:val="2A3C52"/>
+                <w:sz w:val="18"/>
+                <w:szCs w:val="18"/>
+              </w:rPr>
+              <w:t xml:space="preserve">A solid foundation to build on. The team engaged every case study and found real products; the next step is naming the requirement and the outcome more precisely.</w:t>
+            </w:r>
+          </w:p>
+        </w:tc>
+      </w:tr>
+    </w:tbl>
+    <w:p>
+      <w:pPr>
+        <w:spacing w:after="120"/>
+      </w:pPr>
+      <w:r>
+        <w:rPr>
+          <w:rFonts w:ascii="Calibri" w:cs="Calibri" w:eastAsia="Calibri" w:hAnsi="Calibri"/>
+          <w:color w:val="14263A"/>
+          <w:sz w:val="2"/>
+          <w:szCs w:val="2"/>
+        </w:rPr>
+        <w:t xml:space="preserve"/>
+      </w:r>
+    </w:p>
     <w:tbl>
       <w:tblPr>
         <w:tblW w:type="dxa" w:w="9360"/>
@@ -3514,7 +3993,7 @@
                 <w:sz w:val="20"/>
                 <w:szCs w:val="20"/>
               </w:rPr>
-              <w:t xml:space="preserve">This guide is for grading only; it has no spaces to write in. Record each case study score, the overall score out of 400, and your feedback on the Proctor evaluation page at the back of the team's Workbook.</w:t>
+              <w:t xml:space="preserve">This guide is for grading only; it has no spaces to write in. Record each case study score, the overall score out of 400 and its category, and your feedback on the Proctor evaluation page at the back of the team's Workbook.</w:t>
             </w:r>
           </w:p>
         </w:tc>
@@ -23900,11 +24379,24 @@
             <w:r>
               <w:rPr>
                 <w:rFonts w:ascii="Calibri" w:cs="Calibri" w:eastAsia="Calibri" w:hAnsi="Calibri"/>
-                <w:color w:val="14263A"/>
-                <w:sz w:val="2"/>
-                <w:szCs w:val="2"/>
-              </w:rPr>
-              <w:t xml:space="preserve"/>
+                <w:i/>
+                <w:iCs/>
+                <w:color w:val="0B4A5E"/>
+                <w:sz w:val="18"/>
+                <w:szCs w:val="18"/>
+              </w:rPr>
+              <w:t xml:space="preserve">Overall grade: </w:t>
+            </w:r>
+            <w:r>
+              <w:rPr>
+                <w:rFonts w:ascii="Calibri" w:cs="Calibri" w:eastAsia="Calibri" w:hAnsi="Calibri"/>
+                <w:b/>
+                <w:bCs/>
+                <w:color w:val="0B6670"/>
+                <w:sz w:val="18"/>
+                <w:szCs w:val="18"/>
+              </w:rPr>
+              <w:t xml:space="preserve">Better</w:t>
             </w:r>
           </w:p>
         </w:tc>

--- a/case-study-pack/docx/HMF-Grading-Guide.docx
+++ b/case-study-pack/docx/HMF-Grading-Guide.docx
@@ -24379,24 +24379,11 @@
             <w:r>
               <w:rPr>
                 <w:rFonts w:ascii="Calibri" w:cs="Calibri" w:eastAsia="Calibri" w:hAnsi="Calibri"/>
-                <w:i/>
-                <w:iCs/>
-                <w:color w:val="0B4A5E"/>
-                <w:sz w:val="18"/>
-                <w:szCs w:val="18"/>
-              </w:rPr>
-              <w:t xml:space="preserve">Overall grade: </w:t>
-            </w:r>
-            <w:r>
-              <w:rPr>
-                <w:rFonts w:ascii="Calibri" w:cs="Calibri" w:eastAsia="Calibri" w:hAnsi="Calibri"/>
-                <w:b/>
-                <w:bCs/>
-                <w:color w:val="0B6670"/>
-                <w:sz w:val="18"/>
-                <w:szCs w:val="18"/>
-              </w:rPr>
-              <w:t xml:space="preserve">Better</w:t>
+                <w:color w:val="14263A"/>
+                <w:sz w:val="2"/>
+                <w:szCs w:val="2"/>
+              </w:rPr>
+              <w:t xml:space="preserve"/>
             </w:r>
           </w:p>
         </w:tc>
@@ -24404,7 +24391,7 @@
     </w:tbl>
     <w:p>
       <w:pPr>
-        <w:spacing w:after="140"/>
+        <w:spacing w:after="120"/>
       </w:pPr>
       <w:r>
         <w:rPr>
@@ -24414,6 +24401,42 @@
           <w:szCs w:val="2"/>
         </w:rPr>
         <w:t xml:space="preserve"/>
+      </w:r>
+    </w:p>
+    <w:p>
+      <w:pPr>
+        <w:spacing w:after="120" w:before="0" w:line="276"/>
+      </w:pPr>
+      <w:r>
+        <w:rPr>
+          <w:rFonts w:ascii="Calibri" w:cs="Calibri" w:eastAsia="Calibri" w:hAnsi="Calibri"/>
+          <w:b/>
+          <w:bCs/>
+          <w:color w:val="0D274D"/>
+          <w:sz w:val="21"/>
+          <w:szCs w:val="21"/>
+        </w:rPr>
+        <w:t xml:space="preserve">Overall grade  </w:t>
+      </w:r>
+      <w:r>
+        <w:rPr>
+          <w:rFonts w:ascii="Calibri" w:cs="Calibri" w:eastAsia="Calibri" w:hAnsi="Calibri"/>
+          <w:b/>
+          <w:bCs/>
+          <w:color w:val="0B6670"/>
+          <w:sz w:val="21"/>
+          <w:szCs w:val="21"/>
+        </w:rPr>
+        <w:t xml:space="preserve">Better     </w:t>
+      </w:r>
+      <w:r>
+        <w:rPr>
+          <w:rFonts w:ascii="Calibri" w:cs="Calibri" w:eastAsia="Calibri" w:hAnsi="Calibri"/>
+          <w:color w:val="7E8CA1"/>
+          <w:sz w:val="16"/>
+          <w:szCs w:val="16"/>
+        </w:rPr>
+        <w:t xml:space="preserve">(Best 300 to 400;  Better 200 to 299;  Good up to 199)</w:t>
       </w:r>
     </w:p>
     <w:tbl>

--- a/case-study-pack/docx/HMF-Grading-Guide.docx
+++ b/case-study-pack/docx/HMF-Grading-Guide.docx
@@ -178,7 +178,7 @@
           <w:sz w:val="21"/>
           <w:szCs w:val="21"/>
         </w:rPr>
-        <w:t xml:space="preserve">Every pain point is graded on the three dimensions. Problem Identifier is worth 5, Solution Designer 10, and Value Communicator 10, for 25 per pain point. Four pain points make a case study score out of 100, and the four case studies make an overall score out of 400.</w:t>
+        <w:t xml:space="preserve">Every pain point is graded on the three dimensions. Problem Identifier is worth 5, Solution Designer 10, and Value Communicator 10, for 25 per pain point. Four pain points make a case study score out of 100, and the four case studies make a cumulative score out of 400.</w:t>
       </w:r>
     </w:p>
     <w:tbl>
@@ -3650,7 +3650,7 @@
                 <w:sz w:val="18"/>
                 <w:szCs w:val="18"/>
               </w:rPr>
-              <w:t xml:space="preserve">Best</w:t>
+              <w:t xml:space="preserve">Advanced</w:t>
             </w:r>
           </w:p>
         </w:tc>
@@ -3752,7 +3752,7 @@
                 <w:sz w:val="18"/>
                 <w:szCs w:val="18"/>
               </w:rPr>
-              <w:t xml:space="preserve">Better</w:t>
+              <w:t xml:space="preserve">Established</w:t>
             </w:r>
           </w:p>
         </w:tc>
@@ -3852,7 +3852,7 @@
                 <w:sz w:val="18"/>
                 <w:szCs w:val="18"/>
               </w:rPr>
-              <w:t xml:space="preserve">Good</w:t>
+              <w:t xml:space="preserve">Foundational</w:t>
             </w:r>
           </w:p>
         </w:tc>
@@ -24427,7 +24427,7 @@
           <w:sz w:val="21"/>
           <w:szCs w:val="21"/>
         </w:rPr>
-        <w:t xml:space="preserve">Better     </w:t>
+        <w:t xml:space="preserve">Established     </w:t>
       </w:r>
       <w:r>
         <w:rPr>
@@ -24436,7 +24436,7 @@
           <w:sz w:val="16"/>
           <w:szCs w:val="16"/>
         </w:rPr>
-        <w:t xml:space="preserve">(Best 300 to 400;  Better 200 to 299;  Good up to 199)</w:t>
+        <w:t xml:space="preserve">(Advanced 300 to 400;  Established 200 to 299;  Foundational up to 199)</w:t>
       </w:r>
     </w:p>
     <w:tbl>

--- a/case-study-pack/docx/HMF-Grading-Guide.docx
+++ b/case-study-pack/docx/HMF-Grading-Guide.docx
@@ -3650,7 +3650,7 @@
                 <w:sz w:val="18"/>
                 <w:szCs w:val="18"/>
               </w:rPr>
-              <w:t xml:space="preserve">Advanced</w:t>
+              <w:t xml:space="preserve">Solution Strategist</w:t>
             </w:r>
           </w:p>
         </w:tc>
@@ -3752,7 +3752,7 @@
                 <w:sz w:val="18"/>
                 <w:szCs w:val="18"/>
               </w:rPr>
-              <w:t xml:space="preserve">Established</w:t>
+              <w:t xml:space="preserve">Solution Designer</w:t>
             </w:r>
           </w:p>
         </w:tc>
@@ -3852,7 +3852,7 @@
                 <w:sz w:val="18"/>
                 <w:szCs w:val="18"/>
               </w:rPr>
-              <w:t xml:space="preserve">Foundational</w:t>
+              <w:t xml:space="preserve">Solution Explorer</w:t>
             </w:r>
           </w:p>
         </w:tc>
@@ -24427,7 +24427,7 @@
           <w:sz w:val="21"/>
           <w:szCs w:val="21"/>
         </w:rPr>
-        <w:t xml:space="preserve">Established     </w:t>
+        <w:t xml:space="preserve">Solution Designer     </w:t>
       </w:r>
       <w:r>
         <w:rPr>
@@ -24436,7 +24436,7 @@
           <w:sz w:val="16"/>
           <w:szCs w:val="16"/>
         </w:rPr>
-        <w:t xml:space="preserve">(Advanced 300 to 400;  Established 200 to 299;  Foundational up to 199)</w:t>
+        <w:t xml:space="preserve">(Solution Strategist 300 to 400;  Solution Designer 200 to 299;  Solution Explorer up to 199)</w:t>
       </w:r>
     </w:p>
     <w:tbl>

--- a/case-study-pack/docx/HMF-Grading-Guide.docx
+++ b/case-study-pack/docx/HMF-Grading-Guide.docx
@@ -3752,7 +3752,7 @@
                 <w:sz w:val="18"/>
                 <w:szCs w:val="18"/>
               </w:rPr>
-              <w:t xml:space="preserve">Solution Designer</w:t>
+              <w:t xml:space="preserve">Solution Builder</w:t>
             </w:r>
           </w:p>
         </w:tc>
@@ -24427,7 +24427,7 @@
           <w:sz w:val="21"/>
           <w:szCs w:val="21"/>
         </w:rPr>
-        <w:t xml:space="preserve">Solution Designer     </w:t>
+        <w:t xml:space="preserve">Solution Builder     </w:t>
       </w:r>
       <w:r>
         <w:rPr>
@@ -24436,7 +24436,7 @@
           <w:sz w:val="16"/>
           <w:szCs w:val="16"/>
         </w:rPr>
-        <w:t xml:space="preserve">(Solution Strategist 300 to 400;  Solution Designer 200 to 299;  Solution Explorer up to 199)</w:t>
+        <w:t xml:space="preserve">(Solution Strategist 300 to 400;  Solution Builder 200 to 299;  Solution Explorer up to 199)</w:t>
       </w:r>
     </w:p>
     <w:tbl>
